--- a/Application/Documentation/02a_HTML_Reports_Technical.docx
+++ b/Application/Documentation/02a_HTML_Reports_Technical.docx
@@ -168,7 +168,7 @@
           <w:sz w:val="22"/>
           <w:szCs w:val="22"/>
         </w:rPr>
-        <w:t xml:space="preserve">PDF Forensics Suite generates twelve HTML reports from its SQLite database. Each report is a self-contained HTML file with embedded JavaScript for column sorting, filtering, CSV export, and the application logo. This document provides the complete technical reference for forensic examiners: the SQL query behind each report, the meaning and source of every column, and the manual validation steps an examiner should perform to verify the report's content against the underlying PDF file.</w:t>
+        <w:t xml:space="preserve">PDF Forensics Suite generates sixteen HTML reports from its SQLite database. Each report is a self-contained HTML file with embedded JavaScript for column sorting, filtering, CSV export, and the application logo. This document provides the complete technical reference for forensic examiners: the SQL query behind each report, the meaning and source of every column, and the manual validation steps an examiner should perform to verify the report's content against the underlying PDF file.</w:t>
       </w:r>
     </w:p>
     <w:p>
@@ -206,7 +206,7 @@
           <w:sz w:val="22"/>
           <w:szCs w:val="22"/>
         </w:rPr>
-        <w:t xml:space="preserve">Reports use a dynamic pivot for two reports (PDF Metadata, EXIF &amp; GPS Data) where the column set is determined at runtime based on what metadata keys were found. For the remaining ten reports, the columns are fixed as documented here.</w:t>
+        <w:t xml:space="preserve">Reports use a dynamic pivot for two reports (PDF Metadata, EXIF &amp; GPS Data) where the column set is determined at runtime based on what metadata keys were found. For the other reports, the columns are fixed as documented here.</w:t>
       </w:r>
     </w:p>
     <w:p>
@@ -16677,6 +16677,1358 @@
           <w:szCs w:val="22"/>
         </w:rPr>
         <w:t xml:space="preserve">Formula to manually verify: DPI_x = (pixel_width × 72) / display_w_pts. If peepdf3 shows the cm line '404.89 0 0 190.59 0 -35.737 cm' and pixel_width = 478: display_w = sqrt(404.89² + 0²) = 404.89 pts; DPI_x = 478 × 72 / 404.89 ≈ 85.</w:t>
+      </w:r>
+    </w:p>
+    <w:p>
+      <w:pPr>
+        <w:pStyle w:val="Heading2"/>
+      </w:pPr>
+      <w:r>
+        <w:rPr>
+          <w:rFonts w:ascii="Arial" w:cs="Arial" w:eastAsia="Arial" w:hAnsi="Arial"/>
+        </w:rPr>
+        <w:t xml:space="preserve">2.13  Document Risk Summary</w:t>
+      </w:r>
+    </w:p>
+    <w:p>
+      <w:pPr>
+        <w:spacing w:after="80" w:before="80"/>
+        <w:jc w:val="left"/>
+      </w:pPr>
+      <w:r>
+        <w:rPr>
+          <w:rFonts w:ascii="Arial" w:cs="Arial" w:eastAsia="Arial" w:hAnsi="Arial"/>
+          <w:b w:val="false"/>
+          <w:bCs w:val="false"/>
+          <w:i/>
+          <w:iCs/>
+          <w:color w:val="5A5A5A"/>
+          <w:sz w:val="18"/>
+          <w:szCs w:val="18"/>
+        </w:rPr>
+        <w:t xml:space="preserve">Report ID: document_risk</w:t>
+      </w:r>
+    </w:p>
+    <w:p>
+      <w:pPr>
+        <w:spacing w:after="80" w:before="80"/>
+      </w:pPr>
+      <w:r>
+        <w:rPr>
+          <w:rFonts w:ascii="Arial" w:cs="Arial" w:eastAsia="Arial" w:hAnsi="Arial"/>
+          <w:color w:val="000000"/>
+          <w:sz w:val="22"/>
+          <w:szCs w:val="22"/>
+        </w:rPr>
+        <w:t xml:space="preserve">One row per analyzed PDF, ranked by document risk score descending. Where the High-Risk Images report ranks individual image placements, this report ranks whole documents by the document-level risk dimension: the page/document-level findings that are not tied to any single image (text overlays and font anomalies) together with the presence of reviewer comments. It is the entry point for triaging a case folder, and in the GUI it leads the Document Overview &amp; Provenance report group. The Filename column is sticky. The scoring method is specified in the Risk Scoring Technical Reference, section 4.4.</w:t>
+      </w:r>
+    </w:p>
+    <w:p>
+      <w:pPr>
+        <w:pStyle w:val="Heading3"/>
+      </w:pPr>
+      <w:r>
+        <w:rPr>
+          <w:rFonts w:ascii="Arial" w:cs="Arial" w:eastAsia="Arial" w:hAnsi="Arial"/>
+        </w:rPr>
+        <w:t xml:space="preserve">SQL Query</w:t>
+      </w:r>
+    </w:p>
+    <w:p>
+      <w:pPr>
+        <w:pBdr>
+          <w:left w:val="single" w:color="ED1C24" w:sz="6" w:space="4"/>
+        </w:pBdr>
+        <w:shd w:fill="F0F0F0" w:val="clear"/>
+        <w:spacing w:after="60" w:before="60"/>
+      </w:pPr>
+      <w:r>
+        <w:rPr>
+          <w:rFonts w:ascii="Courier New" w:cs="Courier New" w:eastAsia="Courier New" w:hAnsi="Courier New"/>
+          <w:color w:val="333333"/>
+          <w:sz w:val="18"/>
+          <w:szCs w:val="18"/>
+        </w:rPr>
+        <w:t xml:space="preserve">SELECT</w:t>
+      </w:r>
+    </w:p>
+    <w:p>
+      <w:pPr>
+        <w:pBdr>
+          <w:left w:val="single" w:color="ED1C24" w:sz="6" w:space="4"/>
+        </w:pBdr>
+        <w:shd w:fill="F0F0F0" w:val="clear"/>
+        <w:spacing w:after="60" w:before="60"/>
+      </w:pPr>
+      <w:r>
+        <w:rPr>
+          <w:rFonts w:ascii="Courier New" w:cs="Courier New" w:eastAsia="Courier New" w:hAnsi="Courier New"/>
+          <w:color w:val="333333"/>
+          <w:sz w:val="18"/>
+          <w:szCs w:val="18"/>
+        </w:rPr>
+        <w:t xml:space="preserve">    a.pdf_filename                  AS "Filename",</w:t>
+      </w:r>
+    </w:p>
+    <w:p>
+      <w:pPr>
+        <w:pBdr>
+          <w:left w:val="single" w:color="ED1C24" w:sz="6" w:space="4"/>
+        </w:pBdr>
+        <w:shd w:fill="F0F0F0" w:val="clear"/>
+        <w:spacing w:after="60" w:before="60"/>
+      </w:pPr>
+      <w:r>
+        <w:rPr>
+          <w:rFonts w:ascii="Courier New" w:cs="Courier New" w:eastAsia="Courier New" w:hAnsi="Courier New"/>
+          <w:color w:val="333333"/>
+          <w:sz w:val="18"/>
+          <w:szCs w:val="18"/>
+        </w:rPr>
+        <w:t xml:space="preserve">    a.doc_risk_score                AS "Document Risk",</w:t>
+      </w:r>
+    </w:p>
+    <w:p>
+      <w:pPr>
+        <w:pBdr>
+          <w:left w:val="single" w:color="ED1C24" w:sz="6" w:space="4"/>
+        </w:pBdr>
+        <w:shd w:fill="F0F0F0" w:val="clear"/>
+        <w:spacing w:after="60" w:before="60"/>
+      </w:pPr>
+      <w:r>
+        <w:rPr>
+          <w:rFonts w:ascii="Courier New" w:cs="Courier New" w:eastAsia="Courier New" w:hAnsi="Courier New"/>
+          <w:color w:val="333333"/>
+          <w:sz w:val="18"/>
+          <w:szCs w:val="18"/>
+        </w:rPr>
+        <w:t xml:space="preserve">    COALESCE(MAX(p.risk_score), 0)  AS "Highest Page Risk",</w:t>
+      </w:r>
+    </w:p>
+    <w:p>
+      <w:pPr>
+        <w:pBdr>
+          <w:left w:val="single" w:color="ED1C24" w:sz="6" w:space="4"/>
+        </w:pBdr>
+        <w:shd w:fill="F0F0F0" w:val="clear"/>
+        <w:spacing w:after="60" w:before="60"/>
+      </w:pPr>
+      <w:r>
+        <w:rPr>
+          <w:rFonts w:ascii="Courier New" w:cs="Courier New" w:eastAsia="Courier New" w:hAnsi="Courier New"/>
+          <w:color w:val="333333"/>
+          <w:sz w:val="18"/>
+          <w:szCs w:val="18"/>
+        </w:rPr>
+        <w:t xml:space="preserve">    COALESCE((</w:t>
+      </w:r>
+    </w:p>
+    <w:p>
+      <w:pPr>
+        <w:pBdr>
+          <w:left w:val="single" w:color="ED1C24" w:sz="6" w:space="4"/>
+        </w:pBdr>
+        <w:shd w:fill="F0F0F0" w:val="clear"/>
+        <w:spacing w:after="60" w:before="60"/>
+      </w:pPr>
+      <w:r>
+        <w:rPr>
+          <w:rFonts w:ascii="Courier New" w:cs="Courier New" w:eastAsia="Courier New" w:hAnsi="Courier New"/>
+          <w:color w:val="333333"/>
+          <w:sz w:val="18"/>
+          <w:szCs w:val="18"/>
+        </w:rPr>
+        <w:t xml:space="preserve">        SELECT GROUP_CONCAT(DISTINCT ft.code)</w:t>
+      </w:r>
+    </w:p>
+    <w:p>
+      <w:pPr>
+        <w:pBdr>
+          <w:left w:val="single" w:color="ED1C24" w:sz="6" w:space="4"/>
+        </w:pBdr>
+        <w:shd w:fill="F0F0F0" w:val="clear"/>
+        <w:spacing w:after="60" w:before="60"/>
+      </w:pPr>
+      <w:r>
+        <w:rPr>
+          <w:rFonts w:ascii="Courier New" w:cs="Courier New" w:eastAsia="Courier New" w:hAnsi="Courier New"/>
+          <w:color w:val="333333"/>
+          <w:sz w:val="18"/>
+          <w:szCs w:val="18"/>
+        </w:rPr>
+        <w:t xml:space="preserve">        FROM findings f</w:t>
+      </w:r>
+    </w:p>
+    <w:p>
+      <w:pPr>
+        <w:pBdr>
+          <w:left w:val="single" w:color="ED1C24" w:sz="6" w:space="4"/>
+        </w:pBdr>
+        <w:shd w:fill="F0F0F0" w:val="clear"/>
+        <w:spacing w:after="60" w:before="60"/>
+      </w:pPr>
+      <w:r>
+        <w:rPr>
+          <w:rFonts w:ascii="Courier New" w:cs="Courier New" w:eastAsia="Courier New" w:hAnsi="Courier New"/>
+          <w:color w:val="333333"/>
+          <w:sz w:val="18"/>
+          <w:szCs w:val="18"/>
+        </w:rPr>
+        <w:t xml:space="preserve">        JOIN pages p2         ON p2.id = f.page_id</w:t>
+      </w:r>
+    </w:p>
+    <w:p>
+      <w:pPr>
+        <w:pBdr>
+          <w:left w:val="single" w:color="ED1C24" w:sz="6" w:space="4"/>
+        </w:pBdr>
+        <w:shd w:fill="F0F0F0" w:val="clear"/>
+        <w:spacing w:after="60" w:before="60"/>
+      </w:pPr>
+      <w:r>
+        <w:rPr>
+          <w:rFonts w:ascii="Courier New" w:cs="Courier New" w:eastAsia="Courier New" w:hAnsi="Courier New"/>
+          <w:color w:val="333333"/>
+          <w:sz w:val="18"/>
+          <w:szCs w:val="18"/>
+        </w:rPr>
+        <w:t xml:space="preserve">        JOIN finding_types ft ON ft.id = f.finding_type_id</w:t>
+      </w:r>
+    </w:p>
+    <w:p>
+      <w:pPr>
+        <w:pBdr>
+          <w:left w:val="single" w:color="ED1C24" w:sz="6" w:space="4"/>
+        </w:pBdr>
+        <w:shd w:fill="F0F0F0" w:val="clear"/>
+        <w:spacing w:after="60" w:before="60"/>
+      </w:pPr>
+      <w:r>
+        <w:rPr>
+          <w:rFonts w:ascii="Courier New" w:cs="Courier New" w:eastAsia="Courier New" w:hAnsi="Courier New"/>
+          <w:color w:val="333333"/>
+          <w:sz w:val="18"/>
+          <w:szCs w:val="18"/>
+        </w:rPr>
+        <w:t xml:space="preserve">        WHERE p2.analysis_id = a.id</w:t>
+      </w:r>
+    </w:p>
+    <w:p>
+      <w:pPr>
+        <w:pBdr>
+          <w:left w:val="single" w:color="ED1C24" w:sz="6" w:space="4"/>
+        </w:pBdr>
+        <w:shd w:fill="F0F0F0" w:val="clear"/>
+        <w:spacing w:after="60" w:before="60"/>
+      </w:pPr>
+      <w:r>
+        <w:rPr>
+          <w:rFonts w:ascii="Courier New" w:cs="Courier New" w:eastAsia="Courier New" w:hAnsi="Courier New"/>
+          <w:color w:val="333333"/>
+          <w:sz w:val="18"/>
+          <w:szCs w:val="18"/>
+        </w:rPr>
+        <w:t xml:space="preserve">          AND ft.code IN ('TEXT_OVERLAY', 'FONT_ANOMALY')</w:t>
+      </w:r>
+    </w:p>
+    <w:p>
+      <w:pPr>
+        <w:pBdr>
+          <w:left w:val="single" w:color="ED1C24" w:sz="6" w:space="4"/>
+        </w:pBdr>
+        <w:shd w:fill="F0F0F0" w:val="clear"/>
+        <w:spacing w:after="60" w:before="60"/>
+      </w:pPr>
+      <w:r>
+        <w:rPr>
+          <w:rFonts w:ascii="Courier New" w:cs="Courier New" w:eastAsia="Courier New" w:hAnsi="Courier New"/>
+          <w:color w:val="333333"/>
+          <w:sz w:val="18"/>
+          <w:szCs w:val="18"/>
+        </w:rPr>
+        <w:t xml:space="preserve">    ), '')                          AS "Contributing Findings",</w:t>
+      </w:r>
+    </w:p>
+    <w:p>
+      <w:pPr>
+        <w:pBdr>
+          <w:left w:val="single" w:color="ED1C24" w:sz="6" w:space="4"/>
+        </w:pBdr>
+        <w:shd w:fill="F0F0F0" w:val="clear"/>
+        <w:spacing w:after="60" w:before="60"/>
+      </w:pPr>
+      <w:r>
+        <w:rPr>
+          <w:rFonts w:ascii="Courier New" w:cs="Courier New" w:eastAsia="Courier New" w:hAnsi="Courier New"/>
+          <w:color w:val="333333"/>
+          <w:sz w:val="18"/>
+          <w:szCs w:val="18"/>
+        </w:rPr>
+        <w:t xml:space="preserve">    (SELECT COUNT(*) FROM comments c</w:t>
+      </w:r>
+    </w:p>
+    <w:p>
+      <w:pPr>
+        <w:pBdr>
+          <w:left w:val="single" w:color="ED1C24" w:sz="6" w:space="4"/>
+        </w:pBdr>
+        <w:shd w:fill="F0F0F0" w:val="clear"/>
+        <w:spacing w:after="60" w:before="60"/>
+      </w:pPr>
+      <w:r>
+        <w:rPr>
+          <w:rFonts w:ascii="Courier New" w:cs="Courier New" w:eastAsia="Courier New" w:hAnsi="Courier New"/>
+          <w:color w:val="333333"/>
+          <w:sz w:val="18"/>
+          <w:szCs w:val="18"/>
+        </w:rPr>
+        <w:t xml:space="preserve">     WHERE c.analysis_id = a.id)    AS "Comments",</w:t>
+      </w:r>
+    </w:p>
+    <w:p>
+      <w:pPr>
+        <w:pBdr>
+          <w:left w:val="single" w:color="ED1C24" w:sz="6" w:space="4"/>
+        </w:pBdr>
+        <w:shd w:fill="F0F0F0" w:val="clear"/>
+        <w:spacing w:after="60" w:before="60"/>
+      </w:pPr>
+      <w:r>
+        <w:rPr>
+          <w:rFonts w:ascii="Courier New" w:cs="Courier New" w:eastAsia="Courier New" w:hAnsi="Courier New"/>
+          <w:color w:val="333333"/>
+          <w:sz w:val="18"/>
+          <w:szCs w:val="18"/>
+        </w:rPr>
+        <w:t xml:space="preserve">    a.total_pages                   AS "Pages",</w:t>
+      </w:r>
+    </w:p>
+    <w:p>
+      <w:pPr>
+        <w:pBdr>
+          <w:left w:val="single" w:color="ED1C24" w:sz="6" w:space="4"/>
+        </w:pBdr>
+        <w:shd w:fill="F0F0F0" w:val="clear"/>
+        <w:spacing w:after="60" w:before="60"/>
+      </w:pPr>
+      <w:r>
+        <w:rPr>
+          <w:rFonts w:ascii="Courier New" w:cs="Courier New" w:eastAsia="Courier New" w:hAnsi="Courier New"/>
+          <w:color w:val="333333"/>
+          <w:sz w:val="18"/>
+          <w:szCs w:val="18"/>
+        </w:rPr>
+        <w:t xml:space="preserve">    a.pdf_md5                       AS "PDF MD5"</w:t>
+      </w:r>
+    </w:p>
+    <w:p>
+      <w:pPr>
+        <w:pBdr>
+          <w:left w:val="single" w:color="ED1C24" w:sz="6" w:space="4"/>
+        </w:pBdr>
+        <w:shd w:fill="F0F0F0" w:val="clear"/>
+        <w:spacing w:after="60" w:before="60"/>
+      </w:pPr>
+      <w:r>
+        <w:rPr>
+          <w:rFonts w:ascii="Courier New" w:cs="Courier New" w:eastAsia="Courier New" w:hAnsi="Courier New"/>
+          <w:color w:val="333333"/>
+          <w:sz w:val="18"/>
+          <w:szCs w:val="18"/>
+        </w:rPr>
+        <w:t xml:space="preserve">FROM analyses a</w:t>
+      </w:r>
+    </w:p>
+    <w:p>
+      <w:pPr>
+        <w:pBdr>
+          <w:left w:val="single" w:color="ED1C24" w:sz="6" w:space="4"/>
+        </w:pBdr>
+        <w:shd w:fill="F0F0F0" w:val="clear"/>
+        <w:spacing w:after="60" w:before="60"/>
+      </w:pPr>
+      <w:r>
+        <w:rPr>
+          <w:rFonts w:ascii="Courier New" w:cs="Courier New" w:eastAsia="Courier New" w:hAnsi="Courier New"/>
+          <w:color w:val="333333"/>
+          <w:sz w:val="18"/>
+          <w:szCs w:val="18"/>
+        </w:rPr>
+        <w:t xml:space="preserve">LEFT JOIN pages p ON p.analysis_id = a.id</w:t>
+      </w:r>
+    </w:p>
+    <w:p>
+      <w:pPr>
+        <w:pBdr>
+          <w:left w:val="single" w:color="ED1C24" w:sz="6" w:space="4"/>
+        </w:pBdr>
+        <w:shd w:fill="F0F0F0" w:val="clear"/>
+        <w:spacing w:after="60" w:before="60"/>
+      </w:pPr>
+      <w:r>
+        <w:rPr>
+          <w:rFonts w:ascii="Courier New" w:cs="Courier New" w:eastAsia="Courier New" w:hAnsi="Courier New"/>
+          <w:color w:val="333333"/>
+          <w:sz w:val="18"/>
+          <w:szCs w:val="18"/>
+        </w:rPr>
+        <w:t xml:space="preserve">GROUP BY a.id</w:t>
+      </w:r>
+    </w:p>
+    <w:p>
+      <w:pPr>
+        <w:pBdr>
+          <w:left w:val="single" w:color="ED1C24" w:sz="6" w:space="4"/>
+        </w:pBdr>
+        <w:shd w:fill="F0F0F0" w:val="clear"/>
+        <w:spacing w:after="60" w:before="60"/>
+      </w:pPr>
+      <w:r>
+        <w:rPr>
+          <w:rFonts w:ascii="Courier New" w:cs="Courier New" w:eastAsia="Courier New" w:hAnsi="Courier New"/>
+          <w:color w:val="333333"/>
+          <w:sz w:val="18"/>
+          <w:szCs w:val="18"/>
+        </w:rPr>
+        <w:t xml:space="preserve">ORDER BY a.doc_risk_score DESC, a.pdf_filename</w:t>
+      </w:r>
+    </w:p>
+    <w:p>
+      <w:pPr>
+        <w:pStyle w:val="Heading3"/>
+      </w:pPr>
+      <w:r>
+        <w:rPr>
+          <w:rFonts w:ascii="Arial" w:cs="Arial" w:eastAsia="Arial" w:hAnsi="Arial"/>
+        </w:rPr>
+        <w:t xml:space="preserve">Column Reference</w:t>
+      </w:r>
+    </w:p>
+    <w:tbl>
+      <w:tblPr>
+        <w:tblW w:type="dxa" w:w="9360"/>
+        <w:tblBorders>
+          <w:top w:val="single" w:color="auto" w:sz="4"/>
+          <w:left w:val="single" w:color="auto" w:sz="4"/>
+          <w:bottom w:val="single" w:color="auto" w:sz="4"/>
+          <w:right w:val="single" w:color="auto" w:sz="4"/>
+          <w:insideH w:val="single" w:color="auto" w:sz="4"/>
+          <w:insideV w:val="single" w:color="auto" w:sz="4"/>
+        </w:tblBorders>
+      </w:tblPr>
+      <w:tblGrid>
+        <w:gridCol w:w="1500"/>
+        <w:gridCol w:w="900"/>
+        <w:gridCol w:w="6960"/>
+      </w:tblGrid>
+      <w:tr>
+        <w:tc>
+          <w:tcPr>
+            <w:tcW w:type="dxa" w:w="1500"/>
+            <w:tcBorders>
+              <w:top w:val="single" w:color="CCCCCC" w:sz="1"/>
+              <w:left w:val="single" w:color="CCCCCC" w:sz="1"/>
+              <w:bottom w:val="single" w:color="CCCCCC" w:sz="1"/>
+              <w:right w:val="single" w:color="CCCCCC" w:sz="1"/>
+            </w:tcBorders>
+            <w:shd w:fill="2B2B2B" w:val="clear"/>
+            <w:tcMar>
+              <w:top w:type="dxa" w:w="80"/>
+              <w:left w:type="dxa" w:w="120"/>
+              <w:bottom w:type="dxa" w:w="80"/>
+              <w:right w:type="dxa" w:w="120"/>
+            </w:tcMar>
+          </w:tcPr>
+          <w:p>
+            <w:r>
+              <w:rPr>
+                <w:rFonts w:ascii="Arial" w:cs="Arial" w:eastAsia="Arial" w:hAnsi="Arial"/>
+                <w:b/>
+                <w:bCs/>
+                <w:color w:val="FFFFFF"/>
+                <w:sz w:val="18"/>
+                <w:szCs w:val="18"/>
+              </w:rPr>
+              <w:t xml:space="preserve">Column</w:t>
+            </w:r>
+          </w:p>
+        </w:tc>
+        <w:tc>
+          <w:tcPr>
+            <w:tcW w:type="dxa" w:w="900"/>
+            <w:tcBorders>
+              <w:top w:val="single" w:color="CCCCCC" w:sz="1"/>
+              <w:left w:val="single" w:color="CCCCCC" w:sz="1"/>
+              <w:bottom w:val="single" w:color="CCCCCC" w:sz="1"/>
+              <w:right w:val="single" w:color="CCCCCC" w:sz="1"/>
+            </w:tcBorders>
+            <w:shd w:fill="2B2B2B" w:val="clear"/>
+            <w:tcMar>
+              <w:top w:type="dxa" w:w="80"/>
+              <w:left w:type="dxa" w:w="120"/>
+              <w:bottom w:type="dxa" w:w="80"/>
+              <w:right w:type="dxa" w:w="120"/>
+            </w:tcMar>
+          </w:tcPr>
+          <w:p>
+            <w:r>
+              <w:rPr>
+                <w:rFonts w:ascii="Arial" w:cs="Arial" w:eastAsia="Arial" w:hAnsi="Arial"/>
+                <w:b/>
+                <w:bCs/>
+                <w:color w:val="FFFFFF"/>
+                <w:sz w:val="18"/>
+                <w:szCs w:val="18"/>
+              </w:rPr>
+              <w:t xml:space="preserve">Type</w:t>
+            </w:r>
+          </w:p>
+        </w:tc>
+        <w:tc>
+          <w:tcPr>
+            <w:tcW w:type="dxa" w:w="6960"/>
+            <w:tcBorders>
+              <w:top w:val="single" w:color="CCCCCC" w:sz="1"/>
+              <w:left w:val="single" w:color="CCCCCC" w:sz="1"/>
+              <w:bottom w:val="single" w:color="CCCCCC" w:sz="1"/>
+              <w:right w:val="single" w:color="CCCCCC" w:sz="1"/>
+            </w:tcBorders>
+            <w:shd w:fill="2B2B2B" w:val="clear"/>
+            <w:tcMar>
+              <w:top w:type="dxa" w:w="80"/>
+              <w:left w:type="dxa" w:w="120"/>
+              <w:bottom w:type="dxa" w:w="80"/>
+              <w:right w:type="dxa" w:w="120"/>
+            </w:tcMar>
+          </w:tcPr>
+          <w:p>
+            <w:r>
+              <w:rPr>
+                <w:rFonts w:ascii="Arial" w:cs="Arial" w:eastAsia="Arial" w:hAnsi="Arial"/>
+                <w:b/>
+                <w:bCs/>
+                <w:color w:val="FFFFFF"/>
+                <w:sz w:val="18"/>
+                <w:szCs w:val="18"/>
+              </w:rPr>
+              <w:t xml:space="preserve">Source / Description</w:t>
+            </w:r>
+          </w:p>
+        </w:tc>
+      </w:tr>
+      <w:tr>
+        <w:tc>
+          <w:tcPr>
+            <w:tcW w:type="dxa" w:w="1500"/>
+            <w:tcBorders>
+              <w:top w:val="single" w:color="CCCCCC" w:sz="1"/>
+              <w:left w:val="single" w:color="CCCCCC" w:sz="1"/>
+              <w:bottom w:val="single" w:color="CCCCCC" w:sz="1"/>
+              <w:right w:val="single" w:color="CCCCCC" w:sz="1"/>
+            </w:tcBorders>
+            <w:shd w:fill="FFFFFF" w:val="clear"/>
+            <w:tcMar>
+              <w:top w:type="dxa" w:w="80"/>
+              <w:left w:type="dxa" w:w="120"/>
+              <w:bottom w:type="dxa" w:w="80"/>
+              <w:right w:type="dxa" w:w="120"/>
+            </w:tcMar>
+          </w:tcPr>
+          <w:p>
+            <w:r>
+              <w:rPr>
+                <w:rFonts w:ascii="Arial" w:cs="Arial" w:eastAsia="Arial" w:hAnsi="Arial"/>
+                <w:b w:val="false"/>
+                <w:bCs w:val="false"/>
+                <w:color w:val="000000"/>
+                <w:sz w:val="18"/>
+                <w:szCs w:val="18"/>
+              </w:rPr>
+              <w:t xml:space="preserve">Filename</w:t>
+            </w:r>
+          </w:p>
+        </w:tc>
+        <w:tc>
+          <w:tcPr>
+            <w:tcW w:type="dxa" w:w="900"/>
+            <w:tcBorders>
+              <w:top w:val="single" w:color="CCCCCC" w:sz="1"/>
+              <w:left w:val="single" w:color="CCCCCC" w:sz="1"/>
+              <w:bottom w:val="single" w:color="CCCCCC" w:sz="1"/>
+              <w:right w:val="single" w:color="CCCCCC" w:sz="1"/>
+            </w:tcBorders>
+            <w:shd w:fill="FFFFFF" w:val="clear"/>
+            <w:tcMar>
+              <w:top w:type="dxa" w:w="80"/>
+              <w:left w:type="dxa" w:w="120"/>
+              <w:bottom w:type="dxa" w:w="80"/>
+              <w:right w:type="dxa" w:w="120"/>
+            </w:tcMar>
+          </w:tcPr>
+          <w:p>
+            <w:r>
+              <w:rPr>
+                <w:rFonts w:ascii="Arial" w:cs="Arial" w:eastAsia="Arial" w:hAnsi="Arial"/>
+                <w:b w:val="false"/>
+                <w:bCs w:val="false"/>
+                <w:color w:val="000000"/>
+                <w:sz w:val="18"/>
+                <w:szCs w:val="18"/>
+              </w:rPr>
+              <w:t xml:space="preserve">Text</w:t>
+            </w:r>
+          </w:p>
+        </w:tc>
+        <w:tc>
+          <w:tcPr>
+            <w:tcW w:type="dxa" w:w="6960"/>
+            <w:tcBorders>
+              <w:top w:val="single" w:color="CCCCCC" w:sz="1"/>
+              <w:left w:val="single" w:color="CCCCCC" w:sz="1"/>
+              <w:bottom w:val="single" w:color="CCCCCC" w:sz="1"/>
+              <w:right w:val="single" w:color="CCCCCC" w:sz="1"/>
+            </w:tcBorders>
+            <w:shd w:fill="FFFFFF" w:val="clear"/>
+            <w:tcMar>
+              <w:top w:type="dxa" w:w="80"/>
+              <w:left w:type="dxa" w:w="120"/>
+              <w:bottom w:type="dxa" w:w="80"/>
+              <w:right w:type="dxa" w:w="120"/>
+            </w:tcMar>
+          </w:tcPr>
+          <w:p>
+            <w:r>
+              <w:rPr>
+                <w:rFonts w:ascii="Arial" w:cs="Arial" w:eastAsia="Arial" w:hAnsi="Arial"/>
+                <w:b w:val="false"/>
+                <w:bCs w:val="false"/>
+                <w:color w:val="000000"/>
+                <w:sz w:val="18"/>
+                <w:szCs w:val="18"/>
+              </w:rPr>
+              <w:t xml:space="preserve">analyses.pdf_filename</w:t>
+            </w:r>
+          </w:p>
+        </w:tc>
+      </w:tr>
+      <w:tr>
+        <w:tc>
+          <w:tcPr>
+            <w:tcW w:type="dxa" w:w="1500"/>
+            <w:tcBorders>
+              <w:top w:val="single" w:color="CCCCCC" w:sz="1"/>
+              <w:left w:val="single" w:color="CCCCCC" w:sz="1"/>
+              <w:bottom w:val="single" w:color="CCCCCC" w:sz="1"/>
+              <w:right w:val="single" w:color="CCCCCC" w:sz="1"/>
+            </w:tcBorders>
+            <w:shd w:fill="FFFFFF" w:val="clear"/>
+            <w:tcMar>
+              <w:top w:type="dxa" w:w="80"/>
+              <w:left w:type="dxa" w:w="120"/>
+              <w:bottom w:type="dxa" w:w="80"/>
+              <w:right w:type="dxa" w:w="120"/>
+            </w:tcMar>
+          </w:tcPr>
+          <w:p>
+            <w:r>
+              <w:rPr>
+                <w:rFonts w:ascii="Arial" w:cs="Arial" w:eastAsia="Arial" w:hAnsi="Arial"/>
+                <w:b w:val="false"/>
+                <w:bCs w:val="false"/>
+                <w:color w:val="000000"/>
+                <w:sz w:val="18"/>
+                <w:szCs w:val="18"/>
+              </w:rPr>
+              <w:t xml:space="preserve">Document Risk</w:t>
+            </w:r>
+          </w:p>
+        </w:tc>
+        <w:tc>
+          <w:tcPr>
+            <w:tcW w:type="dxa" w:w="900"/>
+            <w:tcBorders>
+              <w:top w:val="single" w:color="CCCCCC" w:sz="1"/>
+              <w:left w:val="single" w:color="CCCCCC" w:sz="1"/>
+              <w:bottom w:val="single" w:color="CCCCCC" w:sz="1"/>
+              <w:right w:val="single" w:color="CCCCCC" w:sz="1"/>
+            </w:tcBorders>
+            <w:shd w:fill="FFFFFF" w:val="clear"/>
+            <w:tcMar>
+              <w:top w:type="dxa" w:w="80"/>
+              <w:left w:type="dxa" w:w="120"/>
+              <w:bottom w:type="dxa" w:w="80"/>
+              <w:right w:type="dxa" w:w="120"/>
+            </w:tcMar>
+          </w:tcPr>
+          <w:p>
+            <w:r>
+              <w:rPr>
+                <w:rFonts w:ascii="Arial" w:cs="Arial" w:eastAsia="Arial" w:hAnsi="Arial"/>
+                <w:b w:val="false"/>
+                <w:bCs w:val="false"/>
+                <w:color w:val="000000"/>
+                <w:sz w:val="18"/>
+                <w:szCs w:val="18"/>
+              </w:rPr>
+              <w:t xml:space="preserve">Numeric</w:t>
+            </w:r>
+          </w:p>
+        </w:tc>
+        <w:tc>
+          <w:tcPr>
+            <w:tcW w:type="dxa" w:w="6960"/>
+            <w:tcBorders>
+              <w:top w:val="single" w:color="CCCCCC" w:sz="1"/>
+              <w:left w:val="single" w:color="CCCCCC" w:sz="1"/>
+              <w:bottom w:val="single" w:color="CCCCCC" w:sz="1"/>
+              <w:right w:val="single" w:color="CCCCCC" w:sz="1"/>
+            </w:tcBorders>
+            <w:shd w:fill="FFFFFF" w:val="clear"/>
+            <w:tcMar>
+              <w:top w:type="dxa" w:w="80"/>
+              <w:left w:type="dxa" w:w="120"/>
+              <w:bottom w:type="dxa" w:w="80"/>
+              <w:right w:type="dxa" w:w="120"/>
+            </w:tcMar>
+          </w:tcPr>
+          <w:p>
+            <w:r>
+              <w:rPr>
+                <w:rFonts w:ascii="Arial" w:cs="Arial" w:eastAsia="Arial" w:hAnsi="Arial"/>
+                <w:b w:val="false"/>
+                <w:bCs w:val="false"/>
+                <w:color w:val="000000"/>
+                <w:sz w:val="18"/>
+                <w:szCs w:val="18"/>
+              </w:rPr>
+              <w:t xml:space="preserve">analyses.doc_risk_score — document-level score (0-100). The most suspicious page score plus a flag for reviewer comments, capped at 100.</w:t>
+            </w:r>
+          </w:p>
+        </w:tc>
+      </w:tr>
+      <w:tr>
+        <w:tc>
+          <w:tcPr>
+            <w:tcW w:type="dxa" w:w="1500"/>
+            <w:tcBorders>
+              <w:top w:val="single" w:color="CCCCCC" w:sz="1"/>
+              <w:left w:val="single" w:color="CCCCCC" w:sz="1"/>
+              <w:bottom w:val="single" w:color="CCCCCC" w:sz="1"/>
+              <w:right w:val="single" w:color="CCCCCC" w:sz="1"/>
+            </w:tcBorders>
+            <w:shd w:fill="FFFFFF" w:val="clear"/>
+            <w:tcMar>
+              <w:top w:type="dxa" w:w="80"/>
+              <w:left w:type="dxa" w:w="120"/>
+              <w:bottom w:type="dxa" w:w="80"/>
+              <w:right w:type="dxa" w:w="120"/>
+            </w:tcMar>
+          </w:tcPr>
+          <w:p>
+            <w:r>
+              <w:rPr>
+                <w:rFonts w:ascii="Arial" w:cs="Arial" w:eastAsia="Arial" w:hAnsi="Arial"/>
+                <w:b w:val="false"/>
+                <w:bCs w:val="false"/>
+                <w:color w:val="000000"/>
+                <w:sz w:val="18"/>
+                <w:szCs w:val="18"/>
+              </w:rPr>
+              <w:t xml:space="preserve">Highest Page Risk</w:t>
+            </w:r>
+          </w:p>
+        </w:tc>
+        <w:tc>
+          <w:tcPr>
+            <w:tcW w:type="dxa" w:w="900"/>
+            <w:tcBorders>
+              <w:top w:val="single" w:color="CCCCCC" w:sz="1"/>
+              <w:left w:val="single" w:color="CCCCCC" w:sz="1"/>
+              <w:bottom w:val="single" w:color="CCCCCC" w:sz="1"/>
+              <w:right w:val="single" w:color="CCCCCC" w:sz="1"/>
+            </w:tcBorders>
+            <w:shd w:fill="FFFFFF" w:val="clear"/>
+            <w:tcMar>
+              <w:top w:type="dxa" w:w="80"/>
+              <w:left w:type="dxa" w:w="120"/>
+              <w:bottom w:type="dxa" w:w="80"/>
+              <w:right w:type="dxa" w:w="120"/>
+            </w:tcMar>
+          </w:tcPr>
+          <w:p>
+            <w:r>
+              <w:rPr>
+                <w:rFonts w:ascii="Arial" w:cs="Arial" w:eastAsia="Arial" w:hAnsi="Arial"/>
+                <w:b w:val="false"/>
+                <w:bCs w:val="false"/>
+                <w:color w:val="000000"/>
+                <w:sz w:val="18"/>
+                <w:szCs w:val="18"/>
+              </w:rPr>
+              <w:t xml:space="preserve">Numeric</w:t>
+            </w:r>
+          </w:p>
+        </w:tc>
+        <w:tc>
+          <w:tcPr>
+            <w:tcW w:type="dxa" w:w="6960"/>
+            <w:tcBorders>
+              <w:top w:val="single" w:color="CCCCCC" w:sz="1"/>
+              <w:left w:val="single" w:color="CCCCCC" w:sz="1"/>
+              <w:bottom w:val="single" w:color="CCCCCC" w:sz="1"/>
+              <w:right w:val="single" w:color="CCCCCC" w:sz="1"/>
+            </w:tcBorders>
+            <w:shd w:fill="FFFFFF" w:val="clear"/>
+            <w:tcMar>
+              <w:top w:type="dxa" w:w="80"/>
+              <w:left w:type="dxa" w:w="120"/>
+              <w:bottom w:type="dxa" w:w="80"/>
+              <w:right w:type="dxa" w:w="120"/>
+            </w:tcMar>
+          </w:tcPr>
+          <w:p>
+            <w:r>
+              <w:rPr>
+                <w:rFonts w:ascii="Arial" w:cs="Arial" w:eastAsia="Arial" w:hAnsi="Arial"/>
+                <w:b w:val="false"/>
+                <w:bCs w:val="false"/>
+                <w:color w:val="000000"/>
+                <w:sz w:val="18"/>
+                <w:szCs w:val="18"/>
+              </w:rPr>
+              <w:t xml:space="preserve">MAX(pages.risk_score) for the document — the single most heavily flagged page. Equals Document Risk minus any comment flag.</w:t>
+            </w:r>
+          </w:p>
+        </w:tc>
+      </w:tr>
+      <w:tr>
+        <w:tc>
+          <w:tcPr>
+            <w:tcW w:type="dxa" w:w="1500"/>
+            <w:tcBorders>
+              <w:top w:val="single" w:color="CCCCCC" w:sz="1"/>
+              <w:left w:val="single" w:color="CCCCCC" w:sz="1"/>
+              <w:bottom w:val="single" w:color="CCCCCC" w:sz="1"/>
+              <w:right w:val="single" w:color="CCCCCC" w:sz="1"/>
+            </w:tcBorders>
+            <w:shd w:fill="FFFFFF" w:val="clear"/>
+            <w:tcMar>
+              <w:top w:type="dxa" w:w="80"/>
+              <w:left w:type="dxa" w:w="120"/>
+              <w:bottom w:type="dxa" w:w="80"/>
+              <w:right w:type="dxa" w:w="120"/>
+            </w:tcMar>
+          </w:tcPr>
+          <w:p>
+            <w:r>
+              <w:rPr>
+                <w:rFonts w:ascii="Arial" w:cs="Arial" w:eastAsia="Arial" w:hAnsi="Arial"/>
+                <w:b w:val="false"/>
+                <w:bCs w:val="false"/>
+                <w:color w:val="000000"/>
+                <w:sz w:val="18"/>
+                <w:szCs w:val="18"/>
+              </w:rPr>
+              <w:t xml:space="preserve">Contributing Findings</w:t>
+            </w:r>
+          </w:p>
+        </w:tc>
+        <w:tc>
+          <w:tcPr>
+            <w:tcW w:type="dxa" w:w="900"/>
+            <w:tcBorders>
+              <w:top w:val="single" w:color="CCCCCC" w:sz="1"/>
+              <w:left w:val="single" w:color="CCCCCC" w:sz="1"/>
+              <w:bottom w:val="single" w:color="CCCCCC" w:sz="1"/>
+              <w:right w:val="single" w:color="CCCCCC" w:sz="1"/>
+            </w:tcBorders>
+            <w:shd w:fill="FFFFFF" w:val="clear"/>
+            <w:tcMar>
+              <w:top w:type="dxa" w:w="80"/>
+              <w:left w:type="dxa" w:w="120"/>
+              <w:bottom w:type="dxa" w:w="80"/>
+              <w:right w:type="dxa" w:w="120"/>
+            </w:tcMar>
+          </w:tcPr>
+          <w:p>
+            <w:r>
+              <w:rPr>
+                <w:rFonts w:ascii="Arial" w:cs="Arial" w:eastAsia="Arial" w:hAnsi="Arial"/>
+                <w:b w:val="false"/>
+                <w:bCs w:val="false"/>
+                <w:color w:val="000000"/>
+                <w:sz w:val="18"/>
+                <w:szCs w:val="18"/>
+              </w:rPr>
+              <w:t xml:space="preserve">Text</w:t>
+            </w:r>
+          </w:p>
+        </w:tc>
+        <w:tc>
+          <w:tcPr>
+            <w:tcW w:type="dxa" w:w="6960"/>
+            <w:tcBorders>
+              <w:top w:val="single" w:color="CCCCCC" w:sz="1"/>
+              <w:left w:val="single" w:color="CCCCCC" w:sz="1"/>
+              <w:bottom w:val="single" w:color="CCCCCC" w:sz="1"/>
+              <w:right w:val="single" w:color="CCCCCC" w:sz="1"/>
+            </w:tcBorders>
+            <w:shd w:fill="FFFFFF" w:val="clear"/>
+            <w:tcMar>
+              <w:top w:type="dxa" w:w="80"/>
+              <w:left w:type="dxa" w:w="120"/>
+              <w:bottom w:type="dxa" w:w="80"/>
+              <w:right w:type="dxa" w:w="120"/>
+            </w:tcMar>
+          </w:tcPr>
+          <w:p>
+            <w:r>
+              <w:rPr>
+                <w:rFonts w:ascii="Arial" w:cs="Arial" w:eastAsia="Arial" w:hAnsi="Arial"/>
+                <w:b w:val="false"/>
+                <w:bCs w:val="false"/>
+                <w:color w:val="000000"/>
+                <w:sz w:val="18"/>
+                <w:szCs w:val="18"/>
+              </w:rPr>
+              <w:t xml:space="preserve">Distinct document-level finding_types.code values present in the document (TEXT_OVERLAY, FONT_ANOMALY). Empty when none.</w:t>
+            </w:r>
+          </w:p>
+        </w:tc>
+      </w:tr>
+      <w:tr>
+        <w:tc>
+          <w:tcPr>
+            <w:tcW w:type="dxa" w:w="1500"/>
+            <w:tcBorders>
+              <w:top w:val="single" w:color="CCCCCC" w:sz="1"/>
+              <w:left w:val="single" w:color="CCCCCC" w:sz="1"/>
+              <w:bottom w:val="single" w:color="CCCCCC" w:sz="1"/>
+              <w:right w:val="single" w:color="CCCCCC" w:sz="1"/>
+            </w:tcBorders>
+            <w:shd w:fill="FFFFFF" w:val="clear"/>
+            <w:tcMar>
+              <w:top w:type="dxa" w:w="80"/>
+              <w:left w:type="dxa" w:w="120"/>
+              <w:bottom w:type="dxa" w:w="80"/>
+              <w:right w:type="dxa" w:w="120"/>
+            </w:tcMar>
+          </w:tcPr>
+          <w:p>
+            <w:r>
+              <w:rPr>
+                <w:rFonts w:ascii="Arial" w:cs="Arial" w:eastAsia="Arial" w:hAnsi="Arial"/>
+                <w:b w:val="false"/>
+                <w:bCs w:val="false"/>
+                <w:color w:val="000000"/>
+                <w:sz w:val="18"/>
+                <w:szCs w:val="18"/>
+              </w:rPr>
+              <w:t xml:space="preserve">Comments</w:t>
+            </w:r>
+          </w:p>
+        </w:tc>
+        <w:tc>
+          <w:tcPr>
+            <w:tcW w:type="dxa" w:w="900"/>
+            <w:tcBorders>
+              <w:top w:val="single" w:color="CCCCCC" w:sz="1"/>
+              <w:left w:val="single" w:color="CCCCCC" w:sz="1"/>
+              <w:bottom w:val="single" w:color="CCCCCC" w:sz="1"/>
+              <w:right w:val="single" w:color="CCCCCC" w:sz="1"/>
+            </w:tcBorders>
+            <w:shd w:fill="FFFFFF" w:val="clear"/>
+            <w:tcMar>
+              <w:top w:type="dxa" w:w="80"/>
+              <w:left w:type="dxa" w:w="120"/>
+              <w:bottom w:type="dxa" w:w="80"/>
+              <w:right w:type="dxa" w:w="120"/>
+            </w:tcMar>
+          </w:tcPr>
+          <w:p>
+            <w:r>
+              <w:rPr>
+                <w:rFonts w:ascii="Arial" w:cs="Arial" w:eastAsia="Arial" w:hAnsi="Arial"/>
+                <w:b w:val="false"/>
+                <w:bCs w:val="false"/>
+                <w:color w:val="000000"/>
+                <w:sz w:val="18"/>
+                <w:szCs w:val="18"/>
+              </w:rPr>
+              <w:t xml:space="preserve">Numeric</w:t>
+            </w:r>
+          </w:p>
+        </w:tc>
+        <w:tc>
+          <w:tcPr>
+            <w:tcW w:type="dxa" w:w="6960"/>
+            <w:tcBorders>
+              <w:top w:val="single" w:color="CCCCCC" w:sz="1"/>
+              <w:left w:val="single" w:color="CCCCCC" w:sz="1"/>
+              <w:bottom w:val="single" w:color="CCCCCC" w:sz="1"/>
+              <w:right w:val="single" w:color="CCCCCC" w:sz="1"/>
+            </w:tcBorders>
+            <w:shd w:fill="FFFFFF" w:val="clear"/>
+            <w:tcMar>
+              <w:top w:type="dxa" w:w="80"/>
+              <w:left w:type="dxa" w:w="120"/>
+              <w:bottom w:type="dxa" w:w="80"/>
+              <w:right w:type="dxa" w:w="120"/>
+            </w:tcMar>
+          </w:tcPr>
+          <w:p>
+            <w:r>
+              <w:rPr>
+                <w:rFonts w:ascii="Arial" w:cs="Arial" w:eastAsia="Arial" w:hAnsi="Arial"/>
+                <w:b w:val="false"/>
+                <w:bCs w:val="false"/>
+                <w:color w:val="000000"/>
+                <w:sz w:val="18"/>
+                <w:szCs w:val="18"/>
+              </w:rPr>
+              <w:t xml:space="preserve">Count of rows in comments for this analysis. A non-zero value contributes the comment flag to Document Risk.</w:t>
+            </w:r>
+          </w:p>
+        </w:tc>
+      </w:tr>
+      <w:tr>
+        <w:tc>
+          <w:tcPr>
+            <w:tcW w:type="dxa" w:w="1500"/>
+            <w:tcBorders>
+              <w:top w:val="single" w:color="CCCCCC" w:sz="1"/>
+              <w:left w:val="single" w:color="CCCCCC" w:sz="1"/>
+              <w:bottom w:val="single" w:color="CCCCCC" w:sz="1"/>
+              <w:right w:val="single" w:color="CCCCCC" w:sz="1"/>
+            </w:tcBorders>
+            <w:shd w:fill="FFFFFF" w:val="clear"/>
+            <w:tcMar>
+              <w:top w:type="dxa" w:w="80"/>
+              <w:left w:type="dxa" w:w="120"/>
+              <w:bottom w:type="dxa" w:w="80"/>
+              <w:right w:type="dxa" w:w="120"/>
+            </w:tcMar>
+          </w:tcPr>
+          <w:p>
+            <w:r>
+              <w:rPr>
+                <w:rFonts w:ascii="Arial" w:cs="Arial" w:eastAsia="Arial" w:hAnsi="Arial"/>
+                <w:b w:val="false"/>
+                <w:bCs w:val="false"/>
+                <w:color w:val="000000"/>
+                <w:sz w:val="18"/>
+                <w:szCs w:val="18"/>
+              </w:rPr>
+              <w:t xml:space="preserve">Pages</w:t>
+            </w:r>
+          </w:p>
+        </w:tc>
+        <w:tc>
+          <w:tcPr>
+            <w:tcW w:type="dxa" w:w="900"/>
+            <w:tcBorders>
+              <w:top w:val="single" w:color="CCCCCC" w:sz="1"/>
+              <w:left w:val="single" w:color="CCCCCC" w:sz="1"/>
+              <w:bottom w:val="single" w:color="CCCCCC" w:sz="1"/>
+              <w:right w:val="single" w:color="CCCCCC" w:sz="1"/>
+            </w:tcBorders>
+            <w:shd w:fill="FFFFFF" w:val="clear"/>
+            <w:tcMar>
+              <w:top w:type="dxa" w:w="80"/>
+              <w:left w:type="dxa" w:w="120"/>
+              <w:bottom w:type="dxa" w:w="80"/>
+              <w:right w:type="dxa" w:w="120"/>
+            </w:tcMar>
+          </w:tcPr>
+          <w:p>
+            <w:r>
+              <w:rPr>
+                <w:rFonts w:ascii="Arial" w:cs="Arial" w:eastAsia="Arial" w:hAnsi="Arial"/>
+                <w:b w:val="false"/>
+                <w:bCs w:val="false"/>
+                <w:color w:val="000000"/>
+                <w:sz w:val="18"/>
+                <w:szCs w:val="18"/>
+              </w:rPr>
+              <w:t xml:space="preserve">Numeric</w:t>
+            </w:r>
+          </w:p>
+        </w:tc>
+        <w:tc>
+          <w:tcPr>
+            <w:tcW w:type="dxa" w:w="6960"/>
+            <w:tcBorders>
+              <w:top w:val="single" w:color="CCCCCC" w:sz="1"/>
+              <w:left w:val="single" w:color="CCCCCC" w:sz="1"/>
+              <w:bottom w:val="single" w:color="CCCCCC" w:sz="1"/>
+              <w:right w:val="single" w:color="CCCCCC" w:sz="1"/>
+            </w:tcBorders>
+            <w:shd w:fill="FFFFFF" w:val="clear"/>
+            <w:tcMar>
+              <w:top w:type="dxa" w:w="80"/>
+              <w:left w:type="dxa" w:w="120"/>
+              <w:bottom w:type="dxa" w:w="80"/>
+              <w:right w:type="dxa" w:w="120"/>
+            </w:tcMar>
+          </w:tcPr>
+          <w:p>
+            <w:r>
+              <w:rPr>
+                <w:rFonts w:ascii="Arial" w:cs="Arial" w:eastAsia="Arial" w:hAnsi="Arial"/>
+                <w:b w:val="false"/>
+                <w:bCs w:val="false"/>
+                <w:color w:val="000000"/>
+                <w:sz w:val="18"/>
+                <w:szCs w:val="18"/>
+              </w:rPr>
+              <w:t xml:space="preserve">analyses.total_pages</w:t>
+            </w:r>
+          </w:p>
+        </w:tc>
+      </w:tr>
+      <w:tr>
+        <w:tc>
+          <w:tcPr>
+            <w:tcW w:type="dxa" w:w="1500"/>
+            <w:tcBorders>
+              <w:top w:val="single" w:color="CCCCCC" w:sz="1"/>
+              <w:left w:val="single" w:color="CCCCCC" w:sz="1"/>
+              <w:bottom w:val="single" w:color="CCCCCC" w:sz="1"/>
+              <w:right w:val="single" w:color="CCCCCC" w:sz="1"/>
+            </w:tcBorders>
+            <w:shd w:fill="FFFFFF" w:val="clear"/>
+            <w:tcMar>
+              <w:top w:type="dxa" w:w="80"/>
+              <w:left w:type="dxa" w:w="120"/>
+              <w:bottom w:type="dxa" w:w="80"/>
+              <w:right w:type="dxa" w:w="120"/>
+            </w:tcMar>
+          </w:tcPr>
+          <w:p>
+            <w:r>
+              <w:rPr>
+                <w:rFonts w:ascii="Arial" w:cs="Arial" w:eastAsia="Arial" w:hAnsi="Arial"/>
+                <w:b w:val="false"/>
+                <w:bCs w:val="false"/>
+                <w:color w:val="000000"/>
+                <w:sz w:val="18"/>
+                <w:szCs w:val="18"/>
+              </w:rPr>
+              <w:t xml:space="preserve">PDF MD5</w:t>
+            </w:r>
+          </w:p>
+        </w:tc>
+        <w:tc>
+          <w:tcPr>
+            <w:tcW w:type="dxa" w:w="900"/>
+            <w:tcBorders>
+              <w:top w:val="single" w:color="CCCCCC" w:sz="1"/>
+              <w:left w:val="single" w:color="CCCCCC" w:sz="1"/>
+              <w:bottom w:val="single" w:color="CCCCCC" w:sz="1"/>
+              <w:right w:val="single" w:color="CCCCCC" w:sz="1"/>
+            </w:tcBorders>
+            <w:shd w:fill="FFFFFF" w:val="clear"/>
+            <w:tcMar>
+              <w:top w:type="dxa" w:w="80"/>
+              <w:left w:type="dxa" w:w="120"/>
+              <w:bottom w:type="dxa" w:w="80"/>
+              <w:right w:type="dxa" w:w="120"/>
+            </w:tcMar>
+          </w:tcPr>
+          <w:p>
+            <w:r>
+              <w:rPr>
+                <w:rFonts w:ascii="Arial" w:cs="Arial" w:eastAsia="Arial" w:hAnsi="Arial"/>
+                <w:b w:val="false"/>
+                <w:bCs w:val="false"/>
+                <w:color w:val="000000"/>
+                <w:sz w:val="18"/>
+                <w:szCs w:val="18"/>
+              </w:rPr>
+              <w:t xml:space="preserve">Hash</w:t>
+            </w:r>
+          </w:p>
+        </w:tc>
+        <w:tc>
+          <w:tcPr>
+            <w:tcW w:type="dxa" w:w="6960"/>
+            <w:tcBorders>
+              <w:top w:val="single" w:color="CCCCCC" w:sz="1"/>
+              <w:left w:val="single" w:color="CCCCCC" w:sz="1"/>
+              <w:bottom w:val="single" w:color="CCCCCC" w:sz="1"/>
+              <w:right w:val="single" w:color="CCCCCC" w:sz="1"/>
+            </w:tcBorders>
+            <w:shd w:fill="FFFFFF" w:val="clear"/>
+            <w:tcMar>
+              <w:top w:type="dxa" w:w="80"/>
+              <w:left w:type="dxa" w:w="120"/>
+              <w:bottom w:type="dxa" w:w="80"/>
+              <w:right w:type="dxa" w:w="120"/>
+            </w:tcMar>
+          </w:tcPr>
+          <w:p>
+            <w:r>
+              <w:rPr>
+                <w:rFonts w:ascii="Arial" w:cs="Arial" w:eastAsia="Arial" w:hAnsi="Arial"/>
+                <w:b w:val="false"/>
+                <w:bCs w:val="false"/>
+                <w:color w:val="000000"/>
+                <w:sz w:val="18"/>
+                <w:szCs w:val="18"/>
+              </w:rPr>
+              <w:t xml:space="preserve">analyses.pdf_md5</w:t>
+            </w:r>
+          </w:p>
+        </w:tc>
+      </w:tr>
+    </w:tbl>
+    <w:p>
+      <w:pPr>
+        <w:pStyle w:val="Heading3"/>
+      </w:pPr>
+      <w:r>
+        <w:rPr>
+          <w:rFonts w:ascii="Arial" w:cs="Arial" w:eastAsia="Arial" w:hAnsi="Arial"/>
+        </w:rPr>
+        <w:t xml:space="preserve">Technical Notes</w:t>
+      </w:r>
+    </w:p>
+    <w:p>
+      <w:pPr>
+        <w:pStyle w:val="ListParagraph"/>
+        <w:numPr>
+          <w:ilvl w:val="0"/>
+          <w:numId w:val="2"/>
+        </w:numPr>
+        <w:spacing w:after="60" w:before="60"/>
+      </w:pPr>
+      <w:r>
+        <w:rPr>
+          <w:rFonts w:ascii="Arial" w:cs="Arial" w:eastAsia="Arial" w:hAnsi="Arial"/>
+          <w:sz w:val="22"/>
+          <w:szCs w:val="22"/>
+        </w:rPr>
+        <w:t xml:space="preserve">Document Risk and the per-page scores are computed in analysis/risk.py compute_document_risk() and stored in analyses.doc_risk_score and pages.risk_score (schema revision 6). The report reads the stored values rather than recomputing them.</w:t>
+      </w:r>
+    </w:p>
+    <w:p>
+      <w:pPr>
+        <w:pStyle w:val="ListParagraph"/>
+        <w:numPr>
+          <w:ilvl w:val="0"/>
+          <w:numId w:val="2"/>
+        </w:numPr>
+        <w:spacing w:after="60" w:before="60"/>
+      </w:pPr>
+      <w:r>
+        <w:rPr>
+          <w:rFonts w:ascii="Arial" w:cs="Arial" w:eastAsia="Arial" w:hAnsi="Arial"/>
+          <w:sz w:val="22"/>
+          <w:szCs w:val="22"/>
+        </w:rPr>
+        <w:t xml:space="preserve">The document score uses the maximum page score, not the sum across pages, so a single altered page is neither diluted nor amplified by the count of clean pages. Highest Page Risk is shown alongside so the two can be compared directly.</w:t>
+      </w:r>
+    </w:p>
+    <w:p>
+      <w:pPr>
+        <w:pStyle w:val="ListParagraph"/>
+        <w:numPr>
+          <w:ilvl w:val="0"/>
+          <w:numId w:val="2"/>
+        </w:numPr>
+        <w:spacing w:after="60" w:before="60"/>
+      </w:pPr>
+      <w:r>
+        <w:rPr>
+          <w:rFonts w:ascii="Arial" w:cs="Arial" w:eastAsia="Arial" w:hAnsi="Arial"/>
+          <w:sz w:val="22"/>
+          <w:szCs w:val="22"/>
+        </w:rPr>
+        <w:t xml:space="preserve">Contributing Findings is built from a correlated sub-query over findings joined to pages and finding_types, restricted to the document-level finding codes. Image-level findings (for example DPI_ANOMALY) are intentionally excluded, since they are scored in the per-image dimension and surfaced by the High-Risk Images report.</w:t>
+      </w:r>
+    </w:p>
+    <w:p>
+      <w:pPr>
+        <w:pStyle w:val="ListParagraph"/>
+        <w:numPr>
+          <w:ilvl w:val="0"/>
+          <w:numId w:val="2"/>
+        </w:numPr>
+        <w:spacing w:after="60" w:before="60"/>
+      </w:pPr>
+      <w:r>
+        <w:rPr>
+          <w:rFonts w:ascii="Arial" w:cs="Arial" w:eastAsia="Arial" w:hAnsi="Arial"/>
+          <w:sz w:val="22"/>
+          <w:szCs w:val="22"/>
+        </w:rPr>
+        <w:t xml:space="preserve">A document with no document-level findings and no comments has a Document Risk of 0 and sorts to the bottom; it may still contain high-scoring individual images, which appear in the High-Risk Images report.</w:t>
+      </w:r>
+    </w:p>
+    <w:p>
+      <w:pPr>
+        <w:pStyle w:val="Heading3"/>
+      </w:pPr>
+      <w:r>
+        <w:rPr>
+          <w:rFonts w:ascii="Arial" w:cs="Arial" w:eastAsia="Arial" w:hAnsi="Arial"/>
+        </w:rPr>
+        <w:t xml:space="preserve">Manual Validation</w:t>
+      </w:r>
+    </w:p>
+    <w:p>
+      <w:pPr>
+        <w:pStyle w:val="ListParagraph"/>
+        <w:numPr>
+          <w:ilvl w:val="0"/>
+          <w:numId w:val="2"/>
+        </w:numPr>
+        <w:spacing w:after="60" w:before="60"/>
+      </w:pPr>
+      <w:r>
+        <w:rPr>
+          <w:rFonts w:ascii="Arial" w:cs="Arial" w:eastAsia="Arial" w:hAnsi="Arial"/>
+          <w:sz w:val="22"/>
+          <w:szCs w:val="22"/>
+        </w:rPr>
+        <w:t xml:space="preserve">Start at the top of this report to identify the documents most worth examining, then pivot to the Text Overlay, Font Anomaly, and Document Comments reports (and High-Risk Images for image-level signals) to read the specific findings behind each score.</w:t>
+      </w:r>
+    </w:p>
+    <w:p>
+      <w:pPr>
+        <w:pStyle w:val="ListParagraph"/>
+        <w:numPr>
+          <w:ilvl w:val="0"/>
+          <w:numId w:val="2"/>
+        </w:numPr>
+        <w:spacing w:after="60" w:before="60"/>
+      </w:pPr>
+      <w:r>
+        <w:rPr>
+          <w:rFonts w:ascii="Arial" w:cs="Arial" w:eastAsia="Arial" w:hAnsi="Arial"/>
+          <w:sz w:val="22"/>
+          <w:szCs w:val="22"/>
+        </w:rPr>
+        <w:t xml:space="preserve">Compare Document Risk with Highest Page Risk: when they differ by exactly the comment weight, the score is driven by a single page plus the presence of comments rather than by widespread page-level findings.</w:t>
+      </w:r>
+    </w:p>
+    <w:p>
+      <w:pPr>
+        <w:pStyle w:val="ListParagraph"/>
+        <w:numPr>
+          <w:ilvl w:val="0"/>
+          <w:numId w:val="2"/>
+        </w:numPr>
+        <w:spacing w:after="60" w:before="60"/>
+      </w:pPr>
+      <w:r>
+        <w:rPr>
+          <w:rFonts w:ascii="Arial" w:cs="Arial" w:eastAsia="Arial" w:hAnsi="Arial"/>
+          <w:sz w:val="22"/>
+          <w:szCs w:val="22"/>
+        </w:rPr>
+        <w:t xml:space="preserve">Confirm the PDF MD5 against the file on disk before relying on any score, as described in the Risk Scoring Technical Reference validation workflow.</w:t>
       </w:r>
     </w:p>
     <w:p>

--- a/Application/Documentation/02a_HTML_Reports_Technical.docx
+++ b/Application/Documentation/02a_HTML_Reports_Technical.docx
@@ -5930,7 +5930,7 @@
           <w:sz w:val="22"/>
           <w:szCs w:val="22"/>
         </w:rPr>
-        <w:t xml:space="preserve">Documents with more than one %%EOF marker, indicating post-creation modification via incremental save. Each row represents one document with the count of revisions, the byte offsets of the first and last %%EOF markers, and the total file size. Only documents with two or more versions appear in this report.</w:t>
+        <w:t xml:space="preserve">Documents with more than one %%EOF marker, indicating post-creation modification via incremental save. Each row represents one document with the count of revisions, the document’s detected linearisation state, the byte offsets of the first and last %%EOF markers, and the total file size. Linearized (web-optimized) files carry two markers by specification, so they appear here only with three or more; the Linearized column shows each file’s detected state (‘indeterminate’ when the file head could not be read).</w:t>
       </w:r>
     </w:p>
     <w:p>
@@ -6013,6 +6013,114 @@
           <w:sz w:val="18"/>
           <w:szCs w:val="18"/>
         </w:rPr>
+        <w:t xml:space="preserve">       COALESCE((</w:t>
+      </w:r>
+    </w:p>
+    <w:p>
+      <w:pPr>
+        <w:pBdr>
+          <w:left w:val="single" w:color="ED1C24" w:sz="6" w:space="4"/>
+        </w:pBdr>
+        <w:shd w:fill="F0F0F0" w:val="clear"/>
+        <w:spacing w:after="60" w:before="60"/>
+      </w:pPr>
+      <w:r>
+        <w:rPr>
+          <w:rFonts w:ascii="Courier New" w:cs="Courier New" w:eastAsia="Courier New" w:hAnsi="Courier New"/>
+          <w:color w:val="333333"/>
+          <w:sz w:val="18"/>
+          <w:szCs w:val="18"/>
+        </w:rPr>
+        <w:t xml:space="preserve">           SELECT m.value FROM pdf_metadata m</w:t>
+      </w:r>
+    </w:p>
+    <w:p>
+      <w:pPr>
+        <w:pBdr>
+          <w:left w:val="single" w:color="ED1C24" w:sz="6" w:space="4"/>
+        </w:pBdr>
+        <w:shd w:fill="F0F0F0" w:val="clear"/>
+        <w:spacing w:after="60" w:before="60"/>
+      </w:pPr>
+      <w:r>
+        <w:rPr>
+          <w:rFonts w:ascii="Courier New" w:cs="Courier New" w:eastAsia="Courier New" w:hAnsi="Courier New"/>
+          <w:color w:val="333333"/>
+          <w:sz w:val="18"/>
+          <w:szCs w:val="18"/>
+        </w:rPr>
+        <w:t xml:space="preserve">           WHERE m.analysis_id = a.id</w:t>
+      </w:r>
+    </w:p>
+    <w:p>
+      <w:pPr>
+        <w:pBdr>
+          <w:left w:val="single" w:color="ED1C24" w:sz="6" w:space="4"/>
+        </w:pBdr>
+        <w:shd w:fill="F0F0F0" w:val="clear"/>
+        <w:spacing w:after="60" w:before="60"/>
+      </w:pPr>
+      <w:r>
+        <w:rPr>
+          <w:rFonts w:ascii="Courier New" w:cs="Courier New" w:eastAsia="Courier New" w:hAnsi="Courier New"/>
+          <w:color w:val="333333"/>
+          <w:sz w:val="18"/>
+          <w:szCs w:val="18"/>
+        </w:rPr>
+        <w:t xml:space="preserve">             AND m.source = 'catalog'</w:t>
+      </w:r>
+    </w:p>
+    <w:p>
+      <w:pPr>
+        <w:pBdr>
+          <w:left w:val="single" w:color="ED1C24" w:sz="6" w:space="4"/>
+        </w:pBdr>
+        <w:shd w:fill="F0F0F0" w:val="clear"/>
+        <w:spacing w:after="60" w:before="60"/>
+      </w:pPr>
+      <w:r>
+        <w:rPr>
+          <w:rFonts w:ascii="Courier New" w:cs="Courier New" w:eastAsia="Courier New" w:hAnsi="Courier New"/>
+          <w:color w:val="333333"/>
+          <w:sz w:val="18"/>
+          <w:szCs w:val="18"/>
+        </w:rPr>
+        <w:t xml:space="preserve">             AND m.key = 'linearized'</w:t>
+      </w:r>
+    </w:p>
+    <w:p>
+      <w:pPr>
+        <w:pBdr>
+          <w:left w:val="single" w:color="ED1C24" w:sz="6" w:space="4"/>
+        </w:pBdr>
+        <w:shd w:fill="F0F0F0" w:val="clear"/>
+        <w:spacing w:after="60" w:before="60"/>
+      </w:pPr>
+      <w:r>
+        <w:rPr>
+          <w:rFonts w:ascii="Courier New" w:cs="Courier New" w:eastAsia="Courier New" w:hAnsi="Courier New"/>
+          <w:color w:val="333333"/>
+          <w:sz w:val="18"/>
+          <w:szCs w:val="18"/>
+        </w:rPr>
+        <w:t xml:space="preserve">       ), 'unknown')        AS "Linearized",</w:t>
+      </w:r>
+    </w:p>
+    <w:p>
+      <w:pPr>
+        <w:pBdr>
+          <w:left w:val="single" w:color="ED1C24" w:sz="6" w:space="4"/>
+        </w:pBdr>
+        <w:shd w:fill="F0F0F0" w:val="clear"/>
+        <w:spacing w:after="60" w:before="60"/>
+      </w:pPr>
+      <w:r>
+        <w:rPr>
+          <w:rFonts w:ascii="Courier New" w:cs="Courier New" w:eastAsia="Courier New" w:hAnsi="Courier New"/>
+          <w:color w:val="333333"/>
+          <w:sz w:val="18"/>
+          <w:szCs w:val="18"/>
+        </w:rPr>
         <w:t xml:space="preserve">       MIN(v.eof_offset)    AS "First EOF Offset",</w:t>
       </w:r>
     </w:p>
@@ -6140,6 +6248,114 @@
           <w:szCs w:val="18"/>
         </w:rPr>
         <w:t xml:space="preserve">HAVING COUNT(v.id) &gt; 1</w:t>
+      </w:r>
+    </w:p>
+    <w:p>
+      <w:pPr>
+        <w:pBdr>
+          <w:left w:val="single" w:color="ED1C24" w:sz="6" w:space="4"/>
+        </w:pBdr>
+        <w:shd w:fill="F0F0F0" w:val="clear"/>
+        <w:spacing w:after="60" w:before="60"/>
+      </w:pPr>
+      <w:r>
+        <w:rPr>
+          <w:rFonts w:ascii="Courier New" w:cs="Courier New" w:eastAsia="Courier New" w:hAnsi="Courier New"/>
+          <w:color w:val="333333"/>
+          <w:sz w:val="18"/>
+          <w:szCs w:val="18"/>
+        </w:rPr>
+        <w:t xml:space="preserve">   AND NOT (COUNT(v.id) = 2 AND COALESCE((</w:t>
+      </w:r>
+    </w:p>
+    <w:p>
+      <w:pPr>
+        <w:pBdr>
+          <w:left w:val="single" w:color="ED1C24" w:sz="6" w:space="4"/>
+        </w:pBdr>
+        <w:shd w:fill="F0F0F0" w:val="clear"/>
+        <w:spacing w:after="60" w:before="60"/>
+      </w:pPr>
+      <w:r>
+        <w:rPr>
+          <w:rFonts w:ascii="Courier New" w:cs="Courier New" w:eastAsia="Courier New" w:hAnsi="Courier New"/>
+          <w:color w:val="333333"/>
+          <w:sz w:val="18"/>
+          <w:szCs w:val="18"/>
+        </w:rPr>
+        <w:t xml:space="preserve">        SELECT m.value FROM pdf_metadata m</w:t>
+      </w:r>
+    </w:p>
+    <w:p>
+      <w:pPr>
+        <w:pBdr>
+          <w:left w:val="single" w:color="ED1C24" w:sz="6" w:space="4"/>
+        </w:pBdr>
+        <w:shd w:fill="F0F0F0" w:val="clear"/>
+        <w:spacing w:after="60" w:before="60"/>
+      </w:pPr>
+      <w:r>
+        <w:rPr>
+          <w:rFonts w:ascii="Courier New" w:cs="Courier New" w:eastAsia="Courier New" w:hAnsi="Courier New"/>
+          <w:color w:val="333333"/>
+          <w:sz w:val="18"/>
+          <w:szCs w:val="18"/>
+        </w:rPr>
+        <w:t xml:space="preserve">        WHERE m.analysis_id = a.id</w:t>
+      </w:r>
+    </w:p>
+    <w:p>
+      <w:pPr>
+        <w:pBdr>
+          <w:left w:val="single" w:color="ED1C24" w:sz="6" w:space="4"/>
+        </w:pBdr>
+        <w:shd w:fill="F0F0F0" w:val="clear"/>
+        <w:spacing w:after="60" w:before="60"/>
+      </w:pPr>
+      <w:r>
+        <w:rPr>
+          <w:rFonts w:ascii="Courier New" w:cs="Courier New" w:eastAsia="Courier New" w:hAnsi="Courier New"/>
+          <w:color w:val="333333"/>
+          <w:sz w:val="18"/>
+          <w:szCs w:val="18"/>
+        </w:rPr>
+        <w:t xml:space="preserve">          AND m.source = 'catalog'</w:t>
+      </w:r>
+    </w:p>
+    <w:p>
+      <w:pPr>
+        <w:pBdr>
+          <w:left w:val="single" w:color="ED1C24" w:sz="6" w:space="4"/>
+        </w:pBdr>
+        <w:shd w:fill="F0F0F0" w:val="clear"/>
+        <w:spacing w:after="60" w:before="60"/>
+      </w:pPr>
+      <w:r>
+        <w:rPr>
+          <w:rFonts w:ascii="Courier New" w:cs="Courier New" w:eastAsia="Courier New" w:hAnsi="Courier New"/>
+          <w:color w:val="333333"/>
+          <w:sz w:val="18"/>
+          <w:szCs w:val="18"/>
+        </w:rPr>
+        <w:t xml:space="preserve">          AND m.key = 'linearized'</w:t>
+      </w:r>
+    </w:p>
+    <w:p>
+      <w:pPr>
+        <w:pBdr>
+          <w:left w:val="single" w:color="ED1C24" w:sz="6" w:space="4"/>
+        </w:pBdr>
+        <w:shd w:fill="F0F0F0" w:val="clear"/>
+        <w:spacing w:after="60" w:before="60"/>
+      </w:pPr>
+      <w:r>
+        <w:rPr>
+          <w:rFonts w:ascii="Courier New" w:cs="Courier New" w:eastAsia="Courier New" w:hAnsi="Courier New"/>
+          <w:color w:val="333333"/>
+          <w:sz w:val="18"/>
+          <w:szCs w:val="18"/>
+        </w:rPr>
+        <w:t xml:space="preserve">    ), '') = 'True')</w:t>
       </w:r>
     </w:p>
     <w:p>
@@ -6596,6 +6812,101 @@
                 <w:sz w:val="18"/>
                 <w:szCs w:val="18"/>
               </w:rPr>
+              <w:t xml:space="preserve">Linearized</w:t>
+            </w:r>
+          </w:p>
+        </w:tc>
+        <w:tc>
+          <w:tcPr>
+            <w:tcW w:type="dxa" w:w="1404"/>
+            <w:tcBorders>
+              <w:top w:val="single" w:color="CCCCCC" w:sz="1"/>
+              <w:left w:val="single" w:color="CCCCCC" w:sz="1"/>
+              <w:bottom w:val="single" w:color="CCCCCC" w:sz="1"/>
+              <w:right w:val="single" w:color="CCCCCC" w:sz="1"/>
+            </w:tcBorders>
+            <w:shd w:fill="FFFFFF" w:val="clear"/>
+            <w:tcMar>
+              <w:top w:type="dxa" w:w="80"/>
+              <w:left w:type="dxa" w:w="120"/>
+              <w:bottom w:type="dxa" w:w="80"/>
+              <w:right w:type="dxa" w:w="120"/>
+            </w:tcMar>
+          </w:tcPr>
+          <w:p>
+            <w:r>
+              <w:rPr>
+                <w:rFonts w:ascii="Arial" w:cs="Arial" w:eastAsia="Arial" w:hAnsi="Arial"/>
+                <w:b w:val="false"/>
+                <w:bCs w:val="false"/>
+                <w:color w:val="5A5A5A"/>
+                <w:sz w:val="18"/>
+                <w:szCs w:val="18"/>
+              </w:rPr>
+              <w:t xml:space="preserve">Numeric</w:t>
+            </w:r>
+          </w:p>
+        </w:tc>
+        <w:tc>
+          <w:tcPr>
+            <w:tcW w:type="dxa" w:w="5616"/>
+            <w:tcBorders>
+              <w:top w:val="single" w:color="CCCCCC" w:sz="1"/>
+              <w:left w:val="single" w:color="CCCCCC" w:sz="1"/>
+              <w:bottom w:val="single" w:color="CCCCCC" w:sz="1"/>
+              <w:right w:val="single" w:color="CCCCCC" w:sz="1"/>
+            </w:tcBorders>
+            <w:shd w:fill="FFFFFF" w:val="clear"/>
+            <w:tcMar>
+              <w:top w:type="dxa" w:w="80"/>
+              <w:left w:type="dxa" w:w="120"/>
+              <w:bottom w:type="dxa" w:w="80"/>
+              <w:right w:type="dxa" w:w="120"/>
+            </w:tcMar>
+          </w:tcPr>
+          <w:p>
+            <w:r>
+              <w:rPr>
+                <w:rFonts w:ascii="Arial" w:cs="Arial" w:eastAsia="Arial" w:hAnsi="Arial"/>
+                <w:b w:val="false"/>
+                <w:bCs w:val="false"/>
+                <w:color w:val="000000"/>
+                <w:sz w:val="18"/>
+                <w:szCs w:val="18"/>
+              </w:rPr>
+              <w:t xml:space="preserve">pdf_metadata value (source='catalog', key='linearized') — 'True', 'False', or 'indeterminate' when the file head could not be read. Detected from the /Linearized marker in the first 1024 bytes.</w:t>
+            </w:r>
+          </w:p>
+        </w:tc>
+      </w:tr>
+      <w:tr>
+        <w:tc>
+          <w:tcPr>
+            <w:tcW w:type="dxa" w:w="2340"/>
+            <w:tcBorders>
+              <w:top w:val="single" w:color="CCCCCC" w:sz="1"/>
+              <w:left w:val="single" w:color="CCCCCC" w:sz="1"/>
+              <w:bottom w:val="single" w:color="CCCCCC" w:sz="1"/>
+              <w:right w:val="single" w:color="CCCCCC" w:sz="1"/>
+            </w:tcBorders>
+            <w:shd w:fill="FFFFFF" w:val="clear"/>
+            <w:tcMar>
+              <w:top w:type="dxa" w:w="80"/>
+              <w:left w:type="dxa" w:w="120"/>
+              <w:bottom w:type="dxa" w:w="80"/>
+              <w:right w:type="dxa" w:w="120"/>
+            </w:tcMar>
+          </w:tcPr>
+          <w:p>
+            <w:r>
+              <w:rPr>
+                <w:rFonts w:ascii="Arial" w:cs="Arial" w:eastAsia="Arial" w:hAnsi="Arial"/>
+                <w:b/>
+                <w:bCs/>
+                <w:color w:val="000000"/>
+                <w:sz w:val="18"/>
+                <w:szCs w:val="18"/>
+              </w:rPr>
               <w:t xml:space="preserve">First EOF Offset</w:t>
             </w:r>
           </w:p>
@@ -6994,6 +7305,24 @@
           <w:szCs w:val="22"/>
         </w:rPr>
         <w:t xml:space="preserve">The application detects %%EOF markers by scanning the raw file bytes: data.find(b'%%EOF', pos). Each marker position is stored in pdf_versions as eof_offset.</w:t>
+      </w:r>
+    </w:p>
+    <w:p>
+      <w:pPr>
+        <w:pStyle w:val="ListParagraph"/>
+        <w:numPr>
+          <w:ilvl w:val="0"/>
+          <w:numId w:val="2"/>
+        </w:numPr>
+        <w:spacing w:after="60" w:before="60"/>
+      </w:pPr>
+      <w:r>
+        <w:rPr>
+          <w:rFonts w:ascii="Arial" w:cs="Arial" w:eastAsia="Arial" w:hAnsi="Arial"/>
+          <w:sz w:val="22"/>
+          <w:szCs w:val="22"/>
+        </w:rPr>
+        <w:t xml:space="preserve">Linearized (web-optimized) PDFs legitimately carry two %%EOF markers (ISO 32000-2:2020 Annex F), so a linearized file with exactly two markers has NOT been incrementally updated and is excluded by the HAVING clause. The linearisation state is detected from the /Linearized parameter dictionary in the first 1024 bytes and stored in pdf_metadata; ‘indeterminate’ (unreadable file head) is never silently treated as linearized, so such files still appear.</w:t>
       </w:r>
     </w:p>
     <w:p>
@@ -16720,7 +17049,7 @@
           <w:sz w:val="22"/>
           <w:szCs w:val="22"/>
         </w:rPr>
-        <w:t xml:space="preserve">One row per analyzed PDF, ranked by document risk score descending. Where the High-Risk Images report ranks individual image placements, this report ranks whole documents by the document-level risk dimension: the page/document-level findings that are not tied to any single image (text overlays and font anomalies) together with the presence of reviewer comments. It is the entry point for triaging a case folder, and in the GUI it leads the Document Overview &amp; Provenance report group. The Filename column is sticky. The scoring method is specified in the Risk Scoring Technical Reference, section 4.4.</w:t>
+        <w:t xml:space="preserve">One row per analyzed PDF, ranked by document risk score descending. Where the High-Risk Images report ranks individual image placements, this report ranks whole documents by the document-level risk dimension: the page/document-level findings that are not tied to any single image (text overlays, font anomalies, unapplied redactions, metadata anomalies, post-signature modification, mixed capture devices, structural warnings) together with the presence of reviewer comments. It is the entry point for triaging a case folder, and in the GUI it leads the Document Overview &amp; Provenance report group. The Filename column is sticky. The scoring method is specified in the Risk Scoring Technical Reference, section 4.4.</w:t>
       </w:r>
     </w:p>
     <w:p>
@@ -16929,7 +17258,7 @@
           <w:sz w:val="18"/>
           <w:szCs w:val="18"/>
         </w:rPr>
-        <w:t xml:space="preserve">          AND ft.code IN ('TEXT_OVERLAY', 'FONT_ANOMALY')</w:t>
+        <w:t xml:space="preserve">          AND ft.code IN ('TEXT_OVERLAY', 'FONT_ANOMALY', 'REDACT_UNAPPLIED', 'SIGNED_THEN_MODIFIED', 'METADATA_DATE_ANOMALY', 'METADATA_MISMATCH', 'MIXED_CAMERA', 'VERSION_MISMATCH', 'XMP_ID_ANOMALY', 'STRUCTURAL_WARNING')</w:t>
       </w:r>
     </w:p>
     <w:p>
@@ -17402,7 +17731,7 @@
                 <w:sz w:val="18"/>
                 <w:szCs w:val="18"/>
               </w:rPr>
-              <w:t xml:space="preserve">analyses.doc_risk_score — document-level score (0-100). The most suspicious page score plus a flag for reviewer comments, capped at 100.</w:t>
+              <w:t xml:space="preserve">analyses.doc_risk_score — document-level score (0-100): the most suspicious page score, plus the summed weights of document-level findings (metadata anomalies, post-signature modification, mixed capture devices, structural warnings), plus a flag for reviewer comments, capped at 100. See the Risk Scoring Technical Reference, section 4.4.</w:t>
             </w:r>
           </w:p>
         </w:tc>
@@ -17497,7 +17826,7 @@
                 <w:sz w:val="18"/>
                 <w:szCs w:val="18"/>
               </w:rPr>
-              <w:t xml:space="preserve">MAX(pages.risk_score) for the document — the single most heavily flagged page. Equals Document Risk minus any comment flag.</w:t>
+              <w:t xml:space="preserve">MAX(pages.risk_score) for the document — the single most heavily flagged page. The difference between Document Risk and this value is contributed by document-level findings and the comment flag.</w:t>
             </w:r>
           </w:p>
         </w:tc>
@@ -17592,7 +17921,7 @@
                 <w:sz w:val="18"/>
                 <w:szCs w:val="18"/>
               </w:rPr>
-              <w:t xml:space="preserve">Distinct document-level finding_types.code values present in the document (TEXT_OVERLAY, FONT_ANOMALY). Empty when none.</w:t>
+              <w:t xml:space="preserve">Distinct document-level finding_types.code values present in the document (TEXT_OVERLAY, FONT_ANOMALY, REDACT_UNAPPLIED, SIGNED_THEN_MODIFIED, METADATA_DATE_ANOMALY, METADATA_MISMATCH, MIXED_CAMERA, VERSION_MISMATCH, XMP_ID_ANOMALY, STRUCTURAL_WARNING). Empty when none.</w:t>
             </w:r>
           </w:p>
         </w:tc>
@@ -17927,7 +18256,7 @@
           <w:sz w:val="22"/>
           <w:szCs w:val="22"/>
         </w:rPr>
-        <w:t xml:space="preserve">The document score uses the maximum page score, not the sum across pages, so a single altered page is neither diluted nor amplified by the count of clean pages. Highest Page Risk is shown alongside so the two can be compared directly.</w:t>
+        <w:t xml:space="preserve">The page component of the document score uses the maximum page score, not the sum across pages, so a single altered page is neither diluted nor amplified by the count of clean pages; document-level finding weights are then summed on top, because each is an independent signal about the document itself. Highest Page Risk is shown alongside so the page and document components can be separated at a glance.</w:t>
       </w:r>
     </w:p>
     <w:p>
@@ -18010,7 +18339,7 @@
           <w:sz w:val="22"/>
           <w:szCs w:val="22"/>
         </w:rPr>
-        <w:t xml:space="preserve">Compare Document Risk with Highest Page Risk: when they differ by exactly the comment weight, the score is driven by a single page plus the presence of comments rather than by widespread page-level findings.</w:t>
+        <w:t xml:space="preserve">Compare Document Risk with Highest Page Risk: the difference is the contribution of document-level findings and the comment flag. Read the Contributing Findings column and the page-1 entries in the Manipulation Detail report (where document-level findings are stored, identified as such in their detail text) to see exactly which signals make up the difference.</w:t>
       </w:r>
     </w:p>
     <w:p>

--- a/Application/Documentation/02a_HTML_Reports_Technical.docx
+++ b/Application/Documentation/02a_HTML_Reports_Technical.docx
@@ -111,7 +111,7 @@
           <w:sz w:val="22"/>
           <w:szCs w:val="22"/>
         </w:rPr>
-        <w:t xml:space="preserve">Document Date: April 21, 2026</w:t>
+        <w:t xml:space="preserve">Document Date: October 6, 2026 · Build 2026-10-06</w:t>
       </w:r>
     </w:p>
     <w:p>
@@ -168,7 +168,7 @@
           <w:sz w:val="22"/>
           <w:szCs w:val="22"/>
         </w:rPr>
-        <w:t xml:space="preserve">PDF Forensics Suite generates sixteen HTML reports from its SQLite database. Each report is a self-contained HTML file with embedded JavaScript for column sorting, filtering, CSV export, and the application logo. This document provides the complete technical reference for forensic examiners: the SQL query behind each report, the meaning and source of every column, and the manual validation steps an examiner should perform to verify the report's content against the underlying PDF file.</w:t>
+        <w:t xml:space="preserve">PDF Forensics Suite generates eighteen HTML reports from its SQLite database. Each report is a self-contained HTML file with embedded JavaScript for column sorting, filtering, CSV export, and the application logo. This document provides the complete technical reference for forensic examiners: the SQL query behind each report, the meaning and source of every column, and the manual validation steps an examiner should perform to verify the report's content against the underlying PDF file.</w:t>
       </w:r>
     </w:p>
     <w:p>
@@ -18358,6 +18358,116 @@
           <w:szCs w:val="22"/>
         </w:rPr>
         <w:t xml:space="preserve">Confirm the PDF MD5 against the file on disk before relying on any score, as described in the Risk Scoring Technical Reference validation workflow.</w:t>
+      </w:r>
+    </w:p>
+    <w:p>
+      <w:pPr>
+        <w:pStyle w:val="Heading2"/>
+      </w:pPr>
+      <w:r>
+        <w:rPr>
+          <w:rFonts w:ascii="Arial" w:cs="Arial" w:eastAsia="Arial" w:hAnsi="Arial"/>
+        </w:rPr>
+        <w:t xml:space="preserve">2.14  Version Anachronism</w:t>
+      </w:r>
+    </w:p>
+    <w:p>
+      <w:pPr>
+        <w:spacing w:after="80" w:before="80"/>
+      </w:pPr>
+      <w:r>
+        <w:rPr>
+          <w:rFonts w:ascii="Arial" w:cs="Arial" w:eastAsia="Arial" w:hAnsi="Arial"/>
+          <w:i/>
+          <w:iCs/>
+          <w:color w:val="5A5A5A"/>
+          <w:sz w:val="18"/>
+          <w:szCs w:val="18"/>
+        </w:rPr>
+        <w:t xml:space="preserve">Report ID: version_anachronism</w:t>
+      </w:r>
+    </w:p>
+    <w:p>
+      <w:pPr>
+        <w:spacing w:after="80" w:before="80"/>
+      </w:pPr>
+      <w:r>
+        <w:rPr>
+          <w:rFonts w:ascii="Arial" w:cs="Arial" w:eastAsia="Arial" w:hAnsi="Arial"/>
+          <w:color w:val="000000"/>
+          <w:sz w:val="22"/>
+          <w:szCs w:val="22"/>
+        </w:rPr>
+        <w:t xml:space="preserve">One row per document that uses PDF features requiring a newer version than it declares. The declared version (header, Catalog /Version, XMP) is trivially editable; the structural features present set a hard minimum version and, via each feature’s publication year, an earliest-possible date. The Detail column gives the declared versions, the effective minimum, the feature(s) forcing it with their reliability, any temporal contradiction with the claimed creation date, and the benign-cause caveat. The scoring and feature table are specified in the Technical Reference Guide, section 4.4. Columns: Filename (sticky), Severity, Detail, PDF MD5. The underlying query selects findings of type VERSION_ANACHRONISM joined to their analysis.</w:t>
+      </w:r>
+    </w:p>
+    <w:p>
+      <w:pPr>
+        <w:spacing w:after="80" w:before="80"/>
+      </w:pPr>
+      <w:r>
+        <w:rPr>
+          <w:rFonts w:ascii="Arial" w:cs="Arial" w:eastAsia="Arial" w:hAnsi="Arial"/>
+          <w:color w:val="000000"/>
+          <w:sz w:val="22"/>
+          <w:szCs w:val="22"/>
+        </w:rPr>
+        <w:t xml:space="preserve">Technical note: a version gap alone is not proof of tampering (some producers hard-code an old header while writing newer structures), so a bare gap reads as requires-review; the finding is strongest when the gap is large, declared in more than one place, or contradicted by the creation date. This report is distinct from the Incremental Updates and metadata reports, which it corroborates.</w:t>
+      </w:r>
+    </w:p>
+    <w:p>
+      <w:pPr>
+        <w:pStyle w:val="Heading2"/>
+      </w:pPr>
+      <w:r>
+        <w:rPr>
+          <w:rFonts w:ascii="Arial" w:cs="Arial" w:eastAsia="Arial" w:hAnsi="Arial"/>
+        </w:rPr>
+        <w:t xml:space="preserve">2.15  Document Risk Dossier</w:t>
+      </w:r>
+    </w:p>
+    <w:p>
+      <w:pPr>
+        <w:spacing w:after="80" w:before="80"/>
+      </w:pPr>
+      <w:r>
+        <w:rPr>
+          <w:rFonts w:ascii="Arial" w:cs="Arial" w:eastAsia="Arial" w:hAnsi="Arial"/>
+          <w:i/>
+          <w:iCs/>
+          <w:color w:val="5A5A5A"/>
+          <w:sz w:val="18"/>
+          <w:szCs w:val="18"/>
+        </w:rPr>
+        <w:t xml:space="preserve">Report ID: risk_dossier</w:t>
+      </w:r>
+    </w:p>
+    <w:p>
+      <w:pPr>
+        <w:spacing w:after="80" w:before="80"/>
+      </w:pPr>
+      <w:r>
+        <w:rPr>
+          <w:rFonts w:ascii="Arial" w:cs="Arial" w:eastAsia="Arial" w:hAnsi="Arial"/>
+          <w:color w:val="000000"/>
+          <w:sz w:val="22"/>
+          <w:szCs w:val="22"/>
+        </w:rPr>
+        <w:t xml:space="preserve">One row per analyzed document that composes every document-level signal behind its risk score into a single view, so the score is legible as the sum of named, independently-detected contributions rather than an opaque number. The Document Risk column is the composed score (Risk Scoring Technical Reference, section 4.4); each remaining column counts findings of one category for that document: Metadata (date anomaly, Info/XMP mismatch, ID anomaly), Version (mismatch and anachronism), Signature (post-signature modification), Structural (qpdf warnings), Mixed Camera, Redaction (unapplied), Text Overlay, Font, Comments, EOF Markers (incremental updates), and High-Risk Images. Filename is sticky; PDF MD5 closes the row. Rows are ordered by Document Risk descending.</w:t>
+      </w:r>
+    </w:p>
+    <w:p>
+      <w:pPr>
+        <w:spacing w:after="80" w:before="80"/>
+      </w:pPr>
+      <w:r>
+        <w:rPr>
+          <w:rFonts w:ascii="Arial" w:cs="Arial" w:eastAsia="Arial" w:hAnsi="Arial"/>
+          <w:color w:val="000000"/>
+          <w:sz w:val="22"/>
+          <w:szCs w:val="22"/>
+        </w:rPr>
+        <w:t xml:space="preserve">Technical note: no single column is proof on its own — the value is the combination, and each category’s caveats apply (open the dedicated detail reports for specifics). Cross-document and version-reuse image signals are scope-dependent and appear in the graph reports rather than being counted here. The counts are simple per-category COUNT() sub-queries over the findings table (plus comments, pdf_versions, and images), so the dossier always agrees with the individual detail reports.</w:t>
       </w:r>
     </w:p>
     <w:p>

--- a/Application/Documentation/02a_HTML_Reports_Technical.docx
+++ b/Application/Documentation/02a_HTML_Reports_Technical.docx
@@ -111,7 +111,7 @@
           <w:sz w:val="22"/>
           <w:szCs w:val="22"/>
         </w:rPr>
-        <w:t xml:space="preserve">Document Date: October 6, 2026 · Build 2026-10-06</w:t>
+        <w:t xml:space="preserve">Document Date: October 9, 2026 · Applies to PDF Forensics Suite v1.0.0, build 2026-10-09</w:t>
       </w:r>
     </w:p>
     <w:p>
@@ -168,7 +168,7 @@
           <w:sz w:val="22"/>
           <w:szCs w:val="22"/>
         </w:rPr>
-        <w:t xml:space="preserve">PDF Forensics Suite generates eighteen HTML reports from its SQLite database. Each report is a self-contained HTML file with embedded JavaScript for column sorting, filtering, CSV export, and the application logo. This document provides the complete technical reference for forensic examiners: the SQL query behind each report, the meaning and source of every column, and the manual validation steps an examiner should perform to verify the report's content against the underlying PDF file.</w:t>
+        <w:t xml:space="preserve">PDF Forensics Suite generates twenty HTML reports from its SQLite database, plus three other outputs described in section 3: the Visual Overlay Report, the Document Risk Overview spreadsheet and the case index. Each report is a self-contained HTML file with embedded JavaScript for column sorting, filtering, CSV export, and the application logo. This document provides the complete technical reference for forensic examiners: the SQL query behind each report, the meaning and source of every column, and the manual validation steps an examiner should perform to verify the report's content against the underlying PDF file.</w:t>
       </w:r>
     </w:p>
     <w:p>
@@ -206,7 +206,7 @@
           <w:sz w:val="22"/>
           <w:szCs w:val="22"/>
         </w:rPr>
-        <w:t xml:space="preserve">Reports use a dynamic pivot for two reports (PDF Metadata, EXIF &amp; GPS Data) where the column set is determined at runtime based on what metadata keys were found. For the other reports, the columns are fixed as documented here.</w:t>
+        <w:t xml:space="preserve">Three reports are built in Python rather than by a single SQL query: PDF Metadata and EXIF &amp; GPS Data use a dynamic pivot whose columns depend on the metadata keys found, and Duplicate Submissions groups the submitted-files record (section 2.20). For the other reports, the columns are fixed as documented here.</w:t>
       </w:r>
     </w:p>
     <w:p>
@@ -18472,13 +18472,6182 @@
     </w:p>
     <w:p>
       <w:pPr>
+        <w:pStyle w:val="Heading2"/>
+      </w:pPr>
+      <w:r>
+        <w:rPr>
+          <w:rFonts w:ascii="Arial" w:cs="Arial" w:eastAsia="Arial" w:hAnsi="Arial"/>
+        </w:rPr>
+        <w:t xml:space="preserve">2.16  Text Overlay Detection</w:t>
+      </w:r>
+    </w:p>
+    <w:p>
+      <w:pPr>
+        <w:spacing w:after="80" w:before="80"/>
+      </w:pPr>
+      <w:r>
+        <w:rPr>
+          <w:rFonts w:ascii="Arial" w:cs="Arial" w:eastAsia="Arial" w:hAnsi="Arial"/>
+          <w:i/>
+          <w:iCs/>
+          <w:color w:val="5A5A5A"/>
+          <w:sz w:val="18"/>
+          <w:szCs w:val="18"/>
+        </w:rPr>
+        <w:t xml:space="preserve">Report ID: text_overlay</w:t>
+      </w:r>
+    </w:p>
+    <w:p>
+      <w:pPr>
+        <w:spacing w:after="80" w:before="80"/>
+      </w:pPr>
+      <w:r>
+        <w:rPr>
+          <w:rFonts w:ascii="Arial" w:cs="Arial" w:eastAsia="Arial" w:hAnsi="Arial"/>
+          <w:color w:val="000000"/>
+          <w:sz w:val="22"/>
+          <w:szCs w:val="22"/>
+        </w:rPr>
+        <w:t xml:space="preserve">Overlays that change what a page appears to say without removing the original content, which stays in the file underneath. Three kinds: annotations (text boxes, form fields, rectangles, stamps) placed over page text, including a covering box stacked with a replacement-text annotation; a white box drawn in the page content with new text painted on it (reported once per box, however many lines it covers); and text drawn directly over other text. Open the Visual Overlay Report to see each overlay on the page.</w:t>
+      </w:r>
+    </w:p>
+    <w:p>
+      <w:pPr>
+        <w:pStyle w:val="Heading3"/>
+      </w:pPr>
+      <w:r>
+        <w:rPr>
+          <w:rFonts w:ascii="Arial" w:cs="Arial" w:eastAsia="Arial" w:hAnsi="Arial"/>
+        </w:rPr>
+        <w:t xml:space="preserve">SQL Query</w:t>
+      </w:r>
+    </w:p>
+    <w:p>
+      <w:pPr>
+        <w:pBdr>
+          <w:left w:val="single" w:color="ED1C24" w:sz="6" w:space="4"/>
+        </w:pBdr>
+        <w:shd w:fill="F0F0F0" w:val="clear"/>
+        <w:spacing w:after="0" w:before="0"/>
+      </w:pPr>
+      <w:r>
+        <w:rPr>
+          <w:rFonts w:ascii="Courier New" w:cs="Courier New" w:eastAsia="Courier New" w:hAnsi="Courier New"/>
+          <w:color w:val="333333"/>
+          <w:sz w:val="18"/>
+          <w:szCs w:val="18"/>
+        </w:rPr>
+        <w:t xml:space="preserve">SELECT</w:t>
+      </w:r>
+    </w:p>
+    <w:p>
+      <w:pPr>
+        <w:pBdr>
+          <w:left w:val="single" w:color="ED1C24" w:sz="6" w:space="4"/>
+        </w:pBdr>
+        <w:shd w:fill="F0F0F0" w:val="clear"/>
+        <w:spacing w:after="0" w:before="0"/>
+      </w:pPr>
+      <w:r>
+        <w:rPr>
+          <w:rFonts w:ascii="Courier New" w:cs="Courier New" w:eastAsia="Courier New" w:hAnsi="Courier New"/>
+          <w:color w:val="333333"/>
+          <w:sz w:val="18"/>
+          <w:szCs w:val="18"/>
+        </w:rPr>
+        <w:t xml:space="preserve">    a.pdf_filename       AS "Filename",</w:t>
+      </w:r>
+    </w:p>
+    <w:p>
+      <w:pPr>
+        <w:pBdr>
+          <w:left w:val="single" w:color="ED1C24" w:sz="6" w:space="4"/>
+        </w:pBdr>
+        <w:shd w:fill="F0F0F0" w:val="clear"/>
+        <w:spacing w:after="0" w:before="0"/>
+      </w:pPr>
+      <w:r>
+        <w:rPr>
+          <w:rFonts w:ascii="Courier New" w:cs="Courier New" w:eastAsia="Courier New" w:hAnsi="Courier New"/>
+          <w:color w:val="333333"/>
+          <w:sz w:val="18"/>
+          <w:szCs w:val="18"/>
+        </w:rPr>
+        <w:t xml:space="preserve">    p.page_number        AS "Page",</w:t>
+      </w:r>
+    </w:p>
+    <w:p>
+      <w:pPr>
+        <w:pBdr>
+          <w:left w:val="single" w:color="ED1C24" w:sz="6" w:space="4"/>
+        </w:pBdr>
+        <w:shd w:fill="F0F0F0" w:val="clear"/>
+        <w:spacing w:after="0" w:before="0"/>
+      </w:pPr>
+      <w:r>
+        <w:rPr>
+          <w:rFonts w:ascii="Courier New" w:cs="Courier New" w:eastAsia="Courier New" w:hAnsi="Courier New"/>
+          <w:color w:val="333333"/>
+          <w:sz w:val="18"/>
+          <w:szCs w:val="18"/>
+        </w:rPr>
+        <w:t xml:space="preserve">    ft.code              AS "Type",</w:t>
+      </w:r>
+    </w:p>
+    <w:p>
+      <w:pPr>
+        <w:pBdr>
+          <w:left w:val="single" w:color="ED1C24" w:sz="6" w:space="4"/>
+        </w:pBdr>
+        <w:shd w:fill="F0F0F0" w:val="clear"/>
+        <w:spacing w:after="0" w:before="0"/>
+      </w:pPr>
+      <w:r>
+        <w:rPr>
+          <w:rFonts w:ascii="Courier New" w:cs="Courier New" w:eastAsia="Courier New" w:hAnsi="Courier New"/>
+          <w:color w:val="333333"/>
+          <w:sz w:val="18"/>
+          <w:szCs w:val="18"/>
+        </w:rPr>
+        <w:t xml:space="preserve">    f.detail             AS "Detail",</w:t>
+      </w:r>
+    </w:p>
+    <w:p>
+      <w:pPr>
+        <w:pBdr>
+          <w:left w:val="single" w:color="ED1C24" w:sz="6" w:space="4"/>
+        </w:pBdr>
+        <w:shd w:fill="F0F0F0" w:val="clear"/>
+        <w:spacing w:after="0" w:before="0"/>
+      </w:pPr>
+      <w:r>
+        <w:rPr>
+          <w:rFonts w:ascii="Courier New" w:cs="Courier New" w:eastAsia="Courier New" w:hAnsi="Courier New"/>
+          <w:color w:val="333333"/>
+          <w:sz w:val="18"/>
+          <w:szCs w:val="18"/>
+        </w:rPr>
+        <w:t xml:space="preserve">    COALESCE(f.obj_locator, '') AS "Object / Stream",</w:t>
+      </w:r>
+    </w:p>
+    <w:p>
+      <w:pPr>
+        <w:pBdr>
+          <w:left w:val="single" w:color="ED1C24" w:sz="6" w:space="4"/>
+        </w:pBdr>
+        <w:shd w:fill="F0F0F0" w:val="clear"/>
+        <w:spacing w:after="0" w:before="0"/>
+      </w:pPr>
+      <w:r>
+        <w:rPr>
+          <w:rFonts w:ascii="Courier New" w:cs="Courier New" w:eastAsia="Courier New" w:hAnsi="Courier New"/>
+          <w:color w:val="333333"/>
+          <w:sz w:val="18"/>
+          <w:szCs w:val="18"/>
+        </w:rPr>
+        <w:t xml:space="preserve">    a.pdf_md5            AS "PDF MD5"</w:t>
+      </w:r>
+    </w:p>
+    <w:p>
+      <w:pPr>
+        <w:pBdr>
+          <w:left w:val="single" w:color="ED1C24" w:sz="6" w:space="4"/>
+        </w:pBdr>
+        <w:shd w:fill="F0F0F0" w:val="clear"/>
+        <w:spacing w:after="0" w:before="0"/>
+      </w:pPr>
+      <w:r>
+        <w:rPr>
+          <w:rFonts w:ascii="Courier New" w:cs="Courier New" w:eastAsia="Courier New" w:hAnsi="Courier New"/>
+          <w:color w:val="333333"/>
+          <w:sz w:val="18"/>
+          <w:szCs w:val="18"/>
+        </w:rPr>
+        <w:t xml:space="preserve">FROM findings f</w:t>
+      </w:r>
+    </w:p>
+    <w:p>
+      <w:pPr>
+        <w:pBdr>
+          <w:left w:val="single" w:color="ED1C24" w:sz="6" w:space="4"/>
+        </w:pBdr>
+        <w:shd w:fill="F0F0F0" w:val="clear"/>
+        <w:spacing w:after="0" w:before="0"/>
+      </w:pPr>
+      <w:r>
+        <w:rPr>
+          <w:rFonts w:ascii="Courier New" w:cs="Courier New" w:eastAsia="Courier New" w:hAnsi="Courier New"/>
+          <w:color w:val="333333"/>
+          <w:sz w:val="18"/>
+          <w:szCs w:val="18"/>
+        </w:rPr>
+        <w:t xml:space="preserve">JOIN finding_types ft  ON ft.id = f.finding_type_id</w:t>
+      </w:r>
+    </w:p>
+    <w:p>
+      <w:pPr>
+        <w:pBdr>
+          <w:left w:val="single" w:color="ED1C24" w:sz="6" w:space="4"/>
+        </w:pBdr>
+        <w:shd w:fill="F0F0F0" w:val="clear"/>
+        <w:spacing w:after="0" w:before="0"/>
+      </w:pPr>
+      <w:r>
+        <w:rPr>
+          <w:rFonts w:ascii="Courier New" w:cs="Courier New" w:eastAsia="Courier New" w:hAnsi="Courier New"/>
+          <w:color w:val="333333"/>
+          <w:sz w:val="18"/>
+          <w:szCs w:val="18"/>
+        </w:rPr>
+        <w:t xml:space="preserve">JOIN pages p           ON p.id = f.page_id</w:t>
+      </w:r>
+    </w:p>
+    <w:p>
+      <w:pPr>
+        <w:pBdr>
+          <w:left w:val="single" w:color="ED1C24" w:sz="6" w:space="4"/>
+        </w:pBdr>
+        <w:shd w:fill="F0F0F0" w:val="clear"/>
+        <w:spacing w:after="0" w:before="0"/>
+      </w:pPr>
+      <w:r>
+        <w:rPr>
+          <w:rFonts w:ascii="Courier New" w:cs="Courier New" w:eastAsia="Courier New" w:hAnsi="Courier New"/>
+          <w:color w:val="333333"/>
+          <w:sz w:val="18"/>
+          <w:szCs w:val="18"/>
+        </w:rPr>
+        <w:t xml:space="preserve">JOIN analyses a        ON a.id = p.analysis_id</w:t>
+      </w:r>
+    </w:p>
+    <w:p>
+      <w:pPr>
+        <w:pBdr>
+          <w:left w:val="single" w:color="ED1C24" w:sz="6" w:space="4"/>
+        </w:pBdr>
+        <w:shd w:fill="F0F0F0" w:val="clear"/>
+        <w:spacing w:after="0" w:before="0"/>
+      </w:pPr>
+      <w:r>
+        <w:rPr>
+          <w:rFonts w:ascii="Courier New" w:cs="Courier New" w:eastAsia="Courier New" w:hAnsi="Courier New"/>
+          <w:color w:val="333333"/>
+          <w:sz w:val="18"/>
+          <w:szCs w:val="18"/>
+        </w:rPr>
+        <w:t xml:space="preserve">WHERE ft.code = 'TEXT_OVERLAY'</w:t>
+      </w:r>
+    </w:p>
+    <w:p>
+      <w:pPr>
+        <w:pBdr>
+          <w:left w:val="single" w:color="ED1C24" w:sz="6" w:space="4"/>
+        </w:pBdr>
+        <w:shd w:fill="F0F0F0" w:val="clear"/>
+        <w:spacing w:after="0" w:before="0"/>
+      </w:pPr>
+      <w:r>
+        <w:rPr>
+          <w:rFonts w:ascii="Courier New" w:cs="Courier New" w:eastAsia="Courier New" w:hAnsi="Courier New"/>
+          <w:color w:val="333333"/>
+          <w:sz w:val="18"/>
+          <w:szCs w:val="18"/>
+        </w:rPr>
+        <w:t xml:space="preserve">ORDER BY a.pdf_filename, p.page_number</w:t>
+      </w:r>
+    </w:p>
+    <w:p>
+      <w:pPr>
+        <w:pStyle w:val="Heading3"/>
+      </w:pPr>
+      <w:r>
+        <w:rPr>
+          <w:rFonts w:ascii="Arial" w:cs="Arial" w:eastAsia="Arial" w:hAnsi="Arial"/>
+        </w:rPr>
+        <w:t xml:space="preserve">Column Reference</w:t>
+      </w:r>
+    </w:p>
+    <w:tbl>
+      <w:tblPr>
+        <w:tblW w:type="dxa" w:w="9360"/>
+        <w:tblLayout w:type="fixed"/>
+      </w:tblPr>
+      <w:tblGrid>
+        <w:gridCol w:w="2000"/>
+        <w:gridCol w:w="900"/>
+        <w:gridCol w:w="6460"/>
+      </w:tblGrid>
+      <w:tr>
+        <w:trPr>
+          <w:tblHeader/>
+        </w:trPr>
+        <w:tc>
+          <w:tcPr>
+            <w:tcW w:type="dxa" w:w="2000"/>
+            <w:tcBorders>
+              <w:top w:val="single" w:color="CCCCCC" w:sz="1"/>
+              <w:left w:val="single" w:color="CCCCCC" w:sz="1"/>
+              <w:bottom w:val="single" w:color="CCCCCC" w:sz="1"/>
+              <w:right w:val="single" w:color="CCCCCC" w:sz="1"/>
+            </w:tcBorders>
+            <w:shd w:fill="2B2B2B" w:val="clear"/>
+            <w:tcMar>
+              <w:top w:type="dxa" w:w="60"/>
+              <w:left w:type="dxa" w:w="100"/>
+              <w:bottom w:type="dxa" w:w="60"/>
+              <w:right w:type="dxa" w:w="100"/>
+            </w:tcMar>
+          </w:tcPr>
+          <w:p>
+            <w:r>
+              <w:rPr>
+                <w:rFonts w:ascii="Arial" w:cs="Arial" w:eastAsia="Arial" w:hAnsi="Arial"/>
+                <w:b/>
+                <w:bCs/>
+                <w:color w:val="FFFFFF"/>
+                <w:sz w:val="18"/>
+                <w:szCs w:val="18"/>
+              </w:rPr>
+              <w:t xml:space="preserve">Column</w:t>
+            </w:r>
+          </w:p>
+        </w:tc>
+        <w:tc>
+          <w:tcPr>
+            <w:tcW w:type="dxa" w:w="900"/>
+            <w:tcBorders>
+              <w:top w:val="single" w:color="CCCCCC" w:sz="1"/>
+              <w:left w:val="single" w:color="CCCCCC" w:sz="1"/>
+              <w:bottom w:val="single" w:color="CCCCCC" w:sz="1"/>
+              <w:right w:val="single" w:color="CCCCCC" w:sz="1"/>
+            </w:tcBorders>
+            <w:shd w:fill="2B2B2B" w:val="clear"/>
+            <w:tcMar>
+              <w:top w:type="dxa" w:w="60"/>
+              <w:left w:type="dxa" w:w="100"/>
+              <w:bottom w:type="dxa" w:w="60"/>
+              <w:right w:type="dxa" w:w="100"/>
+            </w:tcMar>
+          </w:tcPr>
+          <w:p>
+            <w:r>
+              <w:rPr>
+                <w:rFonts w:ascii="Arial" w:cs="Arial" w:eastAsia="Arial" w:hAnsi="Arial"/>
+                <w:b/>
+                <w:bCs/>
+                <w:color w:val="FFFFFF"/>
+                <w:sz w:val="18"/>
+                <w:szCs w:val="18"/>
+              </w:rPr>
+              <w:t xml:space="preserve">Type</w:t>
+            </w:r>
+          </w:p>
+        </w:tc>
+        <w:tc>
+          <w:tcPr>
+            <w:tcW w:type="dxa" w:w="6460"/>
+            <w:tcBorders>
+              <w:top w:val="single" w:color="CCCCCC" w:sz="1"/>
+              <w:left w:val="single" w:color="CCCCCC" w:sz="1"/>
+              <w:bottom w:val="single" w:color="CCCCCC" w:sz="1"/>
+              <w:right w:val="single" w:color="CCCCCC" w:sz="1"/>
+            </w:tcBorders>
+            <w:shd w:fill="2B2B2B" w:val="clear"/>
+            <w:tcMar>
+              <w:top w:type="dxa" w:w="60"/>
+              <w:left w:type="dxa" w:w="100"/>
+              <w:bottom w:type="dxa" w:w="60"/>
+              <w:right w:type="dxa" w:w="100"/>
+            </w:tcMar>
+          </w:tcPr>
+          <w:p>
+            <w:r>
+              <w:rPr>
+                <w:rFonts w:ascii="Arial" w:cs="Arial" w:eastAsia="Arial" w:hAnsi="Arial"/>
+                <w:b/>
+                <w:bCs/>
+                <w:color w:val="FFFFFF"/>
+                <w:sz w:val="18"/>
+                <w:szCs w:val="18"/>
+              </w:rPr>
+              <w:t xml:space="preserve">Source / Meaning</w:t>
+            </w:r>
+          </w:p>
+        </w:tc>
+      </w:tr>
+      <w:tr>
+        <w:tc>
+          <w:tcPr>
+            <w:tcW w:type="dxa" w:w="2000"/>
+            <w:tcBorders>
+              <w:top w:val="single" w:color="CCCCCC" w:sz="1"/>
+              <w:left w:val="single" w:color="CCCCCC" w:sz="1"/>
+              <w:bottom w:val="single" w:color="CCCCCC" w:sz="1"/>
+              <w:right w:val="single" w:color="CCCCCC" w:sz="1"/>
+            </w:tcBorders>
+            <w:shd w:fill="FFFFFF" w:val="clear"/>
+            <w:tcMar>
+              <w:top w:type="dxa" w:w="60"/>
+              <w:left w:type="dxa" w:w="100"/>
+              <w:bottom w:type="dxa" w:w="60"/>
+              <w:right w:type="dxa" w:w="100"/>
+            </w:tcMar>
+          </w:tcPr>
+          <w:p>
+            <w:r>
+              <w:rPr>
+                <w:rFonts w:ascii="Arial" w:cs="Arial" w:eastAsia="Arial" w:hAnsi="Arial"/>
+                <w:color w:val="000000"/>
+                <w:sz w:val="18"/>
+                <w:szCs w:val="18"/>
+              </w:rPr>
+              <w:t xml:space="preserve">Filename</w:t>
+            </w:r>
+          </w:p>
+        </w:tc>
+        <w:tc>
+          <w:tcPr>
+            <w:tcW w:type="dxa" w:w="900"/>
+            <w:tcBorders>
+              <w:top w:val="single" w:color="CCCCCC" w:sz="1"/>
+              <w:left w:val="single" w:color="CCCCCC" w:sz="1"/>
+              <w:bottom w:val="single" w:color="CCCCCC" w:sz="1"/>
+              <w:right w:val="single" w:color="CCCCCC" w:sz="1"/>
+            </w:tcBorders>
+            <w:shd w:fill="FFFFFF" w:val="clear"/>
+            <w:tcMar>
+              <w:top w:type="dxa" w:w="60"/>
+              <w:left w:type="dxa" w:w="100"/>
+              <w:bottom w:type="dxa" w:w="60"/>
+              <w:right w:type="dxa" w:w="100"/>
+            </w:tcMar>
+          </w:tcPr>
+          <w:p>
+            <w:r>
+              <w:rPr>
+                <w:rFonts w:ascii="Arial" w:cs="Arial" w:eastAsia="Arial" w:hAnsi="Arial"/>
+                <w:color w:val="000000"/>
+                <w:sz w:val="18"/>
+                <w:szCs w:val="18"/>
+              </w:rPr>
+              <w:t xml:space="preserve">Text</w:t>
+            </w:r>
+          </w:p>
+        </w:tc>
+        <w:tc>
+          <w:tcPr>
+            <w:tcW w:type="dxa" w:w="6460"/>
+            <w:tcBorders>
+              <w:top w:val="single" w:color="CCCCCC" w:sz="1"/>
+              <w:left w:val="single" w:color="CCCCCC" w:sz="1"/>
+              <w:bottom w:val="single" w:color="CCCCCC" w:sz="1"/>
+              <w:right w:val="single" w:color="CCCCCC" w:sz="1"/>
+            </w:tcBorders>
+            <w:shd w:fill="FFFFFF" w:val="clear"/>
+            <w:tcMar>
+              <w:top w:type="dxa" w:w="60"/>
+              <w:left w:type="dxa" w:w="100"/>
+              <w:bottom w:type="dxa" w:w="60"/>
+              <w:right w:type="dxa" w:w="100"/>
+            </w:tcMar>
+          </w:tcPr>
+          <w:p>
+            <w:r>
+              <w:rPr>
+                <w:rFonts w:ascii="Arial" w:cs="Arial" w:eastAsia="Arial" w:hAnsi="Arial"/>
+                <w:color w:val="000000"/>
+                <w:sz w:val="18"/>
+                <w:szCs w:val="18"/>
+              </w:rPr>
+              <w:t xml:space="preserve">analyses.pdf_filename</w:t>
+            </w:r>
+          </w:p>
+        </w:tc>
+      </w:tr>
+      <w:tr>
+        <w:tc>
+          <w:tcPr>
+            <w:tcW w:type="dxa" w:w="2000"/>
+            <w:tcBorders>
+              <w:top w:val="single" w:color="CCCCCC" w:sz="1"/>
+              <w:left w:val="single" w:color="CCCCCC" w:sz="1"/>
+              <w:bottom w:val="single" w:color="CCCCCC" w:sz="1"/>
+              <w:right w:val="single" w:color="CCCCCC" w:sz="1"/>
+            </w:tcBorders>
+            <w:shd w:fill="FFFFFF" w:val="clear"/>
+            <w:tcMar>
+              <w:top w:type="dxa" w:w="60"/>
+              <w:left w:type="dxa" w:w="100"/>
+              <w:bottom w:type="dxa" w:w="60"/>
+              <w:right w:type="dxa" w:w="100"/>
+            </w:tcMar>
+          </w:tcPr>
+          <w:p>
+            <w:r>
+              <w:rPr>
+                <w:rFonts w:ascii="Arial" w:cs="Arial" w:eastAsia="Arial" w:hAnsi="Arial"/>
+                <w:color w:val="000000"/>
+                <w:sz w:val="18"/>
+                <w:szCs w:val="18"/>
+              </w:rPr>
+              <w:t xml:space="preserve">Page</w:t>
+            </w:r>
+          </w:p>
+        </w:tc>
+        <w:tc>
+          <w:tcPr>
+            <w:tcW w:type="dxa" w:w="900"/>
+            <w:tcBorders>
+              <w:top w:val="single" w:color="CCCCCC" w:sz="1"/>
+              <w:left w:val="single" w:color="CCCCCC" w:sz="1"/>
+              <w:bottom w:val="single" w:color="CCCCCC" w:sz="1"/>
+              <w:right w:val="single" w:color="CCCCCC" w:sz="1"/>
+            </w:tcBorders>
+            <w:shd w:fill="FFFFFF" w:val="clear"/>
+            <w:tcMar>
+              <w:top w:type="dxa" w:w="60"/>
+              <w:left w:type="dxa" w:w="100"/>
+              <w:bottom w:type="dxa" w:w="60"/>
+              <w:right w:type="dxa" w:w="100"/>
+            </w:tcMar>
+          </w:tcPr>
+          <w:p>
+            <w:r>
+              <w:rPr>
+                <w:rFonts w:ascii="Arial" w:cs="Arial" w:eastAsia="Arial" w:hAnsi="Arial"/>
+                <w:color w:val="000000"/>
+                <w:sz w:val="18"/>
+                <w:szCs w:val="18"/>
+              </w:rPr>
+              <w:t xml:space="preserve">Numeric</w:t>
+            </w:r>
+          </w:p>
+        </w:tc>
+        <w:tc>
+          <w:tcPr>
+            <w:tcW w:type="dxa" w:w="6460"/>
+            <w:tcBorders>
+              <w:top w:val="single" w:color="CCCCCC" w:sz="1"/>
+              <w:left w:val="single" w:color="CCCCCC" w:sz="1"/>
+              <w:bottom w:val="single" w:color="CCCCCC" w:sz="1"/>
+              <w:right w:val="single" w:color="CCCCCC" w:sz="1"/>
+            </w:tcBorders>
+            <w:shd w:fill="FFFFFF" w:val="clear"/>
+            <w:tcMar>
+              <w:top w:type="dxa" w:w="60"/>
+              <w:left w:type="dxa" w:w="100"/>
+              <w:bottom w:type="dxa" w:w="60"/>
+              <w:right w:type="dxa" w:w="100"/>
+            </w:tcMar>
+          </w:tcPr>
+          <w:p>
+            <w:r>
+              <w:rPr>
+                <w:rFonts w:ascii="Arial" w:cs="Arial" w:eastAsia="Arial" w:hAnsi="Arial"/>
+                <w:color w:val="000000"/>
+                <w:sz w:val="18"/>
+                <w:szCs w:val="18"/>
+              </w:rPr>
+              <w:t xml:space="preserve">pages.page_number (1-based)</w:t>
+            </w:r>
+          </w:p>
+        </w:tc>
+      </w:tr>
+      <w:tr>
+        <w:tc>
+          <w:tcPr>
+            <w:tcW w:type="dxa" w:w="2000"/>
+            <w:tcBorders>
+              <w:top w:val="single" w:color="CCCCCC" w:sz="1"/>
+              <w:left w:val="single" w:color="CCCCCC" w:sz="1"/>
+              <w:bottom w:val="single" w:color="CCCCCC" w:sz="1"/>
+              <w:right w:val="single" w:color="CCCCCC" w:sz="1"/>
+            </w:tcBorders>
+            <w:shd w:fill="FFFFFF" w:val="clear"/>
+            <w:tcMar>
+              <w:top w:type="dxa" w:w="60"/>
+              <w:left w:type="dxa" w:w="100"/>
+              <w:bottom w:type="dxa" w:w="60"/>
+              <w:right w:type="dxa" w:w="100"/>
+            </w:tcMar>
+          </w:tcPr>
+          <w:p>
+            <w:r>
+              <w:rPr>
+                <w:rFonts w:ascii="Arial" w:cs="Arial" w:eastAsia="Arial" w:hAnsi="Arial"/>
+                <w:color w:val="000000"/>
+                <w:sz w:val="18"/>
+                <w:szCs w:val="18"/>
+              </w:rPr>
+              <w:t xml:space="preserve">Type</w:t>
+            </w:r>
+          </w:p>
+        </w:tc>
+        <w:tc>
+          <w:tcPr>
+            <w:tcW w:type="dxa" w:w="900"/>
+            <w:tcBorders>
+              <w:top w:val="single" w:color="CCCCCC" w:sz="1"/>
+              <w:left w:val="single" w:color="CCCCCC" w:sz="1"/>
+              <w:bottom w:val="single" w:color="CCCCCC" w:sz="1"/>
+              <w:right w:val="single" w:color="CCCCCC" w:sz="1"/>
+            </w:tcBorders>
+            <w:shd w:fill="FFFFFF" w:val="clear"/>
+            <w:tcMar>
+              <w:top w:type="dxa" w:w="60"/>
+              <w:left w:type="dxa" w:w="100"/>
+              <w:bottom w:type="dxa" w:w="60"/>
+              <w:right w:type="dxa" w:w="100"/>
+            </w:tcMar>
+          </w:tcPr>
+          <w:p>
+            <w:r>
+              <w:rPr>
+                <w:rFonts w:ascii="Arial" w:cs="Arial" w:eastAsia="Arial" w:hAnsi="Arial"/>
+                <w:color w:val="000000"/>
+                <w:sz w:val="18"/>
+                <w:szCs w:val="18"/>
+              </w:rPr>
+              <w:t xml:space="preserve">Text</w:t>
+            </w:r>
+          </w:p>
+        </w:tc>
+        <w:tc>
+          <w:tcPr>
+            <w:tcW w:type="dxa" w:w="6460"/>
+            <w:tcBorders>
+              <w:top w:val="single" w:color="CCCCCC" w:sz="1"/>
+              <w:left w:val="single" w:color="CCCCCC" w:sz="1"/>
+              <w:bottom w:val="single" w:color="CCCCCC" w:sz="1"/>
+              <w:right w:val="single" w:color="CCCCCC" w:sz="1"/>
+            </w:tcBorders>
+            <w:shd w:fill="FFFFFF" w:val="clear"/>
+            <w:tcMar>
+              <w:top w:type="dxa" w:w="60"/>
+              <w:left w:type="dxa" w:w="100"/>
+              <w:bottom w:type="dxa" w:w="60"/>
+              <w:right w:type="dxa" w:w="100"/>
+            </w:tcMar>
+          </w:tcPr>
+          <w:p>
+            <w:r>
+              <w:rPr>
+                <w:rFonts w:ascii="Arial" w:cs="Arial" w:eastAsia="Arial" w:hAnsi="Arial"/>
+                <w:color w:val="000000"/>
+                <w:sz w:val="18"/>
+                <w:szCs w:val="18"/>
+              </w:rPr>
+              <w:t xml:space="preserve">finding_types.code; always TEXT_OVERLAY</w:t>
+            </w:r>
+          </w:p>
+        </w:tc>
+      </w:tr>
+      <w:tr>
+        <w:tc>
+          <w:tcPr>
+            <w:tcW w:type="dxa" w:w="2000"/>
+            <w:tcBorders>
+              <w:top w:val="single" w:color="CCCCCC" w:sz="1"/>
+              <w:left w:val="single" w:color="CCCCCC" w:sz="1"/>
+              <w:bottom w:val="single" w:color="CCCCCC" w:sz="1"/>
+              <w:right w:val="single" w:color="CCCCCC" w:sz="1"/>
+            </w:tcBorders>
+            <w:shd w:fill="FFFFFF" w:val="clear"/>
+            <w:tcMar>
+              <w:top w:type="dxa" w:w="60"/>
+              <w:left w:type="dxa" w:w="100"/>
+              <w:bottom w:type="dxa" w:w="60"/>
+              <w:right w:type="dxa" w:w="100"/>
+            </w:tcMar>
+          </w:tcPr>
+          <w:p>
+            <w:r>
+              <w:rPr>
+                <w:rFonts w:ascii="Arial" w:cs="Arial" w:eastAsia="Arial" w:hAnsi="Arial"/>
+                <w:color w:val="000000"/>
+                <w:sz w:val="18"/>
+                <w:szCs w:val="18"/>
+              </w:rPr>
+              <w:t xml:space="preserve">Detail</w:t>
+            </w:r>
+          </w:p>
+        </w:tc>
+        <w:tc>
+          <w:tcPr>
+            <w:tcW w:type="dxa" w:w="900"/>
+            <w:tcBorders>
+              <w:top w:val="single" w:color="CCCCCC" w:sz="1"/>
+              <w:left w:val="single" w:color="CCCCCC" w:sz="1"/>
+              <w:bottom w:val="single" w:color="CCCCCC" w:sz="1"/>
+              <w:right w:val="single" w:color="CCCCCC" w:sz="1"/>
+            </w:tcBorders>
+            <w:shd w:fill="FFFFFF" w:val="clear"/>
+            <w:tcMar>
+              <w:top w:type="dxa" w:w="60"/>
+              <w:left w:type="dxa" w:w="100"/>
+              <w:bottom w:type="dxa" w:w="60"/>
+              <w:right w:type="dxa" w:w="100"/>
+            </w:tcMar>
+          </w:tcPr>
+          <w:p>
+            <w:r>
+              <w:rPr>
+                <w:rFonts w:ascii="Arial" w:cs="Arial" w:eastAsia="Arial" w:hAnsi="Arial"/>
+                <w:color w:val="000000"/>
+                <w:sz w:val="18"/>
+                <w:szCs w:val="18"/>
+              </w:rPr>
+              <w:t xml:space="preserve">Text</w:t>
+            </w:r>
+          </w:p>
+        </w:tc>
+        <w:tc>
+          <w:tcPr>
+            <w:tcW w:type="dxa" w:w="6460"/>
+            <w:tcBorders>
+              <w:top w:val="single" w:color="CCCCCC" w:sz="1"/>
+              <w:left w:val="single" w:color="CCCCCC" w:sz="1"/>
+              <w:bottom w:val="single" w:color="CCCCCC" w:sz="1"/>
+              <w:right w:val="single" w:color="CCCCCC" w:sz="1"/>
+            </w:tcBorders>
+            <w:shd w:fill="FFFFFF" w:val="clear"/>
+            <w:tcMar>
+              <w:top w:type="dxa" w:w="60"/>
+              <w:left w:type="dxa" w:w="100"/>
+              <w:bottom w:type="dxa" w:w="60"/>
+              <w:right w:type="dxa" w:w="100"/>
+            </w:tcMar>
+          </w:tcPr>
+          <w:p>
+            <w:r>
+              <w:rPr>
+                <w:rFonts w:ascii="Arial" w:cs="Arial" w:eastAsia="Arial" w:hAnsi="Arial"/>
+                <w:color w:val="000000"/>
+                <w:sz w:val="18"/>
+                <w:szCs w:val="18"/>
+              </w:rPr>
+              <w:t xml:space="preserve">findings.detail: the kind of overlay, its position, the page text it covers, any text the annotation carries (often the replacement value), a stacking note where a covering box is paired with a replacement-text annotation, and for a white box the original-versus-painted glyph samples</w:t>
+            </w:r>
+          </w:p>
+        </w:tc>
+      </w:tr>
+      <w:tr>
+        <w:tc>
+          <w:tcPr>
+            <w:tcW w:type="dxa" w:w="2000"/>
+            <w:tcBorders>
+              <w:top w:val="single" w:color="CCCCCC" w:sz="1"/>
+              <w:left w:val="single" w:color="CCCCCC" w:sz="1"/>
+              <w:bottom w:val="single" w:color="CCCCCC" w:sz="1"/>
+              <w:right w:val="single" w:color="CCCCCC" w:sz="1"/>
+            </w:tcBorders>
+            <w:shd w:fill="FFFFFF" w:val="clear"/>
+            <w:tcMar>
+              <w:top w:type="dxa" w:w="60"/>
+              <w:left w:type="dxa" w:w="100"/>
+              <w:bottom w:type="dxa" w:w="60"/>
+              <w:right w:type="dxa" w:w="100"/>
+            </w:tcMar>
+          </w:tcPr>
+          <w:p>
+            <w:r>
+              <w:rPr>
+                <w:rFonts w:ascii="Arial" w:cs="Arial" w:eastAsia="Arial" w:hAnsi="Arial"/>
+                <w:color w:val="000000"/>
+                <w:sz w:val="18"/>
+                <w:szCs w:val="18"/>
+              </w:rPr>
+              <w:t xml:space="preserve">Object / Stream</w:t>
+            </w:r>
+          </w:p>
+        </w:tc>
+        <w:tc>
+          <w:tcPr>
+            <w:tcW w:type="dxa" w:w="900"/>
+            <w:tcBorders>
+              <w:top w:val="single" w:color="CCCCCC" w:sz="1"/>
+              <w:left w:val="single" w:color="CCCCCC" w:sz="1"/>
+              <w:bottom w:val="single" w:color="CCCCCC" w:sz="1"/>
+              <w:right w:val="single" w:color="CCCCCC" w:sz="1"/>
+            </w:tcBorders>
+            <w:shd w:fill="FFFFFF" w:val="clear"/>
+            <w:tcMar>
+              <w:top w:type="dxa" w:w="60"/>
+              <w:left w:type="dxa" w:w="100"/>
+              <w:bottom w:type="dxa" w:w="60"/>
+              <w:right w:type="dxa" w:w="100"/>
+            </w:tcMar>
+          </w:tcPr>
+          <w:p>
+            <w:r>
+              <w:rPr>
+                <w:rFonts w:ascii="Arial" w:cs="Arial" w:eastAsia="Arial" w:hAnsi="Arial"/>
+                <w:color w:val="000000"/>
+                <w:sz w:val="18"/>
+                <w:szCs w:val="18"/>
+              </w:rPr>
+              <w:t xml:space="preserve">Text</w:t>
+            </w:r>
+          </w:p>
+        </w:tc>
+        <w:tc>
+          <w:tcPr>
+            <w:tcW w:type="dxa" w:w="6460"/>
+            <w:tcBorders>
+              <w:top w:val="single" w:color="CCCCCC" w:sz="1"/>
+              <w:left w:val="single" w:color="CCCCCC" w:sz="1"/>
+              <w:bottom w:val="single" w:color="CCCCCC" w:sz="1"/>
+              <w:right w:val="single" w:color="CCCCCC" w:sz="1"/>
+            </w:tcBorders>
+            <w:shd w:fill="FFFFFF" w:val="clear"/>
+            <w:tcMar>
+              <w:top w:type="dxa" w:w="60"/>
+              <w:left w:type="dxa" w:w="100"/>
+              <w:bottom w:type="dxa" w:w="60"/>
+              <w:right w:type="dxa" w:w="100"/>
+            </w:tcMar>
+          </w:tcPr>
+          <w:p>
+            <w:r>
+              <w:rPr>
+                <w:rFonts w:ascii="Arial" w:cs="Arial" w:eastAsia="Arial" w:hAnsi="Arial"/>
+                <w:color w:val="000000"/>
+                <w:sz w:val="18"/>
+                <w:szCs w:val="18"/>
+              </w:rPr>
+              <w:t xml:space="preserve">findings.obj_locator: the annotation object (e.g. 74 0 R /Square) or the content stream holding the overlay</w:t>
+            </w:r>
+          </w:p>
+        </w:tc>
+      </w:tr>
+      <w:tr>
+        <w:tc>
+          <w:tcPr>
+            <w:tcW w:type="dxa" w:w="2000"/>
+            <w:tcBorders>
+              <w:top w:val="single" w:color="CCCCCC" w:sz="1"/>
+              <w:left w:val="single" w:color="CCCCCC" w:sz="1"/>
+              <w:bottom w:val="single" w:color="CCCCCC" w:sz="1"/>
+              <w:right w:val="single" w:color="CCCCCC" w:sz="1"/>
+            </w:tcBorders>
+            <w:shd w:fill="FFFFFF" w:val="clear"/>
+            <w:tcMar>
+              <w:top w:type="dxa" w:w="60"/>
+              <w:left w:type="dxa" w:w="100"/>
+              <w:bottom w:type="dxa" w:w="60"/>
+              <w:right w:type="dxa" w:w="100"/>
+            </w:tcMar>
+          </w:tcPr>
+          <w:p>
+            <w:r>
+              <w:rPr>
+                <w:rFonts w:ascii="Arial" w:cs="Arial" w:eastAsia="Arial" w:hAnsi="Arial"/>
+                <w:color w:val="000000"/>
+                <w:sz w:val="18"/>
+                <w:szCs w:val="18"/>
+              </w:rPr>
+              <w:t xml:space="preserve">PDF MD5</w:t>
+            </w:r>
+          </w:p>
+        </w:tc>
+        <w:tc>
+          <w:tcPr>
+            <w:tcW w:type="dxa" w:w="900"/>
+            <w:tcBorders>
+              <w:top w:val="single" w:color="CCCCCC" w:sz="1"/>
+              <w:left w:val="single" w:color="CCCCCC" w:sz="1"/>
+              <w:bottom w:val="single" w:color="CCCCCC" w:sz="1"/>
+              <w:right w:val="single" w:color="CCCCCC" w:sz="1"/>
+            </w:tcBorders>
+            <w:shd w:fill="FFFFFF" w:val="clear"/>
+            <w:tcMar>
+              <w:top w:type="dxa" w:w="60"/>
+              <w:left w:type="dxa" w:w="100"/>
+              <w:bottom w:type="dxa" w:w="60"/>
+              <w:right w:type="dxa" w:w="100"/>
+            </w:tcMar>
+          </w:tcPr>
+          <w:p>
+            <w:r>
+              <w:rPr>
+                <w:rFonts w:ascii="Arial" w:cs="Arial" w:eastAsia="Arial" w:hAnsi="Arial"/>
+                <w:color w:val="000000"/>
+                <w:sz w:val="18"/>
+                <w:szCs w:val="18"/>
+              </w:rPr>
+              <w:t xml:space="preserve">Hash</w:t>
+            </w:r>
+          </w:p>
+        </w:tc>
+        <w:tc>
+          <w:tcPr>
+            <w:tcW w:type="dxa" w:w="6460"/>
+            <w:tcBorders>
+              <w:top w:val="single" w:color="CCCCCC" w:sz="1"/>
+              <w:left w:val="single" w:color="CCCCCC" w:sz="1"/>
+              <w:bottom w:val="single" w:color="CCCCCC" w:sz="1"/>
+              <w:right w:val="single" w:color="CCCCCC" w:sz="1"/>
+            </w:tcBorders>
+            <w:shd w:fill="FFFFFF" w:val="clear"/>
+            <w:tcMar>
+              <w:top w:type="dxa" w:w="60"/>
+              <w:left w:type="dxa" w:w="100"/>
+              <w:bottom w:type="dxa" w:w="60"/>
+              <w:right w:type="dxa" w:w="100"/>
+            </w:tcMar>
+          </w:tcPr>
+          <w:p>
+            <w:r>
+              <w:rPr>
+                <w:rFonts w:ascii="Arial" w:cs="Arial" w:eastAsia="Arial" w:hAnsi="Arial"/>
+                <w:color w:val="000000"/>
+                <w:sz w:val="18"/>
+                <w:szCs w:val="18"/>
+              </w:rPr>
+              <w:t xml:space="preserve">analyses.pdf_md5</w:t>
+            </w:r>
+          </w:p>
+        </w:tc>
+      </w:tr>
+    </w:tbl>
+    <w:p/>
+    <w:p>
+      <w:pPr>
+        <w:pStyle w:val="Heading3"/>
+      </w:pPr>
+      <w:r>
+        <w:rPr>
+          <w:rFonts w:ascii="Arial" w:cs="Arial" w:eastAsia="Arial" w:hAnsi="Arial"/>
+        </w:rPr>
+        <w:t xml:space="preserve">Technical Notes</w:t>
+      </w:r>
+    </w:p>
+    <w:p>
+      <w:pPr>
+        <w:pStyle w:val="ListParagraph"/>
+        <w:numPr>
+          <w:ilvl w:val="0"/>
+          <w:numId w:val="2"/>
+        </w:numPr>
+        <w:spacing w:after="60" w:before="60"/>
+      </w:pPr>
+      <w:r>
+        <w:rPr>
+          <w:rFonts w:ascii="Arial" w:cs="Arial" w:eastAsia="Arial" w:hAnsi="Arial"/>
+          <w:color w:val="000000"/>
+          <w:sz w:val="22"/>
+          <w:szCs w:val="22"/>
+        </w:rPr>
+        <w:t xml:space="preserve">Annotation overlays (/FreeText, /Widget, /Square, /Redact, /Stamp) are flagged when an opaque annotation overlaps page text by at least 4 square points. /Square and /Redact are treated as opaque; /FreeText and /Widget are opaque when they carry a background colour.</w:t>
+      </w:r>
+    </w:p>
+    <w:p>
+      <w:pPr>
+        <w:pStyle w:val="ListParagraph"/>
+        <w:numPr>
+          <w:ilvl w:val="0"/>
+          <w:numId w:val="2"/>
+        </w:numPr>
+        <w:spacing w:after="60" w:before="60"/>
+      </w:pPr>
+      <w:r>
+        <w:rPr>
+          <w:rFonts w:ascii="Arial" w:cs="Arial" w:eastAsia="Arial" w:hAnsi="Arial"/>
+          <w:color w:val="000000"/>
+          <w:sz w:val="22"/>
+          <w:szCs w:val="22"/>
+        </w:rPr>
+        <w:t xml:space="preserve">Stacked annotations: an overlay annotation is also flagged, whatever its own background, when it overlaps another overlay annotation by at least 4 square points and at least one of the pair is opaque. This catches the common box-and-replace edit, where an opaque box hides the original value and a transparent text annotation supplies the new one.</w:t>
+      </w:r>
+    </w:p>
+    <w:p>
+      <w:pPr>
+        <w:pStyle w:val="ListParagraph"/>
+        <w:numPr>
+          <w:ilvl w:val="0"/>
+          <w:numId w:val="2"/>
+        </w:numPr>
+        <w:spacing w:after="60" w:before="60"/>
+      </w:pPr>
+      <w:r>
+        <w:rPr>
+          <w:rFonts w:ascii="Arial" w:cs="Arial" w:eastAsia="Arial" w:hAnsi="Arial"/>
+          <w:color w:val="000000"/>
+          <w:sz w:val="22"/>
+          <w:szCs w:val="22"/>
+        </w:rPr>
+        <w:t xml:space="preserve">White boxes: a near-white filled rectangle in the page content with text drawn after it inside its bounds. Text extraction still returns the original glyphs hidden under the box, so the text-over-text check also fires on the painted text; any text-over-text cluster with at least 80% of its area inside a white box is consolidated into that white-box finding (merge_text_over_white_box). One white box is therefore one finding, with the glyph evidence preserved in its detail.</w:t>
+      </w:r>
+    </w:p>
+    <w:p>
+      <w:pPr>
+        <w:pStyle w:val="ListParagraph"/>
+        <w:numPr>
+          <w:ilvl w:val="0"/>
+          <w:numId w:val="2"/>
+        </w:numPr>
+        <w:spacing w:after="60" w:before="60"/>
+      </w:pPr>
+      <w:r>
+        <w:rPr>
+          <w:rFonts w:ascii="Arial" w:cs="Arial" w:eastAsia="Arial" w:hAnsi="Arial"/>
+          <w:color w:val="000000"/>
+          <w:sz w:val="22"/>
+          <w:szCs w:val="22"/>
+        </w:rPr>
+        <w:t xml:space="preserve">Text over text: glyphs drawn over other glyphs, grouped into clusters within 25 points (CLUSTER_DIST). The detail lists the underlying and overlying glyphs.</w:t>
+      </w:r>
+    </w:p>
+    <w:p>
+      <w:pPr>
+        <w:pStyle w:val="ListParagraph"/>
+        <w:numPr>
+          <w:ilvl w:val="0"/>
+          <w:numId w:val="2"/>
+        </w:numPr>
+        <w:spacing w:after="60" w:before="60"/>
+      </w:pPr>
+      <w:r>
+        <w:rPr>
+          <w:rFonts w:ascii="Arial" w:cs="Arial" w:eastAsia="Arial" w:hAnsi="Arial"/>
+          <w:color w:val="000000"/>
+          <w:sz w:val="22"/>
+          <w:szCs w:val="22"/>
+        </w:rPr>
+        <w:t xml:space="preserve">Each TEXT_OVERLAY finding adds 35 points to its page in the document-level risk score (Risk Scoring Technical Reference, section 4.4).</w:t>
+      </w:r>
+    </w:p>
+    <w:p>
+      <w:pPr>
+        <w:pStyle w:val="Heading3"/>
+      </w:pPr>
+      <w:r>
+        <w:rPr>
+          <w:rFonts w:ascii="Arial" w:cs="Arial" w:eastAsia="Arial" w:hAnsi="Arial"/>
+        </w:rPr>
+        <w:t xml:space="preserve">Manual Validation</w:t>
+      </w:r>
+    </w:p>
+    <w:p>
+      <w:pPr>
+        <w:pStyle w:val="ListParagraph"/>
+        <w:numPr>
+          <w:ilvl w:val="0"/>
+          <w:numId w:val="3"/>
+        </w:numPr>
+        <w:spacing w:after="60" w:before="60"/>
+      </w:pPr>
+      <w:r>
+        <w:rPr>
+          <w:rFonts w:ascii="Arial" w:cs="Arial" w:eastAsia="Arial" w:hAnsi="Arial"/>
+          <w:color w:val="000000"/>
+          <w:sz w:val="22"/>
+          <w:szCs w:val="22"/>
+        </w:rPr>
+        <w:t xml:space="preserve">Open the Visual Overlay Report (section 3.1) to see each overlay on the page and toggle it off.</w:t>
+      </w:r>
+    </w:p>
+    <w:p>
+      <w:pPr>
+        <w:pStyle w:val="ListParagraph"/>
+        <w:numPr>
+          <w:ilvl w:val="0"/>
+          <w:numId w:val="3"/>
+        </w:numPr>
+        <w:spacing w:after="60" w:before="60"/>
+      </w:pPr>
+      <w:r>
+        <w:rPr>
+          <w:rFonts w:ascii="Arial" w:cs="Arial" w:eastAsia="Arial" w:hAnsi="Arial"/>
+          <w:color w:val="000000"/>
+          <w:sz w:val="22"/>
+          <w:szCs w:val="22"/>
+        </w:rPr>
+        <w:t xml:space="preserve">For an annotation, inspect the object named in Object / Stream: qpdf --show-object=74 --filtered-stream-data input.pdf (substitute the object number), checking /Subtype, /Rect, /IC and /Contents.</w:t>
+      </w:r>
+    </w:p>
+    <w:p>
+      <w:pPr>
+        <w:pStyle w:val="ListParagraph"/>
+        <w:numPr>
+          <w:ilvl w:val="0"/>
+          <w:numId w:val="3"/>
+        </w:numPr>
+        <w:spacing w:after="60" w:before="60"/>
+      </w:pPr>
+      <w:r>
+        <w:rPr>
+          <w:rFonts w:ascii="Arial" w:cs="Arial" w:eastAsia="Arial" w:hAnsi="Arial"/>
+          <w:color w:val="000000"/>
+          <w:sz w:val="22"/>
+          <w:szCs w:val="22"/>
+        </w:rPr>
+        <w:t xml:space="preserve">For a white box or text over text, decompress the page content (qpdf --qdf --object-streams=disable input.pdf out.pdf) and locate the re/f operators and the BT…ET blocks that follow them.</w:t>
+      </w:r>
+    </w:p>
+    <w:p>
+      <w:pPr>
+        <w:pStyle w:val="Heading2"/>
+      </w:pPr>
+      <w:r>
+        <w:rPr>
+          <w:rFonts w:ascii="Arial" w:cs="Arial" w:eastAsia="Arial" w:hAnsi="Arial"/>
+        </w:rPr>
+        <w:t xml:space="preserve">2.17  Font Consistency Analysis</w:t>
+      </w:r>
+    </w:p>
+    <w:p>
+      <w:pPr>
+        <w:spacing w:after="80" w:before="80"/>
+      </w:pPr>
+      <w:r>
+        <w:rPr>
+          <w:rFonts w:ascii="Arial" w:cs="Arial" w:eastAsia="Arial" w:hAnsi="Arial"/>
+          <w:i/>
+          <w:iCs/>
+          <w:color w:val="5A5A5A"/>
+          <w:sz w:val="18"/>
+          <w:szCs w:val="18"/>
+        </w:rPr>
+        <w:t xml:space="preserve">Report ID: font_anomaly</w:t>
+      </w:r>
+    </w:p>
+    <w:p>
+      <w:pPr>
+        <w:spacing w:after="80" w:before="80"/>
+      </w:pPr>
+      <w:r>
+        <w:rPr>
+          <w:rFonts w:ascii="Arial" w:cs="Arial" w:eastAsia="Arial" w:hAnsi="Arial"/>
+          <w:color w:val="000000"/>
+          <w:sz w:val="22"/>
+          <w:szCs w:val="22"/>
+        </w:rPr>
+        <w:t xml:space="preserve">Text spans whose font is inconsistent with the document’s dominant body font. Text inserted by a different application during an alteration commonly uses a different font, subset, or encoding than the surrounding text, so an out-of-place font is an independent indicator of an in-place edit.</w:t>
+      </w:r>
+    </w:p>
+    <w:p>
+      <w:pPr>
+        <w:pStyle w:val="Heading3"/>
+      </w:pPr>
+      <w:r>
+        <w:rPr>
+          <w:rFonts w:ascii="Arial" w:cs="Arial" w:eastAsia="Arial" w:hAnsi="Arial"/>
+        </w:rPr>
+        <w:t xml:space="preserve">SQL Query</w:t>
+      </w:r>
+    </w:p>
+    <w:p>
+      <w:pPr>
+        <w:pBdr>
+          <w:left w:val="single" w:color="ED1C24" w:sz="6" w:space="4"/>
+        </w:pBdr>
+        <w:shd w:fill="F0F0F0" w:val="clear"/>
+        <w:spacing w:after="0" w:before="0"/>
+      </w:pPr>
+      <w:r>
+        <w:rPr>
+          <w:rFonts w:ascii="Courier New" w:cs="Courier New" w:eastAsia="Courier New" w:hAnsi="Courier New"/>
+          <w:color w:val="333333"/>
+          <w:sz w:val="18"/>
+          <w:szCs w:val="18"/>
+        </w:rPr>
+        <w:t xml:space="preserve">SELECT</w:t>
+      </w:r>
+    </w:p>
+    <w:p>
+      <w:pPr>
+        <w:pBdr>
+          <w:left w:val="single" w:color="ED1C24" w:sz="6" w:space="4"/>
+        </w:pBdr>
+        <w:shd w:fill="F0F0F0" w:val="clear"/>
+        <w:spacing w:after="0" w:before="0"/>
+      </w:pPr>
+      <w:r>
+        <w:rPr>
+          <w:rFonts w:ascii="Courier New" w:cs="Courier New" w:eastAsia="Courier New" w:hAnsi="Courier New"/>
+          <w:color w:val="333333"/>
+          <w:sz w:val="18"/>
+          <w:szCs w:val="18"/>
+        </w:rPr>
+        <w:t xml:space="preserve">    a.pdf_filename       AS "Filename",</w:t>
+      </w:r>
+    </w:p>
+    <w:p>
+      <w:pPr>
+        <w:pBdr>
+          <w:left w:val="single" w:color="ED1C24" w:sz="6" w:space="4"/>
+        </w:pBdr>
+        <w:shd w:fill="F0F0F0" w:val="clear"/>
+        <w:spacing w:after="0" w:before="0"/>
+      </w:pPr>
+      <w:r>
+        <w:rPr>
+          <w:rFonts w:ascii="Courier New" w:cs="Courier New" w:eastAsia="Courier New" w:hAnsi="Courier New"/>
+          <w:color w:val="333333"/>
+          <w:sz w:val="18"/>
+          <w:szCs w:val="18"/>
+        </w:rPr>
+        <w:t xml:space="preserve">    p.page_number        AS "Page",</w:t>
+      </w:r>
+    </w:p>
+    <w:p>
+      <w:pPr>
+        <w:pBdr>
+          <w:left w:val="single" w:color="ED1C24" w:sz="6" w:space="4"/>
+        </w:pBdr>
+        <w:shd w:fill="F0F0F0" w:val="clear"/>
+        <w:spacing w:after="0" w:before="0"/>
+      </w:pPr>
+      <w:r>
+        <w:rPr>
+          <w:rFonts w:ascii="Courier New" w:cs="Courier New" w:eastAsia="Courier New" w:hAnsi="Courier New"/>
+          <w:color w:val="333333"/>
+          <w:sz w:val="18"/>
+          <w:szCs w:val="18"/>
+        </w:rPr>
+        <w:t xml:space="preserve">    f.detail             AS "Detail",</w:t>
+      </w:r>
+    </w:p>
+    <w:p>
+      <w:pPr>
+        <w:pBdr>
+          <w:left w:val="single" w:color="ED1C24" w:sz="6" w:space="4"/>
+        </w:pBdr>
+        <w:shd w:fill="F0F0F0" w:val="clear"/>
+        <w:spacing w:after="0" w:before="0"/>
+      </w:pPr>
+      <w:r>
+        <w:rPr>
+          <w:rFonts w:ascii="Courier New" w:cs="Courier New" w:eastAsia="Courier New" w:hAnsi="Courier New"/>
+          <w:color w:val="333333"/>
+          <w:sz w:val="18"/>
+          <w:szCs w:val="18"/>
+        </w:rPr>
+        <w:t xml:space="preserve">    a.pdf_md5            AS "PDF MD5"</w:t>
+      </w:r>
+    </w:p>
+    <w:p>
+      <w:pPr>
+        <w:pBdr>
+          <w:left w:val="single" w:color="ED1C24" w:sz="6" w:space="4"/>
+        </w:pBdr>
+        <w:shd w:fill="F0F0F0" w:val="clear"/>
+        <w:spacing w:after="0" w:before="0"/>
+      </w:pPr>
+      <w:r>
+        <w:rPr>
+          <w:rFonts w:ascii="Courier New" w:cs="Courier New" w:eastAsia="Courier New" w:hAnsi="Courier New"/>
+          <w:color w:val="333333"/>
+          <w:sz w:val="18"/>
+          <w:szCs w:val="18"/>
+        </w:rPr>
+        <w:t xml:space="preserve">FROM findings f</w:t>
+      </w:r>
+    </w:p>
+    <w:p>
+      <w:pPr>
+        <w:pBdr>
+          <w:left w:val="single" w:color="ED1C24" w:sz="6" w:space="4"/>
+        </w:pBdr>
+        <w:shd w:fill="F0F0F0" w:val="clear"/>
+        <w:spacing w:after="0" w:before="0"/>
+      </w:pPr>
+      <w:r>
+        <w:rPr>
+          <w:rFonts w:ascii="Courier New" w:cs="Courier New" w:eastAsia="Courier New" w:hAnsi="Courier New"/>
+          <w:color w:val="333333"/>
+          <w:sz w:val="18"/>
+          <w:szCs w:val="18"/>
+        </w:rPr>
+        <w:t xml:space="preserve">JOIN finding_types ft  ON ft.id = f.finding_type_id</w:t>
+      </w:r>
+    </w:p>
+    <w:p>
+      <w:pPr>
+        <w:pBdr>
+          <w:left w:val="single" w:color="ED1C24" w:sz="6" w:space="4"/>
+        </w:pBdr>
+        <w:shd w:fill="F0F0F0" w:val="clear"/>
+        <w:spacing w:after="0" w:before="0"/>
+      </w:pPr>
+      <w:r>
+        <w:rPr>
+          <w:rFonts w:ascii="Courier New" w:cs="Courier New" w:eastAsia="Courier New" w:hAnsi="Courier New"/>
+          <w:color w:val="333333"/>
+          <w:sz w:val="18"/>
+          <w:szCs w:val="18"/>
+        </w:rPr>
+        <w:t xml:space="preserve">JOIN pages p           ON p.id = f.page_id</w:t>
+      </w:r>
+    </w:p>
+    <w:p>
+      <w:pPr>
+        <w:pBdr>
+          <w:left w:val="single" w:color="ED1C24" w:sz="6" w:space="4"/>
+        </w:pBdr>
+        <w:shd w:fill="F0F0F0" w:val="clear"/>
+        <w:spacing w:after="0" w:before="0"/>
+      </w:pPr>
+      <w:r>
+        <w:rPr>
+          <w:rFonts w:ascii="Courier New" w:cs="Courier New" w:eastAsia="Courier New" w:hAnsi="Courier New"/>
+          <w:color w:val="333333"/>
+          <w:sz w:val="18"/>
+          <w:szCs w:val="18"/>
+        </w:rPr>
+        <w:t xml:space="preserve">JOIN analyses a        ON a.id = p.analysis_id</w:t>
+      </w:r>
+    </w:p>
+    <w:p>
+      <w:pPr>
+        <w:pBdr>
+          <w:left w:val="single" w:color="ED1C24" w:sz="6" w:space="4"/>
+        </w:pBdr>
+        <w:shd w:fill="F0F0F0" w:val="clear"/>
+        <w:spacing w:after="0" w:before="0"/>
+      </w:pPr>
+      <w:r>
+        <w:rPr>
+          <w:rFonts w:ascii="Courier New" w:cs="Courier New" w:eastAsia="Courier New" w:hAnsi="Courier New"/>
+          <w:color w:val="333333"/>
+          <w:sz w:val="18"/>
+          <w:szCs w:val="18"/>
+        </w:rPr>
+        <w:t xml:space="preserve">WHERE ft.code = 'FONT_ANOMALY'</w:t>
+      </w:r>
+    </w:p>
+    <w:p>
+      <w:pPr>
+        <w:pBdr>
+          <w:left w:val="single" w:color="ED1C24" w:sz="6" w:space="4"/>
+        </w:pBdr>
+        <w:shd w:fill="F0F0F0" w:val="clear"/>
+        <w:spacing w:after="0" w:before="0"/>
+      </w:pPr>
+      <w:r>
+        <w:rPr>
+          <w:rFonts w:ascii="Courier New" w:cs="Courier New" w:eastAsia="Courier New" w:hAnsi="Courier New"/>
+          <w:color w:val="333333"/>
+          <w:sz w:val="18"/>
+          <w:szCs w:val="18"/>
+        </w:rPr>
+        <w:t xml:space="preserve">ORDER BY a.pdf_filename, p.page_number</w:t>
+      </w:r>
+    </w:p>
+    <w:p>
+      <w:pPr>
+        <w:pStyle w:val="Heading3"/>
+      </w:pPr>
+      <w:r>
+        <w:rPr>
+          <w:rFonts w:ascii="Arial" w:cs="Arial" w:eastAsia="Arial" w:hAnsi="Arial"/>
+        </w:rPr>
+        <w:t xml:space="preserve">Column Reference</w:t>
+      </w:r>
+    </w:p>
+    <w:tbl>
+      <w:tblPr>
+        <w:tblW w:type="dxa" w:w="9360"/>
+        <w:tblLayout w:type="fixed"/>
+      </w:tblPr>
+      <w:tblGrid>
+        <w:gridCol w:w="2000"/>
+        <w:gridCol w:w="900"/>
+        <w:gridCol w:w="6460"/>
+      </w:tblGrid>
+      <w:tr>
+        <w:trPr>
+          <w:tblHeader/>
+        </w:trPr>
+        <w:tc>
+          <w:tcPr>
+            <w:tcW w:type="dxa" w:w="2000"/>
+            <w:tcBorders>
+              <w:top w:val="single" w:color="CCCCCC" w:sz="1"/>
+              <w:left w:val="single" w:color="CCCCCC" w:sz="1"/>
+              <w:bottom w:val="single" w:color="CCCCCC" w:sz="1"/>
+              <w:right w:val="single" w:color="CCCCCC" w:sz="1"/>
+            </w:tcBorders>
+            <w:shd w:fill="2B2B2B" w:val="clear"/>
+            <w:tcMar>
+              <w:top w:type="dxa" w:w="60"/>
+              <w:left w:type="dxa" w:w="100"/>
+              <w:bottom w:type="dxa" w:w="60"/>
+              <w:right w:type="dxa" w:w="100"/>
+            </w:tcMar>
+          </w:tcPr>
+          <w:p>
+            <w:r>
+              <w:rPr>
+                <w:rFonts w:ascii="Arial" w:cs="Arial" w:eastAsia="Arial" w:hAnsi="Arial"/>
+                <w:b/>
+                <w:bCs/>
+                <w:color w:val="FFFFFF"/>
+                <w:sz w:val="18"/>
+                <w:szCs w:val="18"/>
+              </w:rPr>
+              <w:t xml:space="preserve">Column</w:t>
+            </w:r>
+          </w:p>
+        </w:tc>
+        <w:tc>
+          <w:tcPr>
+            <w:tcW w:type="dxa" w:w="900"/>
+            <w:tcBorders>
+              <w:top w:val="single" w:color="CCCCCC" w:sz="1"/>
+              <w:left w:val="single" w:color="CCCCCC" w:sz="1"/>
+              <w:bottom w:val="single" w:color="CCCCCC" w:sz="1"/>
+              <w:right w:val="single" w:color="CCCCCC" w:sz="1"/>
+            </w:tcBorders>
+            <w:shd w:fill="2B2B2B" w:val="clear"/>
+            <w:tcMar>
+              <w:top w:type="dxa" w:w="60"/>
+              <w:left w:type="dxa" w:w="100"/>
+              <w:bottom w:type="dxa" w:w="60"/>
+              <w:right w:type="dxa" w:w="100"/>
+            </w:tcMar>
+          </w:tcPr>
+          <w:p>
+            <w:r>
+              <w:rPr>
+                <w:rFonts w:ascii="Arial" w:cs="Arial" w:eastAsia="Arial" w:hAnsi="Arial"/>
+                <w:b/>
+                <w:bCs/>
+                <w:color w:val="FFFFFF"/>
+                <w:sz w:val="18"/>
+                <w:szCs w:val="18"/>
+              </w:rPr>
+              <w:t xml:space="preserve">Type</w:t>
+            </w:r>
+          </w:p>
+        </w:tc>
+        <w:tc>
+          <w:tcPr>
+            <w:tcW w:type="dxa" w:w="6460"/>
+            <w:tcBorders>
+              <w:top w:val="single" w:color="CCCCCC" w:sz="1"/>
+              <w:left w:val="single" w:color="CCCCCC" w:sz="1"/>
+              <w:bottom w:val="single" w:color="CCCCCC" w:sz="1"/>
+              <w:right w:val="single" w:color="CCCCCC" w:sz="1"/>
+            </w:tcBorders>
+            <w:shd w:fill="2B2B2B" w:val="clear"/>
+            <w:tcMar>
+              <w:top w:type="dxa" w:w="60"/>
+              <w:left w:type="dxa" w:w="100"/>
+              <w:bottom w:type="dxa" w:w="60"/>
+              <w:right w:type="dxa" w:w="100"/>
+            </w:tcMar>
+          </w:tcPr>
+          <w:p>
+            <w:r>
+              <w:rPr>
+                <w:rFonts w:ascii="Arial" w:cs="Arial" w:eastAsia="Arial" w:hAnsi="Arial"/>
+                <w:b/>
+                <w:bCs/>
+                <w:color w:val="FFFFFF"/>
+                <w:sz w:val="18"/>
+                <w:szCs w:val="18"/>
+              </w:rPr>
+              <w:t xml:space="preserve">Source / Meaning</w:t>
+            </w:r>
+          </w:p>
+        </w:tc>
+      </w:tr>
+      <w:tr>
+        <w:tc>
+          <w:tcPr>
+            <w:tcW w:type="dxa" w:w="2000"/>
+            <w:tcBorders>
+              <w:top w:val="single" w:color="CCCCCC" w:sz="1"/>
+              <w:left w:val="single" w:color="CCCCCC" w:sz="1"/>
+              <w:bottom w:val="single" w:color="CCCCCC" w:sz="1"/>
+              <w:right w:val="single" w:color="CCCCCC" w:sz="1"/>
+            </w:tcBorders>
+            <w:shd w:fill="FFFFFF" w:val="clear"/>
+            <w:tcMar>
+              <w:top w:type="dxa" w:w="60"/>
+              <w:left w:type="dxa" w:w="100"/>
+              <w:bottom w:type="dxa" w:w="60"/>
+              <w:right w:type="dxa" w:w="100"/>
+            </w:tcMar>
+          </w:tcPr>
+          <w:p>
+            <w:r>
+              <w:rPr>
+                <w:rFonts w:ascii="Arial" w:cs="Arial" w:eastAsia="Arial" w:hAnsi="Arial"/>
+                <w:color w:val="000000"/>
+                <w:sz w:val="18"/>
+                <w:szCs w:val="18"/>
+              </w:rPr>
+              <w:t xml:space="preserve">Filename</w:t>
+            </w:r>
+          </w:p>
+        </w:tc>
+        <w:tc>
+          <w:tcPr>
+            <w:tcW w:type="dxa" w:w="900"/>
+            <w:tcBorders>
+              <w:top w:val="single" w:color="CCCCCC" w:sz="1"/>
+              <w:left w:val="single" w:color="CCCCCC" w:sz="1"/>
+              <w:bottom w:val="single" w:color="CCCCCC" w:sz="1"/>
+              <w:right w:val="single" w:color="CCCCCC" w:sz="1"/>
+            </w:tcBorders>
+            <w:shd w:fill="FFFFFF" w:val="clear"/>
+            <w:tcMar>
+              <w:top w:type="dxa" w:w="60"/>
+              <w:left w:type="dxa" w:w="100"/>
+              <w:bottom w:type="dxa" w:w="60"/>
+              <w:right w:type="dxa" w:w="100"/>
+            </w:tcMar>
+          </w:tcPr>
+          <w:p>
+            <w:r>
+              <w:rPr>
+                <w:rFonts w:ascii="Arial" w:cs="Arial" w:eastAsia="Arial" w:hAnsi="Arial"/>
+                <w:color w:val="000000"/>
+                <w:sz w:val="18"/>
+                <w:szCs w:val="18"/>
+              </w:rPr>
+              <w:t xml:space="preserve">Text</w:t>
+            </w:r>
+          </w:p>
+        </w:tc>
+        <w:tc>
+          <w:tcPr>
+            <w:tcW w:type="dxa" w:w="6460"/>
+            <w:tcBorders>
+              <w:top w:val="single" w:color="CCCCCC" w:sz="1"/>
+              <w:left w:val="single" w:color="CCCCCC" w:sz="1"/>
+              <w:bottom w:val="single" w:color="CCCCCC" w:sz="1"/>
+              <w:right w:val="single" w:color="CCCCCC" w:sz="1"/>
+            </w:tcBorders>
+            <w:shd w:fill="FFFFFF" w:val="clear"/>
+            <w:tcMar>
+              <w:top w:type="dxa" w:w="60"/>
+              <w:left w:type="dxa" w:w="100"/>
+              <w:bottom w:type="dxa" w:w="60"/>
+              <w:right w:type="dxa" w:w="100"/>
+            </w:tcMar>
+          </w:tcPr>
+          <w:p>
+            <w:r>
+              <w:rPr>
+                <w:rFonts w:ascii="Arial" w:cs="Arial" w:eastAsia="Arial" w:hAnsi="Arial"/>
+                <w:color w:val="000000"/>
+                <w:sz w:val="18"/>
+                <w:szCs w:val="18"/>
+              </w:rPr>
+              <w:t xml:space="preserve">analyses.pdf_filename</w:t>
+            </w:r>
+          </w:p>
+        </w:tc>
+      </w:tr>
+      <w:tr>
+        <w:tc>
+          <w:tcPr>
+            <w:tcW w:type="dxa" w:w="2000"/>
+            <w:tcBorders>
+              <w:top w:val="single" w:color="CCCCCC" w:sz="1"/>
+              <w:left w:val="single" w:color="CCCCCC" w:sz="1"/>
+              <w:bottom w:val="single" w:color="CCCCCC" w:sz="1"/>
+              <w:right w:val="single" w:color="CCCCCC" w:sz="1"/>
+            </w:tcBorders>
+            <w:shd w:fill="FFFFFF" w:val="clear"/>
+            <w:tcMar>
+              <w:top w:type="dxa" w:w="60"/>
+              <w:left w:type="dxa" w:w="100"/>
+              <w:bottom w:type="dxa" w:w="60"/>
+              <w:right w:type="dxa" w:w="100"/>
+            </w:tcMar>
+          </w:tcPr>
+          <w:p>
+            <w:r>
+              <w:rPr>
+                <w:rFonts w:ascii="Arial" w:cs="Arial" w:eastAsia="Arial" w:hAnsi="Arial"/>
+                <w:color w:val="000000"/>
+                <w:sz w:val="18"/>
+                <w:szCs w:val="18"/>
+              </w:rPr>
+              <w:t xml:space="preserve">Page</w:t>
+            </w:r>
+          </w:p>
+        </w:tc>
+        <w:tc>
+          <w:tcPr>
+            <w:tcW w:type="dxa" w:w="900"/>
+            <w:tcBorders>
+              <w:top w:val="single" w:color="CCCCCC" w:sz="1"/>
+              <w:left w:val="single" w:color="CCCCCC" w:sz="1"/>
+              <w:bottom w:val="single" w:color="CCCCCC" w:sz="1"/>
+              <w:right w:val="single" w:color="CCCCCC" w:sz="1"/>
+            </w:tcBorders>
+            <w:shd w:fill="FFFFFF" w:val="clear"/>
+            <w:tcMar>
+              <w:top w:type="dxa" w:w="60"/>
+              <w:left w:type="dxa" w:w="100"/>
+              <w:bottom w:type="dxa" w:w="60"/>
+              <w:right w:type="dxa" w:w="100"/>
+            </w:tcMar>
+          </w:tcPr>
+          <w:p>
+            <w:r>
+              <w:rPr>
+                <w:rFonts w:ascii="Arial" w:cs="Arial" w:eastAsia="Arial" w:hAnsi="Arial"/>
+                <w:color w:val="000000"/>
+                <w:sz w:val="18"/>
+                <w:szCs w:val="18"/>
+              </w:rPr>
+              <w:t xml:space="preserve">Numeric</w:t>
+            </w:r>
+          </w:p>
+        </w:tc>
+        <w:tc>
+          <w:tcPr>
+            <w:tcW w:type="dxa" w:w="6460"/>
+            <w:tcBorders>
+              <w:top w:val="single" w:color="CCCCCC" w:sz="1"/>
+              <w:left w:val="single" w:color="CCCCCC" w:sz="1"/>
+              <w:bottom w:val="single" w:color="CCCCCC" w:sz="1"/>
+              <w:right w:val="single" w:color="CCCCCC" w:sz="1"/>
+            </w:tcBorders>
+            <w:shd w:fill="FFFFFF" w:val="clear"/>
+            <w:tcMar>
+              <w:top w:type="dxa" w:w="60"/>
+              <w:left w:type="dxa" w:w="100"/>
+              <w:bottom w:type="dxa" w:w="60"/>
+              <w:right w:type="dxa" w:w="100"/>
+            </w:tcMar>
+          </w:tcPr>
+          <w:p>
+            <w:r>
+              <w:rPr>
+                <w:rFonts w:ascii="Arial" w:cs="Arial" w:eastAsia="Arial" w:hAnsi="Arial"/>
+                <w:color w:val="000000"/>
+                <w:sz w:val="18"/>
+                <w:szCs w:val="18"/>
+              </w:rPr>
+              <w:t xml:space="preserve">pages.page_number</w:t>
+            </w:r>
+          </w:p>
+        </w:tc>
+      </w:tr>
+      <w:tr>
+        <w:tc>
+          <w:tcPr>
+            <w:tcW w:type="dxa" w:w="2000"/>
+            <w:tcBorders>
+              <w:top w:val="single" w:color="CCCCCC" w:sz="1"/>
+              <w:left w:val="single" w:color="CCCCCC" w:sz="1"/>
+              <w:bottom w:val="single" w:color="CCCCCC" w:sz="1"/>
+              <w:right w:val="single" w:color="CCCCCC" w:sz="1"/>
+            </w:tcBorders>
+            <w:shd w:fill="FFFFFF" w:val="clear"/>
+            <w:tcMar>
+              <w:top w:type="dxa" w:w="60"/>
+              <w:left w:type="dxa" w:w="100"/>
+              <w:bottom w:type="dxa" w:w="60"/>
+              <w:right w:type="dxa" w:w="100"/>
+            </w:tcMar>
+          </w:tcPr>
+          <w:p>
+            <w:r>
+              <w:rPr>
+                <w:rFonts w:ascii="Arial" w:cs="Arial" w:eastAsia="Arial" w:hAnsi="Arial"/>
+                <w:color w:val="000000"/>
+                <w:sz w:val="18"/>
+                <w:szCs w:val="18"/>
+              </w:rPr>
+              <w:t xml:space="preserve">Detail</w:t>
+            </w:r>
+          </w:p>
+        </w:tc>
+        <w:tc>
+          <w:tcPr>
+            <w:tcW w:type="dxa" w:w="900"/>
+            <w:tcBorders>
+              <w:top w:val="single" w:color="CCCCCC" w:sz="1"/>
+              <w:left w:val="single" w:color="CCCCCC" w:sz="1"/>
+              <w:bottom w:val="single" w:color="CCCCCC" w:sz="1"/>
+              <w:right w:val="single" w:color="CCCCCC" w:sz="1"/>
+            </w:tcBorders>
+            <w:shd w:fill="FFFFFF" w:val="clear"/>
+            <w:tcMar>
+              <w:top w:type="dxa" w:w="60"/>
+              <w:left w:type="dxa" w:w="100"/>
+              <w:bottom w:type="dxa" w:w="60"/>
+              <w:right w:type="dxa" w:w="100"/>
+            </w:tcMar>
+          </w:tcPr>
+          <w:p>
+            <w:r>
+              <w:rPr>
+                <w:rFonts w:ascii="Arial" w:cs="Arial" w:eastAsia="Arial" w:hAnsi="Arial"/>
+                <w:color w:val="000000"/>
+                <w:sz w:val="18"/>
+                <w:szCs w:val="18"/>
+              </w:rPr>
+              <w:t xml:space="preserve">Text</w:t>
+            </w:r>
+          </w:p>
+        </w:tc>
+        <w:tc>
+          <w:tcPr>
+            <w:tcW w:type="dxa" w:w="6460"/>
+            <w:tcBorders>
+              <w:top w:val="single" w:color="CCCCCC" w:sz="1"/>
+              <w:left w:val="single" w:color="CCCCCC" w:sz="1"/>
+              <w:bottom w:val="single" w:color="CCCCCC" w:sz="1"/>
+              <w:right w:val="single" w:color="CCCCCC" w:sz="1"/>
+            </w:tcBorders>
+            <w:shd w:fill="FFFFFF" w:val="clear"/>
+            <w:tcMar>
+              <w:top w:type="dxa" w:w="60"/>
+              <w:left w:type="dxa" w:w="100"/>
+              <w:bottom w:type="dxa" w:w="60"/>
+              <w:right w:type="dxa" w:w="100"/>
+            </w:tcMar>
+          </w:tcPr>
+          <w:p>
+            <w:r>
+              <w:rPr>
+                <w:rFonts w:ascii="Arial" w:cs="Arial" w:eastAsia="Arial" w:hAnsi="Arial"/>
+                <w:color w:val="000000"/>
+                <w:sz w:val="18"/>
+                <w:szCs w:val="18"/>
+              </w:rPr>
+              <w:t xml:space="preserve">findings.detail: the out-of-place font and its family, the document’s dominant body font and its share of the text, this span’s share, and a snippet of the text it renders</w:t>
+            </w:r>
+          </w:p>
+        </w:tc>
+      </w:tr>
+      <w:tr>
+        <w:tc>
+          <w:tcPr>
+            <w:tcW w:type="dxa" w:w="2000"/>
+            <w:tcBorders>
+              <w:top w:val="single" w:color="CCCCCC" w:sz="1"/>
+              <w:left w:val="single" w:color="CCCCCC" w:sz="1"/>
+              <w:bottom w:val="single" w:color="CCCCCC" w:sz="1"/>
+              <w:right w:val="single" w:color="CCCCCC" w:sz="1"/>
+            </w:tcBorders>
+            <w:shd w:fill="FFFFFF" w:val="clear"/>
+            <w:tcMar>
+              <w:top w:type="dxa" w:w="60"/>
+              <w:left w:type="dxa" w:w="100"/>
+              <w:bottom w:type="dxa" w:w="60"/>
+              <w:right w:type="dxa" w:w="100"/>
+            </w:tcMar>
+          </w:tcPr>
+          <w:p>
+            <w:r>
+              <w:rPr>
+                <w:rFonts w:ascii="Arial" w:cs="Arial" w:eastAsia="Arial" w:hAnsi="Arial"/>
+                <w:color w:val="000000"/>
+                <w:sz w:val="18"/>
+                <w:szCs w:val="18"/>
+              </w:rPr>
+              <w:t xml:space="preserve">PDF MD5</w:t>
+            </w:r>
+          </w:p>
+        </w:tc>
+        <w:tc>
+          <w:tcPr>
+            <w:tcW w:type="dxa" w:w="900"/>
+            <w:tcBorders>
+              <w:top w:val="single" w:color="CCCCCC" w:sz="1"/>
+              <w:left w:val="single" w:color="CCCCCC" w:sz="1"/>
+              <w:bottom w:val="single" w:color="CCCCCC" w:sz="1"/>
+              <w:right w:val="single" w:color="CCCCCC" w:sz="1"/>
+            </w:tcBorders>
+            <w:shd w:fill="FFFFFF" w:val="clear"/>
+            <w:tcMar>
+              <w:top w:type="dxa" w:w="60"/>
+              <w:left w:type="dxa" w:w="100"/>
+              <w:bottom w:type="dxa" w:w="60"/>
+              <w:right w:type="dxa" w:w="100"/>
+            </w:tcMar>
+          </w:tcPr>
+          <w:p>
+            <w:r>
+              <w:rPr>
+                <w:rFonts w:ascii="Arial" w:cs="Arial" w:eastAsia="Arial" w:hAnsi="Arial"/>
+                <w:color w:val="000000"/>
+                <w:sz w:val="18"/>
+                <w:szCs w:val="18"/>
+              </w:rPr>
+              <w:t xml:space="preserve">Hash</w:t>
+            </w:r>
+          </w:p>
+        </w:tc>
+        <w:tc>
+          <w:tcPr>
+            <w:tcW w:type="dxa" w:w="6460"/>
+            <w:tcBorders>
+              <w:top w:val="single" w:color="CCCCCC" w:sz="1"/>
+              <w:left w:val="single" w:color="CCCCCC" w:sz="1"/>
+              <w:bottom w:val="single" w:color="CCCCCC" w:sz="1"/>
+              <w:right w:val="single" w:color="CCCCCC" w:sz="1"/>
+            </w:tcBorders>
+            <w:shd w:fill="FFFFFF" w:val="clear"/>
+            <w:tcMar>
+              <w:top w:type="dxa" w:w="60"/>
+              <w:left w:type="dxa" w:w="100"/>
+              <w:bottom w:type="dxa" w:w="60"/>
+              <w:right w:type="dxa" w:w="100"/>
+            </w:tcMar>
+          </w:tcPr>
+          <w:p>
+            <w:r>
+              <w:rPr>
+                <w:rFonts w:ascii="Arial" w:cs="Arial" w:eastAsia="Arial" w:hAnsi="Arial"/>
+                <w:color w:val="000000"/>
+                <w:sz w:val="18"/>
+                <w:szCs w:val="18"/>
+              </w:rPr>
+              <w:t xml:space="preserve">analyses.pdf_md5</w:t>
+            </w:r>
+          </w:p>
+        </w:tc>
+      </w:tr>
+    </w:tbl>
+    <w:p/>
+    <w:p>
+      <w:pPr>
+        <w:pStyle w:val="Heading3"/>
+      </w:pPr>
+      <w:r>
+        <w:rPr>
+          <w:rFonts w:ascii="Arial" w:cs="Arial" w:eastAsia="Arial" w:hAnsi="Arial"/>
+        </w:rPr>
+        <w:t xml:space="preserve">Technical Notes</w:t>
+      </w:r>
+    </w:p>
+    <w:p>
+      <w:pPr>
+        <w:pStyle w:val="ListParagraph"/>
+        <w:numPr>
+          <w:ilvl w:val="0"/>
+          <w:numId w:val="2"/>
+        </w:numPr>
+        <w:spacing w:after="60" w:before="60"/>
+      </w:pPr>
+      <w:r>
+        <w:rPr>
+          <w:rFonts w:ascii="Arial" w:cs="Arial" w:eastAsia="Arial" w:hAnsi="Arial"/>
+          <w:color w:val="000000"/>
+          <w:sz w:val="22"/>
+          <w:szCs w:val="22"/>
+        </w:rPr>
+        <w:t xml:space="preserve">A FONT_ANOMALY is raised for text spans whose font family differs from the document’s dominant body font and accounts for a small share of the text.</w:t>
+      </w:r>
+    </w:p>
+    <w:p>
+      <w:pPr>
+        <w:pStyle w:val="ListParagraph"/>
+        <w:numPr>
+          <w:ilvl w:val="0"/>
+          <w:numId w:val="2"/>
+        </w:numPr>
+        <w:spacing w:after="60" w:before="60"/>
+      </w:pPr>
+      <w:r>
+        <w:rPr>
+          <w:rFonts w:ascii="Arial" w:cs="Arial" w:eastAsia="Arial" w:hAnsi="Arial"/>
+          <w:color w:val="000000"/>
+          <w:sz w:val="22"/>
+          <w:szCs w:val="22"/>
+        </w:rPr>
+        <w:t xml:space="preserve">Each finding adds 15 points to its page in the document-level risk score. Legitimate documents often mix fonts (headings, logos, signatures, form fields), so this is a corroborating indicator rather than proof.</w:t>
+      </w:r>
+    </w:p>
+    <w:p>
+      <w:pPr>
+        <w:pStyle w:val="Heading3"/>
+      </w:pPr>
+      <w:r>
+        <w:rPr>
+          <w:rFonts w:ascii="Arial" w:cs="Arial" w:eastAsia="Arial" w:hAnsi="Arial"/>
+        </w:rPr>
+        <w:t xml:space="preserve">Manual Validation</w:t>
+      </w:r>
+    </w:p>
+    <w:p>
+      <w:pPr>
+        <w:pStyle w:val="ListParagraph"/>
+        <w:numPr>
+          <w:ilvl w:val="0"/>
+          <w:numId w:val="3"/>
+        </w:numPr>
+        <w:spacing w:after="60" w:before="60"/>
+      </w:pPr>
+      <w:r>
+        <w:rPr>
+          <w:rFonts w:ascii="Arial" w:cs="Arial" w:eastAsia="Arial" w:hAnsi="Arial"/>
+          <w:color w:val="000000"/>
+          <w:sz w:val="22"/>
+          <w:szCs w:val="22"/>
+        </w:rPr>
+        <w:t xml:space="preserve">Compare the snippet with the surrounding text on the page: an inserted name, date or amount in a different font is the pattern of interest.</w:t>
+      </w:r>
+    </w:p>
+    <w:p>
+      <w:pPr>
+        <w:pStyle w:val="ListParagraph"/>
+        <w:numPr>
+          <w:ilvl w:val="0"/>
+          <w:numId w:val="3"/>
+        </w:numPr>
+        <w:spacing w:after="60" w:before="60"/>
+      </w:pPr>
+      <w:r>
+        <w:rPr>
+          <w:rFonts w:ascii="Arial" w:cs="Arial" w:eastAsia="Arial" w:hAnsi="Arial"/>
+          <w:color w:val="000000"/>
+          <w:sz w:val="22"/>
+          <w:szCs w:val="22"/>
+        </w:rPr>
+        <w:t xml:space="preserve">List the fonts per page with pdffonts -f N -l N input.pdf and confirm the reported font is present.</w:t>
+      </w:r>
+    </w:p>
+    <w:p>
+      <w:pPr>
+        <w:pStyle w:val="Heading2"/>
+      </w:pPr>
+      <w:r>
+        <w:rPr>
+          <w:rFonts w:ascii="Arial" w:cs="Arial" w:eastAsia="Arial" w:hAnsi="Arial"/>
+        </w:rPr>
+        <w:t xml:space="preserve">2.18  Document Comments</w:t>
+      </w:r>
+    </w:p>
+    <w:p>
+      <w:pPr>
+        <w:spacing w:after="80" w:before="80"/>
+      </w:pPr>
+      <w:r>
+        <w:rPr>
+          <w:rFonts w:ascii="Arial" w:cs="Arial" w:eastAsia="Arial" w:hAnsi="Arial"/>
+          <w:i/>
+          <w:iCs/>
+          <w:color w:val="5A5A5A"/>
+          <w:sz w:val="18"/>
+          <w:szCs w:val="18"/>
+        </w:rPr>
+        <w:t xml:space="preserve">Report ID: document_comments</w:t>
+      </w:r>
+    </w:p>
+    <w:p>
+      <w:pPr>
+        <w:spacing w:after="80" w:before="80"/>
+      </w:pPr>
+      <w:r>
+        <w:rPr>
+          <w:rFonts w:ascii="Arial" w:cs="Arial" w:eastAsia="Arial" w:hAnsi="Arial"/>
+          <w:color w:val="000000"/>
+          <w:sz w:val="22"/>
+          <w:szCs w:val="22"/>
+        </w:rPr>
+        <w:t xml:space="preserve">Reviewer comments and markup annotations (sticky notes, text boxes, highlights, etc.) embedded in the analyzed documents, with author, timestamps, and the PDF object number for validation.</w:t>
+      </w:r>
+    </w:p>
+    <w:p>
+      <w:pPr>
+        <w:pStyle w:val="Heading3"/>
+      </w:pPr>
+      <w:r>
+        <w:rPr>
+          <w:rFonts w:ascii="Arial" w:cs="Arial" w:eastAsia="Arial" w:hAnsi="Arial"/>
+        </w:rPr>
+        <w:t xml:space="preserve">SQL Query</w:t>
+      </w:r>
+    </w:p>
+    <w:p>
+      <w:pPr>
+        <w:pBdr>
+          <w:left w:val="single" w:color="ED1C24" w:sz="6" w:space="4"/>
+        </w:pBdr>
+        <w:shd w:fill="F0F0F0" w:val="clear"/>
+        <w:spacing w:after="0" w:before="0"/>
+      </w:pPr>
+      <w:r>
+        <w:rPr>
+          <w:rFonts w:ascii="Courier New" w:cs="Courier New" w:eastAsia="Courier New" w:hAnsi="Courier New"/>
+          <w:color w:val="333333"/>
+          <w:sz w:val="18"/>
+          <w:szCs w:val="18"/>
+        </w:rPr>
+        <w:t xml:space="preserve">SELECT</w:t>
+      </w:r>
+    </w:p>
+    <w:p>
+      <w:pPr>
+        <w:pBdr>
+          <w:left w:val="single" w:color="ED1C24" w:sz="6" w:space="4"/>
+        </w:pBdr>
+        <w:shd w:fill="F0F0F0" w:val="clear"/>
+        <w:spacing w:after="0" w:before="0"/>
+      </w:pPr>
+      <w:r>
+        <w:rPr>
+          <w:rFonts w:ascii="Courier New" w:cs="Courier New" w:eastAsia="Courier New" w:hAnsi="Courier New"/>
+          <w:color w:val="333333"/>
+          <w:sz w:val="18"/>
+          <w:szCs w:val="18"/>
+        </w:rPr>
+        <w:t xml:space="preserve">    a.pdf_filename       AS "Filename",</w:t>
+      </w:r>
+    </w:p>
+    <w:p>
+      <w:pPr>
+        <w:pBdr>
+          <w:left w:val="single" w:color="ED1C24" w:sz="6" w:space="4"/>
+        </w:pBdr>
+        <w:shd w:fill="F0F0F0" w:val="clear"/>
+        <w:spacing w:after="0" w:before="0"/>
+      </w:pPr>
+      <w:r>
+        <w:rPr>
+          <w:rFonts w:ascii="Courier New" w:cs="Courier New" w:eastAsia="Courier New" w:hAnsi="Courier New"/>
+          <w:color w:val="333333"/>
+          <w:sz w:val="18"/>
+          <w:szCs w:val="18"/>
+        </w:rPr>
+        <w:t xml:space="preserve">    a.pdf_path           AS "Path",</w:t>
+      </w:r>
+    </w:p>
+    <w:p>
+      <w:pPr>
+        <w:pBdr>
+          <w:left w:val="single" w:color="ED1C24" w:sz="6" w:space="4"/>
+        </w:pBdr>
+        <w:shd w:fill="F0F0F0" w:val="clear"/>
+        <w:spacing w:after="0" w:before="0"/>
+      </w:pPr>
+      <w:r>
+        <w:rPr>
+          <w:rFonts w:ascii="Courier New" w:cs="Courier New" w:eastAsia="Courier New" w:hAnsi="Courier New"/>
+          <w:color w:val="333333"/>
+          <w:sz w:val="18"/>
+          <w:szCs w:val="18"/>
+        </w:rPr>
+        <w:t xml:space="preserve">    c.page_number        AS "Page",</w:t>
+      </w:r>
+    </w:p>
+    <w:p>
+      <w:pPr>
+        <w:pBdr>
+          <w:left w:val="single" w:color="ED1C24" w:sz="6" w:space="4"/>
+        </w:pBdr>
+        <w:shd w:fill="F0F0F0" w:val="clear"/>
+        <w:spacing w:after="0" w:before="0"/>
+      </w:pPr>
+      <w:r>
+        <w:rPr>
+          <w:rFonts w:ascii="Courier New" w:cs="Courier New" w:eastAsia="Courier New" w:hAnsi="Courier New"/>
+          <w:color w:val="333333"/>
+          <w:sz w:val="18"/>
+          <w:szCs w:val="18"/>
+        </w:rPr>
+        <w:t xml:space="preserve">    c.annot_subtype      AS "Type",</w:t>
+      </w:r>
+    </w:p>
+    <w:p>
+      <w:pPr>
+        <w:pBdr>
+          <w:left w:val="single" w:color="ED1C24" w:sz="6" w:space="4"/>
+        </w:pBdr>
+        <w:shd w:fill="F0F0F0" w:val="clear"/>
+        <w:spacing w:after="0" w:before="0"/>
+      </w:pPr>
+      <w:r>
+        <w:rPr>
+          <w:rFonts w:ascii="Courier New" w:cs="Courier New" w:eastAsia="Courier New" w:hAnsi="Courier New"/>
+          <w:color w:val="333333"/>
+          <w:sz w:val="18"/>
+          <w:szCs w:val="18"/>
+        </w:rPr>
+        <w:t xml:space="preserve">    c.author             AS "Author",</w:t>
+      </w:r>
+    </w:p>
+    <w:p>
+      <w:pPr>
+        <w:pBdr>
+          <w:left w:val="single" w:color="ED1C24" w:sz="6" w:space="4"/>
+        </w:pBdr>
+        <w:shd w:fill="F0F0F0" w:val="clear"/>
+        <w:spacing w:after="0" w:before="0"/>
+      </w:pPr>
+      <w:r>
+        <w:rPr>
+          <w:rFonts w:ascii="Courier New" w:cs="Courier New" w:eastAsia="Courier New" w:hAnsi="Courier New"/>
+          <w:color w:val="333333"/>
+          <w:sz w:val="18"/>
+          <w:szCs w:val="18"/>
+        </w:rPr>
+        <w:t xml:space="preserve">    c.contents           AS "Comment",</w:t>
+      </w:r>
+    </w:p>
+    <w:p>
+      <w:pPr>
+        <w:pBdr>
+          <w:left w:val="single" w:color="ED1C24" w:sz="6" w:space="4"/>
+        </w:pBdr>
+        <w:shd w:fill="F0F0F0" w:val="clear"/>
+        <w:spacing w:after="0" w:before="0"/>
+      </w:pPr>
+      <w:r>
+        <w:rPr>
+          <w:rFonts w:ascii="Courier New" w:cs="Courier New" w:eastAsia="Courier New" w:hAnsi="Courier New"/>
+          <w:color w:val="333333"/>
+          <w:sz w:val="18"/>
+          <w:szCs w:val="18"/>
+        </w:rPr>
+        <w:t xml:space="preserve">    COALESCE(c.modified_date, c.created_date) AS "Date/Time",</w:t>
+      </w:r>
+    </w:p>
+    <w:p>
+      <w:pPr>
+        <w:pBdr>
+          <w:left w:val="single" w:color="ED1C24" w:sz="6" w:space="4"/>
+        </w:pBdr>
+        <w:shd w:fill="F0F0F0" w:val="clear"/>
+        <w:spacing w:after="0" w:before="0"/>
+      </w:pPr>
+      <w:r>
+        <w:rPr>
+          <w:rFonts w:ascii="Courier New" w:cs="Courier New" w:eastAsia="Courier New" w:hAnsi="Courier New"/>
+          <w:color w:val="333333"/>
+          <w:sz w:val="18"/>
+          <w:szCs w:val="18"/>
+        </w:rPr>
+        <w:t xml:space="preserve">    c.created_date       AS "Created",</w:t>
+      </w:r>
+    </w:p>
+    <w:p>
+      <w:pPr>
+        <w:pBdr>
+          <w:left w:val="single" w:color="ED1C24" w:sz="6" w:space="4"/>
+        </w:pBdr>
+        <w:shd w:fill="F0F0F0" w:val="clear"/>
+        <w:spacing w:after="0" w:before="0"/>
+      </w:pPr>
+      <w:r>
+        <w:rPr>
+          <w:rFonts w:ascii="Courier New" w:cs="Courier New" w:eastAsia="Courier New" w:hAnsi="Courier New"/>
+          <w:color w:val="333333"/>
+          <w:sz w:val="18"/>
+          <w:szCs w:val="18"/>
+        </w:rPr>
+        <w:t xml:space="preserve">    c.modified_date      AS "Modified",</w:t>
+      </w:r>
+    </w:p>
+    <w:p>
+      <w:pPr>
+        <w:pBdr>
+          <w:left w:val="single" w:color="ED1C24" w:sz="6" w:space="4"/>
+        </w:pBdr>
+        <w:shd w:fill="F0F0F0" w:val="clear"/>
+        <w:spacing w:after="0" w:before="0"/>
+      </w:pPr>
+      <w:r>
+        <w:rPr>
+          <w:rFonts w:ascii="Courier New" w:cs="Courier New" w:eastAsia="Courier New" w:hAnsi="Courier New"/>
+          <w:color w:val="333333"/>
+          <w:sz w:val="18"/>
+          <w:szCs w:val="18"/>
+        </w:rPr>
+        <w:t xml:space="preserve">    CASE</w:t>
+      </w:r>
+    </w:p>
+    <w:p>
+      <w:pPr>
+        <w:pBdr>
+          <w:left w:val="single" w:color="ED1C24" w:sz="6" w:space="4"/>
+        </w:pBdr>
+        <w:shd w:fill="F0F0F0" w:val="clear"/>
+        <w:spacing w:after="0" w:before="0"/>
+      </w:pPr>
+      <w:r>
+        <w:rPr>
+          <w:rFonts w:ascii="Courier New" w:cs="Courier New" w:eastAsia="Courier New" w:hAnsi="Courier New"/>
+          <w:color w:val="333333"/>
+          <w:sz w:val="18"/>
+          <w:szCs w:val="18"/>
+        </w:rPr>
+        <w:t xml:space="preserve">        WHEN c.obj_num IS NOT NULL</w:t>
+      </w:r>
+    </w:p>
+    <w:p>
+      <w:pPr>
+        <w:pBdr>
+          <w:left w:val="single" w:color="ED1C24" w:sz="6" w:space="4"/>
+        </w:pBdr>
+        <w:shd w:fill="F0F0F0" w:val="clear"/>
+        <w:spacing w:after="0" w:before="0"/>
+      </w:pPr>
+      <w:r>
+        <w:rPr>
+          <w:rFonts w:ascii="Courier New" w:cs="Courier New" w:eastAsia="Courier New" w:hAnsi="Courier New"/>
+          <w:color w:val="333333"/>
+          <w:sz w:val="18"/>
+          <w:szCs w:val="18"/>
+        </w:rPr>
+        <w:t xml:space="preserve">        THEN c.obj_num || ' ' || COALESCE(c.obj_gen, 0) || ' R'</w:t>
+      </w:r>
+    </w:p>
+    <w:p>
+      <w:pPr>
+        <w:pBdr>
+          <w:left w:val="single" w:color="ED1C24" w:sz="6" w:space="4"/>
+        </w:pBdr>
+        <w:shd w:fill="F0F0F0" w:val="clear"/>
+        <w:spacing w:after="0" w:before="0"/>
+      </w:pPr>
+      <w:r>
+        <w:rPr>
+          <w:rFonts w:ascii="Courier New" w:cs="Courier New" w:eastAsia="Courier New" w:hAnsi="Courier New"/>
+          <w:color w:val="333333"/>
+          <w:sz w:val="18"/>
+          <w:szCs w:val="18"/>
+        </w:rPr>
+        <w:t xml:space="preserve">        ELSE ''</w:t>
+      </w:r>
+    </w:p>
+    <w:p>
+      <w:pPr>
+        <w:pBdr>
+          <w:left w:val="single" w:color="ED1C24" w:sz="6" w:space="4"/>
+        </w:pBdr>
+        <w:shd w:fill="F0F0F0" w:val="clear"/>
+        <w:spacing w:after="0" w:before="0"/>
+      </w:pPr>
+      <w:r>
+        <w:rPr>
+          <w:rFonts w:ascii="Courier New" w:cs="Courier New" w:eastAsia="Courier New" w:hAnsi="Courier New"/>
+          <w:color w:val="333333"/>
+          <w:sz w:val="18"/>
+          <w:szCs w:val="18"/>
+        </w:rPr>
+        <w:t xml:space="preserve">    END                  AS "Object",</w:t>
+      </w:r>
+    </w:p>
+    <w:p>
+      <w:pPr>
+        <w:pBdr>
+          <w:left w:val="single" w:color="ED1C24" w:sz="6" w:space="4"/>
+        </w:pBdr>
+        <w:shd w:fill="F0F0F0" w:val="clear"/>
+        <w:spacing w:after="0" w:before="0"/>
+      </w:pPr>
+      <w:r>
+        <w:rPr>
+          <w:rFonts w:ascii="Courier New" w:cs="Courier New" w:eastAsia="Courier New" w:hAnsi="Courier New"/>
+          <w:color w:val="333333"/>
+          <w:sz w:val="18"/>
+          <w:szCs w:val="18"/>
+        </w:rPr>
+        <w:t xml:space="preserve">    a.pdf_md5            AS "PDF MD5"</w:t>
+      </w:r>
+    </w:p>
+    <w:p>
+      <w:pPr>
+        <w:pBdr>
+          <w:left w:val="single" w:color="ED1C24" w:sz="6" w:space="4"/>
+        </w:pBdr>
+        <w:shd w:fill="F0F0F0" w:val="clear"/>
+        <w:spacing w:after="0" w:before="0"/>
+      </w:pPr>
+      <w:r>
+        <w:rPr>
+          <w:rFonts w:ascii="Courier New" w:cs="Courier New" w:eastAsia="Courier New" w:hAnsi="Courier New"/>
+          <w:color w:val="333333"/>
+          <w:sz w:val="18"/>
+          <w:szCs w:val="18"/>
+        </w:rPr>
+        <w:t xml:space="preserve">FROM comments c</w:t>
+      </w:r>
+    </w:p>
+    <w:p>
+      <w:pPr>
+        <w:pBdr>
+          <w:left w:val="single" w:color="ED1C24" w:sz="6" w:space="4"/>
+        </w:pBdr>
+        <w:shd w:fill="F0F0F0" w:val="clear"/>
+        <w:spacing w:after="0" w:before="0"/>
+      </w:pPr>
+      <w:r>
+        <w:rPr>
+          <w:rFonts w:ascii="Courier New" w:cs="Courier New" w:eastAsia="Courier New" w:hAnsi="Courier New"/>
+          <w:color w:val="333333"/>
+          <w:sz w:val="18"/>
+          <w:szCs w:val="18"/>
+        </w:rPr>
+        <w:t xml:space="preserve">JOIN analyses a ON a.id = c.analysis_id</w:t>
+      </w:r>
+    </w:p>
+    <w:p>
+      <w:pPr>
+        <w:pBdr>
+          <w:left w:val="single" w:color="ED1C24" w:sz="6" w:space="4"/>
+        </w:pBdr>
+        <w:shd w:fill="F0F0F0" w:val="clear"/>
+        <w:spacing w:after="0" w:before="0"/>
+      </w:pPr>
+      <w:r>
+        <w:rPr>
+          <w:rFonts w:ascii="Courier New" w:cs="Courier New" w:eastAsia="Courier New" w:hAnsi="Courier New"/>
+          <w:color w:val="333333"/>
+          <w:sz w:val="18"/>
+          <w:szCs w:val="18"/>
+        </w:rPr>
+        <w:t xml:space="preserve">ORDER BY a.pdf_filename, c.page_number, c.id</w:t>
+      </w:r>
+    </w:p>
+    <w:p>
+      <w:pPr>
+        <w:pStyle w:val="Heading3"/>
+      </w:pPr>
+      <w:r>
+        <w:rPr>
+          <w:rFonts w:ascii="Arial" w:cs="Arial" w:eastAsia="Arial" w:hAnsi="Arial"/>
+        </w:rPr>
+        <w:t xml:space="preserve">Column Reference</w:t>
+      </w:r>
+    </w:p>
+    <w:tbl>
+      <w:tblPr>
+        <w:tblW w:type="dxa" w:w="9360"/>
+        <w:tblLayout w:type="fixed"/>
+      </w:tblPr>
+      <w:tblGrid>
+        <w:gridCol w:w="2000"/>
+        <w:gridCol w:w="900"/>
+        <w:gridCol w:w="6460"/>
+      </w:tblGrid>
+      <w:tr>
+        <w:trPr>
+          <w:tblHeader/>
+        </w:trPr>
+        <w:tc>
+          <w:tcPr>
+            <w:tcW w:type="dxa" w:w="2000"/>
+            <w:tcBorders>
+              <w:top w:val="single" w:color="CCCCCC" w:sz="1"/>
+              <w:left w:val="single" w:color="CCCCCC" w:sz="1"/>
+              <w:bottom w:val="single" w:color="CCCCCC" w:sz="1"/>
+              <w:right w:val="single" w:color="CCCCCC" w:sz="1"/>
+            </w:tcBorders>
+            <w:shd w:fill="2B2B2B" w:val="clear"/>
+            <w:tcMar>
+              <w:top w:type="dxa" w:w="60"/>
+              <w:left w:type="dxa" w:w="100"/>
+              <w:bottom w:type="dxa" w:w="60"/>
+              <w:right w:type="dxa" w:w="100"/>
+            </w:tcMar>
+          </w:tcPr>
+          <w:p>
+            <w:r>
+              <w:rPr>
+                <w:rFonts w:ascii="Arial" w:cs="Arial" w:eastAsia="Arial" w:hAnsi="Arial"/>
+                <w:b/>
+                <w:bCs/>
+                <w:color w:val="FFFFFF"/>
+                <w:sz w:val="18"/>
+                <w:szCs w:val="18"/>
+              </w:rPr>
+              <w:t xml:space="preserve">Column</w:t>
+            </w:r>
+          </w:p>
+        </w:tc>
+        <w:tc>
+          <w:tcPr>
+            <w:tcW w:type="dxa" w:w="900"/>
+            <w:tcBorders>
+              <w:top w:val="single" w:color="CCCCCC" w:sz="1"/>
+              <w:left w:val="single" w:color="CCCCCC" w:sz="1"/>
+              <w:bottom w:val="single" w:color="CCCCCC" w:sz="1"/>
+              <w:right w:val="single" w:color="CCCCCC" w:sz="1"/>
+            </w:tcBorders>
+            <w:shd w:fill="2B2B2B" w:val="clear"/>
+            <w:tcMar>
+              <w:top w:type="dxa" w:w="60"/>
+              <w:left w:type="dxa" w:w="100"/>
+              <w:bottom w:type="dxa" w:w="60"/>
+              <w:right w:type="dxa" w:w="100"/>
+            </w:tcMar>
+          </w:tcPr>
+          <w:p>
+            <w:r>
+              <w:rPr>
+                <w:rFonts w:ascii="Arial" w:cs="Arial" w:eastAsia="Arial" w:hAnsi="Arial"/>
+                <w:b/>
+                <w:bCs/>
+                <w:color w:val="FFFFFF"/>
+                <w:sz w:val="18"/>
+                <w:szCs w:val="18"/>
+              </w:rPr>
+              <w:t xml:space="preserve">Type</w:t>
+            </w:r>
+          </w:p>
+        </w:tc>
+        <w:tc>
+          <w:tcPr>
+            <w:tcW w:type="dxa" w:w="6460"/>
+            <w:tcBorders>
+              <w:top w:val="single" w:color="CCCCCC" w:sz="1"/>
+              <w:left w:val="single" w:color="CCCCCC" w:sz="1"/>
+              <w:bottom w:val="single" w:color="CCCCCC" w:sz="1"/>
+              <w:right w:val="single" w:color="CCCCCC" w:sz="1"/>
+            </w:tcBorders>
+            <w:shd w:fill="2B2B2B" w:val="clear"/>
+            <w:tcMar>
+              <w:top w:type="dxa" w:w="60"/>
+              <w:left w:type="dxa" w:w="100"/>
+              <w:bottom w:type="dxa" w:w="60"/>
+              <w:right w:type="dxa" w:w="100"/>
+            </w:tcMar>
+          </w:tcPr>
+          <w:p>
+            <w:r>
+              <w:rPr>
+                <w:rFonts w:ascii="Arial" w:cs="Arial" w:eastAsia="Arial" w:hAnsi="Arial"/>
+                <w:b/>
+                <w:bCs/>
+                <w:color w:val="FFFFFF"/>
+                <w:sz w:val="18"/>
+                <w:szCs w:val="18"/>
+              </w:rPr>
+              <w:t xml:space="preserve">Source / Meaning</w:t>
+            </w:r>
+          </w:p>
+        </w:tc>
+      </w:tr>
+      <w:tr>
+        <w:tc>
+          <w:tcPr>
+            <w:tcW w:type="dxa" w:w="2000"/>
+            <w:tcBorders>
+              <w:top w:val="single" w:color="CCCCCC" w:sz="1"/>
+              <w:left w:val="single" w:color="CCCCCC" w:sz="1"/>
+              <w:bottom w:val="single" w:color="CCCCCC" w:sz="1"/>
+              <w:right w:val="single" w:color="CCCCCC" w:sz="1"/>
+            </w:tcBorders>
+            <w:shd w:fill="FFFFFF" w:val="clear"/>
+            <w:tcMar>
+              <w:top w:type="dxa" w:w="60"/>
+              <w:left w:type="dxa" w:w="100"/>
+              <w:bottom w:type="dxa" w:w="60"/>
+              <w:right w:type="dxa" w:w="100"/>
+            </w:tcMar>
+          </w:tcPr>
+          <w:p>
+            <w:r>
+              <w:rPr>
+                <w:rFonts w:ascii="Arial" w:cs="Arial" w:eastAsia="Arial" w:hAnsi="Arial"/>
+                <w:color w:val="000000"/>
+                <w:sz w:val="18"/>
+                <w:szCs w:val="18"/>
+              </w:rPr>
+              <w:t xml:space="preserve">Filename / Path</w:t>
+            </w:r>
+          </w:p>
+        </w:tc>
+        <w:tc>
+          <w:tcPr>
+            <w:tcW w:type="dxa" w:w="900"/>
+            <w:tcBorders>
+              <w:top w:val="single" w:color="CCCCCC" w:sz="1"/>
+              <w:left w:val="single" w:color="CCCCCC" w:sz="1"/>
+              <w:bottom w:val="single" w:color="CCCCCC" w:sz="1"/>
+              <w:right w:val="single" w:color="CCCCCC" w:sz="1"/>
+            </w:tcBorders>
+            <w:shd w:fill="FFFFFF" w:val="clear"/>
+            <w:tcMar>
+              <w:top w:type="dxa" w:w="60"/>
+              <w:left w:type="dxa" w:w="100"/>
+              <w:bottom w:type="dxa" w:w="60"/>
+              <w:right w:type="dxa" w:w="100"/>
+            </w:tcMar>
+          </w:tcPr>
+          <w:p>
+            <w:r>
+              <w:rPr>
+                <w:rFonts w:ascii="Arial" w:cs="Arial" w:eastAsia="Arial" w:hAnsi="Arial"/>
+                <w:color w:val="000000"/>
+                <w:sz w:val="18"/>
+                <w:szCs w:val="18"/>
+              </w:rPr>
+              <w:t xml:space="preserve">Text</w:t>
+            </w:r>
+          </w:p>
+        </w:tc>
+        <w:tc>
+          <w:tcPr>
+            <w:tcW w:type="dxa" w:w="6460"/>
+            <w:tcBorders>
+              <w:top w:val="single" w:color="CCCCCC" w:sz="1"/>
+              <w:left w:val="single" w:color="CCCCCC" w:sz="1"/>
+              <w:bottom w:val="single" w:color="CCCCCC" w:sz="1"/>
+              <w:right w:val="single" w:color="CCCCCC" w:sz="1"/>
+            </w:tcBorders>
+            <w:shd w:fill="FFFFFF" w:val="clear"/>
+            <w:tcMar>
+              <w:top w:type="dxa" w:w="60"/>
+              <w:left w:type="dxa" w:w="100"/>
+              <w:bottom w:type="dxa" w:w="60"/>
+              <w:right w:type="dxa" w:w="100"/>
+            </w:tcMar>
+          </w:tcPr>
+          <w:p>
+            <w:r>
+              <w:rPr>
+                <w:rFonts w:ascii="Arial" w:cs="Arial" w:eastAsia="Arial" w:hAnsi="Arial"/>
+                <w:color w:val="000000"/>
+                <w:sz w:val="18"/>
+                <w:szCs w:val="18"/>
+              </w:rPr>
+              <w:t xml:space="preserve">analyses.pdf_filename and pdf_path</w:t>
+            </w:r>
+          </w:p>
+        </w:tc>
+      </w:tr>
+      <w:tr>
+        <w:tc>
+          <w:tcPr>
+            <w:tcW w:type="dxa" w:w="2000"/>
+            <w:tcBorders>
+              <w:top w:val="single" w:color="CCCCCC" w:sz="1"/>
+              <w:left w:val="single" w:color="CCCCCC" w:sz="1"/>
+              <w:bottom w:val="single" w:color="CCCCCC" w:sz="1"/>
+              <w:right w:val="single" w:color="CCCCCC" w:sz="1"/>
+            </w:tcBorders>
+            <w:shd w:fill="FFFFFF" w:val="clear"/>
+            <w:tcMar>
+              <w:top w:type="dxa" w:w="60"/>
+              <w:left w:type="dxa" w:w="100"/>
+              <w:bottom w:type="dxa" w:w="60"/>
+              <w:right w:type="dxa" w:w="100"/>
+            </w:tcMar>
+          </w:tcPr>
+          <w:p>
+            <w:r>
+              <w:rPr>
+                <w:rFonts w:ascii="Arial" w:cs="Arial" w:eastAsia="Arial" w:hAnsi="Arial"/>
+                <w:color w:val="000000"/>
+                <w:sz w:val="18"/>
+                <w:szCs w:val="18"/>
+              </w:rPr>
+              <w:t xml:space="preserve">Page</w:t>
+            </w:r>
+          </w:p>
+        </w:tc>
+        <w:tc>
+          <w:tcPr>
+            <w:tcW w:type="dxa" w:w="900"/>
+            <w:tcBorders>
+              <w:top w:val="single" w:color="CCCCCC" w:sz="1"/>
+              <w:left w:val="single" w:color="CCCCCC" w:sz="1"/>
+              <w:bottom w:val="single" w:color="CCCCCC" w:sz="1"/>
+              <w:right w:val="single" w:color="CCCCCC" w:sz="1"/>
+            </w:tcBorders>
+            <w:shd w:fill="FFFFFF" w:val="clear"/>
+            <w:tcMar>
+              <w:top w:type="dxa" w:w="60"/>
+              <w:left w:type="dxa" w:w="100"/>
+              <w:bottom w:type="dxa" w:w="60"/>
+              <w:right w:type="dxa" w:w="100"/>
+            </w:tcMar>
+          </w:tcPr>
+          <w:p>
+            <w:r>
+              <w:rPr>
+                <w:rFonts w:ascii="Arial" w:cs="Arial" w:eastAsia="Arial" w:hAnsi="Arial"/>
+                <w:color w:val="000000"/>
+                <w:sz w:val="18"/>
+                <w:szCs w:val="18"/>
+              </w:rPr>
+              <w:t xml:space="preserve">Numeric</w:t>
+            </w:r>
+          </w:p>
+        </w:tc>
+        <w:tc>
+          <w:tcPr>
+            <w:tcW w:type="dxa" w:w="6460"/>
+            <w:tcBorders>
+              <w:top w:val="single" w:color="CCCCCC" w:sz="1"/>
+              <w:left w:val="single" w:color="CCCCCC" w:sz="1"/>
+              <w:bottom w:val="single" w:color="CCCCCC" w:sz="1"/>
+              <w:right w:val="single" w:color="CCCCCC" w:sz="1"/>
+            </w:tcBorders>
+            <w:shd w:fill="FFFFFF" w:val="clear"/>
+            <w:tcMar>
+              <w:top w:type="dxa" w:w="60"/>
+              <w:left w:type="dxa" w:w="100"/>
+              <w:bottom w:type="dxa" w:w="60"/>
+              <w:right w:type="dxa" w:w="100"/>
+            </w:tcMar>
+          </w:tcPr>
+          <w:p>
+            <w:r>
+              <w:rPr>
+                <w:rFonts w:ascii="Arial" w:cs="Arial" w:eastAsia="Arial" w:hAnsi="Arial"/>
+                <w:color w:val="000000"/>
+                <w:sz w:val="18"/>
+                <w:szCs w:val="18"/>
+              </w:rPr>
+              <w:t xml:space="preserve">comments.page_number</w:t>
+            </w:r>
+          </w:p>
+        </w:tc>
+      </w:tr>
+      <w:tr>
+        <w:tc>
+          <w:tcPr>
+            <w:tcW w:type="dxa" w:w="2000"/>
+            <w:tcBorders>
+              <w:top w:val="single" w:color="CCCCCC" w:sz="1"/>
+              <w:left w:val="single" w:color="CCCCCC" w:sz="1"/>
+              <w:bottom w:val="single" w:color="CCCCCC" w:sz="1"/>
+              <w:right w:val="single" w:color="CCCCCC" w:sz="1"/>
+            </w:tcBorders>
+            <w:shd w:fill="FFFFFF" w:val="clear"/>
+            <w:tcMar>
+              <w:top w:type="dxa" w:w="60"/>
+              <w:left w:type="dxa" w:w="100"/>
+              <w:bottom w:type="dxa" w:w="60"/>
+              <w:right w:type="dxa" w:w="100"/>
+            </w:tcMar>
+          </w:tcPr>
+          <w:p>
+            <w:r>
+              <w:rPr>
+                <w:rFonts w:ascii="Arial" w:cs="Arial" w:eastAsia="Arial" w:hAnsi="Arial"/>
+                <w:color w:val="000000"/>
+                <w:sz w:val="18"/>
+                <w:szCs w:val="18"/>
+              </w:rPr>
+              <w:t xml:space="preserve">Type</w:t>
+            </w:r>
+          </w:p>
+        </w:tc>
+        <w:tc>
+          <w:tcPr>
+            <w:tcW w:type="dxa" w:w="900"/>
+            <w:tcBorders>
+              <w:top w:val="single" w:color="CCCCCC" w:sz="1"/>
+              <w:left w:val="single" w:color="CCCCCC" w:sz="1"/>
+              <w:bottom w:val="single" w:color="CCCCCC" w:sz="1"/>
+              <w:right w:val="single" w:color="CCCCCC" w:sz="1"/>
+            </w:tcBorders>
+            <w:shd w:fill="FFFFFF" w:val="clear"/>
+            <w:tcMar>
+              <w:top w:type="dxa" w:w="60"/>
+              <w:left w:type="dxa" w:w="100"/>
+              <w:bottom w:type="dxa" w:w="60"/>
+              <w:right w:type="dxa" w:w="100"/>
+            </w:tcMar>
+          </w:tcPr>
+          <w:p>
+            <w:r>
+              <w:rPr>
+                <w:rFonts w:ascii="Arial" w:cs="Arial" w:eastAsia="Arial" w:hAnsi="Arial"/>
+                <w:color w:val="000000"/>
+                <w:sz w:val="18"/>
+                <w:szCs w:val="18"/>
+              </w:rPr>
+              <w:t xml:space="preserve">Text</w:t>
+            </w:r>
+          </w:p>
+        </w:tc>
+        <w:tc>
+          <w:tcPr>
+            <w:tcW w:type="dxa" w:w="6460"/>
+            <w:tcBorders>
+              <w:top w:val="single" w:color="CCCCCC" w:sz="1"/>
+              <w:left w:val="single" w:color="CCCCCC" w:sz="1"/>
+              <w:bottom w:val="single" w:color="CCCCCC" w:sz="1"/>
+              <w:right w:val="single" w:color="CCCCCC" w:sz="1"/>
+            </w:tcBorders>
+            <w:shd w:fill="FFFFFF" w:val="clear"/>
+            <w:tcMar>
+              <w:top w:type="dxa" w:w="60"/>
+              <w:left w:type="dxa" w:w="100"/>
+              <w:bottom w:type="dxa" w:w="60"/>
+              <w:right w:type="dxa" w:w="100"/>
+            </w:tcMar>
+          </w:tcPr>
+          <w:p>
+            <w:r>
+              <w:rPr>
+                <w:rFonts w:ascii="Arial" w:cs="Arial" w:eastAsia="Arial" w:hAnsi="Arial"/>
+                <w:color w:val="000000"/>
+                <w:sz w:val="18"/>
+                <w:szCs w:val="18"/>
+              </w:rPr>
+              <w:t xml:space="preserve">comments.annot_subtype (e.g. /Text, /FreeText, /Highlight)</w:t>
+            </w:r>
+          </w:p>
+        </w:tc>
+      </w:tr>
+      <w:tr>
+        <w:tc>
+          <w:tcPr>
+            <w:tcW w:type="dxa" w:w="2000"/>
+            <w:tcBorders>
+              <w:top w:val="single" w:color="CCCCCC" w:sz="1"/>
+              <w:left w:val="single" w:color="CCCCCC" w:sz="1"/>
+              <w:bottom w:val="single" w:color="CCCCCC" w:sz="1"/>
+              <w:right w:val="single" w:color="CCCCCC" w:sz="1"/>
+            </w:tcBorders>
+            <w:shd w:fill="FFFFFF" w:val="clear"/>
+            <w:tcMar>
+              <w:top w:type="dxa" w:w="60"/>
+              <w:left w:type="dxa" w:w="100"/>
+              <w:bottom w:type="dxa" w:w="60"/>
+              <w:right w:type="dxa" w:w="100"/>
+            </w:tcMar>
+          </w:tcPr>
+          <w:p>
+            <w:r>
+              <w:rPr>
+                <w:rFonts w:ascii="Arial" w:cs="Arial" w:eastAsia="Arial" w:hAnsi="Arial"/>
+                <w:color w:val="000000"/>
+                <w:sz w:val="18"/>
+                <w:szCs w:val="18"/>
+              </w:rPr>
+              <w:t xml:space="preserve">Author</w:t>
+            </w:r>
+          </w:p>
+        </w:tc>
+        <w:tc>
+          <w:tcPr>
+            <w:tcW w:type="dxa" w:w="900"/>
+            <w:tcBorders>
+              <w:top w:val="single" w:color="CCCCCC" w:sz="1"/>
+              <w:left w:val="single" w:color="CCCCCC" w:sz="1"/>
+              <w:bottom w:val="single" w:color="CCCCCC" w:sz="1"/>
+              <w:right w:val="single" w:color="CCCCCC" w:sz="1"/>
+            </w:tcBorders>
+            <w:shd w:fill="FFFFFF" w:val="clear"/>
+            <w:tcMar>
+              <w:top w:type="dxa" w:w="60"/>
+              <w:left w:type="dxa" w:w="100"/>
+              <w:bottom w:type="dxa" w:w="60"/>
+              <w:right w:type="dxa" w:w="100"/>
+            </w:tcMar>
+          </w:tcPr>
+          <w:p>
+            <w:r>
+              <w:rPr>
+                <w:rFonts w:ascii="Arial" w:cs="Arial" w:eastAsia="Arial" w:hAnsi="Arial"/>
+                <w:color w:val="000000"/>
+                <w:sz w:val="18"/>
+                <w:szCs w:val="18"/>
+              </w:rPr>
+              <w:t xml:space="preserve">Text</w:t>
+            </w:r>
+          </w:p>
+        </w:tc>
+        <w:tc>
+          <w:tcPr>
+            <w:tcW w:type="dxa" w:w="6460"/>
+            <w:tcBorders>
+              <w:top w:val="single" w:color="CCCCCC" w:sz="1"/>
+              <w:left w:val="single" w:color="CCCCCC" w:sz="1"/>
+              <w:bottom w:val="single" w:color="CCCCCC" w:sz="1"/>
+              <w:right w:val="single" w:color="CCCCCC" w:sz="1"/>
+            </w:tcBorders>
+            <w:shd w:fill="FFFFFF" w:val="clear"/>
+            <w:tcMar>
+              <w:top w:type="dxa" w:w="60"/>
+              <w:left w:type="dxa" w:w="100"/>
+              <w:bottom w:type="dxa" w:w="60"/>
+              <w:right w:type="dxa" w:w="100"/>
+            </w:tcMar>
+          </w:tcPr>
+          <w:p>
+            <w:r>
+              <w:rPr>
+                <w:rFonts w:ascii="Arial" w:cs="Arial" w:eastAsia="Arial" w:hAnsi="Arial"/>
+                <w:color w:val="000000"/>
+                <w:sz w:val="18"/>
+                <w:szCs w:val="18"/>
+              </w:rPr>
+              <w:t xml:space="preserve">comments.author (the annotation /T entry)</w:t>
+            </w:r>
+          </w:p>
+        </w:tc>
+      </w:tr>
+      <w:tr>
+        <w:tc>
+          <w:tcPr>
+            <w:tcW w:type="dxa" w:w="2000"/>
+            <w:tcBorders>
+              <w:top w:val="single" w:color="CCCCCC" w:sz="1"/>
+              <w:left w:val="single" w:color="CCCCCC" w:sz="1"/>
+              <w:bottom w:val="single" w:color="CCCCCC" w:sz="1"/>
+              <w:right w:val="single" w:color="CCCCCC" w:sz="1"/>
+            </w:tcBorders>
+            <w:shd w:fill="FFFFFF" w:val="clear"/>
+            <w:tcMar>
+              <w:top w:type="dxa" w:w="60"/>
+              <w:left w:type="dxa" w:w="100"/>
+              <w:bottom w:type="dxa" w:w="60"/>
+              <w:right w:type="dxa" w:w="100"/>
+            </w:tcMar>
+          </w:tcPr>
+          <w:p>
+            <w:r>
+              <w:rPr>
+                <w:rFonts w:ascii="Arial" w:cs="Arial" w:eastAsia="Arial" w:hAnsi="Arial"/>
+                <w:color w:val="000000"/>
+                <w:sz w:val="18"/>
+                <w:szCs w:val="18"/>
+              </w:rPr>
+              <w:t xml:space="preserve">Comment</w:t>
+            </w:r>
+          </w:p>
+        </w:tc>
+        <w:tc>
+          <w:tcPr>
+            <w:tcW w:type="dxa" w:w="900"/>
+            <w:tcBorders>
+              <w:top w:val="single" w:color="CCCCCC" w:sz="1"/>
+              <w:left w:val="single" w:color="CCCCCC" w:sz="1"/>
+              <w:bottom w:val="single" w:color="CCCCCC" w:sz="1"/>
+              <w:right w:val="single" w:color="CCCCCC" w:sz="1"/>
+            </w:tcBorders>
+            <w:shd w:fill="FFFFFF" w:val="clear"/>
+            <w:tcMar>
+              <w:top w:type="dxa" w:w="60"/>
+              <w:left w:type="dxa" w:w="100"/>
+              <w:bottom w:type="dxa" w:w="60"/>
+              <w:right w:type="dxa" w:w="100"/>
+            </w:tcMar>
+          </w:tcPr>
+          <w:p>
+            <w:r>
+              <w:rPr>
+                <w:rFonts w:ascii="Arial" w:cs="Arial" w:eastAsia="Arial" w:hAnsi="Arial"/>
+                <w:color w:val="000000"/>
+                <w:sz w:val="18"/>
+                <w:szCs w:val="18"/>
+              </w:rPr>
+              <w:t xml:space="preserve">Text</w:t>
+            </w:r>
+          </w:p>
+        </w:tc>
+        <w:tc>
+          <w:tcPr>
+            <w:tcW w:type="dxa" w:w="6460"/>
+            <w:tcBorders>
+              <w:top w:val="single" w:color="CCCCCC" w:sz="1"/>
+              <w:left w:val="single" w:color="CCCCCC" w:sz="1"/>
+              <w:bottom w:val="single" w:color="CCCCCC" w:sz="1"/>
+              <w:right w:val="single" w:color="CCCCCC" w:sz="1"/>
+            </w:tcBorders>
+            <w:shd w:fill="FFFFFF" w:val="clear"/>
+            <w:tcMar>
+              <w:top w:type="dxa" w:w="60"/>
+              <w:left w:type="dxa" w:w="100"/>
+              <w:bottom w:type="dxa" w:w="60"/>
+              <w:right w:type="dxa" w:w="100"/>
+            </w:tcMar>
+          </w:tcPr>
+          <w:p>
+            <w:r>
+              <w:rPr>
+                <w:rFonts w:ascii="Arial" w:cs="Arial" w:eastAsia="Arial" w:hAnsi="Arial"/>
+                <w:color w:val="000000"/>
+                <w:sz w:val="18"/>
+                <w:szCs w:val="18"/>
+              </w:rPr>
+              <w:t xml:space="preserve">comments.contents (the annotation /Contents)</w:t>
+            </w:r>
+          </w:p>
+        </w:tc>
+      </w:tr>
+      <w:tr>
+        <w:tc>
+          <w:tcPr>
+            <w:tcW w:type="dxa" w:w="2000"/>
+            <w:tcBorders>
+              <w:top w:val="single" w:color="CCCCCC" w:sz="1"/>
+              <w:left w:val="single" w:color="CCCCCC" w:sz="1"/>
+              <w:bottom w:val="single" w:color="CCCCCC" w:sz="1"/>
+              <w:right w:val="single" w:color="CCCCCC" w:sz="1"/>
+            </w:tcBorders>
+            <w:shd w:fill="FFFFFF" w:val="clear"/>
+            <w:tcMar>
+              <w:top w:type="dxa" w:w="60"/>
+              <w:left w:type="dxa" w:w="100"/>
+              <w:bottom w:type="dxa" w:w="60"/>
+              <w:right w:type="dxa" w:w="100"/>
+            </w:tcMar>
+          </w:tcPr>
+          <w:p>
+            <w:r>
+              <w:rPr>
+                <w:rFonts w:ascii="Arial" w:cs="Arial" w:eastAsia="Arial" w:hAnsi="Arial"/>
+                <w:color w:val="000000"/>
+                <w:sz w:val="18"/>
+                <w:szCs w:val="18"/>
+              </w:rPr>
+              <w:t xml:space="preserve">Date/Time, Created, Modified</w:t>
+            </w:r>
+          </w:p>
+        </w:tc>
+        <w:tc>
+          <w:tcPr>
+            <w:tcW w:type="dxa" w:w="900"/>
+            <w:tcBorders>
+              <w:top w:val="single" w:color="CCCCCC" w:sz="1"/>
+              <w:left w:val="single" w:color="CCCCCC" w:sz="1"/>
+              <w:bottom w:val="single" w:color="CCCCCC" w:sz="1"/>
+              <w:right w:val="single" w:color="CCCCCC" w:sz="1"/>
+            </w:tcBorders>
+            <w:shd w:fill="FFFFFF" w:val="clear"/>
+            <w:tcMar>
+              <w:top w:type="dxa" w:w="60"/>
+              <w:left w:type="dxa" w:w="100"/>
+              <w:bottom w:type="dxa" w:w="60"/>
+              <w:right w:type="dxa" w:w="100"/>
+            </w:tcMar>
+          </w:tcPr>
+          <w:p>
+            <w:r>
+              <w:rPr>
+                <w:rFonts w:ascii="Arial" w:cs="Arial" w:eastAsia="Arial" w:hAnsi="Arial"/>
+                <w:color w:val="000000"/>
+                <w:sz w:val="18"/>
+                <w:szCs w:val="18"/>
+              </w:rPr>
+              <w:t xml:space="preserve">Date</w:t>
+            </w:r>
+          </w:p>
+        </w:tc>
+        <w:tc>
+          <w:tcPr>
+            <w:tcW w:type="dxa" w:w="6460"/>
+            <w:tcBorders>
+              <w:top w:val="single" w:color="CCCCCC" w:sz="1"/>
+              <w:left w:val="single" w:color="CCCCCC" w:sz="1"/>
+              <w:bottom w:val="single" w:color="CCCCCC" w:sz="1"/>
+              <w:right w:val="single" w:color="CCCCCC" w:sz="1"/>
+            </w:tcBorders>
+            <w:shd w:fill="FFFFFF" w:val="clear"/>
+            <w:tcMar>
+              <w:top w:type="dxa" w:w="60"/>
+              <w:left w:type="dxa" w:w="100"/>
+              <w:bottom w:type="dxa" w:w="60"/>
+              <w:right w:type="dxa" w:w="100"/>
+            </w:tcMar>
+          </w:tcPr>
+          <w:p>
+            <w:r>
+              <w:rPr>
+                <w:rFonts w:ascii="Arial" w:cs="Arial" w:eastAsia="Arial" w:hAnsi="Arial"/>
+                <w:color w:val="000000"/>
+                <w:sz w:val="18"/>
+                <w:szCs w:val="18"/>
+              </w:rPr>
+              <w:t xml:space="preserve">modified date where present, otherwise created; both raw values are also shown</w:t>
+            </w:r>
+          </w:p>
+        </w:tc>
+      </w:tr>
+      <w:tr>
+        <w:tc>
+          <w:tcPr>
+            <w:tcW w:type="dxa" w:w="2000"/>
+            <w:tcBorders>
+              <w:top w:val="single" w:color="CCCCCC" w:sz="1"/>
+              <w:left w:val="single" w:color="CCCCCC" w:sz="1"/>
+              <w:bottom w:val="single" w:color="CCCCCC" w:sz="1"/>
+              <w:right w:val="single" w:color="CCCCCC" w:sz="1"/>
+            </w:tcBorders>
+            <w:shd w:fill="FFFFFF" w:val="clear"/>
+            <w:tcMar>
+              <w:top w:type="dxa" w:w="60"/>
+              <w:left w:type="dxa" w:w="100"/>
+              <w:bottom w:type="dxa" w:w="60"/>
+              <w:right w:type="dxa" w:w="100"/>
+            </w:tcMar>
+          </w:tcPr>
+          <w:p>
+            <w:r>
+              <w:rPr>
+                <w:rFonts w:ascii="Arial" w:cs="Arial" w:eastAsia="Arial" w:hAnsi="Arial"/>
+                <w:color w:val="000000"/>
+                <w:sz w:val="18"/>
+                <w:szCs w:val="18"/>
+              </w:rPr>
+              <w:t xml:space="preserve">Object</w:t>
+            </w:r>
+          </w:p>
+        </w:tc>
+        <w:tc>
+          <w:tcPr>
+            <w:tcW w:type="dxa" w:w="900"/>
+            <w:tcBorders>
+              <w:top w:val="single" w:color="CCCCCC" w:sz="1"/>
+              <w:left w:val="single" w:color="CCCCCC" w:sz="1"/>
+              <w:bottom w:val="single" w:color="CCCCCC" w:sz="1"/>
+              <w:right w:val="single" w:color="CCCCCC" w:sz="1"/>
+            </w:tcBorders>
+            <w:shd w:fill="FFFFFF" w:val="clear"/>
+            <w:tcMar>
+              <w:top w:type="dxa" w:w="60"/>
+              <w:left w:type="dxa" w:w="100"/>
+              <w:bottom w:type="dxa" w:w="60"/>
+              <w:right w:type="dxa" w:w="100"/>
+            </w:tcMar>
+          </w:tcPr>
+          <w:p>
+            <w:r>
+              <w:rPr>
+                <w:rFonts w:ascii="Arial" w:cs="Arial" w:eastAsia="Arial" w:hAnsi="Arial"/>
+                <w:color w:val="000000"/>
+                <w:sz w:val="18"/>
+                <w:szCs w:val="18"/>
+              </w:rPr>
+              <w:t xml:space="preserve">Text</w:t>
+            </w:r>
+          </w:p>
+        </w:tc>
+        <w:tc>
+          <w:tcPr>
+            <w:tcW w:type="dxa" w:w="6460"/>
+            <w:tcBorders>
+              <w:top w:val="single" w:color="CCCCCC" w:sz="1"/>
+              <w:left w:val="single" w:color="CCCCCC" w:sz="1"/>
+              <w:bottom w:val="single" w:color="CCCCCC" w:sz="1"/>
+              <w:right w:val="single" w:color="CCCCCC" w:sz="1"/>
+            </w:tcBorders>
+            <w:shd w:fill="FFFFFF" w:val="clear"/>
+            <w:tcMar>
+              <w:top w:type="dxa" w:w="60"/>
+              <w:left w:type="dxa" w:w="100"/>
+              <w:bottom w:type="dxa" w:w="60"/>
+              <w:right w:type="dxa" w:w="100"/>
+            </w:tcMar>
+          </w:tcPr>
+          <w:p>
+            <w:r>
+              <w:rPr>
+                <w:rFonts w:ascii="Arial" w:cs="Arial" w:eastAsia="Arial" w:hAnsi="Arial"/>
+                <w:color w:val="000000"/>
+                <w:sz w:val="18"/>
+                <w:szCs w:val="18"/>
+              </w:rPr>
+              <w:t xml:space="preserve">the annotation’s object number and generation, e.g. 51 0 R</w:t>
+            </w:r>
+          </w:p>
+        </w:tc>
+      </w:tr>
+      <w:tr>
+        <w:tc>
+          <w:tcPr>
+            <w:tcW w:type="dxa" w:w="2000"/>
+            <w:tcBorders>
+              <w:top w:val="single" w:color="CCCCCC" w:sz="1"/>
+              <w:left w:val="single" w:color="CCCCCC" w:sz="1"/>
+              <w:bottom w:val="single" w:color="CCCCCC" w:sz="1"/>
+              <w:right w:val="single" w:color="CCCCCC" w:sz="1"/>
+            </w:tcBorders>
+            <w:shd w:fill="FFFFFF" w:val="clear"/>
+            <w:tcMar>
+              <w:top w:type="dxa" w:w="60"/>
+              <w:left w:type="dxa" w:w="100"/>
+              <w:bottom w:type="dxa" w:w="60"/>
+              <w:right w:type="dxa" w:w="100"/>
+            </w:tcMar>
+          </w:tcPr>
+          <w:p>
+            <w:r>
+              <w:rPr>
+                <w:rFonts w:ascii="Arial" w:cs="Arial" w:eastAsia="Arial" w:hAnsi="Arial"/>
+                <w:color w:val="000000"/>
+                <w:sz w:val="18"/>
+                <w:szCs w:val="18"/>
+              </w:rPr>
+              <w:t xml:space="preserve">PDF MD5</w:t>
+            </w:r>
+          </w:p>
+        </w:tc>
+        <w:tc>
+          <w:tcPr>
+            <w:tcW w:type="dxa" w:w="900"/>
+            <w:tcBorders>
+              <w:top w:val="single" w:color="CCCCCC" w:sz="1"/>
+              <w:left w:val="single" w:color="CCCCCC" w:sz="1"/>
+              <w:bottom w:val="single" w:color="CCCCCC" w:sz="1"/>
+              <w:right w:val="single" w:color="CCCCCC" w:sz="1"/>
+            </w:tcBorders>
+            <w:shd w:fill="FFFFFF" w:val="clear"/>
+            <w:tcMar>
+              <w:top w:type="dxa" w:w="60"/>
+              <w:left w:type="dxa" w:w="100"/>
+              <w:bottom w:type="dxa" w:w="60"/>
+              <w:right w:type="dxa" w:w="100"/>
+            </w:tcMar>
+          </w:tcPr>
+          <w:p>
+            <w:r>
+              <w:rPr>
+                <w:rFonts w:ascii="Arial" w:cs="Arial" w:eastAsia="Arial" w:hAnsi="Arial"/>
+                <w:color w:val="000000"/>
+                <w:sz w:val="18"/>
+                <w:szCs w:val="18"/>
+              </w:rPr>
+              <w:t xml:space="preserve">Hash</w:t>
+            </w:r>
+          </w:p>
+        </w:tc>
+        <w:tc>
+          <w:tcPr>
+            <w:tcW w:type="dxa" w:w="6460"/>
+            <w:tcBorders>
+              <w:top w:val="single" w:color="CCCCCC" w:sz="1"/>
+              <w:left w:val="single" w:color="CCCCCC" w:sz="1"/>
+              <w:bottom w:val="single" w:color="CCCCCC" w:sz="1"/>
+              <w:right w:val="single" w:color="CCCCCC" w:sz="1"/>
+            </w:tcBorders>
+            <w:shd w:fill="FFFFFF" w:val="clear"/>
+            <w:tcMar>
+              <w:top w:type="dxa" w:w="60"/>
+              <w:left w:type="dxa" w:w="100"/>
+              <w:bottom w:type="dxa" w:w="60"/>
+              <w:right w:type="dxa" w:w="100"/>
+            </w:tcMar>
+          </w:tcPr>
+          <w:p>
+            <w:r>
+              <w:rPr>
+                <w:rFonts w:ascii="Arial" w:cs="Arial" w:eastAsia="Arial" w:hAnsi="Arial"/>
+                <w:color w:val="000000"/>
+                <w:sz w:val="18"/>
+                <w:szCs w:val="18"/>
+              </w:rPr>
+              <w:t xml:space="preserve">analyses.pdf_md5</w:t>
+            </w:r>
+          </w:p>
+        </w:tc>
+      </w:tr>
+    </w:tbl>
+    <w:p/>
+    <w:p>
+      <w:pPr>
+        <w:pStyle w:val="Heading3"/>
+      </w:pPr>
+      <w:r>
+        <w:rPr>
+          <w:rFonts w:ascii="Arial" w:cs="Arial" w:eastAsia="Arial" w:hAnsi="Arial"/>
+        </w:rPr>
+        <w:t xml:space="preserve">Technical Notes</w:t>
+      </w:r>
+    </w:p>
+    <w:p>
+      <w:pPr>
+        <w:pStyle w:val="ListParagraph"/>
+        <w:numPr>
+          <w:ilvl w:val="0"/>
+          <w:numId w:val="2"/>
+        </w:numPr>
+        <w:spacing w:after="60" w:before="60"/>
+      </w:pPr>
+      <w:r>
+        <w:rPr>
+          <w:rFonts w:ascii="Arial" w:cs="Arial" w:eastAsia="Arial" w:hAnsi="Arial"/>
+          <w:color w:val="000000"/>
+          <w:sz w:val="22"/>
+          <w:szCs w:val="22"/>
+        </w:rPr>
+        <w:t xml:space="preserve">Comments are reviewer markup, not evidence of manipulation in themselves, but they can record who handled a document and when.</w:t>
+      </w:r>
+    </w:p>
+    <w:p>
+      <w:pPr>
+        <w:pStyle w:val="ListParagraph"/>
+        <w:numPr>
+          <w:ilvl w:val="0"/>
+          <w:numId w:val="2"/>
+        </w:numPr>
+        <w:spacing w:after="60" w:before="60"/>
+      </w:pPr>
+      <w:r>
+        <w:rPr>
+          <w:rFonts w:ascii="Arial" w:cs="Arial" w:eastAsia="Arial" w:hAnsi="Arial"/>
+          <w:color w:val="000000"/>
+          <w:sz w:val="22"/>
+          <w:szCs w:val="22"/>
+        </w:rPr>
+        <w:t xml:space="preserve">The presence of any comment adds a flat 5 points to the document risk score, so annotated documents are not overlooked in ranked views.</w:t>
+      </w:r>
+    </w:p>
+    <w:p>
+      <w:pPr>
+        <w:pStyle w:val="Heading3"/>
+      </w:pPr>
+      <w:r>
+        <w:rPr>
+          <w:rFonts w:ascii="Arial" w:cs="Arial" w:eastAsia="Arial" w:hAnsi="Arial"/>
+        </w:rPr>
+        <w:t xml:space="preserve">Manual Validation</w:t>
+      </w:r>
+    </w:p>
+    <w:p>
+      <w:pPr>
+        <w:pStyle w:val="ListParagraph"/>
+        <w:numPr>
+          <w:ilvl w:val="0"/>
+          <w:numId w:val="3"/>
+        </w:numPr>
+        <w:spacing w:after="60" w:before="60"/>
+      </w:pPr>
+      <w:r>
+        <w:rPr>
+          <w:rFonts w:ascii="Arial" w:cs="Arial" w:eastAsia="Arial" w:hAnsi="Arial"/>
+          <w:color w:val="000000"/>
+          <w:sz w:val="22"/>
+          <w:szCs w:val="22"/>
+        </w:rPr>
+        <w:t xml:space="preserve">Inspect the object shown in the Object column with qpdf --show-object to confirm author, contents and dates.</w:t>
+      </w:r>
+    </w:p>
+    <w:p>
+      <w:pPr>
+        <w:pStyle w:val="Heading2"/>
+      </w:pPr>
+      <w:r>
+        <w:rPr>
+          <w:rFonts w:ascii="Arial" w:cs="Arial" w:eastAsia="Arial" w:hAnsi="Arial"/>
+        </w:rPr>
+        <w:t xml:space="preserve">2.19  Concealment Overview</w:t>
+      </w:r>
+    </w:p>
+    <w:p>
+      <w:pPr>
+        <w:spacing w:after="80" w:before="80"/>
+      </w:pPr>
+      <w:r>
+        <w:rPr>
+          <w:rFonts w:ascii="Arial" w:cs="Arial" w:eastAsia="Arial" w:hAnsi="Arial"/>
+          <w:i/>
+          <w:iCs/>
+          <w:color w:val="5A5A5A"/>
+          <w:sz w:val="18"/>
+          <w:szCs w:val="18"/>
+        </w:rPr>
+        <w:t xml:space="preserve">Report ID: concealment_overview</w:t>
+      </w:r>
+    </w:p>
+    <w:p>
+      <w:pPr>
+        <w:spacing w:after="80" w:before="80"/>
+      </w:pPr>
+      <w:r>
+        <w:rPr>
+          <w:rFonts w:ascii="Arial" w:cs="Arial" w:eastAsia="Arial" w:hAnsi="Arial"/>
+          <w:color w:val="000000"/>
+          <w:sz w:val="22"/>
+          <w:szCs w:val="22"/>
+        </w:rPr>
+        <w:t xml:space="preserve">One row per document summarising ALL ways content is hidden in the file, across two different mechanisms: image-over-image overlaps (one image drawn on top of another) and annotation/box-over-content overlays (opaque boxes or text annotations placed over existing page content). Use this as the single starting point for concealment; open the component detail reports (Overlap &amp; Concealment Detail, Text Overlay) for the specific findings behind each count.</w:t>
+      </w:r>
+    </w:p>
+    <w:p>
+      <w:pPr>
+        <w:pStyle w:val="Heading3"/>
+      </w:pPr>
+      <w:r>
+        <w:rPr>
+          <w:rFonts w:ascii="Arial" w:cs="Arial" w:eastAsia="Arial" w:hAnsi="Arial"/>
+        </w:rPr>
+        <w:t xml:space="preserve">SQL Query</w:t>
+      </w:r>
+    </w:p>
+    <w:p>
+      <w:pPr>
+        <w:pBdr>
+          <w:left w:val="single" w:color="ED1C24" w:sz="6" w:space="4"/>
+        </w:pBdr>
+        <w:shd w:fill="F0F0F0" w:val="clear"/>
+        <w:spacing w:after="0" w:before="0"/>
+      </w:pPr>
+      <w:r>
+        <w:rPr>
+          <w:rFonts w:ascii="Courier New" w:cs="Courier New" w:eastAsia="Courier New" w:hAnsi="Courier New"/>
+          <w:color w:val="333333"/>
+          <w:sz w:val="18"/>
+          <w:szCs w:val="18"/>
+        </w:rPr>
+        <w:t xml:space="preserve">SELECT</w:t>
+      </w:r>
+    </w:p>
+    <w:p>
+      <w:pPr>
+        <w:pBdr>
+          <w:left w:val="single" w:color="ED1C24" w:sz="6" w:space="4"/>
+        </w:pBdr>
+        <w:shd w:fill="F0F0F0" w:val="clear"/>
+        <w:spacing w:after="0" w:before="0"/>
+      </w:pPr>
+      <w:r>
+        <w:rPr>
+          <w:rFonts w:ascii="Courier New" w:cs="Courier New" w:eastAsia="Courier New" w:hAnsi="Courier New"/>
+          <w:color w:val="333333"/>
+          <w:sz w:val="18"/>
+          <w:szCs w:val="18"/>
+        </w:rPr>
+        <w:t xml:space="preserve">    a.pdf_filename AS "Filename",</w:t>
+      </w:r>
+    </w:p>
+    <w:p>
+      <w:pPr>
+        <w:pBdr>
+          <w:left w:val="single" w:color="ED1C24" w:sz="6" w:space="4"/>
+        </w:pBdr>
+        <w:shd w:fill="F0F0F0" w:val="clear"/>
+        <w:spacing w:after="0" w:before="0"/>
+      </w:pPr>
+      <w:r>
+        <w:rPr>
+          <w:rFonts w:ascii="Courier New" w:cs="Courier New" w:eastAsia="Courier New" w:hAnsi="Courier New"/>
+          <w:color w:val="333333"/>
+          <w:sz w:val="18"/>
+          <w:szCs w:val="18"/>
+        </w:rPr>
+        <w:t xml:space="preserve">    COALESCE((</w:t>
+      </w:r>
+    </w:p>
+    <w:p>
+      <w:pPr>
+        <w:pBdr>
+          <w:left w:val="single" w:color="ED1C24" w:sz="6" w:space="4"/>
+        </w:pBdr>
+        <w:shd w:fill="F0F0F0" w:val="clear"/>
+        <w:spacing w:after="0" w:before="0"/>
+      </w:pPr>
+      <w:r>
+        <w:rPr>
+          <w:rFonts w:ascii="Courier New" w:cs="Courier New" w:eastAsia="Courier New" w:hAnsi="Courier New"/>
+          <w:color w:val="333333"/>
+          <w:sz w:val="18"/>
+          <w:szCs w:val="18"/>
+        </w:rPr>
+        <w:t xml:space="preserve">        SELECT COUNT(*) FROM overlap_details od</w:t>
+      </w:r>
+    </w:p>
+    <w:p>
+      <w:pPr>
+        <w:pBdr>
+          <w:left w:val="single" w:color="ED1C24" w:sz="6" w:space="4"/>
+        </w:pBdr>
+        <w:shd w:fill="F0F0F0" w:val="clear"/>
+        <w:spacing w:after="0" w:before="0"/>
+      </w:pPr>
+      <w:r>
+        <w:rPr>
+          <w:rFonts w:ascii="Courier New" w:cs="Courier New" w:eastAsia="Courier New" w:hAnsi="Courier New"/>
+          <w:color w:val="333333"/>
+          <w:sz w:val="18"/>
+          <w:szCs w:val="18"/>
+        </w:rPr>
+        <w:t xml:space="preserve">        JOIN findings f2 ON f2.id = od.finding_id</w:t>
+      </w:r>
+    </w:p>
+    <w:p>
+      <w:pPr>
+        <w:pBdr>
+          <w:left w:val="single" w:color="ED1C24" w:sz="6" w:space="4"/>
+        </w:pBdr>
+        <w:shd w:fill="F0F0F0" w:val="clear"/>
+        <w:spacing w:after="0" w:before="0"/>
+      </w:pPr>
+      <w:r>
+        <w:rPr>
+          <w:rFonts w:ascii="Courier New" w:cs="Courier New" w:eastAsia="Courier New" w:hAnsi="Courier New"/>
+          <w:color w:val="333333"/>
+          <w:sz w:val="18"/>
+          <w:szCs w:val="18"/>
+        </w:rPr>
+        <w:t xml:space="preserve">        JOIN pages p2    ON p2.id = f2.page_id</w:t>
+      </w:r>
+    </w:p>
+    <w:p>
+      <w:pPr>
+        <w:pBdr>
+          <w:left w:val="single" w:color="ED1C24" w:sz="6" w:space="4"/>
+        </w:pBdr>
+        <w:shd w:fill="F0F0F0" w:val="clear"/>
+        <w:spacing w:after="0" w:before="0"/>
+      </w:pPr>
+      <w:r>
+        <w:rPr>
+          <w:rFonts w:ascii="Courier New" w:cs="Courier New" w:eastAsia="Courier New" w:hAnsi="Courier New"/>
+          <w:color w:val="333333"/>
+          <w:sz w:val="18"/>
+          <w:szCs w:val="18"/>
+        </w:rPr>
+        <w:t xml:space="preserve">        WHERE p2.analysis_id = a.id</w:t>
+      </w:r>
+    </w:p>
+    <w:p>
+      <w:pPr>
+        <w:pBdr>
+          <w:left w:val="single" w:color="ED1C24" w:sz="6" w:space="4"/>
+        </w:pBdr>
+        <w:shd w:fill="F0F0F0" w:val="clear"/>
+        <w:spacing w:after="0" w:before="0"/>
+      </w:pPr>
+      <w:r>
+        <w:rPr>
+          <w:rFonts w:ascii="Courier New" w:cs="Courier New" w:eastAsia="Courier New" w:hAnsi="Courier New"/>
+          <w:color w:val="333333"/>
+          <w:sz w:val="18"/>
+          <w:szCs w:val="18"/>
+        </w:rPr>
+        <w:t xml:space="preserve">    ), 0) AS "Image Overlaps",</w:t>
+      </w:r>
+    </w:p>
+    <w:p>
+      <w:pPr>
+        <w:pBdr>
+          <w:left w:val="single" w:color="ED1C24" w:sz="6" w:space="4"/>
+        </w:pBdr>
+        <w:shd w:fill="F0F0F0" w:val="clear"/>
+        <w:spacing w:after="0" w:before="0"/>
+      </w:pPr>
+      <w:r>
+        <w:rPr>
+          <w:rFonts w:ascii="Courier New" w:cs="Courier New" w:eastAsia="Courier New" w:hAnsi="Courier New"/>
+          <w:color w:val="333333"/>
+          <w:sz w:val="18"/>
+          <w:szCs w:val="18"/>
+        </w:rPr>
+        <w:t xml:space="preserve">    COALESCE((</w:t>
+      </w:r>
+    </w:p>
+    <w:p>
+      <w:pPr>
+        <w:pBdr>
+          <w:left w:val="single" w:color="ED1C24" w:sz="6" w:space="4"/>
+        </w:pBdr>
+        <w:shd w:fill="F0F0F0" w:val="clear"/>
+        <w:spacing w:after="0" w:before="0"/>
+      </w:pPr>
+      <w:r>
+        <w:rPr>
+          <w:rFonts w:ascii="Courier New" w:cs="Courier New" w:eastAsia="Courier New" w:hAnsi="Courier New"/>
+          <w:color w:val="333333"/>
+          <w:sz w:val="18"/>
+          <w:szCs w:val="18"/>
+        </w:rPr>
+        <w:t xml:space="preserve">        SELECT COUNT(*) FROM overlap_details od</w:t>
+      </w:r>
+    </w:p>
+    <w:p>
+      <w:pPr>
+        <w:pBdr>
+          <w:left w:val="single" w:color="ED1C24" w:sz="6" w:space="4"/>
+        </w:pBdr>
+        <w:shd w:fill="F0F0F0" w:val="clear"/>
+        <w:spacing w:after="0" w:before="0"/>
+      </w:pPr>
+      <w:r>
+        <w:rPr>
+          <w:rFonts w:ascii="Courier New" w:cs="Courier New" w:eastAsia="Courier New" w:hAnsi="Courier New"/>
+          <w:color w:val="333333"/>
+          <w:sz w:val="18"/>
+          <w:szCs w:val="18"/>
+        </w:rPr>
+        <w:t xml:space="preserve">        JOIN findings f2 ON f2.id = od.finding_id</w:t>
+      </w:r>
+    </w:p>
+    <w:p>
+      <w:pPr>
+        <w:pBdr>
+          <w:left w:val="single" w:color="ED1C24" w:sz="6" w:space="4"/>
+        </w:pBdr>
+        <w:shd w:fill="F0F0F0" w:val="clear"/>
+        <w:spacing w:after="0" w:before="0"/>
+      </w:pPr>
+      <w:r>
+        <w:rPr>
+          <w:rFonts w:ascii="Courier New" w:cs="Courier New" w:eastAsia="Courier New" w:hAnsi="Courier New"/>
+          <w:color w:val="333333"/>
+          <w:sz w:val="18"/>
+          <w:szCs w:val="18"/>
+        </w:rPr>
+        <w:t xml:space="preserve">        JOIN pages p2    ON p2.id = f2.page_id</w:t>
+      </w:r>
+    </w:p>
+    <w:p>
+      <w:pPr>
+        <w:pBdr>
+          <w:left w:val="single" w:color="ED1C24" w:sz="6" w:space="4"/>
+        </w:pBdr>
+        <w:shd w:fill="F0F0F0" w:val="clear"/>
+        <w:spacing w:after="0" w:before="0"/>
+      </w:pPr>
+      <w:r>
+        <w:rPr>
+          <w:rFonts w:ascii="Courier New" w:cs="Courier New" w:eastAsia="Courier New" w:hAnsi="Courier New"/>
+          <w:color w:val="333333"/>
+          <w:sz w:val="18"/>
+          <w:szCs w:val="18"/>
+        </w:rPr>
+        <w:t xml:space="preserve">        WHERE p2.analysis_id = a.id</w:t>
+      </w:r>
+    </w:p>
+    <w:p>
+      <w:pPr>
+        <w:pBdr>
+          <w:left w:val="single" w:color="ED1C24" w:sz="6" w:space="4"/>
+        </w:pBdr>
+        <w:shd w:fill="F0F0F0" w:val="clear"/>
+        <w:spacing w:after="0" w:before="0"/>
+      </w:pPr>
+      <w:r>
+        <w:rPr>
+          <w:rFonts w:ascii="Courier New" w:cs="Courier New" w:eastAsia="Courier New" w:hAnsi="Courier New"/>
+          <w:color w:val="333333"/>
+          <w:sz w:val="18"/>
+          <w:szCs w:val="18"/>
+        </w:rPr>
+        <w:t xml:space="preserve">          AND od.concealment_assessment LIKE 'FULL%'</w:t>
+      </w:r>
+    </w:p>
+    <w:p>
+      <w:pPr>
+        <w:pBdr>
+          <w:left w:val="single" w:color="ED1C24" w:sz="6" w:space="4"/>
+        </w:pBdr>
+        <w:shd w:fill="F0F0F0" w:val="clear"/>
+        <w:spacing w:after="0" w:before="0"/>
+      </w:pPr>
+      <w:r>
+        <w:rPr>
+          <w:rFonts w:ascii="Courier New" w:cs="Courier New" w:eastAsia="Courier New" w:hAnsi="Courier New"/>
+          <w:color w:val="333333"/>
+          <w:sz w:val="18"/>
+          <w:szCs w:val="18"/>
+        </w:rPr>
+        <w:t xml:space="preserve">    ), 0) AS "Full-Concealment Overlaps",</w:t>
+      </w:r>
+    </w:p>
+    <w:p>
+      <w:pPr>
+        <w:pBdr>
+          <w:left w:val="single" w:color="ED1C24" w:sz="6" w:space="4"/>
+        </w:pBdr>
+        <w:shd w:fill="F0F0F0" w:val="clear"/>
+        <w:spacing w:after="0" w:before="0"/>
+      </w:pPr>
+      <w:r>
+        <w:rPr>
+          <w:rFonts w:ascii="Courier New" w:cs="Courier New" w:eastAsia="Courier New" w:hAnsi="Courier New"/>
+          <w:color w:val="333333"/>
+          <w:sz w:val="18"/>
+          <w:szCs w:val="18"/>
+        </w:rPr>
+        <w:t xml:space="preserve">    COALESCE((</w:t>
+      </w:r>
+    </w:p>
+    <w:p>
+      <w:pPr>
+        <w:pBdr>
+          <w:left w:val="single" w:color="ED1C24" w:sz="6" w:space="4"/>
+        </w:pBdr>
+        <w:shd w:fill="F0F0F0" w:val="clear"/>
+        <w:spacing w:after="0" w:before="0"/>
+      </w:pPr>
+      <w:r>
+        <w:rPr>
+          <w:rFonts w:ascii="Courier New" w:cs="Courier New" w:eastAsia="Courier New" w:hAnsi="Courier New"/>
+          <w:color w:val="333333"/>
+          <w:sz w:val="18"/>
+          <w:szCs w:val="18"/>
+        </w:rPr>
+        <w:t xml:space="preserve">        SELECT COUNT(*) FROM findings f3</w:t>
+      </w:r>
+    </w:p>
+    <w:p>
+      <w:pPr>
+        <w:pBdr>
+          <w:left w:val="single" w:color="ED1C24" w:sz="6" w:space="4"/>
+        </w:pBdr>
+        <w:shd w:fill="F0F0F0" w:val="clear"/>
+        <w:spacing w:after="0" w:before="0"/>
+      </w:pPr>
+      <w:r>
+        <w:rPr>
+          <w:rFonts w:ascii="Courier New" w:cs="Courier New" w:eastAsia="Courier New" w:hAnsi="Courier New"/>
+          <w:color w:val="333333"/>
+          <w:sz w:val="18"/>
+          <w:szCs w:val="18"/>
+        </w:rPr>
+        <w:t xml:space="preserve">        JOIN pages p3         ON p3.id = f3.page_id</w:t>
+      </w:r>
+    </w:p>
+    <w:p>
+      <w:pPr>
+        <w:pBdr>
+          <w:left w:val="single" w:color="ED1C24" w:sz="6" w:space="4"/>
+        </w:pBdr>
+        <w:shd w:fill="F0F0F0" w:val="clear"/>
+        <w:spacing w:after="0" w:before="0"/>
+      </w:pPr>
+      <w:r>
+        <w:rPr>
+          <w:rFonts w:ascii="Courier New" w:cs="Courier New" w:eastAsia="Courier New" w:hAnsi="Courier New"/>
+          <w:color w:val="333333"/>
+          <w:sz w:val="18"/>
+          <w:szCs w:val="18"/>
+        </w:rPr>
+        <w:t xml:space="preserve">        JOIN finding_types ft ON ft.id = f3.finding_type_id</w:t>
+      </w:r>
+    </w:p>
+    <w:p>
+      <w:pPr>
+        <w:pBdr>
+          <w:left w:val="single" w:color="ED1C24" w:sz="6" w:space="4"/>
+        </w:pBdr>
+        <w:shd w:fill="F0F0F0" w:val="clear"/>
+        <w:spacing w:after="0" w:before="0"/>
+      </w:pPr>
+      <w:r>
+        <w:rPr>
+          <w:rFonts w:ascii="Courier New" w:cs="Courier New" w:eastAsia="Courier New" w:hAnsi="Courier New"/>
+          <w:color w:val="333333"/>
+          <w:sz w:val="18"/>
+          <w:szCs w:val="18"/>
+        </w:rPr>
+        <w:t xml:space="preserve">        WHERE p3.analysis_id = a.id</w:t>
+      </w:r>
+    </w:p>
+    <w:p>
+      <w:pPr>
+        <w:pBdr>
+          <w:left w:val="single" w:color="ED1C24" w:sz="6" w:space="4"/>
+        </w:pBdr>
+        <w:shd w:fill="F0F0F0" w:val="clear"/>
+        <w:spacing w:after="0" w:before="0"/>
+      </w:pPr>
+      <w:r>
+        <w:rPr>
+          <w:rFonts w:ascii="Courier New" w:cs="Courier New" w:eastAsia="Courier New" w:hAnsi="Courier New"/>
+          <w:color w:val="333333"/>
+          <w:sz w:val="18"/>
+          <w:szCs w:val="18"/>
+        </w:rPr>
+        <w:t xml:space="preserve">          AND ft.code = 'TEXT_OVERLAY'</w:t>
+      </w:r>
+    </w:p>
+    <w:p>
+      <w:pPr>
+        <w:pBdr>
+          <w:left w:val="single" w:color="ED1C24" w:sz="6" w:space="4"/>
+        </w:pBdr>
+        <w:shd w:fill="F0F0F0" w:val="clear"/>
+        <w:spacing w:after="0" w:before="0"/>
+      </w:pPr>
+      <w:r>
+        <w:rPr>
+          <w:rFonts w:ascii="Courier New" w:cs="Courier New" w:eastAsia="Courier New" w:hAnsi="Courier New"/>
+          <w:color w:val="333333"/>
+          <w:sz w:val="18"/>
+          <w:szCs w:val="18"/>
+        </w:rPr>
+        <w:t xml:space="preserve">    ), 0) AS "Annotation/Box Overlays",</w:t>
+      </w:r>
+    </w:p>
+    <w:p>
+      <w:pPr>
+        <w:pBdr>
+          <w:left w:val="single" w:color="ED1C24" w:sz="6" w:space="4"/>
+        </w:pBdr>
+        <w:shd w:fill="F0F0F0" w:val="clear"/>
+        <w:spacing w:after="0" w:before="0"/>
+      </w:pPr>
+      <w:r>
+        <w:rPr>
+          <w:rFonts w:ascii="Courier New" w:cs="Courier New" w:eastAsia="Courier New" w:hAnsi="Courier New"/>
+          <w:color w:val="333333"/>
+          <w:sz w:val="18"/>
+          <w:szCs w:val="18"/>
+        </w:rPr>
+        <w:t xml:space="preserve">    COALESCE((</w:t>
+      </w:r>
+    </w:p>
+    <w:p>
+      <w:pPr>
+        <w:pBdr>
+          <w:left w:val="single" w:color="ED1C24" w:sz="6" w:space="4"/>
+        </w:pBdr>
+        <w:shd w:fill="F0F0F0" w:val="clear"/>
+        <w:spacing w:after="0" w:before="0"/>
+      </w:pPr>
+      <w:r>
+        <w:rPr>
+          <w:rFonts w:ascii="Courier New" w:cs="Courier New" w:eastAsia="Courier New" w:hAnsi="Courier New"/>
+          <w:color w:val="333333"/>
+          <w:sz w:val="18"/>
+          <w:szCs w:val="18"/>
+        </w:rPr>
+        <w:t xml:space="preserve">        SELECT COUNT(*) FROM findings f4</w:t>
+      </w:r>
+    </w:p>
+    <w:p>
+      <w:pPr>
+        <w:pBdr>
+          <w:left w:val="single" w:color="ED1C24" w:sz="6" w:space="4"/>
+        </w:pBdr>
+        <w:shd w:fill="F0F0F0" w:val="clear"/>
+        <w:spacing w:after="0" w:before="0"/>
+      </w:pPr>
+      <w:r>
+        <w:rPr>
+          <w:rFonts w:ascii="Courier New" w:cs="Courier New" w:eastAsia="Courier New" w:hAnsi="Courier New"/>
+          <w:color w:val="333333"/>
+          <w:sz w:val="18"/>
+          <w:szCs w:val="18"/>
+        </w:rPr>
+        <w:t xml:space="preserve">        JOIN pages p4         ON p4.id = f4.page_id</w:t>
+      </w:r>
+    </w:p>
+    <w:p>
+      <w:pPr>
+        <w:pBdr>
+          <w:left w:val="single" w:color="ED1C24" w:sz="6" w:space="4"/>
+        </w:pBdr>
+        <w:shd w:fill="F0F0F0" w:val="clear"/>
+        <w:spacing w:after="0" w:before="0"/>
+      </w:pPr>
+      <w:r>
+        <w:rPr>
+          <w:rFonts w:ascii="Courier New" w:cs="Courier New" w:eastAsia="Courier New" w:hAnsi="Courier New"/>
+          <w:color w:val="333333"/>
+          <w:sz w:val="18"/>
+          <w:szCs w:val="18"/>
+        </w:rPr>
+        <w:t xml:space="preserve">        JOIN finding_types ft4 ON ft4.id = f4.finding_type_id</w:t>
+      </w:r>
+    </w:p>
+    <w:p>
+      <w:pPr>
+        <w:pBdr>
+          <w:left w:val="single" w:color="ED1C24" w:sz="6" w:space="4"/>
+        </w:pBdr>
+        <w:shd w:fill="F0F0F0" w:val="clear"/>
+        <w:spacing w:after="0" w:before="0"/>
+      </w:pPr>
+      <w:r>
+        <w:rPr>
+          <w:rFonts w:ascii="Courier New" w:cs="Courier New" w:eastAsia="Courier New" w:hAnsi="Courier New"/>
+          <w:color w:val="333333"/>
+          <w:sz w:val="18"/>
+          <w:szCs w:val="18"/>
+        </w:rPr>
+        <w:t xml:space="preserve">        WHERE p4.analysis_id = a.id</w:t>
+      </w:r>
+    </w:p>
+    <w:p>
+      <w:pPr>
+        <w:pBdr>
+          <w:left w:val="single" w:color="ED1C24" w:sz="6" w:space="4"/>
+        </w:pBdr>
+        <w:shd w:fill="F0F0F0" w:val="clear"/>
+        <w:spacing w:after="0" w:before="0"/>
+      </w:pPr>
+      <w:r>
+        <w:rPr>
+          <w:rFonts w:ascii="Courier New" w:cs="Courier New" w:eastAsia="Courier New" w:hAnsi="Courier New"/>
+          <w:color w:val="333333"/>
+          <w:sz w:val="18"/>
+          <w:szCs w:val="18"/>
+        </w:rPr>
+        <w:t xml:space="preserve">          AND ft4.code = 'REDACT_UNAPPLIED'</w:t>
+      </w:r>
+    </w:p>
+    <w:p>
+      <w:pPr>
+        <w:pBdr>
+          <w:left w:val="single" w:color="ED1C24" w:sz="6" w:space="4"/>
+        </w:pBdr>
+        <w:shd w:fill="F0F0F0" w:val="clear"/>
+        <w:spacing w:after="0" w:before="0"/>
+      </w:pPr>
+      <w:r>
+        <w:rPr>
+          <w:rFonts w:ascii="Courier New" w:cs="Courier New" w:eastAsia="Courier New" w:hAnsi="Courier New"/>
+          <w:color w:val="333333"/>
+          <w:sz w:val="18"/>
+          <w:szCs w:val="18"/>
+        </w:rPr>
+        <w:t xml:space="preserve">    ), 0) AS "Unapplied Redactions",</w:t>
+      </w:r>
+    </w:p>
+    <w:p>
+      <w:pPr>
+        <w:pBdr>
+          <w:left w:val="single" w:color="ED1C24" w:sz="6" w:space="4"/>
+        </w:pBdr>
+        <w:shd w:fill="F0F0F0" w:val="clear"/>
+        <w:spacing w:after="0" w:before="0"/>
+      </w:pPr>
+      <w:r>
+        <w:rPr>
+          <w:rFonts w:ascii="Courier New" w:cs="Courier New" w:eastAsia="Courier New" w:hAnsi="Courier New"/>
+          <w:color w:val="333333"/>
+          <w:sz w:val="18"/>
+          <w:szCs w:val="18"/>
+        </w:rPr>
+        <w:t xml:space="preserve">    a.doc_risk_score AS "Document Risk",</w:t>
+      </w:r>
+    </w:p>
+    <w:p>
+      <w:pPr>
+        <w:pBdr>
+          <w:left w:val="single" w:color="ED1C24" w:sz="6" w:space="4"/>
+        </w:pBdr>
+        <w:shd w:fill="F0F0F0" w:val="clear"/>
+        <w:spacing w:after="0" w:before="0"/>
+      </w:pPr>
+      <w:r>
+        <w:rPr>
+          <w:rFonts w:ascii="Courier New" w:cs="Courier New" w:eastAsia="Courier New" w:hAnsi="Courier New"/>
+          <w:color w:val="333333"/>
+          <w:sz w:val="18"/>
+          <w:szCs w:val="18"/>
+        </w:rPr>
+        <w:t xml:space="preserve">    a.pdf_md5        AS "PDF MD5"</w:t>
+      </w:r>
+    </w:p>
+    <w:p>
+      <w:pPr>
+        <w:pBdr>
+          <w:left w:val="single" w:color="ED1C24" w:sz="6" w:space="4"/>
+        </w:pBdr>
+        <w:shd w:fill="F0F0F0" w:val="clear"/>
+        <w:spacing w:after="0" w:before="0"/>
+      </w:pPr>
+      <w:r>
+        <w:rPr>
+          <w:rFonts w:ascii="Courier New" w:cs="Courier New" w:eastAsia="Courier New" w:hAnsi="Courier New"/>
+          <w:color w:val="333333"/>
+          <w:sz w:val="18"/>
+          <w:szCs w:val="18"/>
+        </w:rPr>
+        <w:t xml:space="preserve">FROM analyses a</w:t>
+      </w:r>
+    </w:p>
+    <w:p>
+      <w:pPr>
+        <w:pBdr>
+          <w:left w:val="single" w:color="ED1C24" w:sz="6" w:space="4"/>
+        </w:pBdr>
+        <w:shd w:fill="F0F0F0" w:val="clear"/>
+        <w:spacing w:after="0" w:before="0"/>
+      </w:pPr>
+      <w:r>
+        <w:rPr>
+          <w:rFonts w:ascii="Courier New" w:cs="Courier New" w:eastAsia="Courier New" w:hAnsi="Courier New"/>
+          <w:color w:val="333333"/>
+          <w:sz w:val="18"/>
+          <w:szCs w:val="18"/>
+        </w:rPr>
+        <w:t xml:space="preserve">GROUP BY a.id</w:t>
+      </w:r>
+    </w:p>
+    <w:p>
+      <w:pPr>
+        <w:pBdr>
+          <w:left w:val="single" w:color="ED1C24" w:sz="6" w:space="4"/>
+        </w:pBdr>
+        <w:shd w:fill="F0F0F0" w:val="clear"/>
+        <w:spacing w:after="0" w:before="0"/>
+      </w:pPr>
+      <w:r>
+        <w:rPr>
+          <w:rFonts w:ascii="Courier New" w:cs="Courier New" w:eastAsia="Courier New" w:hAnsi="Courier New"/>
+          <w:color w:val="333333"/>
+          <w:sz w:val="18"/>
+          <w:szCs w:val="18"/>
+        </w:rPr>
+        <w:t xml:space="preserve">HAVING ("Image Overlaps" + "Annotation/Box Overlays"</w:t>
+      </w:r>
+    </w:p>
+    <w:p>
+      <w:pPr>
+        <w:pBdr>
+          <w:left w:val="single" w:color="ED1C24" w:sz="6" w:space="4"/>
+        </w:pBdr>
+        <w:shd w:fill="F0F0F0" w:val="clear"/>
+        <w:spacing w:after="0" w:before="0"/>
+      </w:pPr>
+      <w:r>
+        <w:rPr>
+          <w:rFonts w:ascii="Courier New" w:cs="Courier New" w:eastAsia="Courier New" w:hAnsi="Courier New"/>
+          <w:color w:val="333333"/>
+          <w:sz w:val="18"/>
+          <w:szCs w:val="18"/>
+        </w:rPr>
+        <w:t xml:space="preserve">        + "Unapplied Redactions") &gt; 0</w:t>
+      </w:r>
+    </w:p>
+    <w:p>
+      <w:pPr>
+        <w:pBdr>
+          <w:left w:val="single" w:color="ED1C24" w:sz="6" w:space="4"/>
+        </w:pBdr>
+        <w:shd w:fill="F0F0F0" w:val="clear"/>
+        <w:spacing w:after="0" w:before="0"/>
+      </w:pPr>
+      <w:r>
+        <w:rPr>
+          <w:rFonts w:ascii="Courier New" w:cs="Courier New" w:eastAsia="Courier New" w:hAnsi="Courier New"/>
+          <w:color w:val="333333"/>
+          <w:sz w:val="18"/>
+          <w:szCs w:val="18"/>
+        </w:rPr>
+        <w:t xml:space="preserve">ORDER BY ("Full-Concealment Overlaps" * 2</w:t>
+      </w:r>
+    </w:p>
+    <w:p>
+      <w:pPr>
+        <w:pBdr>
+          <w:left w:val="single" w:color="ED1C24" w:sz="6" w:space="4"/>
+        </w:pBdr>
+        <w:shd w:fill="F0F0F0" w:val="clear"/>
+        <w:spacing w:after="0" w:before="0"/>
+      </w:pPr>
+      <w:r>
+        <w:rPr>
+          <w:rFonts w:ascii="Courier New" w:cs="Courier New" w:eastAsia="Courier New" w:hAnsi="Courier New"/>
+          <w:color w:val="333333"/>
+          <w:sz w:val="18"/>
+          <w:szCs w:val="18"/>
+        </w:rPr>
+        <w:t xml:space="preserve">          + "Image Overlaps" + "Annotation/Box Overlays"</w:t>
+      </w:r>
+    </w:p>
+    <w:p>
+      <w:pPr>
+        <w:pBdr>
+          <w:left w:val="single" w:color="ED1C24" w:sz="6" w:space="4"/>
+        </w:pBdr>
+        <w:shd w:fill="F0F0F0" w:val="clear"/>
+        <w:spacing w:after="0" w:before="0"/>
+      </w:pPr>
+      <w:r>
+        <w:rPr>
+          <w:rFonts w:ascii="Courier New" w:cs="Courier New" w:eastAsia="Courier New" w:hAnsi="Courier New"/>
+          <w:color w:val="333333"/>
+          <w:sz w:val="18"/>
+          <w:szCs w:val="18"/>
+        </w:rPr>
+        <w:t xml:space="preserve">          + "Unapplied Redactions") DESC,</w:t>
+      </w:r>
+    </w:p>
+    <w:p>
+      <w:pPr>
+        <w:pBdr>
+          <w:left w:val="single" w:color="ED1C24" w:sz="6" w:space="4"/>
+        </w:pBdr>
+        <w:shd w:fill="F0F0F0" w:val="clear"/>
+        <w:spacing w:after="0" w:before="0"/>
+      </w:pPr>
+      <w:r>
+        <w:rPr>
+          <w:rFonts w:ascii="Courier New" w:cs="Courier New" w:eastAsia="Courier New" w:hAnsi="Courier New"/>
+          <w:color w:val="333333"/>
+          <w:sz w:val="18"/>
+          <w:szCs w:val="18"/>
+        </w:rPr>
+        <w:t xml:space="preserve">         a.pdf_filename</w:t>
+      </w:r>
+    </w:p>
+    <w:p>
+      <w:pPr>
+        <w:pStyle w:val="Heading3"/>
+      </w:pPr>
+      <w:r>
+        <w:rPr>
+          <w:rFonts w:ascii="Arial" w:cs="Arial" w:eastAsia="Arial" w:hAnsi="Arial"/>
+        </w:rPr>
+        <w:t xml:space="preserve">Column Reference</w:t>
+      </w:r>
+    </w:p>
+    <w:tbl>
+      <w:tblPr>
+        <w:tblW w:type="dxa" w:w="9360"/>
+        <w:tblLayout w:type="fixed"/>
+      </w:tblPr>
+      <w:tblGrid>
+        <w:gridCol w:w="2000"/>
+        <w:gridCol w:w="900"/>
+        <w:gridCol w:w="6460"/>
+      </w:tblGrid>
+      <w:tr>
+        <w:trPr>
+          <w:tblHeader/>
+        </w:trPr>
+        <w:tc>
+          <w:tcPr>
+            <w:tcW w:type="dxa" w:w="2000"/>
+            <w:tcBorders>
+              <w:top w:val="single" w:color="CCCCCC" w:sz="1"/>
+              <w:left w:val="single" w:color="CCCCCC" w:sz="1"/>
+              <w:bottom w:val="single" w:color="CCCCCC" w:sz="1"/>
+              <w:right w:val="single" w:color="CCCCCC" w:sz="1"/>
+            </w:tcBorders>
+            <w:shd w:fill="2B2B2B" w:val="clear"/>
+            <w:tcMar>
+              <w:top w:type="dxa" w:w="60"/>
+              <w:left w:type="dxa" w:w="100"/>
+              <w:bottom w:type="dxa" w:w="60"/>
+              <w:right w:type="dxa" w:w="100"/>
+            </w:tcMar>
+          </w:tcPr>
+          <w:p>
+            <w:r>
+              <w:rPr>
+                <w:rFonts w:ascii="Arial" w:cs="Arial" w:eastAsia="Arial" w:hAnsi="Arial"/>
+                <w:b/>
+                <w:bCs/>
+                <w:color w:val="FFFFFF"/>
+                <w:sz w:val="18"/>
+                <w:szCs w:val="18"/>
+              </w:rPr>
+              <w:t xml:space="preserve">Column</w:t>
+            </w:r>
+          </w:p>
+        </w:tc>
+        <w:tc>
+          <w:tcPr>
+            <w:tcW w:type="dxa" w:w="900"/>
+            <w:tcBorders>
+              <w:top w:val="single" w:color="CCCCCC" w:sz="1"/>
+              <w:left w:val="single" w:color="CCCCCC" w:sz="1"/>
+              <w:bottom w:val="single" w:color="CCCCCC" w:sz="1"/>
+              <w:right w:val="single" w:color="CCCCCC" w:sz="1"/>
+            </w:tcBorders>
+            <w:shd w:fill="2B2B2B" w:val="clear"/>
+            <w:tcMar>
+              <w:top w:type="dxa" w:w="60"/>
+              <w:left w:type="dxa" w:w="100"/>
+              <w:bottom w:type="dxa" w:w="60"/>
+              <w:right w:type="dxa" w:w="100"/>
+            </w:tcMar>
+          </w:tcPr>
+          <w:p>
+            <w:r>
+              <w:rPr>
+                <w:rFonts w:ascii="Arial" w:cs="Arial" w:eastAsia="Arial" w:hAnsi="Arial"/>
+                <w:b/>
+                <w:bCs/>
+                <w:color w:val="FFFFFF"/>
+                <w:sz w:val="18"/>
+                <w:szCs w:val="18"/>
+              </w:rPr>
+              <w:t xml:space="preserve">Type</w:t>
+            </w:r>
+          </w:p>
+        </w:tc>
+        <w:tc>
+          <w:tcPr>
+            <w:tcW w:type="dxa" w:w="6460"/>
+            <w:tcBorders>
+              <w:top w:val="single" w:color="CCCCCC" w:sz="1"/>
+              <w:left w:val="single" w:color="CCCCCC" w:sz="1"/>
+              <w:bottom w:val="single" w:color="CCCCCC" w:sz="1"/>
+              <w:right w:val="single" w:color="CCCCCC" w:sz="1"/>
+            </w:tcBorders>
+            <w:shd w:fill="2B2B2B" w:val="clear"/>
+            <w:tcMar>
+              <w:top w:type="dxa" w:w="60"/>
+              <w:left w:type="dxa" w:w="100"/>
+              <w:bottom w:type="dxa" w:w="60"/>
+              <w:right w:type="dxa" w:w="100"/>
+            </w:tcMar>
+          </w:tcPr>
+          <w:p>
+            <w:r>
+              <w:rPr>
+                <w:rFonts w:ascii="Arial" w:cs="Arial" w:eastAsia="Arial" w:hAnsi="Arial"/>
+                <w:b/>
+                <w:bCs/>
+                <w:color w:val="FFFFFF"/>
+                <w:sz w:val="18"/>
+                <w:szCs w:val="18"/>
+              </w:rPr>
+              <w:t xml:space="preserve">Source / Meaning</w:t>
+            </w:r>
+          </w:p>
+        </w:tc>
+      </w:tr>
+      <w:tr>
+        <w:tc>
+          <w:tcPr>
+            <w:tcW w:type="dxa" w:w="2000"/>
+            <w:tcBorders>
+              <w:top w:val="single" w:color="CCCCCC" w:sz="1"/>
+              <w:left w:val="single" w:color="CCCCCC" w:sz="1"/>
+              <w:bottom w:val="single" w:color="CCCCCC" w:sz="1"/>
+              <w:right w:val="single" w:color="CCCCCC" w:sz="1"/>
+            </w:tcBorders>
+            <w:shd w:fill="FFFFFF" w:val="clear"/>
+            <w:tcMar>
+              <w:top w:type="dxa" w:w="60"/>
+              <w:left w:type="dxa" w:w="100"/>
+              <w:bottom w:type="dxa" w:w="60"/>
+              <w:right w:type="dxa" w:w="100"/>
+            </w:tcMar>
+          </w:tcPr>
+          <w:p>
+            <w:r>
+              <w:rPr>
+                <w:rFonts w:ascii="Arial" w:cs="Arial" w:eastAsia="Arial" w:hAnsi="Arial"/>
+                <w:color w:val="000000"/>
+                <w:sz w:val="18"/>
+                <w:szCs w:val="18"/>
+              </w:rPr>
+              <w:t xml:space="preserve">Filename</w:t>
+            </w:r>
+          </w:p>
+        </w:tc>
+        <w:tc>
+          <w:tcPr>
+            <w:tcW w:type="dxa" w:w="900"/>
+            <w:tcBorders>
+              <w:top w:val="single" w:color="CCCCCC" w:sz="1"/>
+              <w:left w:val="single" w:color="CCCCCC" w:sz="1"/>
+              <w:bottom w:val="single" w:color="CCCCCC" w:sz="1"/>
+              <w:right w:val="single" w:color="CCCCCC" w:sz="1"/>
+            </w:tcBorders>
+            <w:shd w:fill="FFFFFF" w:val="clear"/>
+            <w:tcMar>
+              <w:top w:type="dxa" w:w="60"/>
+              <w:left w:type="dxa" w:w="100"/>
+              <w:bottom w:type="dxa" w:w="60"/>
+              <w:right w:type="dxa" w:w="100"/>
+            </w:tcMar>
+          </w:tcPr>
+          <w:p>
+            <w:r>
+              <w:rPr>
+                <w:rFonts w:ascii="Arial" w:cs="Arial" w:eastAsia="Arial" w:hAnsi="Arial"/>
+                <w:color w:val="000000"/>
+                <w:sz w:val="18"/>
+                <w:szCs w:val="18"/>
+              </w:rPr>
+              <w:t xml:space="preserve">Text</w:t>
+            </w:r>
+          </w:p>
+        </w:tc>
+        <w:tc>
+          <w:tcPr>
+            <w:tcW w:type="dxa" w:w="6460"/>
+            <w:tcBorders>
+              <w:top w:val="single" w:color="CCCCCC" w:sz="1"/>
+              <w:left w:val="single" w:color="CCCCCC" w:sz="1"/>
+              <w:bottom w:val="single" w:color="CCCCCC" w:sz="1"/>
+              <w:right w:val="single" w:color="CCCCCC" w:sz="1"/>
+            </w:tcBorders>
+            <w:shd w:fill="FFFFFF" w:val="clear"/>
+            <w:tcMar>
+              <w:top w:type="dxa" w:w="60"/>
+              <w:left w:type="dxa" w:w="100"/>
+              <w:bottom w:type="dxa" w:w="60"/>
+              <w:right w:type="dxa" w:w="100"/>
+            </w:tcMar>
+          </w:tcPr>
+          <w:p>
+            <w:r>
+              <w:rPr>
+                <w:rFonts w:ascii="Arial" w:cs="Arial" w:eastAsia="Arial" w:hAnsi="Arial"/>
+                <w:color w:val="000000"/>
+                <w:sz w:val="18"/>
+                <w:szCs w:val="18"/>
+              </w:rPr>
+              <w:t xml:space="preserve">analyses.pdf_filename</w:t>
+            </w:r>
+          </w:p>
+        </w:tc>
+      </w:tr>
+      <w:tr>
+        <w:tc>
+          <w:tcPr>
+            <w:tcW w:type="dxa" w:w="2000"/>
+            <w:tcBorders>
+              <w:top w:val="single" w:color="CCCCCC" w:sz="1"/>
+              <w:left w:val="single" w:color="CCCCCC" w:sz="1"/>
+              <w:bottom w:val="single" w:color="CCCCCC" w:sz="1"/>
+              <w:right w:val="single" w:color="CCCCCC" w:sz="1"/>
+            </w:tcBorders>
+            <w:shd w:fill="FFFFFF" w:val="clear"/>
+            <w:tcMar>
+              <w:top w:type="dxa" w:w="60"/>
+              <w:left w:type="dxa" w:w="100"/>
+              <w:bottom w:type="dxa" w:w="60"/>
+              <w:right w:type="dxa" w:w="100"/>
+            </w:tcMar>
+          </w:tcPr>
+          <w:p>
+            <w:r>
+              <w:rPr>
+                <w:rFonts w:ascii="Arial" w:cs="Arial" w:eastAsia="Arial" w:hAnsi="Arial"/>
+                <w:color w:val="000000"/>
+                <w:sz w:val="18"/>
+                <w:szCs w:val="18"/>
+              </w:rPr>
+              <w:t xml:space="preserve">Image Overlaps</w:t>
+            </w:r>
+          </w:p>
+        </w:tc>
+        <w:tc>
+          <w:tcPr>
+            <w:tcW w:type="dxa" w:w="900"/>
+            <w:tcBorders>
+              <w:top w:val="single" w:color="CCCCCC" w:sz="1"/>
+              <w:left w:val="single" w:color="CCCCCC" w:sz="1"/>
+              <w:bottom w:val="single" w:color="CCCCCC" w:sz="1"/>
+              <w:right w:val="single" w:color="CCCCCC" w:sz="1"/>
+            </w:tcBorders>
+            <w:shd w:fill="FFFFFF" w:val="clear"/>
+            <w:tcMar>
+              <w:top w:type="dxa" w:w="60"/>
+              <w:left w:type="dxa" w:w="100"/>
+              <w:bottom w:type="dxa" w:w="60"/>
+              <w:right w:type="dxa" w:w="100"/>
+            </w:tcMar>
+          </w:tcPr>
+          <w:p>
+            <w:r>
+              <w:rPr>
+                <w:rFonts w:ascii="Arial" w:cs="Arial" w:eastAsia="Arial" w:hAnsi="Arial"/>
+                <w:color w:val="000000"/>
+                <w:sz w:val="18"/>
+                <w:szCs w:val="18"/>
+              </w:rPr>
+              <w:t xml:space="preserve">Numeric</w:t>
+            </w:r>
+          </w:p>
+        </w:tc>
+        <w:tc>
+          <w:tcPr>
+            <w:tcW w:type="dxa" w:w="6460"/>
+            <w:tcBorders>
+              <w:top w:val="single" w:color="CCCCCC" w:sz="1"/>
+              <w:left w:val="single" w:color="CCCCCC" w:sz="1"/>
+              <w:bottom w:val="single" w:color="CCCCCC" w:sz="1"/>
+              <w:right w:val="single" w:color="CCCCCC" w:sz="1"/>
+            </w:tcBorders>
+            <w:shd w:fill="FFFFFF" w:val="clear"/>
+            <w:tcMar>
+              <w:top w:type="dxa" w:w="60"/>
+              <w:left w:type="dxa" w:w="100"/>
+              <w:bottom w:type="dxa" w:w="60"/>
+              <w:right w:type="dxa" w:w="100"/>
+            </w:tcMar>
+          </w:tcPr>
+          <w:p>
+            <w:r>
+              <w:rPr>
+                <w:rFonts w:ascii="Arial" w:cs="Arial" w:eastAsia="Arial" w:hAnsi="Arial"/>
+                <w:color w:val="000000"/>
+                <w:sz w:val="18"/>
+                <w:szCs w:val="18"/>
+              </w:rPr>
+              <w:t xml:space="preserve">rows in overlap_details for the document: one image drawn over another</w:t>
+            </w:r>
+          </w:p>
+        </w:tc>
+      </w:tr>
+      <w:tr>
+        <w:tc>
+          <w:tcPr>
+            <w:tcW w:type="dxa" w:w="2000"/>
+            <w:tcBorders>
+              <w:top w:val="single" w:color="CCCCCC" w:sz="1"/>
+              <w:left w:val="single" w:color="CCCCCC" w:sz="1"/>
+              <w:bottom w:val="single" w:color="CCCCCC" w:sz="1"/>
+              <w:right w:val="single" w:color="CCCCCC" w:sz="1"/>
+            </w:tcBorders>
+            <w:shd w:fill="FFFFFF" w:val="clear"/>
+            <w:tcMar>
+              <w:top w:type="dxa" w:w="60"/>
+              <w:left w:type="dxa" w:w="100"/>
+              <w:bottom w:type="dxa" w:w="60"/>
+              <w:right w:type="dxa" w:w="100"/>
+            </w:tcMar>
+          </w:tcPr>
+          <w:p>
+            <w:r>
+              <w:rPr>
+                <w:rFonts w:ascii="Arial" w:cs="Arial" w:eastAsia="Arial" w:hAnsi="Arial"/>
+                <w:color w:val="000000"/>
+                <w:sz w:val="18"/>
+                <w:szCs w:val="18"/>
+              </w:rPr>
+              <w:t xml:space="preserve">Full-Concealment Overlaps</w:t>
+            </w:r>
+          </w:p>
+        </w:tc>
+        <w:tc>
+          <w:tcPr>
+            <w:tcW w:type="dxa" w:w="900"/>
+            <w:tcBorders>
+              <w:top w:val="single" w:color="CCCCCC" w:sz="1"/>
+              <w:left w:val="single" w:color="CCCCCC" w:sz="1"/>
+              <w:bottom w:val="single" w:color="CCCCCC" w:sz="1"/>
+              <w:right w:val="single" w:color="CCCCCC" w:sz="1"/>
+            </w:tcBorders>
+            <w:shd w:fill="FFFFFF" w:val="clear"/>
+            <w:tcMar>
+              <w:top w:type="dxa" w:w="60"/>
+              <w:left w:type="dxa" w:w="100"/>
+              <w:bottom w:type="dxa" w:w="60"/>
+              <w:right w:type="dxa" w:w="100"/>
+            </w:tcMar>
+          </w:tcPr>
+          <w:p>
+            <w:r>
+              <w:rPr>
+                <w:rFonts w:ascii="Arial" w:cs="Arial" w:eastAsia="Arial" w:hAnsi="Arial"/>
+                <w:color w:val="000000"/>
+                <w:sz w:val="18"/>
+                <w:szCs w:val="18"/>
+              </w:rPr>
+              <w:t xml:space="preserve">Numeric</w:t>
+            </w:r>
+          </w:p>
+        </w:tc>
+        <w:tc>
+          <w:tcPr>
+            <w:tcW w:type="dxa" w:w="6460"/>
+            <w:tcBorders>
+              <w:top w:val="single" w:color="CCCCCC" w:sz="1"/>
+              <w:left w:val="single" w:color="CCCCCC" w:sz="1"/>
+              <w:bottom w:val="single" w:color="CCCCCC" w:sz="1"/>
+              <w:right w:val="single" w:color="CCCCCC" w:sz="1"/>
+            </w:tcBorders>
+            <w:shd w:fill="FFFFFF" w:val="clear"/>
+            <w:tcMar>
+              <w:top w:type="dxa" w:w="60"/>
+              <w:left w:type="dxa" w:w="100"/>
+              <w:bottom w:type="dxa" w:w="60"/>
+              <w:right w:type="dxa" w:w="100"/>
+            </w:tcMar>
+          </w:tcPr>
+          <w:p>
+            <w:r>
+              <w:rPr>
+                <w:rFonts w:ascii="Arial" w:cs="Arial" w:eastAsia="Arial" w:hAnsi="Arial"/>
+                <w:color w:val="000000"/>
+                <w:sz w:val="18"/>
+                <w:szCs w:val="18"/>
+              </w:rPr>
+              <w:t xml:space="preserve">those overlaps whose concealment_assessment begins FULL (fully opaque front image)</w:t>
+            </w:r>
+          </w:p>
+        </w:tc>
+      </w:tr>
+      <w:tr>
+        <w:tc>
+          <w:tcPr>
+            <w:tcW w:type="dxa" w:w="2000"/>
+            <w:tcBorders>
+              <w:top w:val="single" w:color="CCCCCC" w:sz="1"/>
+              <w:left w:val="single" w:color="CCCCCC" w:sz="1"/>
+              <w:bottom w:val="single" w:color="CCCCCC" w:sz="1"/>
+              <w:right w:val="single" w:color="CCCCCC" w:sz="1"/>
+            </w:tcBorders>
+            <w:shd w:fill="FFFFFF" w:val="clear"/>
+            <w:tcMar>
+              <w:top w:type="dxa" w:w="60"/>
+              <w:left w:type="dxa" w:w="100"/>
+              <w:bottom w:type="dxa" w:w="60"/>
+              <w:right w:type="dxa" w:w="100"/>
+            </w:tcMar>
+          </w:tcPr>
+          <w:p>
+            <w:r>
+              <w:rPr>
+                <w:rFonts w:ascii="Arial" w:cs="Arial" w:eastAsia="Arial" w:hAnsi="Arial"/>
+                <w:color w:val="000000"/>
+                <w:sz w:val="18"/>
+                <w:szCs w:val="18"/>
+              </w:rPr>
+              <w:t xml:space="preserve">Annotation/Box Overlays</w:t>
+            </w:r>
+          </w:p>
+        </w:tc>
+        <w:tc>
+          <w:tcPr>
+            <w:tcW w:type="dxa" w:w="900"/>
+            <w:tcBorders>
+              <w:top w:val="single" w:color="CCCCCC" w:sz="1"/>
+              <w:left w:val="single" w:color="CCCCCC" w:sz="1"/>
+              <w:bottom w:val="single" w:color="CCCCCC" w:sz="1"/>
+              <w:right w:val="single" w:color="CCCCCC" w:sz="1"/>
+            </w:tcBorders>
+            <w:shd w:fill="FFFFFF" w:val="clear"/>
+            <w:tcMar>
+              <w:top w:type="dxa" w:w="60"/>
+              <w:left w:type="dxa" w:w="100"/>
+              <w:bottom w:type="dxa" w:w="60"/>
+              <w:right w:type="dxa" w:w="100"/>
+            </w:tcMar>
+          </w:tcPr>
+          <w:p>
+            <w:r>
+              <w:rPr>
+                <w:rFonts w:ascii="Arial" w:cs="Arial" w:eastAsia="Arial" w:hAnsi="Arial"/>
+                <w:color w:val="000000"/>
+                <w:sz w:val="18"/>
+                <w:szCs w:val="18"/>
+              </w:rPr>
+              <w:t xml:space="preserve">Numeric</w:t>
+            </w:r>
+          </w:p>
+        </w:tc>
+        <w:tc>
+          <w:tcPr>
+            <w:tcW w:type="dxa" w:w="6460"/>
+            <w:tcBorders>
+              <w:top w:val="single" w:color="CCCCCC" w:sz="1"/>
+              <w:left w:val="single" w:color="CCCCCC" w:sz="1"/>
+              <w:bottom w:val="single" w:color="CCCCCC" w:sz="1"/>
+              <w:right w:val="single" w:color="CCCCCC" w:sz="1"/>
+            </w:tcBorders>
+            <w:shd w:fill="FFFFFF" w:val="clear"/>
+            <w:tcMar>
+              <w:top w:type="dxa" w:w="60"/>
+              <w:left w:type="dxa" w:w="100"/>
+              <w:bottom w:type="dxa" w:w="60"/>
+              <w:right w:type="dxa" w:w="100"/>
+            </w:tcMar>
+          </w:tcPr>
+          <w:p>
+            <w:r>
+              <w:rPr>
+                <w:rFonts w:ascii="Arial" w:cs="Arial" w:eastAsia="Arial" w:hAnsi="Arial"/>
+                <w:color w:val="000000"/>
+                <w:sz w:val="18"/>
+                <w:szCs w:val="18"/>
+              </w:rPr>
+              <w:t xml:space="preserve">TEXT_OVERLAY findings of all three kinds (annotation, white box, text over text)</w:t>
+            </w:r>
+          </w:p>
+        </w:tc>
+      </w:tr>
+      <w:tr>
+        <w:tc>
+          <w:tcPr>
+            <w:tcW w:type="dxa" w:w="2000"/>
+            <w:tcBorders>
+              <w:top w:val="single" w:color="CCCCCC" w:sz="1"/>
+              <w:left w:val="single" w:color="CCCCCC" w:sz="1"/>
+              <w:bottom w:val="single" w:color="CCCCCC" w:sz="1"/>
+              <w:right w:val="single" w:color="CCCCCC" w:sz="1"/>
+            </w:tcBorders>
+            <w:shd w:fill="FFFFFF" w:val="clear"/>
+            <w:tcMar>
+              <w:top w:type="dxa" w:w="60"/>
+              <w:left w:type="dxa" w:w="100"/>
+              <w:bottom w:type="dxa" w:w="60"/>
+              <w:right w:type="dxa" w:w="100"/>
+            </w:tcMar>
+          </w:tcPr>
+          <w:p>
+            <w:r>
+              <w:rPr>
+                <w:rFonts w:ascii="Arial" w:cs="Arial" w:eastAsia="Arial" w:hAnsi="Arial"/>
+                <w:color w:val="000000"/>
+                <w:sz w:val="18"/>
+                <w:szCs w:val="18"/>
+              </w:rPr>
+              <w:t xml:space="preserve">Unapplied Redactions</w:t>
+            </w:r>
+          </w:p>
+        </w:tc>
+        <w:tc>
+          <w:tcPr>
+            <w:tcW w:type="dxa" w:w="900"/>
+            <w:tcBorders>
+              <w:top w:val="single" w:color="CCCCCC" w:sz="1"/>
+              <w:left w:val="single" w:color="CCCCCC" w:sz="1"/>
+              <w:bottom w:val="single" w:color="CCCCCC" w:sz="1"/>
+              <w:right w:val="single" w:color="CCCCCC" w:sz="1"/>
+            </w:tcBorders>
+            <w:shd w:fill="FFFFFF" w:val="clear"/>
+            <w:tcMar>
+              <w:top w:type="dxa" w:w="60"/>
+              <w:left w:type="dxa" w:w="100"/>
+              <w:bottom w:type="dxa" w:w="60"/>
+              <w:right w:type="dxa" w:w="100"/>
+            </w:tcMar>
+          </w:tcPr>
+          <w:p>
+            <w:r>
+              <w:rPr>
+                <w:rFonts w:ascii="Arial" w:cs="Arial" w:eastAsia="Arial" w:hAnsi="Arial"/>
+                <w:color w:val="000000"/>
+                <w:sz w:val="18"/>
+                <w:szCs w:val="18"/>
+              </w:rPr>
+              <w:t xml:space="preserve">Numeric</w:t>
+            </w:r>
+          </w:p>
+        </w:tc>
+        <w:tc>
+          <w:tcPr>
+            <w:tcW w:type="dxa" w:w="6460"/>
+            <w:tcBorders>
+              <w:top w:val="single" w:color="CCCCCC" w:sz="1"/>
+              <w:left w:val="single" w:color="CCCCCC" w:sz="1"/>
+              <w:bottom w:val="single" w:color="CCCCCC" w:sz="1"/>
+              <w:right w:val="single" w:color="CCCCCC" w:sz="1"/>
+            </w:tcBorders>
+            <w:shd w:fill="FFFFFF" w:val="clear"/>
+            <w:tcMar>
+              <w:top w:type="dxa" w:w="60"/>
+              <w:left w:type="dxa" w:w="100"/>
+              <w:bottom w:type="dxa" w:w="60"/>
+              <w:right w:type="dxa" w:w="100"/>
+            </w:tcMar>
+          </w:tcPr>
+          <w:p>
+            <w:r>
+              <w:rPr>
+                <w:rFonts w:ascii="Arial" w:cs="Arial" w:eastAsia="Arial" w:hAnsi="Arial"/>
+                <w:color w:val="000000"/>
+                <w:sz w:val="18"/>
+                <w:szCs w:val="18"/>
+              </w:rPr>
+              <w:t xml:space="preserve">REDACT_UNAPPLIED findings: redaction marks whose covered content is still in the file</w:t>
+            </w:r>
+          </w:p>
+        </w:tc>
+      </w:tr>
+      <w:tr>
+        <w:tc>
+          <w:tcPr>
+            <w:tcW w:type="dxa" w:w="2000"/>
+            <w:tcBorders>
+              <w:top w:val="single" w:color="CCCCCC" w:sz="1"/>
+              <w:left w:val="single" w:color="CCCCCC" w:sz="1"/>
+              <w:bottom w:val="single" w:color="CCCCCC" w:sz="1"/>
+              <w:right w:val="single" w:color="CCCCCC" w:sz="1"/>
+            </w:tcBorders>
+            <w:shd w:fill="FFFFFF" w:val="clear"/>
+            <w:tcMar>
+              <w:top w:type="dxa" w:w="60"/>
+              <w:left w:type="dxa" w:w="100"/>
+              <w:bottom w:type="dxa" w:w="60"/>
+              <w:right w:type="dxa" w:w="100"/>
+            </w:tcMar>
+          </w:tcPr>
+          <w:p>
+            <w:r>
+              <w:rPr>
+                <w:rFonts w:ascii="Arial" w:cs="Arial" w:eastAsia="Arial" w:hAnsi="Arial"/>
+                <w:color w:val="000000"/>
+                <w:sz w:val="18"/>
+                <w:szCs w:val="18"/>
+              </w:rPr>
+              <w:t xml:space="preserve">Document Risk</w:t>
+            </w:r>
+          </w:p>
+        </w:tc>
+        <w:tc>
+          <w:tcPr>
+            <w:tcW w:type="dxa" w:w="900"/>
+            <w:tcBorders>
+              <w:top w:val="single" w:color="CCCCCC" w:sz="1"/>
+              <w:left w:val="single" w:color="CCCCCC" w:sz="1"/>
+              <w:bottom w:val="single" w:color="CCCCCC" w:sz="1"/>
+              <w:right w:val="single" w:color="CCCCCC" w:sz="1"/>
+            </w:tcBorders>
+            <w:shd w:fill="FFFFFF" w:val="clear"/>
+            <w:tcMar>
+              <w:top w:type="dxa" w:w="60"/>
+              <w:left w:type="dxa" w:w="100"/>
+              <w:bottom w:type="dxa" w:w="60"/>
+              <w:right w:type="dxa" w:w="100"/>
+            </w:tcMar>
+          </w:tcPr>
+          <w:p>
+            <w:r>
+              <w:rPr>
+                <w:rFonts w:ascii="Arial" w:cs="Arial" w:eastAsia="Arial" w:hAnsi="Arial"/>
+                <w:color w:val="000000"/>
+                <w:sz w:val="18"/>
+                <w:szCs w:val="18"/>
+              </w:rPr>
+              <w:t xml:space="preserve">Numeric</w:t>
+            </w:r>
+          </w:p>
+        </w:tc>
+        <w:tc>
+          <w:tcPr>
+            <w:tcW w:type="dxa" w:w="6460"/>
+            <w:tcBorders>
+              <w:top w:val="single" w:color="CCCCCC" w:sz="1"/>
+              <w:left w:val="single" w:color="CCCCCC" w:sz="1"/>
+              <w:bottom w:val="single" w:color="CCCCCC" w:sz="1"/>
+              <w:right w:val="single" w:color="CCCCCC" w:sz="1"/>
+            </w:tcBorders>
+            <w:shd w:fill="FFFFFF" w:val="clear"/>
+            <w:tcMar>
+              <w:top w:type="dxa" w:w="60"/>
+              <w:left w:type="dxa" w:w="100"/>
+              <w:bottom w:type="dxa" w:w="60"/>
+              <w:right w:type="dxa" w:w="100"/>
+            </w:tcMar>
+          </w:tcPr>
+          <w:p>
+            <w:r>
+              <w:rPr>
+                <w:rFonts w:ascii="Arial" w:cs="Arial" w:eastAsia="Arial" w:hAnsi="Arial"/>
+                <w:color w:val="000000"/>
+                <w:sz w:val="18"/>
+                <w:szCs w:val="18"/>
+              </w:rPr>
+              <w:t xml:space="preserve">analyses.doc_risk_score</w:t>
+            </w:r>
+          </w:p>
+        </w:tc>
+      </w:tr>
+      <w:tr>
+        <w:tc>
+          <w:tcPr>
+            <w:tcW w:type="dxa" w:w="2000"/>
+            <w:tcBorders>
+              <w:top w:val="single" w:color="CCCCCC" w:sz="1"/>
+              <w:left w:val="single" w:color="CCCCCC" w:sz="1"/>
+              <w:bottom w:val="single" w:color="CCCCCC" w:sz="1"/>
+              <w:right w:val="single" w:color="CCCCCC" w:sz="1"/>
+            </w:tcBorders>
+            <w:shd w:fill="FFFFFF" w:val="clear"/>
+            <w:tcMar>
+              <w:top w:type="dxa" w:w="60"/>
+              <w:left w:type="dxa" w:w="100"/>
+              <w:bottom w:type="dxa" w:w="60"/>
+              <w:right w:type="dxa" w:w="100"/>
+            </w:tcMar>
+          </w:tcPr>
+          <w:p>
+            <w:r>
+              <w:rPr>
+                <w:rFonts w:ascii="Arial" w:cs="Arial" w:eastAsia="Arial" w:hAnsi="Arial"/>
+                <w:color w:val="000000"/>
+                <w:sz w:val="18"/>
+                <w:szCs w:val="18"/>
+              </w:rPr>
+              <w:t xml:space="preserve">PDF MD5</w:t>
+            </w:r>
+          </w:p>
+        </w:tc>
+        <w:tc>
+          <w:tcPr>
+            <w:tcW w:type="dxa" w:w="900"/>
+            <w:tcBorders>
+              <w:top w:val="single" w:color="CCCCCC" w:sz="1"/>
+              <w:left w:val="single" w:color="CCCCCC" w:sz="1"/>
+              <w:bottom w:val="single" w:color="CCCCCC" w:sz="1"/>
+              <w:right w:val="single" w:color="CCCCCC" w:sz="1"/>
+            </w:tcBorders>
+            <w:shd w:fill="FFFFFF" w:val="clear"/>
+            <w:tcMar>
+              <w:top w:type="dxa" w:w="60"/>
+              <w:left w:type="dxa" w:w="100"/>
+              <w:bottom w:type="dxa" w:w="60"/>
+              <w:right w:type="dxa" w:w="100"/>
+            </w:tcMar>
+          </w:tcPr>
+          <w:p>
+            <w:r>
+              <w:rPr>
+                <w:rFonts w:ascii="Arial" w:cs="Arial" w:eastAsia="Arial" w:hAnsi="Arial"/>
+                <w:color w:val="000000"/>
+                <w:sz w:val="18"/>
+                <w:szCs w:val="18"/>
+              </w:rPr>
+              <w:t xml:space="preserve">Hash</w:t>
+            </w:r>
+          </w:p>
+        </w:tc>
+        <w:tc>
+          <w:tcPr>
+            <w:tcW w:type="dxa" w:w="6460"/>
+            <w:tcBorders>
+              <w:top w:val="single" w:color="CCCCCC" w:sz="1"/>
+              <w:left w:val="single" w:color="CCCCCC" w:sz="1"/>
+              <w:bottom w:val="single" w:color="CCCCCC" w:sz="1"/>
+              <w:right w:val="single" w:color="CCCCCC" w:sz="1"/>
+            </w:tcBorders>
+            <w:shd w:fill="FFFFFF" w:val="clear"/>
+            <w:tcMar>
+              <w:top w:type="dxa" w:w="60"/>
+              <w:left w:type="dxa" w:w="100"/>
+              <w:bottom w:type="dxa" w:w="60"/>
+              <w:right w:type="dxa" w:w="100"/>
+            </w:tcMar>
+          </w:tcPr>
+          <w:p>
+            <w:r>
+              <w:rPr>
+                <w:rFonts w:ascii="Arial" w:cs="Arial" w:eastAsia="Arial" w:hAnsi="Arial"/>
+                <w:color w:val="000000"/>
+                <w:sz w:val="18"/>
+                <w:szCs w:val="18"/>
+              </w:rPr>
+              <w:t xml:space="preserve">analyses.pdf_md5</w:t>
+            </w:r>
+          </w:p>
+        </w:tc>
+      </w:tr>
+    </w:tbl>
+    <w:p/>
+    <w:p>
+      <w:pPr>
+        <w:pStyle w:val="Heading3"/>
+      </w:pPr>
+      <w:r>
+        <w:rPr>
+          <w:rFonts w:ascii="Arial" w:cs="Arial" w:eastAsia="Arial" w:hAnsi="Arial"/>
+        </w:rPr>
+        <w:t xml:space="preserve">Technical Notes</w:t>
+      </w:r>
+    </w:p>
+    <w:p>
+      <w:pPr>
+        <w:pStyle w:val="ListParagraph"/>
+        <w:numPr>
+          <w:ilvl w:val="0"/>
+          <w:numId w:val="2"/>
+        </w:numPr>
+        <w:spacing w:after="60" w:before="60"/>
+      </w:pPr>
+      <w:r>
+        <w:rPr>
+          <w:rFonts w:ascii="Arial" w:cs="Arial" w:eastAsia="Arial" w:hAnsi="Arial"/>
+          <w:color w:val="000000"/>
+          <w:sz w:val="22"/>
+          <w:szCs w:val="22"/>
+        </w:rPr>
+        <w:t xml:space="preserve">An aggregate report: one row per document, combining Overlap &amp; Concealment Detail, Text Overlay Detection and Manipulation Detail. Documents with no concealment of either kind are omitted (HAVING clause).</w:t>
+      </w:r>
+    </w:p>
+    <w:p>
+      <w:pPr>
+        <w:pStyle w:val="ListParagraph"/>
+        <w:numPr>
+          <w:ilvl w:val="0"/>
+          <w:numId w:val="2"/>
+        </w:numPr>
+        <w:spacing w:after="60" w:before="60"/>
+      </w:pPr>
+      <w:r>
+        <w:rPr>
+          <w:rFonts w:ascii="Arial" w:cs="Arial" w:eastAsia="Arial" w:hAnsi="Arial"/>
+          <w:color w:val="000000"/>
+          <w:sz w:val="22"/>
+          <w:szCs w:val="22"/>
+        </w:rPr>
+        <w:t xml:space="preserve">Rows are ordered by a concealment weight in which full-concealment overlaps count double, then by filename.</w:t>
+      </w:r>
+    </w:p>
+    <w:p>
+      <w:pPr>
+        <w:pStyle w:val="Heading3"/>
+      </w:pPr>
+      <w:r>
+        <w:rPr>
+          <w:rFonts w:ascii="Arial" w:cs="Arial" w:eastAsia="Arial" w:hAnsi="Arial"/>
+        </w:rPr>
+        <w:t xml:space="preserve">Manual Validation</w:t>
+      </w:r>
+    </w:p>
+    <w:p>
+      <w:pPr>
+        <w:pStyle w:val="ListParagraph"/>
+        <w:numPr>
+          <w:ilvl w:val="0"/>
+          <w:numId w:val="3"/>
+        </w:numPr>
+        <w:spacing w:after="60" w:before="60"/>
+      </w:pPr>
+      <w:r>
+        <w:rPr>
+          <w:rFonts w:ascii="Arial" w:cs="Arial" w:eastAsia="Arial" w:hAnsi="Arial"/>
+          <w:color w:val="000000"/>
+          <w:sz w:val="22"/>
+          <w:szCs w:val="22"/>
+        </w:rPr>
+        <w:t xml:space="preserve">Open the component detail reports for the specific findings behind each count; counts should equal the number of matching rows there for the same file.</w:t>
+      </w:r>
+    </w:p>
+    <w:p>
+      <w:pPr>
+        <w:pStyle w:val="Heading2"/>
+      </w:pPr>
+      <w:r>
+        <w:rPr>
+          <w:rFonts w:ascii="Arial" w:cs="Arial" w:eastAsia="Arial" w:hAnsi="Arial"/>
+        </w:rPr>
+        <w:t xml:space="preserve">2.20  Duplicate Submissions</w:t>
+      </w:r>
+    </w:p>
+    <w:p>
+      <w:pPr>
+        <w:spacing w:after="80" w:before="80"/>
+      </w:pPr>
+      <w:r>
+        <w:rPr>
+          <w:rFonts w:ascii="Arial" w:cs="Arial" w:eastAsia="Arial" w:hAnsi="Arial"/>
+          <w:i/>
+          <w:iCs/>
+          <w:color w:val="5A5A5A"/>
+          <w:sz w:val="18"/>
+          <w:szCs w:val="18"/>
+        </w:rPr>
+        <w:t xml:space="preserve">Report ID: duplicate_submissions</w:t>
+      </w:r>
+    </w:p>
+    <w:p>
+      <w:pPr>
+        <w:spacing w:after="80" w:before="80"/>
+      </w:pPr>
+      <w:r>
+        <w:rPr>
+          <w:rFonts w:ascii="Arial" w:cs="Arial" w:eastAsia="Arial" w:hAnsi="Arial"/>
+          <w:color w:val="000000"/>
+          <w:sz w:val="22"/>
+          <w:szCs w:val="22"/>
+        </w:rPr>
+        <w:t xml:space="preserve">Files submitted more than once. Same content, different name: byte-identical files (same MD5) submitted under different filenames; only the first is analysed, the others are recorded as identical copies. Same name, different content: files whose names match once a leading reference such as [008.1] is ignored, but whose content differs. Both patterns can matter: the same document resubmitted under different references, or different documents presented under the same name. Prior versions extracted by the tool are not included.</w:t>
+      </w:r>
+    </w:p>
+    <w:p>
+      <w:pPr>
+        <w:pStyle w:val="Heading3"/>
+      </w:pPr>
+      <w:r>
+        <w:rPr>
+          <w:rFonts w:ascii="Arial" w:cs="Arial" w:eastAsia="Arial" w:hAnsi="Arial"/>
+        </w:rPr>
+        <w:t xml:space="preserve">SQL Query</w:t>
+      </w:r>
+    </w:p>
+    <w:p>
+      <w:pPr>
+        <w:spacing w:after="80" w:before="80"/>
+      </w:pPr>
+      <w:r>
+        <w:rPr>
+          <w:rFonts w:ascii="Arial" w:cs="Arial" w:eastAsia="Arial" w:hAnsi="Arial"/>
+          <w:color w:val="000000"/>
+          <w:sz w:val="22"/>
+          <w:szCs w:val="22"/>
+        </w:rPr>
+        <w:t xml:space="preserve">Function _query_duplicate_submissions (reports/queries.py). It reads submissions rows where is_version = 0, an MD5 is present and the outcome is analysed or duplicate, then forms the two groupings in Python. The equivalent grouping queries are given under Manual Validation.</w:t>
+      </w:r>
+    </w:p>
+    <w:p>
+      <w:pPr>
+        <w:pStyle w:val="Heading3"/>
+      </w:pPr>
+      <w:r>
+        <w:rPr>
+          <w:rFonts w:ascii="Arial" w:cs="Arial" w:eastAsia="Arial" w:hAnsi="Arial"/>
+        </w:rPr>
+        <w:t xml:space="preserve">Column Reference</w:t>
+      </w:r>
+    </w:p>
+    <w:tbl>
+      <w:tblPr>
+        <w:tblW w:type="dxa" w:w="9360"/>
+        <w:tblLayout w:type="fixed"/>
+      </w:tblPr>
+      <w:tblGrid>
+        <w:gridCol w:w="2000"/>
+        <w:gridCol w:w="900"/>
+        <w:gridCol w:w="6460"/>
+      </w:tblGrid>
+      <w:tr>
+        <w:trPr>
+          <w:tblHeader/>
+        </w:trPr>
+        <w:tc>
+          <w:tcPr>
+            <w:tcW w:type="dxa" w:w="2000"/>
+            <w:tcBorders>
+              <w:top w:val="single" w:color="CCCCCC" w:sz="1"/>
+              <w:left w:val="single" w:color="CCCCCC" w:sz="1"/>
+              <w:bottom w:val="single" w:color="CCCCCC" w:sz="1"/>
+              <w:right w:val="single" w:color="CCCCCC" w:sz="1"/>
+            </w:tcBorders>
+            <w:shd w:fill="2B2B2B" w:val="clear"/>
+            <w:tcMar>
+              <w:top w:type="dxa" w:w="60"/>
+              <w:left w:type="dxa" w:w="100"/>
+              <w:bottom w:type="dxa" w:w="60"/>
+              <w:right w:type="dxa" w:w="100"/>
+            </w:tcMar>
+          </w:tcPr>
+          <w:p>
+            <w:r>
+              <w:rPr>
+                <w:rFonts w:ascii="Arial" w:cs="Arial" w:eastAsia="Arial" w:hAnsi="Arial"/>
+                <w:b/>
+                <w:bCs/>
+                <w:color w:val="FFFFFF"/>
+                <w:sz w:val="18"/>
+                <w:szCs w:val="18"/>
+              </w:rPr>
+              <w:t xml:space="preserve">Column</w:t>
+            </w:r>
+          </w:p>
+        </w:tc>
+        <w:tc>
+          <w:tcPr>
+            <w:tcW w:type="dxa" w:w="900"/>
+            <w:tcBorders>
+              <w:top w:val="single" w:color="CCCCCC" w:sz="1"/>
+              <w:left w:val="single" w:color="CCCCCC" w:sz="1"/>
+              <w:bottom w:val="single" w:color="CCCCCC" w:sz="1"/>
+              <w:right w:val="single" w:color="CCCCCC" w:sz="1"/>
+            </w:tcBorders>
+            <w:shd w:fill="2B2B2B" w:val="clear"/>
+            <w:tcMar>
+              <w:top w:type="dxa" w:w="60"/>
+              <w:left w:type="dxa" w:w="100"/>
+              <w:bottom w:type="dxa" w:w="60"/>
+              <w:right w:type="dxa" w:w="100"/>
+            </w:tcMar>
+          </w:tcPr>
+          <w:p>
+            <w:r>
+              <w:rPr>
+                <w:rFonts w:ascii="Arial" w:cs="Arial" w:eastAsia="Arial" w:hAnsi="Arial"/>
+                <w:b/>
+                <w:bCs/>
+                <w:color w:val="FFFFFF"/>
+                <w:sz w:val="18"/>
+                <w:szCs w:val="18"/>
+              </w:rPr>
+              <w:t xml:space="preserve">Type</w:t>
+            </w:r>
+          </w:p>
+        </w:tc>
+        <w:tc>
+          <w:tcPr>
+            <w:tcW w:type="dxa" w:w="6460"/>
+            <w:tcBorders>
+              <w:top w:val="single" w:color="CCCCCC" w:sz="1"/>
+              <w:left w:val="single" w:color="CCCCCC" w:sz="1"/>
+              <w:bottom w:val="single" w:color="CCCCCC" w:sz="1"/>
+              <w:right w:val="single" w:color="CCCCCC" w:sz="1"/>
+            </w:tcBorders>
+            <w:shd w:fill="2B2B2B" w:val="clear"/>
+            <w:tcMar>
+              <w:top w:type="dxa" w:w="60"/>
+              <w:left w:type="dxa" w:w="100"/>
+              <w:bottom w:type="dxa" w:w="60"/>
+              <w:right w:type="dxa" w:w="100"/>
+            </w:tcMar>
+          </w:tcPr>
+          <w:p>
+            <w:r>
+              <w:rPr>
+                <w:rFonts w:ascii="Arial" w:cs="Arial" w:eastAsia="Arial" w:hAnsi="Arial"/>
+                <w:b/>
+                <w:bCs/>
+                <w:color w:val="FFFFFF"/>
+                <w:sz w:val="18"/>
+                <w:szCs w:val="18"/>
+              </w:rPr>
+              <w:t xml:space="preserve">Source / Meaning</w:t>
+            </w:r>
+          </w:p>
+        </w:tc>
+      </w:tr>
+      <w:tr>
+        <w:tc>
+          <w:tcPr>
+            <w:tcW w:type="dxa" w:w="2000"/>
+            <w:tcBorders>
+              <w:top w:val="single" w:color="CCCCCC" w:sz="1"/>
+              <w:left w:val="single" w:color="CCCCCC" w:sz="1"/>
+              <w:bottom w:val="single" w:color="CCCCCC" w:sz="1"/>
+              <w:right w:val="single" w:color="CCCCCC" w:sz="1"/>
+            </w:tcBorders>
+            <w:shd w:fill="FFFFFF" w:val="clear"/>
+            <w:tcMar>
+              <w:top w:type="dxa" w:w="60"/>
+              <w:left w:type="dxa" w:w="100"/>
+              <w:bottom w:type="dxa" w:w="60"/>
+              <w:right w:type="dxa" w:w="100"/>
+            </w:tcMar>
+          </w:tcPr>
+          <w:p>
+            <w:r>
+              <w:rPr>
+                <w:rFonts w:ascii="Arial" w:cs="Arial" w:eastAsia="Arial" w:hAnsi="Arial"/>
+                <w:color w:val="000000"/>
+                <w:sz w:val="18"/>
+                <w:szCs w:val="18"/>
+              </w:rPr>
+              <w:t xml:space="preserve">Pattern</w:t>
+            </w:r>
+          </w:p>
+        </w:tc>
+        <w:tc>
+          <w:tcPr>
+            <w:tcW w:type="dxa" w:w="900"/>
+            <w:tcBorders>
+              <w:top w:val="single" w:color="CCCCCC" w:sz="1"/>
+              <w:left w:val="single" w:color="CCCCCC" w:sz="1"/>
+              <w:bottom w:val="single" w:color="CCCCCC" w:sz="1"/>
+              <w:right w:val="single" w:color="CCCCCC" w:sz="1"/>
+            </w:tcBorders>
+            <w:shd w:fill="FFFFFF" w:val="clear"/>
+            <w:tcMar>
+              <w:top w:type="dxa" w:w="60"/>
+              <w:left w:type="dxa" w:w="100"/>
+              <w:bottom w:type="dxa" w:w="60"/>
+              <w:right w:type="dxa" w:w="100"/>
+            </w:tcMar>
+          </w:tcPr>
+          <w:p>
+            <w:r>
+              <w:rPr>
+                <w:rFonts w:ascii="Arial" w:cs="Arial" w:eastAsia="Arial" w:hAnsi="Arial"/>
+                <w:color w:val="000000"/>
+                <w:sz w:val="18"/>
+                <w:szCs w:val="18"/>
+              </w:rPr>
+              <w:t xml:space="preserve">Text</w:t>
+            </w:r>
+          </w:p>
+        </w:tc>
+        <w:tc>
+          <w:tcPr>
+            <w:tcW w:type="dxa" w:w="6460"/>
+            <w:tcBorders>
+              <w:top w:val="single" w:color="CCCCCC" w:sz="1"/>
+              <w:left w:val="single" w:color="CCCCCC" w:sz="1"/>
+              <w:bottom w:val="single" w:color="CCCCCC" w:sz="1"/>
+              <w:right w:val="single" w:color="CCCCCC" w:sz="1"/>
+            </w:tcBorders>
+            <w:shd w:fill="FFFFFF" w:val="clear"/>
+            <w:tcMar>
+              <w:top w:type="dxa" w:w="60"/>
+              <w:left w:type="dxa" w:w="100"/>
+              <w:bottom w:type="dxa" w:w="60"/>
+              <w:right w:type="dxa" w:w="100"/>
+            </w:tcMar>
+          </w:tcPr>
+          <w:p>
+            <w:r>
+              <w:rPr>
+                <w:rFonts w:ascii="Arial" w:cs="Arial" w:eastAsia="Arial" w:hAnsi="Arial"/>
+                <w:color w:val="000000"/>
+                <w:sz w:val="18"/>
+                <w:szCs w:val="18"/>
+              </w:rPr>
+              <w:t xml:space="preserve">Same content, different name; or Same name, different content</w:t>
+            </w:r>
+          </w:p>
+        </w:tc>
+      </w:tr>
+      <w:tr>
+        <w:tc>
+          <w:tcPr>
+            <w:tcW w:type="dxa" w:w="2000"/>
+            <w:tcBorders>
+              <w:top w:val="single" w:color="CCCCCC" w:sz="1"/>
+              <w:left w:val="single" w:color="CCCCCC" w:sz="1"/>
+              <w:bottom w:val="single" w:color="CCCCCC" w:sz="1"/>
+              <w:right w:val="single" w:color="CCCCCC" w:sz="1"/>
+            </w:tcBorders>
+            <w:shd w:fill="FFFFFF" w:val="clear"/>
+            <w:tcMar>
+              <w:top w:type="dxa" w:w="60"/>
+              <w:left w:type="dxa" w:w="100"/>
+              <w:bottom w:type="dxa" w:w="60"/>
+              <w:right w:type="dxa" w:w="100"/>
+            </w:tcMar>
+          </w:tcPr>
+          <w:p>
+            <w:r>
+              <w:rPr>
+                <w:rFonts w:ascii="Arial" w:cs="Arial" w:eastAsia="Arial" w:hAnsi="Arial"/>
+                <w:color w:val="000000"/>
+                <w:sz w:val="18"/>
+                <w:szCs w:val="18"/>
+              </w:rPr>
+              <w:t xml:space="preserve">Group</w:t>
+            </w:r>
+          </w:p>
+        </w:tc>
+        <w:tc>
+          <w:tcPr>
+            <w:tcW w:type="dxa" w:w="900"/>
+            <w:tcBorders>
+              <w:top w:val="single" w:color="CCCCCC" w:sz="1"/>
+              <w:left w:val="single" w:color="CCCCCC" w:sz="1"/>
+              <w:bottom w:val="single" w:color="CCCCCC" w:sz="1"/>
+              <w:right w:val="single" w:color="CCCCCC" w:sz="1"/>
+            </w:tcBorders>
+            <w:shd w:fill="FFFFFF" w:val="clear"/>
+            <w:tcMar>
+              <w:top w:type="dxa" w:w="60"/>
+              <w:left w:type="dxa" w:w="100"/>
+              <w:bottom w:type="dxa" w:w="60"/>
+              <w:right w:type="dxa" w:w="100"/>
+            </w:tcMar>
+          </w:tcPr>
+          <w:p>
+            <w:r>
+              <w:rPr>
+                <w:rFonts w:ascii="Arial" w:cs="Arial" w:eastAsia="Arial" w:hAnsi="Arial"/>
+                <w:color w:val="000000"/>
+                <w:sz w:val="18"/>
+                <w:szCs w:val="18"/>
+              </w:rPr>
+              <w:t xml:space="preserve">Text</w:t>
+            </w:r>
+          </w:p>
+        </w:tc>
+        <w:tc>
+          <w:tcPr>
+            <w:tcW w:type="dxa" w:w="6460"/>
+            <w:tcBorders>
+              <w:top w:val="single" w:color="CCCCCC" w:sz="1"/>
+              <w:left w:val="single" w:color="CCCCCC" w:sz="1"/>
+              <w:bottom w:val="single" w:color="CCCCCC" w:sz="1"/>
+              <w:right w:val="single" w:color="CCCCCC" w:sz="1"/>
+            </w:tcBorders>
+            <w:shd w:fill="FFFFFF" w:val="clear"/>
+            <w:tcMar>
+              <w:top w:type="dxa" w:w="60"/>
+              <w:left w:type="dxa" w:w="100"/>
+              <w:bottom w:type="dxa" w:w="60"/>
+              <w:right w:type="dxa" w:w="100"/>
+            </w:tcMar>
+          </w:tcPr>
+          <w:p>
+            <w:r>
+              <w:rPr>
+                <w:rFonts w:ascii="Arial" w:cs="Arial" w:eastAsia="Arial" w:hAnsi="Arial"/>
+                <w:color w:val="000000"/>
+                <w:sz w:val="18"/>
+                <w:szCs w:val="18"/>
+              </w:rPr>
+              <w:t xml:space="preserve">the shared MD5 (same content) or the shared name (same name)</w:t>
+            </w:r>
+          </w:p>
+        </w:tc>
+      </w:tr>
+      <w:tr>
+        <w:tc>
+          <w:tcPr>
+            <w:tcW w:type="dxa" w:w="2000"/>
+            <w:tcBorders>
+              <w:top w:val="single" w:color="CCCCCC" w:sz="1"/>
+              <w:left w:val="single" w:color="CCCCCC" w:sz="1"/>
+              <w:bottom w:val="single" w:color="CCCCCC" w:sz="1"/>
+              <w:right w:val="single" w:color="CCCCCC" w:sz="1"/>
+            </w:tcBorders>
+            <w:shd w:fill="FFFFFF" w:val="clear"/>
+            <w:tcMar>
+              <w:top w:type="dxa" w:w="60"/>
+              <w:left w:type="dxa" w:w="100"/>
+              <w:bottom w:type="dxa" w:w="60"/>
+              <w:right w:type="dxa" w:w="100"/>
+            </w:tcMar>
+          </w:tcPr>
+          <w:p>
+            <w:r>
+              <w:rPr>
+                <w:rFonts w:ascii="Arial" w:cs="Arial" w:eastAsia="Arial" w:hAnsi="Arial"/>
+                <w:color w:val="000000"/>
+                <w:sz w:val="18"/>
+                <w:szCs w:val="18"/>
+              </w:rPr>
+              <w:t xml:space="preserve">Filename / Path</w:t>
+            </w:r>
+          </w:p>
+        </w:tc>
+        <w:tc>
+          <w:tcPr>
+            <w:tcW w:type="dxa" w:w="900"/>
+            <w:tcBorders>
+              <w:top w:val="single" w:color="CCCCCC" w:sz="1"/>
+              <w:left w:val="single" w:color="CCCCCC" w:sz="1"/>
+              <w:bottom w:val="single" w:color="CCCCCC" w:sz="1"/>
+              <w:right w:val="single" w:color="CCCCCC" w:sz="1"/>
+            </w:tcBorders>
+            <w:shd w:fill="FFFFFF" w:val="clear"/>
+            <w:tcMar>
+              <w:top w:type="dxa" w:w="60"/>
+              <w:left w:type="dxa" w:w="100"/>
+              <w:bottom w:type="dxa" w:w="60"/>
+              <w:right w:type="dxa" w:w="100"/>
+            </w:tcMar>
+          </w:tcPr>
+          <w:p>
+            <w:r>
+              <w:rPr>
+                <w:rFonts w:ascii="Arial" w:cs="Arial" w:eastAsia="Arial" w:hAnsi="Arial"/>
+                <w:color w:val="000000"/>
+                <w:sz w:val="18"/>
+                <w:szCs w:val="18"/>
+              </w:rPr>
+              <w:t xml:space="preserve">Text</w:t>
+            </w:r>
+          </w:p>
+        </w:tc>
+        <w:tc>
+          <w:tcPr>
+            <w:tcW w:type="dxa" w:w="6460"/>
+            <w:tcBorders>
+              <w:top w:val="single" w:color="CCCCCC" w:sz="1"/>
+              <w:left w:val="single" w:color="CCCCCC" w:sz="1"/>
+              <w:bottom w:val="single" w:color="CCCCCC" w:sz="1"/>
+              <w:right w:val="single" w:color="CCCCCC" w:sz="1"/>
+            </w:tcBorders>
+            <w:shd w:fill="FFFFFF" w:val="clear"/>
+            <w:tcMar>
+              <w:top w:type="dxa" w:w="60"/>
+              <w:left w:type="dxa" w:w="100"/>
+              <w:bottom w:type="dxa" w:w="60"/>
+              <w:right w:type="dxa" w:w="100"/>
+            </w:tcMar>
+          </w:tcPr>
+          <w:p>
+            <w:r>
+              <w:rPr>
+                <w:rFonts w:ascii="Arial" w:cs="Arial" w:eastAsia="Arial" w:hAnsi="Arial"/>
+                <w:color w:val="000000"/>
+                <w:sz w:val="18"/>
+                <w:szCs w:val="18"/>
+              </w:rPr>
+              <w:t xml:space="preserve">the submitted file</w:t>
+            </w:r>
+          </w:p>
+        </w:tc>
+      </w:tr>
+      <w:tr>
+        <w:tc>
+          <w:tcPr>
+            <w:tcW w:type="dxa" w:w="2000"/>
+            <w:tcBorders>
+              <w:top w:val="single" w:color="CCCCCC" w:sz="1"/>
+              <w:left w:val="single" w:color="CCCCCC" w:sz="1"/>
+              <w:bottom w:val="single" w:color="CCCCCC" w:sz="1"/>
+              <w:right w:val="single" w:color="CCCCCC" w:sz="1"/>
+            </w:tcBorders>
+            <w:shd w:fill="FFFFFF" w:val="clear"/>
+            <w:tcMar>
+              <w:top w:type="dxa" w:w="60"/>
+              <w:left w:type="dxa" w:w="100"/>
+              <w:bottom w:type="dxa" w:w="60"/>
+              <w:right w:type="dxa" w:w="100"/>
+            </w:tcMar>
+          </w:tcPr>
+          <w:p>
+            <w:r>
+              <w:rPr>
+                <w:rFonts w:ascii="Arial" w:cs="Arial" w:eastAsia="Arial" w:hAnsi="Arial"/>
+                <w:color w:val="000000"/>
+                <w:sz w:val="18"/>
+                <w:szCs w:val="18"/>
+              </w:rPr>
+              <w:t xml:space="preserve">Outcome</w:t>
+            </w:r>
+          </w:p>
+        </w:tc>
+        <w:tc>
+          <w:tcPr>
+            <w:tcW w:type="dxa" w:w="900"/>
+            <w:tcBorders>
+              <w:top w:val="single" w:color="CCCCCC" w:sz="1"/>
+              <w:left w:val="single" w:color="CCCCCC" w:sz="1"/>
+              <w:bottom w:val="single" w:color="CCCCCC" w:sz="1"/>
+              <w:right w:val="single" w:color="CCCCCC" w:sz="1"/>
+            </w:tcBorders>
+            <w:shd w:fill="FFFFFF" w:val="clear"/>
+            <w:tcMar>
+              <w:top w:type="dxa" w:w="60"/>
+              <w:left w:type="dxa" w:w="100"/>
+              <w:bottom w:type="dxa" w:w="60"/>
+              <w:right w:type="dxa" w:w="100"/>
+            </w:tcMar>
+          </w:tcPr>
+          <w:p>
+            <w:r>
+              <w:rPr>
+                <w:rFonts w:ascii="Arial" w:cs="Arial" w:eastAsia="Arial" w:hAnsi="Arial"/>
+                <w:color w:val="000000"/>
+                <w:sz w:val="18"/>
+                <w:szCs w:val="18"/>
+              </w:rPr>
+              <w:t xml:space="preserve">Text</w:t>
+            </w:r>
+          </w:p>
+        </w:tc>
+        <w:tc>
+          <w:tcPr>
+            <w:tcW w:type="dxa" w:w="6460"/>
+            <w:tcBorders>
+              <w:top w:val="single" w:color="CCCCCC" w:sz="1"/>
+              <w:left w:val="single" w:color="CCCCCC" w:sz="1"/>
+              <w:bottom w:val="single" w:color="CCCCCC" w:sz="1"/>
+              <w:right w:val="single" w:color="CCCCCC" w:sz="1"/>
+            </w:tcBorders>
+            <w:shd w:fill="FFFFFF" w:val="clear"/>
+            <w:tcMar>
+              <w:top w:type="dxa" w:w="60"/>
+              <w:left w:type="dxa" w:w="100"/>
+              <w:bottom w:type="dxa" w:w="60"/>
+              <w:right w:type="dxa" w:w="100"/>
+            </w:tcMar>
+          </w:tcPr>
+          <w:p>
+            <w:r>
+              <w:rPr>
+                <w:rFonts w:ascii="Arial" w:cs="Arial" w:eastAsia="Arial" w:hAnsi="Arial"/>
+                <w:color w:val="000000"/>
+                <w:sz w:val="18"/>
+                <w:szCs w:val="18"/>
+              </w:rPr>
+              <w:t xml:space="preserve">Analysed, or Not re-analysed (identical copy)</w:t>
+            </w:r>
+          </w:p>
+        </w:tc>
+      </w:tr>
+      <w:tr>
+        <w:tc>
+          <w:tcPr>
+            <w:tcW w:type="dxa" w:w="2000"/>
+            <w:tcBorders>
+              <w:top w:val="single" w:color="CCCCCC" w:sz="1"/>
+              <w:left w:val="single" w:color="CCCCCC" w:sz="1"/>
+              <w:bottom w:val="single" w:color="CCCCCC" w:sz="1"/>
+              <w:right w:val="single" w:color="CCCCCC" w:sz="1"/>
+            </w:tcBorders>
+            <w:shd w:fill="FFFFFF" w:val="clear"/>
+            <w:tcMar>
+              <w:top w:type="dxa" w:w="60"/>
+              <w:left w:type="dxa" w:w="100"/>
+              <w:bottom w:type="dxa" w:w="60"/>
+              <w:right w:type="dxa" w:w="100"/>
+            </w:tcMar>
+          </w:tcPr>
+          <w:p>
+            <w:r>
+              <w:rPr>
+                <w:rFonts w:ascii="Arial" w:cs="Arial" w:eastAsia="Arial" w:hAnsi="Arial"/>
+                <w:color w:val="000000"/>
+                <w:sz w:val="18"/>
+                <w:szCs w:val="18"/>
+              </w:rPr>
+              <w:t xml:space="preserve">Identical To</w:t>
+            </w:r>
+          </w:p>
+        </w:tc>
+        <w:tc>
+          <w:tcPr>
+            <w:tcW w:type="dxa" w:w="900"/>
+            <w:tcBorders>
+              <w:top w:val="single" w:color="CCCCCC" w:sz="1"/>
+              <w:left w:val="single" w:color="CCCCCC" w:sz="1"/>
+              <w:bottom w:val="single" w:color="CCCCCC" w:sz="1"/>
+              <w:right w:val="single" w:color="CCCCCC" w:sz="1"/>
+            </w:tcBorders>
+            <w:shd w:fill="FFFFFF" w:val="clear"/>
+            <w:tcMar>
+              <w:top w:type="dxa" w:w="60"/>
+              <w:left w:type="dxa" w:w="100"/>
+              <w:bottom w:type="dxa" w:w="60"/>
+              <w:right w:type="dxa" w:w="100"/>
+            </w:tcMar>
+          </w:tcPr>
+          <w:p>
+            <w:r>
+              <w:rPr>
+                <w:rFonts w:ascii="Arial" w:cs="Arial" w:eastAsia="Arial" w:hAnsi="Arial"/>
+                <w:color w:val="000000"/>
+                <w:sz w:val="18"/>
+                <w:szCs w:val="18"/>
+              </w:rPr>
+              <w:t xml:space="preserve">Text</w:t>
+            </w:r>
+          </w:p>
+        </w:tc>
+        <w:tc>
+          <w:tcPr>
+            <w:tcW w:type="dxa" w:w="6460"/>
+            <w:tcBorders>
+              <w:top w:val="single" w:color="CCCCCC" w:sz="1"/>
+              <w:left w:val="single" w:color="CCCCCC" w:sz="1"/>
+              <w:bottom w:val="single" w:color="CCCCCC" w:sz="1"/>
+              <w:right w:val="single" w:color="CCCCCC" w:sz="1"/>
+            </w:tcBorders>
+            <w:shd w:fill="FFFFFF" w:val="clear"/>
+            <w:tcMar>
+              <w:top w:type="dxa" w:w="60"/>
+              <w:left w:type="dxa" w:w="100"/>
+              <w:bottom w:type="dxa" w:w="60"/>
+              <w:right w:type="dxa" w:w="100"/>
+            </w:tcMar>
+          </w:tcPr>
+          <w:p>
+            <w:r>
+              <w:rPr>
+                <w:rFonts w:ascii="Arial" w:cs="Arial" w:eastAsia="Arial" w:hAnsi="Arial"/>
+                <w:color w:val="000000"/>
+                <w:sz w:val="18"/>
+                <w:szCs w:val="18"/>
+              </w:rPr>
+              <w:t xml:space="preserve">for a copy, the already-analysed file it matches</w:t>
+            </w:r>
+          </w:p>
+        </w:tc>
+      </w:tr>
+      <w:tr>
+        <w:tc>
+          <w:tcPr>
+            <w:tcW w:type="dxa" w:w="2000"/>
+            <w:tcBorders>
+              <w:top w:val="single" w:color="CCCCCC" w:sz="1"/>
+              <w:left w:val="single" w:color="CCCCCC" w:sz="1"/>
+              <w:bottom w:val="single" w:color="CCCCCC" w:sz="1"/>
+              <w:right w:val="single" w:color="CCCCCC" w:sz="1"/>
+            </w:tcBorders>
+            <w:shd w:fill="FFFFFF" w:val="clear"/>
+            <w:tcMar>
+              <w:top w:type="dxa" w:w="60"/>
+              <w:left w:type="dxa" w:w="100"/>
+              <w:bottom w:type="dxa" w:w="60"/>
+              <w:right w:type="dxa" w:w="100"/>
+            </w:tcMar>
+          </w:tcPr>
+          <w:p>
+            <w:r>
+              <w:rPr>
+                <w:rFonts w:ascii="Arial" w:cs="Arial" w:eastAsia="Arial" w:hAnsi="Arial"/>
+                <w:color w:val="000000"/>
+                <w:sz w:val="18"/>
+                <w:szCs w:val="18"/>
+              </w:rPr>
+              <w:t xml:space="preserve">PDF MD5 / Size</w:t>
+            </w:r>
+          </w:p>
+        </w:tc>
+        <w:tc>
+          <w:tcPr>
+            <w:tcW w:type="dxa" w:w="900"/>
+            <w:tcBorders>
+              <w:top w:val="single" w:color="CCCCCC" w:sz="1"/>
+              <w:left w:val="single" w:color="CCCCCC" w:sz="1"/>
+              <w:bottom w:val="single" w:color="CCCCCC" w:sz="1"/>
+              <w:right w:val="single" w:color="CCCCCC" w:sz="1"/>
+            </w:tcBorders>
+            <w:shd w:fill="FFFFFF" w:val="clear"/>
+            <w:tcMar>
+              <w:top w:type="dxa" w:w="60"/>
+              <w:left w:type="dxa" w:w="100"/>
+              <w:bottom w:type="dxa" w:w="60"/>
+              <w:right w:type="dxa" w:w="100"/>
+            </w:tcMar>
+          </w:tcPr>
+          <w:p>
+            <w:r>
+              <w:rPr>
+                <w:rFonts w:ascii="Arial" w:cs="Arial" w:eastAsia="Arial" w:hAnsi="Arial"/>
+                <w:color w:val="000000"/>
+                <w:sz w:val="18"/>
+                <w:szCs w:val="18"/>
+              </w:rPr>
+              <w:t xml:space="preserve">Hash / Numeric</w:t>
+            </w:r>
+          </w:p>
+        </w:tc>
+        <w:tc>
+          <w:tcPr>
+            <w:tcW w:type="dxa" w:w="6460"/>
+            <w:tcBorders>
+              <w:top w:val="single" w:color="CCCCCC" w:sz="1"/>
+              <w:left w:val="single" w:color="CCCCCC" w:sz="1"/>
+              <w:bottom w:val="single" w:color="CCCCCC" w:sz="1"/>
+              <w:right w:val="single" w:color="CCCCCC" w:sz="1"/>
+            </w:tcBorders>
+            <w:shd w:fill="FFFFFF" w:val="clear"/>
+            <w:tcMar>
+              <w:top w:type="dxa" w:w="60"/>
+              <w:left w:type="dxa" w:w="100"/>
+              <w:bottom w:type="dxa" w:w="60"/>
+              <w:right w:type="dxa" w:w="100"/>
+            </w:tcMar>
+          </w:tcPr>
+          <w:p>
+            <w:r>
+              <w:rPr>
+                <w:rFonts w:ascii="Arial" w:cs="Arial" w:eastAsia="Arial" w:hAnsi="Arial"/>
+                <w:color w:val="000000"/>
+                <w:sz w:val="18"/>
+                <w:szCs w:val="18"/>
+              </w:rPr>
+              <w:t xml:space="preserve">the file’s MD5 and size</w:t>
+            </w:r>
+          </w:p>
+        </w:tc>
+      </w:tr>
+    </w:tbl>
+    <w:p/>
+    <w:p>
+      <w:pPr>
+        <w:pStyle w:val="Heading3"/>
+      </w:pPr>
+      <w:r>
+        <w:rPr>
+          <w:rFonts w:ascii="Arial" w:cs="Arial" w:eastAsia="Arial" w:hAnsi="Arial"/>
+        </w:rPr>
+        <w:t xml:space="preserve">Technical Notes</w:t>
+      </w:r>
+    </w:p>
+    <w:p>
+      <w:pPr>
+        <w:pStyle w:val="ListParagraph"/>
+        <w:numPr>
+          <w:ilvl w:val="0"/>
+          <w:numId w:val="2"/>
+        </w:numPr>
+        <w:spacing w:after="60" w:before="60"/>
+      </w:pPr>
+      <w:r>
+        <w:rPr>
+          <w:rFonts w:ascii="Arial" w:cs="Arial" w:eastAsia="Arial" w:hAnsi="Arial"/>
+          <w:color w:val="000000"/>
+          <w:sz w:val="22"/>
+          <w:szCs w:val="22"/>
+        </w:rPr>
+        <w:t xml:space="preserve">Built in Python from the submissions table (schema revision 8), not by a single query. Prior versions extracted by the tool are excluded; each distinct filename-and-MD5 pair is listed once, so re-running the same file is not reported as a duplicate.</w:t>
+      </w:r>
+    </w:p>
+    <w:p>
+      <w:pPr>
+        <w:pStyle w:val="ListParagraph"/>
+        <w:numPr>
+          <w:ilvl w:val="0"/>
+          <w:numId w:val="2"/>
+        </w:numPr>
+        <w:spacing w:after="60" w:before="60"/>
+      </w:pPr>
+      <w:r>
+        <w:rPr>
+          <w:rFonts w:ascii="Arial" w:cs="Arial" w:eastAsia="Arial" w:hAnsi="Arial"/>
+          <w:color w:val="000000"/>
+          <w:sz w:val="22"/>
+          <w:szCs w:val="22"/>
+        </w:rPr>
+        <w:t xml:space="preserve">Names are compared after removing a leading bracketed or parenthesised reference such as [008.1] or (12), and ignoring case and repeated spaces. [008.1] CE 10032968.pdf and [010.2] CE 10032968.pdf therefore share a name.</w:t>
+      </w:r>
+    </w:p>
+    <w:p>
+      <w:pPr>
+        <w:pStyle w:val="ListParagraph"/>
+        <w:numPr>
+          <w:ilvl w:val="0"/>
+          <w:numId w:val="2"/>
+        </w:numPr>
+        <w:spacing w:after="60" w:before="60"/>
+      </w:pPr>
+      <w:r>
+        <w:rPr>
+          <w:rFonts w:ascii="Arial" w:cs="Arial" w:eastAsia="Arial" w:hAnsi="Arial"/>
+          <w:color w:val="000000"/>
+          <w:sz w:val="22"/>
+          <w:szCs w:val="22"/>
+        </w:rPr>
+        <w:t xml:space="preserve">With Skip PDFs already in the database enabled (the default), only the first of a set of byte-identical files is analysed; each later copy is recorded with the file it matches, logged, and counted in the run summary.</w:t>
+      </w:r>
+    </w:p>
+    <w:p>
+      <w:pPr>
+        <w:pStyle w:val="ListParagraph"/>
+        <w:numPr>
+          <w:ilvl w:val="0"/>
+          <w:numId w:val="2"/>
+        </w:numPr>
+        <w:spacing w:after="60" w:before="60"/>
+      </w:pPr>
+      <w:r>
+        <w:rPr>
+          <w:rFonts w:ascii="Arial" w:cs="Arial" w:eastAsia="Arial" w:hAnsi="Arial"/>
+          <w:color w:val="000000"/>
+          <w:sz w:val="22"/>
+          <w:szCs w:val="22"/>
+        </w:rPr>
+        <w:t xml:space="preserve">A database analysed before build 2026-10-08 has no submissions record; the report then shows a single explanatory row instead of an empty table, so it cannot be read as no duplicates.</w:t>
+      </w:r>
+    </w:p>
+    <w:p>
+      <w:pPr>
+        <w:pStyle w:val="Heading3"/>
+      </w:pPr>
+      <w:r>
+        <w:rPr>
+          <w:rFonts w:ascii="Arial" w:cs="Arial" w:eastAsia="Arial" w:hAnsi="Arial"/>
+        </w:rPr>
+        <w:t xml:space="preserve">Manual Validation</w:t>
+      </w:r>
+    </w:p>
+    <w:p>
+      <w:pPr>
+        <w:pStyle w:val="ListParagraph"/>
+        <w:numPr>
+          <w:ilvl w:val="0"/>
+          <w:numId w:val="3"/>
+        </w:numPr>
+        <w:spacing w:after="60" w:before="60"/>
+      </w:pPr>
+      <w:r>
+        <w:rPr>
+          <w:rFonts w:ascii="Arial" w:cs="Arial" w:eastAsia="Arial" w:hAnsi="Arial"/>
+          <w:color w:val="000000"/>
+          <w:sz w:val="22"/>
+          <w:szCs w:val="22"/>
+        </w:rPr>
+        <w:t xml:space="preserve">Same content: SELECT pdf_md5, GROUP_CONCAT(pdf_filename, ’ | ’) FROM submissions WHERE is_version = 0 GROUP BY pdf_md5 HAVING COUNT(DISTINCT pdf_filename) &gt; 1;</w:t>
+      </w:r>
+    </w:p>
+    <w:p>
+      <w:pPr>
+        <w:pStyle w:val="ListParagraph"/>
+        <w:numPr>
+          <w:ilvl w:val="0"/>
+          <w:numId w:val="3"/>
+        </w:numPr>
+        <w:spacing w:after="60" w:before="60"/>
+      </w:pPr>
+      <w:r>
+        <w:rPr>
+          <w:rFonts w:ascii="Arial" w:cs="Arial" w:eastAsia="Arial" w:hAnsi="Arial"/>
+          <w:color w:val="000000"/>
+          <w:sz w:val="22"/>
+          <w:szCs w:val="22"/>
+        </w:rPr>
+        <w:t xml:space="preserve">Confirm each group by hashing the files themselves (certutil -hashfile file.pdf MD5 on Windows, md5sum elsewhere).</w:t>
+      </w:r>
+    </w:p>
+    <w:p>
+      <w:pPr>
         <w:pStyle w:val="Heading1"/>
       </w:pPr>
       <w:r>
         <w:rPr>
           <w:rFonts w:ascii="Arial" w:cs="Arial" w:eastAsia="Arial" w:hAnsi="Arial"/>
         </w:rPr>
-        <w:t xml:space="preserve">3. Common Queries for Database Exploration</w:t>
+        <w:t xml:space="preserve">3. Other Outputs</w:t>
+      </w:r>
+    </w:p>
+    <w:p>
+      <w:pPr>
+        <w:pStyle w:val="Heading2"/>
+      </w:pPr>
+      <w:r>
+        <w:rPr>
+          <w:rFonts w:ascii="Arial" w:cs="Arial" w:eastAsia="Arial" w:hAnsi="Arial"/>
+        </w:rPr>
+        <w:t xml:space="preserve">3.1  Visual Overlay Report</w:t>
+      </w:r>
+    </w:p>
+    <w:p>
+      <w:pPr>
+        <w:spacing w:after="80" w:before="80"/>
+      </w:pPr>
+      <w:r>
+        <w:rPr>
+          <w:rFonts w:ascii="Arial" w:cs="Arial" w:eastAsia="Arial" w:hAnsi="Arial"/>
+          <w:i/>
+          <w:iCs/>
+          <w:color w:val="5A5A5A"/>
+          <w:sz w:val="18"/>
+          <w:szCs w:val="18"/>
+        </w:rPr>
+        <w:t xml:space="preserve">File: {case}_visual-overlays_{timestamp}.html in the reports folder</w:t>
+      </w:r>
+    </w:p>
+    <w:p>
+      <w:pPr>
+        <w:spacing w:after="80" w:before="80"/>
+      </w:pPr>
+      <w:r>
+        <w:rPr>
+          <w:rFonts w:ascii="Arial" w:cs="Arial" w:eastAsia="Arial" w:hAnsi="Arial"/>
+          <w:color w:val="000000"/>
+          <w:sz w:val="22"/>
+          <w:szCs w:val="22"/>
+        </w:rPr>
+        <w:t xml:space="preserve">Generated with the HTML reports when Generate visual overlay report is ticked, or on its own. For every page with TEXT_OVERLAY findings it shows the page as layers the examiner can switch on and off: ticking every overlay shows the page exactly as received, unticking all of them shows the recovered original.</w:t>
+      </w:r>
+    </w:p>
+    <w:p>
+      <w:pPr>
+        <w:pStyle w:val="Heading3"/>
+      </w:pPr>
+      <w:r>
+        <w:rPr>
+          <w:rFonts w:ascii="Arial" w:cs="Arial" w:eastAsia="Arial" w:hAnsi="Arial"/>
+        </w:rPr>
+        <w:t xml:space="preserve">How a page is built</w:t>
+      </w:r>
+    </w:p>
+    <w:p>
+      <w:pPr>
+        <w:pStyle w:val="ListParagraph"/>
+        <w:numPr>
+          <w:ilvl w:val="0"/>
+          <w:numId w:val="2"/>
+        </w:numPr>
+        <w:spacing w:after="60" w:before="60"/>
+      </w:pPr>
+      <w:r>
+        <w:rPr>
+          <w:rFonts w:ascii="Arial" w:cs="Arial" w:eastAsia="Arial" w:hAnsi="Arial"/>
+          <w:color w:val="000000"/>
+          <w:sz w:val="22"/>
+          <w:szCs w:val="22"/>
+        </w:rPr>
+        <w:t xml:space="preserve">As-received render: the page as a PDF viewer shows it, at 144 DPI.</w:t>
+      </w:r>
+    </w:p>
+    <w:p>
+      <w:pPr>
+        <w:pStyle w:val="ListParagraph"/>
+        <w:numPr>
+          <w:ilvl w:val="0"/>
+          <w:numId w:val="2"/>
+        </w:numPr>
+        <w:spacing w:after="60" w:before="60"/>
+      </w:pPr>
+      <w:r>
+        <w:rPr>
+          <w:rFonts w:ascii="Arial" w:cs="Arial" w:eastAsia="Arial" w:hAnsi="Arial"/>
+          <w:color w:val="000000"/>
+          <w:sz w:val="22"/>
+          <w:szCs w:val="22"/>
+        </w:rPr>
+        <w:t xml:space="preserve">Base: the page with every overlay removed. Annotations are removed by object reference, so stacked annotations sharing one rectangle are separated precisely. An inline white box is removed together with the text painted on it. For text over text, only text from a different, later content stream than the underlying text is removed; where both are in the same stream the region is skipped rather than guessed.</w:t>
+      </w:r>
+    </w:p>
+    <w:p>
+      <w:pPr>
+        <w:pStyle w:val="ListParagraph"/>
+        <w:numPr>
+          <w:ilvl w:val="0"/>
+          <w:numId w:val="2"/>
+        </w:numPr>
+        <w:spacing w:after="60" w:before="60"/>
+      </w:pPr>
+      <w:r>
+        <w:rPr>
+          <w:rFonts w:ascii="Arial" w:cs="Arial" w:eastAsia="Arial" w:hAnsi="Arial"/>
+          <w:color w:val="000000"/>
+          <w:sz w:val="22"/>
+          <w:szCs w:val="22"/>
+        </w:rPr>
+        <w:t xml:space="preserve">One transparent layer per overlay: the page with only that overlay present, minus the base, keeping pixels whose largest per-channel difference exceeds 10.</w:t>
+      </w:r>
+    </w:p>
+    <w:p>
+      <w:pPr>
+        <w:pStyle w:val="ListParagraph"/>
+        <w:numPr>
+          <w:ilvl w:val="0"/>
+          <w:numId w:val="2"/>
+        </w:numPr>
+        <w:spacing w:after="60" w:before="60"/>
+      </w:pPr>
+      <w:r>
+        <w:rPr>
+          <w:rFonts w:ascii="Arial" w:cs="Arial" w:eastAsia="Arial" w:hAnsi="Arial"/>
+          <w:color w:val="000000"/>
+          <w:sz w:val="22"/>
+          <w:szCs w:val="22"/>
+        </w:rPr>
+        <w:t xml:space="preserve">White-box alterations are shown step by step: a box layer (measured against the base) and one layer per line of text painted on it (measured against the box, so glyphs lying directly over original text of the same colour are captured in full), labelled 1a, 1b, 1c and so on. Each painted line is labelled with its text where the font encoding allows.</w:t>
+      </w:r>
+    </w:p>
+    <w:p>
+      <w:pPr>
+        <w:pStyle w:val="ListParagraph"/>
+        <w:numPr>
+          <w:ilvl w:val="0"/>
+          <w:numId w:val="2"/>
+        </w:numPr>
+        <w:spacing w:after="60" w:before="60"/>
+      </w:pPr>
+      <w:r>
+        <w:rPr>
+          <w:rFonts w:ascii="Arial" w:cs="Arial" w:eastAsia="Arial" w:hAnsi="Arial"/>
+          <w:color w:val="000000"/>
+          <w:sz w:val="22"/>
+          <w:szCs w:val="22"/>
+        </w:rPr>
+        <w:t xml:space="preserve">Self-check: the base plus every layer must reproduce the as-received render within the overlay areas (no more than 2% of pixels differing by more than 64 on any channel). If it does not, the page is shown exactly as received, the toggles are disabled, and the page states why. This prevents a removal that destroyed genuine content from being presented as a reconstruction.</w:t>
+      </w:r>
+    </w:p>
+    <w:p>
+      <w:pPr>
+        <w:pStyle w:val="Heading3"/>
+      </w:pPr>
+      <w:r>
+        <w:rPr>
+          <w:rFonts w:ascii="Arial" w:cs="Arial" w:eastAsia="Arial" w:hAnsi="Arial"/>
+        </w:rPr>
+        <w:t xml:space="preserve">Controls</w:t>
+      </w:r>
+    </w:p>
+    <w:p>
+      <w:pPr>
+        <w:pStyle w:val="ListParagraph"/>
+        <w:numPr>
+          <w:ilvl w:val="0"/>
+          <w:numId w:val="2"/>
+        </w:numPr>
+        <w:spacing w:after="60" w:before="60"/>
+      </w:pPr>
+      <w:r>
+        <w:rPr>
+          <w:rFonts w:ascii="Arial" w:cs="Arial" w:eastAsia="Arial" w:hAnsi="Arial"/>
+          <w:color w:val="000000"/>
+          <w:sz w:val="22"/>
+          <w:szCs w:val="22"/>
+        </w:rPr>
+        <w:t xml:space="preserve">Left-hand panel: one checkbox per overlay or step, plus All and None. With every box ticked the as-received render itself is displayed.</w:t>
+      </w:r>
+    </w:p>
+    <w:p>
+      <w:pPr>
+        <w:pStyle w:val="ListParagraph"/>
+        <w:numPr>
+          <w:ilvl w:val="0"/>
+          <w:numId w:val="2"/>
+        </w:numPr>
+        <w:spacing w:after="60" w:before="60"/>
+      </w:pPr>
+      <w:r>
+        <w:rPr>
+          <w:rFonts w:ascii="Arial" w:cs="Arial" w:eastAsia="Arial" w:hAnsi="Arial"/>
+          <w:color w:val="000000"/>
+          <w:sz w:val="22"/>
+          <w:szCs w:val="22"/>
+        </w:rPr>
+        <w:t xml:space="preserve">Numbers are badges over the page, numbered in stacking order (1 = bottom). Each can be dragged; a dashed leader line traces back to the overlay’s true position. Unticking an overlay hides its badge and line. Show numbers &amp; lines hides all of them.</w:t>
+      </w:r>
+    </w:p>
+    <w:p>
+      <w:pPr>
+        <w:pStyle w:val="ListParagraph"/>
+        <w:numPr>
+          <w:ilvl w:val="0"/>
+          <w:numId w:val="2"/>
+        </w:numPr>
+        <w:spacing w:after="60" w:before="60"/>
+      </w:pPr>
+      <w:r>
+        <w:rPr>
+          <w:rFonts w:ascii="Arial" w:cs="Arial" w:eastAsia="Arial" w:hAnsi="Arial"/>
+          <w:color w:val="000000"/>
+          <w:sz w:val="22"/>
+          <w:szCs w:val="22"/>
+        </w:rPr>
+        <w:t xml:space="preserve">The summary below the page lists each overlay and step in black on white, so it remains legible when printed. Printing shows the page exactly as toggled on screen.</w:t>
+      </w:r>
+    </w:p>
+    <w:p>
+      <w:pPr>
+        <w:spacing w:after="80" w:before="80"/>
+      </w:pPr>
+      <w:r>
+        <w:rPr>
+          <w:rFonts w:ascii="Arial" w:cs="Arial" w:eastAsia="Arial" w:hAnsi="Arial"/>
+          <w:b/>
+          <w:bCs/>
+          <w:color w:val="000000"/>
+          <w:sz w:val="22"/>
+          <w:szCs w:val="22"/>
+        </w:rPr>
+        <w:t xml:space="preserve">Note: </w:t>
+      </w:r>
+      <w:r>
+        <w:rPr>
+          <w:rFonts w:ascii="Arial" w:cs="Arial" w:eastAsia="Arial" w:hAnsi="Arial"/>
+          <w:color w:val="000000"/>
+          <w:sz w:val="22"/>
+          <w:szCs w:val="22"/>
+        </w:rPr>
+        <w:t xml:space="preserve">Limitations: a white box wrapped together with its text inside its own Form XObject is shown as a single layer; some content-stream overlays cannot be isolated and are listed but not independently toggleable. The report is a derived exhibit; present it with the source file’s MD5.</w:t>
+      </w:r>
+    </w:p>
+    <w:p>
+      <w:pPr>
+        <w:pStyle w:val="Heading2"/>
+      </w:pPr>
+      <w:r>
+        <w:rPr>
+          <w:rFonts w:ascii="Arial" w:cs="Arial" w:eastAsia="Arial" w:hAnsi="Arial"/>
+        </w:rPr>
+        <w:t xml:space="preserve">3.2  Document Risk Overview Spreadsheet</w:t>
+      </w:r>
+    </w:p>
+    <w:p>
+      <w:pPr>
+        <w:spacing w:after="80" w:before="80"/>
+      </w:pPr>
+      <w:r>
+        <w:rPr>
+          <w:rFonts w:ascii="Arial" w:cs="Arial" w:eastAsia="Arial" w:hAnsi="Arial"/>
+          <w:i/>
+          <w:iCs/>
+          <w:color w:val="5A5A5A"/>
+          <w:sz w:val="18"/>
+          <w:szCs w:val="18"/>
+        </w:rPr>
+        <w:t xml:space="preserve">File: {case}_risk-overview_{timestamp}.xlsx in the reports folder</w:t>
+      </w:r>
+    </w:p>
+    <w:p>
+      <w:pPr>
+        <w:spacing w:after="80" w:before="80"/>
+      </w:pPr>
+      <w:r>
+        <w:rPr>
+          <w:rFonts w:ascii="Arial" w:cs="Arial" w:eastAsia="Arial" w:hAnsi="Arial"/>
+          <w:color w:val="000000"/>
+          <w:sz w:val="22"/>
+          <w:szCs w:val="22"/>
+        </w:rPr>
+        <w:t xml:space="preserve">Written at the end of every report run: one row per analysed document with the same columns as the Document Risk Dossier (section 2.15), from the same query. The second row records the case, generation time, version, build and source database. The header row is frozen and filtered, so documents can be sorted and filtered by risk in Excel. It is a separate file rather than an update to the triage spreadsheet, so no spreadsheet is changed after it was written.</w:t>
+      </w:r>
+    </w:p>
+    <w:p>
+      <w:pPr>
+        <w:pStyle w:val="Heading2"/>
+      </w:pPr>
+      <w:r>
+        <w:rPr>
+          <w:rFonts w:ascii="Arial" w:cs="Arial" w:eastAsia="Arial" w:hAnsi="Arial"/>
+        </w:rPr>
+        <w:t xml:space="preserve">3.3  Case Index</w:t>
+      </w:r>
+    </w:p>
+    <w:p>
+      <w:pPr>
+        <w:spacing w:after="80" w:before="80"/>
+      </w:pPr>
+      <w:r>
+        <w:rPr>
+          <w:rFonts w:ascii="Arial" w:cs="Arial" w:eastAsia="Arial" w:hAnsi="Arial"/>
+          <w:i/>
+          <w:iCs/>
+          <w:color w:val="5A5A5A"/>
+          <w:sz w:val="18"/>
+          <w:szCs w:val="18"/>
+        </w:rPr>
+        <w:t xml:space="preserve">File: {case}_index.html at the root of the case folder</w:t>
+      </w:r>
+    </w:p>
+    <w:p>
+      <w:pPr>
+        <w:spacing w:after="80" w:before="80"/>
+      </w:pPr>
+      <w:r>
+        <w:rPr>
+          <w:rFonts w:ascii="Arial" w:cs="Arial" w:eastAsia="Arial" w:hAnsi="Arial"/>
+          <w:color w:val="000000"/>
+          <w:sz w:val="22"/>
+          <w:szCs w:val="22"/>
+        </w:rPr>
+        <w:t xml:space="preserve">A single page linking to every output for the case: reports, the visual overlay report, graphs, spreadsheets, extracted images, prior versions, session logs and databases. It is rebuilt after every analysis, triage, report and graph run (GUI and command line) and is a navigation aid, not evidence.</w:t>
+      </w:r>
+    </w:p>
+    <w:p>
+      <w:pPr>
+        <w:pStyle w:val="ListParagraph"/>
+        <w:numPr>
+          <w:ilvl w:val="0"/>
+          <w:numId w:val="2"/>
+        </w:numPr>
+        <w:spacing w:after="60" w:before="60"/>
+      </w:pPr>
+      <w:r>
+        <w:rPr>
+          <w:rFonts w:ascii="Arial" w:cs="Arial" w:eastAsia="Arial" w:hAnsi="Arial"/>
+          <w:color w:val="000000"/>
+          <w:sz w:val="22"/>
+          <w:szCs w:val="22"/>
+        </w:rPr>
+        <w:t xml:space="preserve">Outputs are grouped by the analysis database they came from, read from the file itself, so a report generated in a later session is filed under the database it was built from. The latest database is shown by default; a selector shows earlier ones.</w:t>
+      </w:r>
+    </w:p>
+    <w:p>
+      <w:pPr>
+        <w:pStyle w:val="ListParagraph"/>
+        <w:numPr>
+          <w:ilvl w:val="0"/>
+          <w:numId w:val="2"/>
+        </w:numPr>
+        <w:spacing w:after="60" w:before="60"/>
+      </w:pPr>
+      <w:r>
+        <w:rPr>
+          <w:rFonts w:ascii="Arial" w:cs="Arial" w:eastAsia="Arial" w:hAnsi="Arial"/>
+          <w:color w:val="000000"/>
+          <w:sz w:val="22"/>
+          <w:szCs w:val="22"/>
+        </w:rPr>
+        <w:t xml:space="preserve">Overview shows the submitted-files reconciliation (section 3.4), the analyses in the database split into submitted documents and prior versions, and a warning when one database’s outputs come from more than one build.</w:t>
+      </w:r>
+    </w:p>
+    <w:p>
+      <w:pPr>
+        <w:pStyle w:val="ListParagraph"/>
+        <w:numPr>
+          <w:ilvl w:val="0"/>
+          <w:numId w:val="2"/>
+        </w:numPr>
+        <w:spacing w:after="60" w:before="60"/>
+      </w:pPr>
+      <w:r>
+        <w:rPr>
+          <w:rFonts w:ascii="Arial" w:cs="Arial" w:eastAsia="Arial" w:hAnsi="Arial"/>
+          <w:color w:val="000000"/>
+          <w:sz w:val="22"/>
+          <w:szCs w:val="22"/>
+        </w:rPr>
+        <w:t xml:space="preserve">Forensic Reports lists the full catalogue, marked generated or not generated, with earlier copies of regenerated reports. Overview reports show the reports they combine.</w:t>
+      </w:r>
+    </w:p>
+    <w:p>
+      <w:pPr>
+        <w:pStyle w:val="ListParagraph"/>
+        <w:numPr>
+          <w:ilvl w:val="0"/>
+          <w:numId w:val="2"/>
+        </w:numPr>
+        <w:spacing w:after="60" w:before="60"/>
+      </w:pPr>
+      <w:r>
+        <w:rPr>
+          <w:rFonts w:ascii="Arial" w:cs="Arial" w:eastAsia="Arial" w:hAnsi="Arial"/>
+          <w:color w:val="000000"/>
+          <w:sz w:val="22"/>
+          <w:szCs w:val="22"/>
+        </w:rPr>
+        <w:t xml:space="preserve">Logs &amp; Provenance includes an output manifest: size and MD5 of each database, report, graph, spreadsheet, log and prior version at the time the index was built (cached in .pdf_forensics_index_cache.json so unchanged files are not re-hashed).</w:t>
+      </w:r>
+    </w:p>
+    <w:p>
+      <w:pPr>
+        <w:pStyle w:val="ListParagraph"/>
+        <w:numPr>
+          <w:ilvl w:val="0"/>
+          <w:numId w:val="2"/>
+        </w:numPr>
+        <w:spacing w:after="60" w:before="60"/>
+      </w:pPr>
+      <w:r>
+        <w:rPr>
+          <w:rFonts w:ascii="Arial" w:cs="Arial" w:eastAsia="Arial" w:hAnsi="Arial"/>
+          <w:color w:val="000000"/>
+          <w:sz w:val="22"/>
+          <w:szCs w:val="22"/>
+        </w:rPr>
+        <w:t xml:space="preserve">Browsers cannot open Excel files or databases directly; for those the index offers Copy path. Paste the path into Win+R or the File Explorer address bar to open the original file.</w:t>
+      </w:r>
+    </w:p>
+    <w:p>
+      <w:pPr>
+        <w:pStyle w:val="Heading2"/>
+      </w:pPr>
+      <w:r>
+        <w:rPr>
+          <w:rFonts w:ascii="Arial" w:cs="Arial" w:eastAsia="Arial" w:hAnsi="Arial"/>
+        </w:rPr>
+        <w:t xml:space="preserve">3.4  Submitted-Files Record</w:t>
+      </w:r>
+    </w:p>
+    <w:p>
+      <w:pPr>
+        <w:spacing w:after="80" w:before="80"/>
+      </w:pPr>
+      <w:r>
+        <w:rPr>
+          <w:rFonts w:ascii="Arial" w:cs="Arial" w:eastAsia="Arial" w:hAnsi="Arial"/>
+          <w:color w:val="000000"/>
+          <w:sz w:val="22"/>
+          <w:szCs w:val="22"/>
+        </w:rPr>
+        <w:t xml:space="preserve">Every file submitted for analysis is recorded in the submissions table (schema revision 8) with its outcome: analysed; identical copy of a file already analysed (with the file it matches); failed (with the error); or not found. Prior versions extracted by the tool are recorded too, flagged is_version = 1. Each run ends with a summary in the session log and the GUI, for example: 12 submitted: 6 analysed, 6 skipped as identical copies of files already analysed, 0 failed; plus 4 prior versions extracted and analysed.</w:t>
+      </w:r>
+    </w:p>
+    <w:p>
+      <w:pPr>
+        <w:pBdr>
+          <w:left w:val="single" w:color="ED1C24" w:sz="6" w:space="4"/>
+        </w:pBdr>
+        <w:shd w:fill="F0F0F0" w:val="clear"/>
+        <w:spacing w:after="0" w:before="0"/>
+      </w:pPr>
+      <w:r>
+        <w:rPr>
+          <w:rFonts w:ascii="Courier New" w:cs="Courier New" w:eastAsia="Courier New" w:hAnsi="Courier New"/>
+          <w:color w:val="333333"/>
+          <w:sz w:val="18"/>
+          <w:szCs w:val="18"/>
+        </w:rPr>
+        <w:t xml:space="preserve">SELECT outcome, COUNT(*) FROM submissions</w:t>
+      </w:r>
+    </w:p>
+    <w:p>
+      <w:pPr>
+        <w:pBdr>
+          <w:left w:val="single" w:color="ED1C24" w:sz="6" w:space="4"/>
+        </w:pBdr>
+        <w:shd w:fill="F0F0F0" w:val="clear"/>
+        <w:spacing w:after="0" w:before="0"/>
+      </w:pPr>
+      <w:r>
+        <w:rPr>
+          <w:rFonts w:ascii="Courier New" w:cs="Courier New" w:eastAsia="Courier New" w:hAnsi="Courier New"/>
+          <w:color w:val="333333"/>
+          <w:sz w:val="18"/>
+          <w:szCs w:val="18"/>
+        </w:rPr>
+        <w:t xml:space="preserve">WHERE is_version = 0 GROUP BY outcome;</w:t>
+      </w:r>
+    </w:p>
+    <w:p>
+      <w:pPr>
+        <w:pStyle w:val="Heading1"/>
+      </w:pPr>
+      <w:r>
+        <w:rPr>
+          <w:rFonts w:ascii="Arial" w:cs="Arial" w:eastAsia="Arial" w:hAnsi="Arial"/>
+        </w:rPr>
+        <w:t xml:space="preserve">4. Common Queries for Database Exploration</w:t>
       </w:r>
     </w:p>
     <w:p>
@@ -18978,7 +25147,7 @@
         <w:rPr>
           <w:rFonts w:ascii="Arial" w:cs="Arial" w:eastAsia="Arial" w:hAnsi="Arial"/>
         </w:rPr>
-        <w:t xml:space="preserve">4. References</w:t>
+        <w:t xml:space="preserve">5. References</w:t>
       </w:r>
     </w:p>
     <w:p>

--- a/Application/Documentation/02a_HTML_Reports_Technical.docx
+++ b/Application/Documentation/02a_HTML_Reports_Technical.docx
@@ -23331,7 +23331,7 @@
           <w:sz w:val="22"/>
           <w:szCs w:val="22"/>
         </w:rPr>
-        <w:t xml:space="preserve">Files submitted more than once. Same content, different name: byte-identical files (same MD5) submitted under different filenames; only the first is analysed, the others are recorded as identical copies. Same name, different content: files whose names match once a leading reference such as [008.1] is ignored, but whose content differs. Both patterns can matter: the same document resubmitted under different references, or different documents presented under the same name. Prior versions extracted by the tool are not included.</w:t>
+        <w:t xml:space="preserve">Files submitted more than once. Same content, different name: byte-identical files (same MD5) submitted under different filenames; only the first is analysed, the others are recorded as identical copies. Same name, different content: files whose names match once a leading reference such as [001.2] is ignored, but whose content differs. Both patterns can matter: the same document resubmitted under different references, or different documents presented under the same name. Prior versions extracted by the tool are not included.</w:t>
       </w:r>
     </w:p>
     <w:p>
@@ -24060,7 +24060,7 @@
           <w:sz w:val="22"/>
           <w:szCs w:val="22"/>
         </w:rPr>
-        <w:t xml:space="preserve">Names are compared after removing a leading bracketed or parenthesised reference such as [008.1] or (12), and ignoring case and repeated spaces. [008.1] CE 10032968.pdf and [010.2] CE 10032968.pdf therefore share a name.</w:t>
+        <w:t xml:space="preserve">Names are compared after removing a leading bracketed or parenthesised reference such as [001.2] or (12), and ignoring case and repeated spaces. [001.2] Invoice 0000123.pdf and [002.1] Invoice 0000123.pdf therefore share a name.</w:t>
       </w:r>
     </w:p>
     <w:p>

--- a/Application/Documentation/02a_HTML_Reports_Technical.docx
+++ b/Application/Documentation/02a_HTML_Reports_Technical.docx
@@ -111,7 +111,7 @@
           <w:sz w:val="22"/>
           <w:szCs w:val="22"/>
         </w:rPr>
-        <w:t xml:space="preserve">Document Date: October 9, 2026 · Applies to PDF Forensics Suite v1.0.0, build 2026-10-09</w:t>
+        <w:t xml:space="preserve">Document Date: October 13, 2026 · Applies to PDF Forensics Suite v1.0.0, build 2026-10-13</w:t>
       </w:r>
     </w:p>
     <w:p>
@@ -19495,7 +19495,7 @@
           <w:sz w:val="22"/>
           <w:szCs w:val="22"/>
         </w:rPr>
-        <w:t xml:space="preserve">Text over text: glyphs drawn over other glyphs, grouped into clusters within 25 points (CLUSTER_DIST). The detail lists the underlying and overlying glyphs.</w:t>
+        <w:t xml:space="preserve">Text over text: glyphs drawn over other glyphs, grouped into clusters within 25 points (CLUSTER_DIST). The detail lists the underlying and overlying glyphs. Neighbouring letters of the same line of text are not compared with each other, so tightly spaced text, such as OCR output squeezed to fit the scanned word widths, is not reported (since build 2026-10-13).</w:t>
       </w:r>
     </w:p>
     <w:p>

--- a/Application/Documentation/02a_HTML_Reports_Technical.docx
+++ b/Application/Documentation/02a_HTML_Reports_Technical.docx
@@ -111,7 +111,7 @@
           <w:sz w:val="22"/>
           <w:szCs w:val="22"/>
         </w:rPr>
-        <w:t xml:space="preserve">Document Date: October 13, 2026 · Applies to PDF Forensics Suite v1.0.0, build 2026-10-13</w:t>
+        <w:t xml:space="preserve">Document Date: October 14, 2026 · Applies to PDF Forensics Suite v1.0.0, build 2026-10-14</w:t>
       </w:r>
     </w:p>
     <w:p>
@@ -168,7 +168,7 @@
           <w:sz w:val="22"/>
           <w:szCs w:val="22"/>
         </w:rPr>
-        <w:t xml:space="preserve">PDF Forensics Suite generates twenty HTML reports from its SQLite database, plus three other outputs described in section 3: the Visual Overlay Report, the Document Risk Overview spreadsheet and the case index. Each report is a self-contained HTML file with embedded JavaScript for column sorting, filtering, CSV export, and the application logo. This document provides the complete technical reference for forensic examiners: the SQL query behind each report, the meaning and source of every column, and the manual validation steps an examiner should perform to verify the report's content against the underlying PDF file.</w:t>
+        <w:t xml:space="preserve">PDF Forensics Suite generates twenty-one HTML reports from its SQLite database, plus three other outputs described in section 3: the Visual Overlay Report, the Document Risk Overview spreadsheet and the case index. Each report is a self-contained HTML file with embedded JavaScript for column sorting, filtering, CSV export, and the application logo. This document provides the complete technical reference for forensic examiners: the SQL query behind each report, the meaning and source of every column, and the manual validation steps an examiner should perform to verify the report's content against the underlying PDF file.</w:t>
       </w:r>
     </w:p>
     <w:p>
@@ -7447,6 +7447,909 @@
     <w:p>
       <w:r>
         <w:br w:type="page"/>
+      </w:r>
+    </w:p>
+    <w:p>
+      <w:pPr>
+        <w:pStyle w:val="Heading2"/>
+      </w:pPr>
+      <w:r>
+        <w:rPr>
+          <w:rFonts w:ascii="Arial" w:cs="Arial" w:eastAsia="Arial" w:hAnsi="Arial"/>
+        </w:rPr>
+        <w:t xml:space="preserve">2.5.1  Encrypted Files</w:t>
+      </w:r>
+    </w:p>
+    <w:p>
+      <w:pPr>
+        <w:spacing w:after="80" w:before="80"/>
+      </w:pPr>
+      <w:r>
+        <w:rPr>
+          <w:rFonts w:ascii="Arial" w:cs="Arial" w:eastAsia="Arial" w:hAnsi="Arial"/>
+          <w:i/>
+          <w:iCs/>
+          <w:color w:val="5A5A5A"/>
+          <w:sz w:val="18"/>
+          <w:szCs w:val="18"/>
+        </w:rPr>
+        <w:t xml:space="preserve">Report ID: encrypted_files</w:t>
+      </w:r>
+    </w:p>
+    <w:p>
+      <w:pPr>
+        <w:spacing w:after="80" w:before="80"/>
+      </w:pPr>
+      <w:r>
+        <w:rPr>
+          <w:rFonts w:ascii="Arial" w:cs="Arial" w:eastAsia="Arial" w:hAnsi="Arial"/>
+          <w:color w:val="000000"/>
+          <w:sz w:val="22"/>
+          <w:szCs w:val="22"/>
+        </w:rPr>
+        <w:t xml:space="preserve">Every password-encrypted PDF submitted for analysis and how it was handled. A header on the report cautions that it contains passwords. Files that are not encrypted are not listed. Built from the encryption table (see the Risk Scoring Technical Reference, schema), not by a single SQL query; a database analysed before this table existed shows one explanatory row.</w:t>
+      </w:r>
+    </w:p>
+    <w:p>
+      <w:pPr>
+        <w:pStyle w:val="Heading3"/>
+      </w:pPr>
+      <w:r>
+        <w:rPr>
+          <w:rFonts w:ascii="Arial" w:cs="Arial" w:eastAsia="Arial" w:hAnsi="Arial"/>
+        </w:rPr>
+        <w:t xml:space="preserve">Column Reference</w:t>
+      </w:r>
+    </w:p>
+    <w:tbl>
+      <w:tblPr>
+        <w:tblW w:type="dxa" w:w="9360"/>
+        <w:tblLayout w:type="fixed"/>
+      </w:tblPr>
+      <w:tblGrid>
+        <w:gridCol w:w="2000"/>
+        <w:gridCol w:w="900"/>
+        <w:gridCol w:w="6460"/>
+      </w:tblGrid>
+      <w:tr>
+        <w:trPr>
+          <w:tblHeader/>
+        </w:trPr>
+        <w:tc>
+          <w:tcPr>
+            <w:tcW w:type="dxa" w:w="2000"/>
+            <w:tcBorders>
+              <w:top w:val="single" w:color="CCCCCC" w:sz="1"/>
+              <w:left w:val="single" w:color="CCCCCC" w:sz="1"/>
+              <w:bottom w:val="single" w:color="CCCCCC" w:sz="1"/>
+              <w:right w:val="single" w:color="CCCCCC" w:sz="1"/>
+            </w:tcBorders>
+            <w:shd w:fill="2B2B2B" w:val="clear"/>
+            <w:tcMar>
+              <w:top w:type="dxa" w:w="60"/>
+              <w:left w:type="dxa" w:w="100"/>
+              <w:bottom w:type="dxa" w:w="60"/>
+              <w:right w:type="dxa" w:w="100"/>
+            </w:tcMar>
+          </w:tcPr>
+          <w:p>
+            <w:r>
+              <w:rPr>
+                <w:rFonts w:ascii="Arial" w:cs="Arial" w:eastAsia="Arial" w:hAnsi="Arial"/>
+                <w:b/>
+                <w:bCs/>
+                <w:color w:val="FFFFFF"/>
+                <w:sz w:val="18"/>
+                <w:szCs w:val="18"/>
+              </w:rPr>
+              <w:t xml:space="preserve">Column</w:t>
+            </w:r>
+          </w:p>
+        </w:tc>
+        <w:tc>
+          <w:tcPr>
+            <w:tcW w:type="dxa" w:w="900"/>
+            <w:tcBorders>
+              <w:top w:val="single" w:color="CCCCCC" w:sz="1"/>
+              <w:left w:val="single" w:color="CCCCCC" w:sz="1"/>
+              <w:bottom w:val="single" w:color="CCCCCC" w:sz="1"/>
+              <w:right w:val="single" w:color="CCCCCC" w:sz="1"/>
+            </w:tcBorders>
+            <w:shd w:fill="2B2B2B" w:val="clear"/>
+            <w:tcMar>
+              <w:top w:type="dxa" w:w="60"/>
+              <w:left w:type="dxa" w:w="100"/>
+              <w:bottom w:type="dxa" w:w="60"/>
+              <w:right w:type="dxa" w:w="100"/>
+            </w:tcMar>
+          </w:tcPr>
+          <w:p>
+            <w:r>
+              <w:rPr>
+                <w:rFonts w:ascii="Arial" w:cs="Arial" w:eastAsia="Arial" w:hAnsi="Arial"/>
+                <w:b/>
+                <w:bCs/>
+                <w:color w:val="FFFFFF"/>
+                <w:sz w:val="18"/>
+                <w:szCs w:val="18"/>
+              </w:rPr>
+              <w:t xml:space="preserve">Type</w:t>
+            </w:r>
+          </w:p>
+        </w:tc>
+        <w:tc>
+          <w:tcPr>
+            <w:tcW w:type="dxa" w:w="6460"/>
+            <w:tcBorders>
+              <w:top w:val="single" w:color="CCCCCC" w:sz="1"/>
+              <w:left w:val="single" w:color="CCCCCC" w:sz="1"/>
+              <w:bottom w:val="single" w:color="CCCCCC" w:sz="1"/>
+              <w:right w:val="single" w:color="CCCCCC" w:sz="1"/>
+            </w:tcBorders>
+            <w:shd w:fill="2B2B2B" w:val="clear"/>
+            <w:tcMar>
+              <w:top w:type="dxa" w:w="60"/>
+              <w:left w:type="dxa" w:w="100"/>
+              <w:bottom w:type="dxa" w:w="60"/>
+              <w:right w:type="dxa" w:w="100"/>
+            </w:tcMar>
+          </w:tcPr>
+          <w:p>
+            <w:r>
+              <w:rPr>
+                <w:rFonts w:ascii="Arial" w:cs="Arial" w:eastAsia="Arial" w:hAnsi="Arial"/>
+                <w:b/>
+                <w:bCs/>
+                <w:color w:val="FFFFFF"/>
+                <w:sz w:val="18"/>
+                <w:szCs w:val="18"/>
+              </w:rPr>
+              <w:t xml:space="preserve">Source / Meaning</w:t>
+            </w:r>
+          </w:p>
+        </w:tc>
+      </w:tr>
+      <w:tr>
+        <w:tc>
+          <w:tcPr>
+            <w:tcW w:type="dxa" w:w="2000"/>
+            <w:tcBorders>
+              <w:top w:val="single" w:color="CCCCCC" w:sz="1"/>
+              <w:left w:val="single" w:color="CCCCCC" w:sz="1"/>
+              <w:bottom w:val="single" w:color="CCCCCC" w:sz="1"/>
+              <w:right w:val="single" w:color="CCCCCC" w:sz="1"/>
+            </w:tcBorders>
+            <w:shd w:fill="FFFFFF" w:val="clear"/>
+            <w:tcMar>
+              <w:top w:type="dxa" w:w="60"/>
+              <w:left w:type="dxa" w:w="100"/>
+              <w:bottom w:type="dxa" w:w="60"/>
+              <w:right w:type="dxa" w:w="100"/>
+            </w:tcMar>
+          </w:tcPr>
+          <w:p>
+            <w:r>
+              <w:rPr>
+                <w:rFonts w:ascii="Arial" w:cs="Arial" w:eastAsia="Arial" w:hAnsi="Arial"/>
+                <w:color w:val="000000"/>
+                <w:sz w:val="18"/>
+                <w:szCs w:val="18"/>
+              </w:rPr>
+              <w:t xml:space="preserve">Filename / Path</w:t>
+            </w:r>
+          </w:p>
+        </w:tc>
+        <w:tc>
+          <w:tcPr>
+            <w:tcW w:type="dxa" w:w="900"/>
+            <w:tcBorders>
+              <w:top w:val="single" w:color="CCCCCC" w:sz="1"/>
+              <w:left w:val="single" w:color="CCCCCC" w:sz="1"/>
+              <w:bottom w:val="single" w:color="CCCCCC" w:sz="1"/>
+              <w:right w:val="single" w:color="CCCCCC" w:sz="1"/>
+            </w:tcBorders>
+            <w:shd w:fill="FFFFFF" w:val="clear"/>
+            <w:tcMar>
+              <w:top w:type="dxa" w:w="60"/>
+              <w:left w:type="dxa" w:w="100"/>
+              <w:bottom w:type="dxa" w:w="60"/>
+              <w:right w:type="dxa" w:w="100"/>
+            </w:tcMar>
+          </w:tcPr>
+          <w:p>
+            <w:r>
+              <w:rPr>
+                <w:rFonts w:ascii="Arial" w:cs="Arial" w:eastAsia="Arial" w:hAnsi="Arial"/>
+                <w:color w:val="000000"/>
+                <w:sz w:val="18"/>
+                <w:szCs w:val="18"/>
+              </w:rPr>
+              <w:t xml:space="preserve">Text</w:t>
+            </w:r>
+          </w:p>
+        </w:tc>
+        <w:tc>
+          <w:tcPr>
+            <w:tcW w:type="dxa" w:w="6460"/>
+            <w:tcBorders>
+              <w:top w:val="single" w:color="CCCCCC" w:sz="1"/>
+              <w:left w:val="single" w:color="CCCCCC" w:sz="1"/>
+              <w:bottom w:val="single" w:color="CCCCCC" w:sz="1"/>
+              <w:right w:val="single" w:color="CCCCCC" w:sz="1"/>
+            </w:tcBorders>
+            <w:shd w:fill="FFFFFF" w:val="clear"/>
+            <w:tcMar>
+              <w:top w:type="dxa" w:w="60"/>
+              <w:left w:type="dxa" w:w="100"/>
+              <w:bottom w:type="dxa" w:w="60"/>
+              <w:right w:type="dxa" w:w="100"/>
+            </w:tcMar>
+          </w:tcPr>
+          <w:p>
+            <w:r>
+              <w:rPr>
+                <w:rFonts w:ascii="Arial" w:cs="Arial" w:eastAsia="Arial" w:hAnsi="Arial"/>
+                <w:color w:val="000000"/>
+                <w:sz w:val="18"/>
+                <w:szCs w:val="18"/>
+              </w:rPr>
+              <w:t xml:space="preserve">the submitted file</w:t>
+            </w:r>
+          </w:p>
+        </w:tc>
+      </w:tr>
+      <w:tr>
+        <w:tc>
+          <w:tcPr>
+            <w:tcW w:type="dxa" w:w="2000"/>
+            <w:tcBorders>
+              <w:top w:val="single" w:color="CCCCCC" w:sz="1"/>
+              <w:left w:val="single" w:color="CCCCCC" w:sz="1"/>
+              <w:bottom w:val="single" w:color="CCCCCC" w:sz="1"/>
+              <w:right w:val="single" w:color="CCCCCC" w:sz="1"/>
+            </w:tcBorders>
+            <w:shd w:fill="FFFFFF" w:val="clear"/>
+            <w:tcMar>
+              <w:top w:type="dxa" w:w="60"/>
+              <w:left w:type="dxa" w:w="100"/>
+              <w:bottom w:type="dxa" w:w="60"/>
+              <w:right w:type="dxa" w:w="100"/>
+            </w:tcMar>
+          </w:tcPr>
+          <w:p>
+            <w:r>
+              <w:rPr>
+                <w:rFonts w:ascii="Arial" w:cs="Arial" w:eastAsia="Arial" w:hAnsi="Arial"/>
+                <w:color w:val="000000"/>
+                <w:sz w:val="18"/>
+                <w:szCs w:val="18"/>
+              </w:rPr>
+              <w:t xml:space="preserve">Status</w:t>
+            </w:r>
+          </w:p>
+        </w:tc>
+        <w:tc>
+          <w:tcPr>
+            <w:tcW w:type="dxa" w:w="900"/>
+            <w:tcBorders>
+              <w:top w:val="single" w:color="CCCCCC" w:sz="1"/>
+              <w:left w:val="single" w:color="CCCCCC" w:sz="1"/>
+              <w:bottom w:val="single" w:color="CCCCCC" w:sz="1"/>
+              <w:right w:val="single" w:color="CCCCCC" w:sz="1"/>
+            </w:tcBorders>
+            <w:shd w:fill="FFFFFF" w:val="clear"/>
+            <w:tcMar>
+              <w:top w:type="dxa" w:w="60"/>
+              <w:left w:type="dxa" w:w="100"/>
+              <w:bottom w:type="dxa" w:w="60"/>
+              <w:right w:type="dxa" w:w="100"/>
+            </w:tcMar>
+          </w:tcPr>
+          <w:p>
+            <w:r>
+              <w:rPr>
+                <w:rFonts w:ascii="Arial" w:cs="Arial" w:eastAsia="Arial" w:hAnsi="Arial"/>
+                <w:color w:val="000000"/>
+                <w:sz w:val="18"/>
+                <w:szCs w:val="18"/>
+              </w:rPr>
+              <w:t xml:space="preserve">Text</w:t>
+            </w:r>
+          </w:p>
+        </w:tc>
+        <w:tc>
+          <w:tcPr>
+            <w:tcW w:type="dxa" w:w="6460"/>
+            <w:tcBorders>
+              <w:top w:val="single" w:color="CCCCCC" w:sz="1"/>
+              <w:left w:val="single" w:color="CCCCCC" w:sz="1"/>
+              <w:bottom w:val="single" w:color="CCCCCC" w:sz="1"/>
+              <w:right w:val="single" w:color="CCCCCC" w:sz="1"/>
+            </w:tcBorders>
+            <w:shd w:fill="FFFFFF" w:val="clear"/>
+            <w:tcMar>
+              <w:top w:type="dxa" w:w="60"/>
+              <w:left w:type="dxa" w:w="100"/>
+              <w:bottom w:type="dxa" w:w="60"/>
+              <w:right w:type="dxa" w:w="100"/>
+            </w:tcMar>
+          </w:tcPr>
+          <w:p>
+            <w:r>
+              <w:rPr>
+                <w:rFonts w:ascii="Arial" w:cs="Arial" w:eastAsia="Arial" w:hAnsi="Arial"/>
+                <w:color w:val="000000"/>
+                <w:sz w:val="18"/>
+                <w:szCs w:val="18"/>
+              </w:rPr>
+              <w:t xml:space="preserve">one of: opened with no password (permissions-only encryption); opened with a supplied password; NOT OPENED — no supplied password worked; NOT OPENED — password required, no password list was supplied</w:t>
+            </w:r>
+          </w:p>
+        </w:tc>
+      </w:tr>
+      <w:tr>
+        <w:tc>
+          <w:tcPr>
+            <w:tcW w:type="dxa" w:w="2000"/>
+            <w:tcBorders>
+              <w:top w:val="single" w:color="CCCCCC" w:sz="1"/>
+              <w:left w:val="single" w:color="CCCCCC" w:sz="1"/>
+              <w:bottom w:val="single" w:color="CCCCCC" w:sz="1"/>
+              <w:right w:val="single" w:color="CCCCCC" w:sz="1"/>
+            </w:tcBorders>
+            <w:shd w:fill="FFFFFF" w:val="clear"/>
+            <w:tcMar>
+              <w:top w:type="dxa" w:w="60"/>
+              <w:left w:type="dxa" w:w="100"/>
+              <w:bottom w:type="dxa" w:w="60"/>
+              <w:right w:type="dxa" w:w="100"/>
+            </w:tcMar>
+          </w:tcPr>
+          <w:p>
+            <w:r>
+              <w:rPr>
+                <w:rFonts w:ascii="Arial" w:cs="Arial" w:eastAsia="Arial" w:hAnsi="Arial"/>
+                <w:color w:val="000000"/>
+                <w:sz w:val="18"/>
+                <w:szCs w:val="18"/>
+              </w:rPr>
+              <w:t xml:space="preserve">Password</w:t>
+            </w:r>
+          </w:p>
+        </w:tc>
+        <w:tc>
+          <w:tcPr>
+            <w:tcW w:type="dxa" w:w="900"/>
+            <w:tcBorders>
+              <w:top w:val="single" w:color="CCCCCC" w:sz="1"/>
+              <w:left w:val="single" w:color="CCCCCC" w:sz="1"/>
+              <w:bottom w:val="single" w:color="CCCCCC" w:sz="1"/>
+              <w:right w:val="single" w:color="CCCCCC" w:sz="1"/>
+            </w:tcBorders>
+            <w:shd w:fill="FFFFFF" w:val="clear"/>
+            <w:tcMar>
+              <w:top w:type="dxa" w:w="60"/>
+              <w:left w:type="dxa" w:w="100"/>
+              <w:bottom w:type="dxa" w:w="60"/>
+              <w:right w:type="dxa" w:w="100"/>
+            </w:tcMar>
+          </w:tcPr>
+          <w:p>
+            <w:r>
+              <w:rPr>
+                <w:rFonts w:ascii="Arial" w:cs="Arial" w:eastAsia="Arial" w:hAnsi="Arial"/>
+                <w:color w:val="000000"/>
+                <w:sz w:val="18"/>
+                <w:szCs w:val="18"/>
+              </w:rPr>
+              <w:t xml:space="preserve">Text</w:t>
+            </w:r>
+          </w:p>
+        </w:tc>
+        <w:tc>
+          <w:tcPr>
+            <w:tcW w:type="dxa" w:w="6460"/>
+            <w:tcBorders>
+              <w:top w:val="single" w:color="CCCCCC" w:sz="1"/>
+              <w:left w:val="single" w:color="CCCCCC" w:sz="1"/>
+              <w:bottom w:val="single" w:color="CCCCCC" w:sz="1"/>
+              <w:right w:val="single" w:color="CCCCCC" w:sz="1"/>
+            </w:tcBorders>
+            <w:shd w:fill="FFFFFF" w:val="clear"/>
+            <w:tcMar>
+              <w:top w:type="dxa" w:w="60"/>
+              <w:left w:type="dxa" w:w="100"/>
+              <w:bottom w:type="dxa" w:w="60"/>
+              <w:right w:type="dxa" w:w="100"/>
+            </w:tcMar>
+          </w:tcPr>
+          <w:p>
+            <w:r>
+              <w:rPr>
+                <w:rFonts w:ascii="Arial" w:cs="Arial" w:eastAsia="Arial" w:hAnsi="Arial"/>
+                <w:color w:val="000000"/>
+                <w:sz w:val="18"/>
+                <w:szCs w:val="18"/>
+              </w:rPr>
+              <w:t xml:space="preserve">the password that opened the file, shown verbatim as part of the forensic record and the repeatable procedure; blank for permissions-only files and for files not opened</w:t>
+            </w:r>
+          </w:p>
+        </w:tc>
+      </w:tr>
+      <w:tr>
+        <w:tc>
+          <w:tcPr>
+            <w:tcW w:type="dxa" w:w="2000"/>
+            <w:tcBorders>
+              <w:top w:val="single" w:color="CCCCCC" w:sz="1"/>
+              <w:left w:val="single" w:color="CCCCCC" w:sz="1"/>
+              <w:bottom w:val="single" w:color="CCCCCC" w:sz="1"/>
+              <w:right w:val="single" w:color="CCCCCC" w:sz="1"/>
+            </w:tcBorders>
+            <w:shd w:fill="FFFFFF" w:val="clear"/>
+            <w:tcMar>
+              <w:top w:type="dxa" w:w="60"/>
+              <w:left w:type="dxa" w:w="100"/>
+              <w:bottom w:type="dxa" w:w="60"/>
+              <w:right w:type="dxa" w:w="100"/>
+            </w:tcMar>
+          </w:tcPr>
+          <w:p>
+            <w:r>
+              <w:rPr>
+                <w:rFonts w:ascii="Arial" w:cs="Arial" w:eastAsia="Arial" w:hAnsi="Arial"/>
+                <w:color w:val="000000"/>
+                <w:sz w:val="18"/>
+                <w:szCs w:val="18"/>
+              </w:rPr>
+              <w:t xml:space="preserve">Source</w:t>
+            </w:r>
+          </w:p>
+        </w:tc>
+        <w:tc>
+          <w:tcPr>
+            <w:tcW w:type="dxa" w:w="900"/>
+            <w:tcBorders>
+              <w:top w:val="single" w:color="CCCCCC" w:sz="1"/>
+              <w:left w:val="single" w:color="CCCCCC" w:sz="1"/>
+              <w:bottom w:val="single" w:color="CCCCCC" w:sz="1"/>
+              <w:right w:val="single" w:color="CCCCCC" w:sz="1"/>
+            </w:tcBorders>
+            <w:shd w:fill="FFFFFF" w:val="clear"/>
+            <w:tcMar>
+              <w:top w:type="dxa" w:w="60"/>
+              <w:left w:type="dxa" w:w="100"/>
+              <w:bottom w:type="dxa" w:w="60"/>
+              <w:right w:type="dxa" w:w="100"/>
+            </w:tcMar>
+          </w:tcPr>
+          <w:p>
+            <w:r>
+              <w:rPr>
+                <w:rFonts w:ascii="Arial" w:cs="Arial" w:eastAsia="Arial" w:hAnsi="Arial"/>
+                <w:color w:val="000000"/>
+                <w:sz w:val="18"/>
+                <w:szCs w:val="18"/>
+              </w:rPr>
+              <w:t xml:space="preserve">Text</w:t>
+            </w:r>
+          </w:p>
+        </w:tc>
+        <w:tc>
+          <w:tcPr>
+            <w:tcW w:type="dxa" w:w="6460"/>
+            <w:tcBorders>
+              <w:top w:val="single" w:color="CCCCCC" w:sz="1"/>
+              <w:left w:val="single" w:color="CCCCCC" w:sz="1"/>
+              <w:bottom w:val="single" w:color="CCCCCC" w:sz="1"/>
+              <w:right w:val="single" w:color="CCCCCC" w:sz="1"/>
+            </w:tcBorders>
+            <w:shd w:fill="FFFFFF" w:val="clear"/>
+            <w:tcMar>
+              <w:top w:type="dxa" w:w="60"/>
+              <w:left w:type="dxa" w:w="100"/>
+              <w:bottom w:type="dxa" w:w="60"/>
+              <w:right w:type="dxa" w:w="100"/>
+            </w:tcMar>
+          </w:tcPr>
+          <w:p>
+            <w:r>
+              <w:rPr>
+                <w:rFonts w:ascii="Arial" w:cs="Arial" w:eastAsia="Arial" w:hAnsi="Arial"/>
+                <w:color w:val="000000"/>
+                <w:sz w:val="18"/>
+                <w:szCs w:val="18"/>
+              </w:rPr>
+              <w:t xml:space="preserve">where that password came from, e.g. empty password, known-good (found earlier this run), or list line N</w:t>
+            </w:r>
+          </w:p>
+        </w:tc>
+      </w:tr>
+      <w:tr>
+        <w:tc>
+          <w:tcPr>
+            <w:tcW w:type="dxa" w:w="2000"/>
+            <w:tcBorders>
+              <w:top w:val="single" w:color="CCCCCC" w:sz="1"/>
+              <w:left w:val="single" w:color="CCCCCC" w:sz="1"/>
+              <w:bottom w:val="single" w:color="CCCCCC" w:sz="1"/>
+              <w:right w:val="single" w:color="CCCCCC" w:sz="1"/>
+            </w:tcBorders>
+            <w:shd w:fill="FFFFFF" w:val="clear"/>
+            <w:tcMar>
+              <w:top w:type="dxa" w:w="60"/>
+              <w:left w:type="dxa" w:w="100"/>
+              <w:bottom w:type="dxa" w:w="60"/>
+              <w:right w:type="dxa" w:w="100"/>
+            </w:tcMar>
+          </w:tcPr>
+          <w:p>
+            <w:r>
+              <w:rPr>
+                <w:rFonts w:ascii="Arial" w:cs="Arial" w:eastAsia="Arial" w:hAnsi="Arial"/>
+                <w:color w:val="000000"/>
+                <w:sz w:val="18"/>
+                <w:szCs w:val="18"/>
+              </w:rPr>
+              <w:t xml:space="preserve">Scheme</w:t>
+            </w:r>
+          </w:p>
+        </w:tc>
+        <w:tc>
+          <w:tcPr>
+            <w:tcW w:type="dxa" w:w="900"/>
+            <w:tcBorders>
+              <w:top w:val="single" w:color="CCCCCC" w:sz="1"/>
+              <w:left w:val="single" w:color="CCCCCC" w:sz="1"/>
+              <w:bottom w:val="single" w:color="CCCCCC" w:sz="1"/>
+              <w:right w:val="single" w:color="CCCCCC" w:sz="1"/>
+            </w:tcBorders>
+            <w:shd w:fill="FFFFFF" w:val="clear"/>
+            <w:tcMar>
+              <w:top w:type="dxa" w:w="60"/>
+              <w:left w:type="dxa" w:w="100"/>
+              <w:bottom w:type="dxa" w:w="60"/>
+              <w:right w:type="dxa" w:w="100"/>
+            </w:tcMar>
+          </w:tcPr>
+          <w:p>
+            <w:r>
+              <w:rPr>
+                <w:rFonts w:ascii="Arial" w:cs="Arial" w:eastAsia="Arial" w:hAnsi="Arial"/>
+                <w:color w:val="000000"/>
+                <w:sz w:val="18"/>
+                <w:szCs w:val="18"/>
+              </w:rPr>
+              <w:t xml:space="preserve">Text</w:t>
+            </w:r>
+          </w:p>
+        </w:tc>
+        <w:tc>
+          <w:tcPr>
+            <w:tcW w:type="dxa" w:w="6460"/>
+            <w:tcBorders>
+              <w:top w:val="single" w:color="CCCCCC" w:sz="1"/>
+              <w:left w:val="single" w:color="CCCCCC" w:sz="1"/>
+              <w:bottom w:val="single" w:color="CCCCCC" w:sz="1"/>
+              <w:right w:val="single" w:color="CCCCCC" w:sz="1"/>
+            </w:tcBorders>
+            <w:shd w:fill="FFFFFF" w:val="clear"/>
+            <w:tcMar>
+              <w:top w:type="dxa" w:w="60"/>
+              <w:left w:type="dxa" w:w="100"/>
+              <w:bottom w:type="dxa" w:w="60"/>
+              <w:right w:type="dxa" w:w="100"/>
+            </w:tcMar>
+          </w:tcPr>
+          <w:p>
+            <w:r>
+              <w:rPr>
+                <w:rFonts w:ascii="Arial" w:cs="Arial" w:eastAsia="Arial" w:hAnsi="Arial"/>
+                <w:color w:val="000000"/>
+                <w:sz w:val="18"/>
+                <w:szCs w:val="18"/>
+              </w:rPr>
+              <w:t xml:space="preserve">encryption algorithm and parameters from the /Encrypt dictionary, e.g. AES-256 (V5 R6); blank for a locked file that could not be opened (pikepdf cannot read it without the password)</w:t>
+            </w:r>
+          </w:p>
+        </w:tc>
+      </w:tr>
+      <w:tr>
+        <w:tc>
+          <w:tcPr>
+            <w:tcW w:type="dxa" w:w="2000"/>
+            <w:tcBorders>
+              <w:top w:val="single" w:color="CCCCCC" w:sz="1"/>
+              <w:left w:val="single" w:color="CCCCCC" w:sz="1"/>
+              <w:bottom w:val="single" w:color="CCCCCC" w:sz="1"/>
+              <w:right w:val="single" w:color="CCCCCC" w:sz="1"/>
+            </w:tcBorders>
+            <w:shd w:fill="FFFFFF" w:val="clear"/>
+            <w:tcMar>
+              <w:top w:type="dxa" w:w="60"/>
+              <w:left w:type="dxa" w:w="100"/>
+              <w:bottom w:type="dxa" w:w="60"/>
+              <w:right w:type="dxa" w:w="100"/>
+            </w:tcMar>
+          </w:tcPr>
+          <w:p>
+            <w:r>
+              <w:rPr>
+                <w:rFonts w:ascii="Arial" w:cs="Arial" w:eastAsia="Arial" w:hAnsi="Arial"/>
+                <w:color w:val="000000"/>
+                <w:sz w:val="18"/>
+                <w:szCs w:val="18"/>
+              </w:rPr>
+              <w:t xml:space="preserve">Attempts</w:t>
+            </w:r>
+          </w:p>
+        </w:tc>
+        <w:tc>
+          <w:tcPr>
+            <w:tcW w:type="dxa" w:w="900"/>
+            <w:tcBorders>
+              <w:top w:val="single" w:color="CCCCCC" w:sz="1"/>
+              <w:left w:val="single" w:color="CCCCCC" w:sz="1"/>
+              <w:bottom w:val="single" w:color="CCCCCC" w:sz="1"/>
+              <w:right w:val="single" w:color="CCCCCC" w:sz="1"/>
+            </w:tcBorders>
+            <w:shd w:fill="FFFFFF" w:val="clear"/>
+            <w:tcMar>
+              <w:top w:type="dxa" w:w="60"/>
+              <w:left w:type="dxa" w:w="100"/>
+              <w:bottom w:type="dxa" w:w="60"/>
+              <w:right w:type="dxa" w:w="100"/>
+            </w:tcMar>
+          </w:tcPr>
+          <w:p>
+            <w:r>
+              <w:rPr>
+                <w:rFonts w:ascii="Arial" w:cs="Arial" w:eastAsia="Arial" w:hAnsi="Arial"/>
+                <w:color w:val="000000"/>
+                <w:sz w:val="18"/>
+                <w:szCs w:val="18"/>
+              </w:rPr>
+              <w:t xml:space="preserve">Numeric</w:t>
+            </w:r>
+          </w:p>
+        </w:tc>
+        <w:tc>
+          <w:tcPr>
+            <w:tcW w:type="dxa" w:w="6460"/>
+            <w:tcBorders>
+              <w:top w:val="single" w:color="CCCCCC" w:sz="1"/>
+              <w:left w:val="single" w:color="CCCCCC" w:sz="1"/>
+              <w:bottom w:val="single" w:color="CCCCCC" w:sz="1"/>
+              <w:right w:val="single" w:color="CCCCCC" w:sz="1"/>
+            </w:tcBorders>
+            <w:shd w:fill="FFFFFF" w:val="clear"/>
+            <w:tcMar>
+              <w:top w:type="dxa" w:w="60"/>
+              <w:left w:type="dxa" w:w="100"/>
+              <w:bottom w:type="dxa" w:w="60"/>
+              <w:right w:type="dxa" w:w="100"/>
+            </w:tcMar>
+          </w:tcPr>
+          <w:p>
+            <w:r>
+              <w:rPr>
+                <w:rFonts w:ascii="Arial" w:cs="Arial" w:eastAsia="Arial" w:hAnsi="Arial"/>
+                <w:color w:val="000000"/>
+                <w:sz w:val="18"/>
+                <w:szCs w:val="18"/>
+              </w:rPr>
+              <w:t xml:space="preserve">passwords tried on this file (the empty password counts as one)</w:t>
+            </w:r>
+          </w:p>
+        </w:tc>
+      </w:tr>
+      <w:tr>
+        <w:tc>
+          <w:tcPr>
+            <w:tcW w:type="dxa" w:w="2000"/>
+            <w:tcBorders>
+              <w:top w:val="single" w:color="CCCCCC" w:sz="1"/>
+              <w:left w:val="single" w:color="CCCCCC" w:sz="1"/>
+              <w:bottom w:val="single" w:color="CCCCCC" w:sz="1"/>
+              <w:right w:val="single" w:color="CCCCCC" w:sz="1"/>
+            </w:tcBorders>
+            <w:shd w:fill="FFFFFF" w:val="clear"/>
+            <w:tcMar>
+              <w:top w:type="dxa" w:w="60"/>
+              <w:left w:type="dxa" w:w="100"/>
+              <w:bottom w:type="dxa" w:w="60"/>
+              <w:right w:type="dxa" w:w="100"/>
+            </w:tcMar>
+          </w:tcPr>
+          <w:p>
+            <w:r>
+              <w:rPr>
+                <w:rFonts w:ascii="Arial" w:cs="Arial" w:eastAsia="Arial" w:hAnsi="Arial"/>
+                <w:color w:val="000000"/>
+                <w:sz w:val="18"/>
+                <w:szCs w:val="18"/>
+              </w:rPr>
+              <w:t xml:space="preserve">PDF MD5</w:t>
+            </w:r>
+          </w:p>
+        </w:tc>
+        <w:tc>
+          <w:tcPr>
+            <w:tcW w:type="dxa" w:w="900"/>
+            <w:tcBorders>
+              <w:top w:val="single" w:color="CCCCCC" w:sz="1"/>
+              <w:left w:val="single" w:color="CCCCCC" w:sz="1"/>
+              <w:bottom w:val="single" w:color="CCCCCC" w:sz="1"/>
+              <w:right w:val="single" w:color="CCCCCC" w:sz="1"/>
+            </w:tcBorders>
+            <w:shd w:fill="FFFFFF" w:val="clear"/>
+            <w:tcMar>
+              <w:top w:type="dxa" w:w="60"/>
+              <w:left w:type="dxa" w:w="100"/>
+              <w:bottom w:type="dxa" w:w="60"/>
+              <w:right w:type="dxa" w:w="100"/>
+            </w:tcMar>
+          </w:tcPr>
+          <w:p>
+            <w:r>
+              <w:rPr>
+                <w:rFonts w:ascii="Arial" w:cs="Arial" w:eastAsia="Arial" w:hAnsi="Arial"/>
+                <w:color w:val="000000"/>
+                <w:sz w:val="18"/>
+                <w:szCs w:val="18"/>
+              </w:rPr>
+              <w:t xml:space="preserve">Hash</w:t>
+            </w:r>
+          </w:p>
+        </w:tc>
+        <w:tc>
+          <w:tcPr>
+            <w:tcW w:type="dxa" w:w="6460"/>
+            <w:tcBorders>
+              <w:top w:val="single" w:color="CCCCCC" w:sz="1"/>
+              <w:left w:val="single" w:color="CCCCCC" w:sz="1"/>
+              <w:bottom w:val="single" w:color="CCCCCC" w:sz="1"/>
+              <w:right w:val="single" w:color="CCCCCC" w:sz="1"/>
+            </w:tcBorders>
+            <w:shd w:fill="FFFFFF" w:val="clear"/>
+            <w:tcMar>
+              <w:top w:type="dxa" w:w="60"/>
+              <w:left w:type="dxa" w:w="100"/>
+              <w:bottom w:type="dxa" w:w="60"/>
+              <w:right w:type="dxa" w:w="100"/>
+            </w:tcMar>
+          </w:tcPr>
+          <w:p>
+            <w:r>
+              <w:rPr>
+                <w:rFonts w:ascii="Arial" w:cs="Arial" w:eastAsia="Arial" w:hAnsi="Arial"/>
+                <w:color w:val="000000"/>
+                <w:sz w:val="18"/>
+                <w:szCs w:val="18"/>
+              </w:rPr>
+              <w:t xml:space="preserve">the file’s MD5</w:t>
+            </w:r>
+          </w:p>
+        </w:tc>
+      </w:tr>
+    </w:tbl>
+    <w:p/>
+    <w:p>
+      <w:pPr>
+        <w:pStyle w:val="Heading3"/>
+      </w:pPr>
+      <w:r>
+        <w:rPr>
+          <w:rFonts w:ascii="Arial" w:cs="Arial" w:eastAsia="Arial" w:hAnsi="Arial"/>
+        </w:rPr>
+        <w:t xml:space="preserve">How Passwords Are Tried</w:t>
+      </w:r>
+    </w:p>
+    <w:p>
+      <w:pPr>
+        <w:spacing w:after="80" w:before="80"/>
+      </w:pPr>
+      <w:r>
+        <w:rPr>
+          <w:rFonts w:ascii="Arial" w:cs="Arial" w:eastAsia="Arial" w:hAnsi="Arial"/>
+          <w:color w:val="000000"/>
+          <w:sz w:val="22"/>
+          <w:szCs w:val="22"/>
+        </w:rPr>
+        <w:t xml:space="preserve">The examiner supplies a text file of candidate passwords (passwords they already hold, from the custodian, the case file or lawful process). This is not a password cracker: it makes one attempt per supplied password, in order, and stops at the first that works. For each file the order is: the empty password (which opens permissions-only files at no cost), then passwords already found to work in this run (most recent first, since custodians reuse passwords), then the supplied list in its original order. A password that works is moved to the front of the known-good list for the files that follow. Nothing is written and no PDF is modified.</w:t>
+      </w:r>
+    </w:p>
+    <w:p>
+      <w:pPr>
+        <w:spacing w:after="80" w:before="80"/>
+      </w:pPr>
+      <w:r>
+        <w:rPr>
+          <w:rFonts w:ascii="Arial" w:cs="Arial" w:eastAsia="Arial" w:hAnsi="Arial"/>
+          <w:b/>
+          <w:bCs/>
+          <w:color w:val="000000"/>
+          <w:sz w:val="22"/>
+          <w:szCs w:val="22"/>
+        </w:rPr>
+        <w:t xml:space="preserve">List format. </w:t>
+      </w:r>
+      <w:r>
+        <w:rPr>
+          <w:rFonts w:ascii="Arial" w:cs="Arial" w:eastAsia="Arial" w:hAnsi="Arial"/>
+          <w:color w:val="000000"/>
+          <w:sz w:val="22"/>
+          <w:szCs w:val="22"/>
+        </w:rPr>
+        <w:t xml:space="preserve">Passwords are read from the list exactly as written, apart from the line break: leading and trailing spaces and a leading # are part of the password, so there are no comment lines. A list above 1,000 passwords brings a warning but is allowed. Trying many passwords against AES-256, which is deliberately slow to verify, takes longer than against older schemes.</w:t>
+      </w:r>
+    </w:p>
+    <w:p>
+      <w:pPr>
+        <w:pStyle w:val="Heading3"/>
+      </w:pPr>
+      <w:r>
+        <w:rPr>
+          <w:rFonts w:ascii="Arial" w:cs="Arial" w:eastAsia="Arial" w:hAnsi="Arial"/>
+        </w:rPr>
+        <w:t xml:space="preserve">Manual Validation</w:t>
+      </w:r>
+    </w:p>
+    <w:p>
+      <w:pPr>
+        <w:pStyle w:val="ListParagraph"/>
+        <w:numPr>
+          <w:ilvl w:val="0"/>
+          <w:numId w:val="3"/>
+        </w:numPr>
+        <w:spacing w:after="60" w:before="60"/>
+      </w:pPr>
+      <w:r>
+        <w:rPr>
+          <w:rFonts w:ascii="Arial" w:cs="Arial" w:eastAsia="Arial" w:hAnsi="Arial"/>
+          <w:color w:val="000000"/>
+          <w:sz w:val="22"/>
+          <w:szCs w:val="22"/>
+        </w:rPr>
+        <w:t xml:space="preserve">Open a file with the stated password in another PDF tool to confirm it: qpdf --password=PW --decrypt input.pdf output.pdf, or opening it in a viewer.</w:t>
+      </w:r>
+    </w:p>
+    <w:p>
+      <w:pPr>
+        <w:pStyle w:val="ListParagraph"/>
+        <w:numPr>
+          <w:ilvl w:val="0"/>
+          <w:numId w:val="3"/>
+        </w:numPr>
+        <w:spacing w:after="60" w:before="60"/>
+      </w:pPr>
+      <w:r>
+        <w:rPr>
+          <w:rFonts w:ascii="Arial" w:cs="Arial" w:eastAsia="Arial" w:hAnsi="Arial"/>
+          <w:color w:val="000000"/>
+          <w:sz w:val="22"/>
+          <w:szCs w:val="22"/>
+        </w:rPr>
+        <w:t xml:space="preserve">Read the encryption scheme without a password with qpdf --show-encryption input.pdf.</w:t>
+      </w:r>
+    </w:p>
+    <w:p>
+      <w:pPr>
+        <w:pStyle w:val="ListParagraph"/>
+        <w:numPr>
+          <w:ilvl w:val="0"/>
+          <w:numId w:val="3"/>
+        </w:numPr>
+        <w:spacing w:after="60" w:before="60"/>
+      </w:pPr>
+      <w:r>
+        <w:rPr>
+          <w:rFonts w:ascii="Arial" w:cs="Arial" w:eastAsia="Arial" w:hAnsi="Arial"/>
+          <w:color w:val="000000"/>
+          <w:sz w:val="22"/>
+          <w:szCs w:val="22"/>
+        </w:rPr>
+        <w:t xml:space="preserve">For a file not opened, confirm the passwords tried are in the supplied list and none is correct.</w:t>
       </w:r>
     </w:p>
     <w:p>

--- a/Application/Documentation/02a_HTML_Reports_Technical.docx
+++ b/Application/Documentation/02a_HTML_Reports_Technical.docx
@@ -111,7 +111,7 @@
           <w:sz w:val="22"/>
           <w:szCs w:val="22"/>
         </w:rPr>
-        <w:t xml:space="preserve">Document Date: October 14, 2026 · Applies to PDF Forensics Suite v1.0.0, build 2026-10-14</w:t>
+        <w:t xml:space="preserve">Document Date: October 15, 2026 · Applies to PDF Forensics Suite v1.0.0, build 2026-10-15</w:t>
       </w:r>
     </w:p>
     <w:p>

--- a/Application/Documentation/02a_HTML_Reports_Technical.docx
+++ b/Application/Documentation/02a_HTML_Reports_Technical.docx
@@ -111,7 +111,7 @@
           <w:sz w:val="22"/>
           <w:szCs w:val="22"/>
         </w:rPr>
-        <w:t xml:space="preserve">Document Date: October 15, 2026 · Applies to PDF Forensics Suite v1.0.0, build 2026-10-15</w:t>
+        <w:t xml:space="preserve">Document Date: October 20, 2026 · Applies to PDF Forensics Suite v1.0.0, build 2026-10-20</w:t>
       </w:r>
     </w:p>
     <w:p>

--- a/Application/Documentation/02a_HTML_Reports_Technical.docx
+++ b/Application/Documentation/02a_HTML_Reports_Technical.docx
@@ -62,7 +62,7 @@
           <w:sz w:val="52"/>
           <w:szCs w:val="52"/>
         </w:rPr>
-        <w:t xml:space="preserve">PDF FORENSICS SUITE v1.0.0</w:t>
+        <w:t xml:space="preserve">PDF FORENSICS SUITE v1.0.1</w:t>
       </w:r>
     </w:p>
     <w:p>
@@ -111,7 +111,7 @@
           <w:sz w:val="22"/>
           <w:szCs w:val="22"/>
         </w:rPr>
-        <w:t xml:space="preserve">Document Date: October 20, 2026 · Applies to PDF Forensics Suite v1.0.0, build 2026-10-20</w:t>
+        <w:t xml:space="preserve">Document Date: October 21, 2026 · Applies to PDF Forensics Suite v1.0.1, build 2026-10-21</w:t>
       </w:r>
     </w:p>
     <w:p>
@@ -128,7 +128,7 @@
           <w:sz w:val="20"/>
           <w:szCs w:val="20"/>
         </w:rPr>
-        <w:t xml:space="preserve">Released under the MIT License</w:t>
+        <w:t xml:space="preserve">Released under the Apache License, Version 2.0</w:t>
       </w:r>
     </w:p>
     <w:p>
@@ -26233,7 +26233,7 @@
         <w:sz w:val="16"/>
         <w:szCs w:val="16"/>
       </w:rPr>
-      <w:t xml:space="preserve">PDF Forensics Suite v1.0.0 — HTML Report Reference — Technical  </w:t>
+      <w:t xml:space="preserve">PDF Forensics Suite v1.0.1 — HTML Report Reference — Technical  </w:t>
     </w:r>
     <w:r>
       <w:rPr>
@@ -26321,7 +26321,7 @@
         <w:sz w:val="16"/>
         <w:szCs w:val="16"/>
       </w:rPr>
-      <w:t xml:space="preserve">PDF Forensics Suite v1.0.0 — HTML Report Reference — Technical</w:t>
+      <w:t xml:space="preserve">PDF Forensics Suite v1.0.1 — HTML Report Reference — Technical</w:t>
     </w:r>
   </w:p>
 </w:hdr>

--- a/Application/Documentation/02a_HTML_Reports_Technical.docx
+++ b/Application/Documentation/02a_HTML_Reports_Technical.docx
@@ -62,7 +62,7 @@
           <w:sz w:val="52"/>
           <w:szCs w:val="52"/>
         </w:rPr>
-        <w:t xml:space="preserve">PDF FORENSICS SUITE v1.0.1</w:t>
+        <w:t xml:space="preserve">PDF FORENSICS SUITE v1.0.2</w:t>
       </w:r>
     </w:p>
     <w:p>
@@ -111,7 +111,7 @@
           <w:sz w:val="22"/>
           <w:szCs w:val="22"/>
         </w:rPr>
-        <w:t xml:space="preserve">Document Date: October 21, 2026 · Applies to PDF Forensics Suite v1.0.1, build 2026-10-21</w:t>
+        <w:t xml:space="preserve">Document Date: October 22, 2026 · Applies to PDF Forensics Suite v1.0.2, build 2026-10-22</w:t>
       </w:r>
     </w:p>
     <w:p>
@@ -26233,7 +26233,7 @@
         <w:sz w:val="16"/>
         <w:szCs w:val="16"/>
       </w:rPr>
-      <w:t xml:space="preserve">PDF Forensics Suite v1.0.1 — HTML Report Reference — Technical  </w:t>
+      <w:t xml:space="preserve">PDF Forensics Suite v1.0.2 — HTML Report Reference — Technical  </w:t>
     </w:r>
     <w:r>
       <w:rPr>
@@ -26321,7 +26321,7 @@
         <w:sz w:val="16"/>
         <w:szCs w:val="16"/>
       </w:rPr>
-      <w:t xml:space="preserve">PDF Forensics Suite v1.0.1 — HTML Report Reference — Technical</w:t>
+      <w:t xml:space="preserve">PDF Forensics Suite v1.0.2 — HTML Report Reference — Technical</w:t>
     </w:r>
   </w:p>
 </w:hdr>

--- a/Application/Documentation/02a_HTML_Reports_Technical.docx
+++ b/Application/Documentation/02a_HTML_Reports_Technical.docx
@@ -62,7 +62,7 @@
           <w:sz w:val="52"/>
           <w:szCs w:val="52"/>
         </w:rPr>
-        <w:t xml:space="preserve">PDF FORENSICS SUITE v1.0.2</w:t>
+        <w:t xml:space="preserve">PDF FORENSICS SUITE v1.0.3</w:t>
       </w:r>
     </w:p>
     <w:p>
@@ -111,7 +111,7 @@
           <w:sz w:val="22"/>
           <w:szCs w:val="22"/>
         </w:rPr>
-        <w:t xml:space="preserve">Document Date: October 22, 2026 · Applies to PDF Forensics Suite v1.0.2, build 2026-10-22</w:t>
+        <w:t xml:space="preserve">Document Date: October 22, 2026 · Applies to PDF Forensics Suite v1.0.3, build 2026-10-22b</w:t>
       </w:r>
     </w:p>
     <w:p>
@@ -18161,7 +18161,7 @@
           <w:sz w:val="18"/>
           <w:szCs w:val="18"/>
         </w:rPr>
-        <w:t xml:space="preserve">          AND ft.code IN ('TEXT_OVERLAY', 'FONT_ANOMALY', 'REDACT_UNAPPLIED', 'SIGNED_THEN_MODIFIED', 'METADATA_DATE_ANOMALY', 'METADATA_MISMATCH', 'MIXED_CAMERA', 'VERSION_MISMATCH', 'XMP_ID_ANOMALY', 'STRUCTURAL_WARNING')</w:t>
+        <w:t xml:space="preserve">          AND ft.code IN ('TEXT_OVERLAY', 'FONT_ANOMALY', 'REDACT_UNAPPLIED', 'SIGNED_THEN_MODIFIED', 'METADATA_DATE_ANOMALY', 'METADATA_MISMATCH', 'MIXED_CAMERA', 'VERSION_MISMATCH', 'VERSION_INVALID', 'VERSION_CONFLICT', 'XMP_ID_ANOMALY', 'STRUCTURAL_WARNING')</w:t>
       </w:r>
     </w:p>
     <w:p>
@@ -18824,7 +18824,7 @@
                 <w:sz w:val="18"/>
                 <w:szCs w:val="18"/>
               </w:rPr>
-              <w:t xml:space="preserve">Distinct document-level finding_types.code values present in the document (TEXT_OVERLAY, FONT_ANOMALY, REDACT_UNAPPLIED, SIGNED_THEN_MODIFIED, METADATA_DATE_ANOMALY, METADATA_MISMATCH, MIXED_CAMERA, VERSION_MISMATCH, XMP_ID_ANOMALY, STRUCTURAL_WARNING). Empty when none.</w:t>
+              <w:t xml:space="preserve">Distinct document-level finding_types.code values present in the document (TEXT_OVERLAY, FONT_ANOMALY, REDACT_UNAPPLIED, SIGNED_THEN_MODIFIED, METADATA_DATE_ANOMALY, METADATA_MISMATCH, MIXED_CAMERA, VERSION_MISMATCH, VERSION_INVALID, VERSION_CONFLICT, XMP_ID_ANOMALY, STRUCTURAL_WARNING). Empty when none.</w:t>
             </w:r>
           </w:p>
         </w:tc>
@@ -19301,7 +19301,7 @@
           <w:sz w:val="22"/>
           <w:szCs w:val="22"/>
         </w:rPr>
-        <w:t xml:space="preserve">One row per document that uses PDF features requiring a newer version than it declares. The declared version (header, Catalog /Version, XMP) is trivially editable; the structural features present set a hard minimum version and, via each feature’s publication year, an earliest-possible date. The Detail column gives the declared versions, the effective minimum, the feature(s) forcing it with their reliability, any temporal contradiction with the claimed creation date, and the benign-cause caveat. The scoring and feature table are specified in the Technical Reference Guide, section 4.4. Columns: Filename (sticky), Severity, Detail, PDF MD5. The underlying query selects findings of type VERSION_ANACHRONISM joined to their analysis.</w:t>
+        <w:t xml:space="preserve">One row per finding about a document's PDF version, so every version problem is in one report. The Type column says which. VERSION_INVALID: a declared version (header, Catalog /Version or XMP pdf:PDFVersion) that does not exist; only 1.0 to 1.7 and 2.0 do. VERSION_CONFLICT: the XMP version disagrees with the version in effect, or a later incremental update added, changed or removed a version declaration; the Detail lists each revision's declarations. VERSION_ANACHRONISM: PDF features requiring a newer version than the highest valid declared version (invalid values are excluded); the Detail gives the declared versions, the effective minimum, the feature(s) forcing it with their reliability, any temporal contradiction with the claimed creation date, and the benign-cause caveat. Rows are ordered by filename, then invalid, conflict and anachronism. The scoring and feature table are specified in the Technical Reference Guide, section 4.4. Columns: Filename (sticky), Type, Severity, Detail, PDF MD5. The underlying query selects findings of types VERSION_INVALID, VERSION_CONFLICT and VERSION_ANACHRONISM joined to their analysis.</w:t>
       </w:r>
     </w:p>
     <w:p>
@@ -19315,7 +19315,7 @@
           <w:sz w:val="22"/>
           <w:szCs w:val="22"/>
         </w:rPr>
-        <w:t xml:space="preserve">Technical note: a version gap alone is not proof of tampering (some producers hard-code an old header while writing newer structures), so a bare gap reads as requires-review; the finding is strongest when the gap is large, declared in more than one place, or contradicted by the creation date. This report is distinct from the Incremental Updates and metadata reports, which it corroborates.</w:t>
+        <w:t xml:space="preserve">Technical note: for VERSION_ANACHRONISM, a version gap alone is not proof of tampering (some producers hard-code an old header while writing newer structures), so a bare gap reads as requires-review; the finding is strongest when the gap is large, declared in more than one place, or contradicted by the creation date. This report is distinct from the Incremental Updates and metadata reports, which it corroborates.</w:t>
       </w:r>
     </w:p>
     <w:p>
@@ -26233,7 +26233,7 @@
         <w:sz w:val="16"/>
         <w:szCs w:val="16"/>
       </w:rPr>
-      <w:t xml:space="preserve">PDF Forensics Suite v1.0.2 — HTML Report Reference — Technical  </w:t>
+      <w:t xml:space="preserve">PDF Forensics Suite v1.0.3 — HTML Report Reference — Technical  </w:t>
     </w:r>
     <w:r>
       <w:rPr>
@@ -26321,7 +26321,7 @@
         <w:sz w:val="16"/>
         <w:szCs w:val="16"/>
       </w:rPr>
-      <w:t xml:space="preserve">PDF Forensics Suite v1.0.2 — HTML Report Reference — Technical</w:t>
+      <w:t xml:space="preserve">PDF Forensics Suite v1.0.3 — HTML Report Reference — Technical</w:t>
     </w:r>
   </w:p>
 </w:hdr>

--- a/Application/Documentation/02a_HTML_Reports_Technical.docx
+++ b/Application/Documentation/02a_HTML_Reports_Technical.docx
@@ -62,7 +62,7 @@
           <w:sz w:val="52"/>
           <w:szCs w:val="52"/>
         </w:rPr>
-        <w:t xml:space="preserve">PDF FORENSICS SUITE v1.0.3</w:t>
+        <w:t xml:space="preserve">PDF FORENSICS SUITE v1.1.0</w:t>
       </w:r>
     </w:p>
     <w:p>
@@ -111,7 +111,7 @@
           <w:sz w:val="22"/>
           <w:szCs w:val="22"/>
         </w:rPr>
-        <w:t xml:space="preserve">Document Date: October 22, 2026 · Applies to PDF Forensics Suite v1.0.3, build 2026-10-22b</w:t>
+        <w:t xml:space="preserve">Document Date: October 22, 2026 · Applies to PDF Forensics Suite v1.1.0, build 2026-10-22c</w:t>
       </w:r>
     </w:p>
     <w:p>
@@ -168,7 +168,7 @@
           <w:sz w:val="22"/>
           <w:szCs w:val="22"/>
         </w:rPr>
-        <w:t xml:space="preserve">PDF Forensics Suite generates twenty-one HTML reports from its SQLite database, plus three other outputs described in section 3: the Visual Overlay Report, the Document Risk Overview spreadsheet and the case index. Each report is a self-contained HTML file with embedded JavaScript for column sorting, filtering, CSV export, and the application logo. This document provides the complete technical reference for forensic examiners: the SQL query behind each report, the meaning and source of every column, and the manual validation steps an examiner should perform to verify the report's content against the underlying PDF file.</w:t>
+        <w:t xml:space="preserve">PDF Forensics Suite generates twenty-two HTML reports from its SQLite database, plus three other outputs described in section 3: the Visual Overlay Report, the Document Risk Overview spreadsheet and the case index. Each report is a self-contained HTML file with embedded JavaScript for column sorting, filtering, CSV export, and the application logo. This document provides the complete technical reference for forensic examiners: the SQL query behind each report, the meaning and source of every column, and the manual validation steps an examiner should perform to verify the report's content against the underlying PDF file.</w:t>
       </w:r>
     </w:p>
     <w:p>
@@ -285,7 +285,7 @@
           <w:sz w:val="22"/>
           <w:szCs w:val="22"/>
         </w:rPr>
-        <w:t xml:space="preserve">One row per analyzed PDF. All metadata fields become column headers (dynamic pivot). Missing fields are blank. The Filename column is frozen (sticky) and remains visible when scrolling horizontally through many metadata columns. Metadata is collected from two sources: PyMuPDF's document.metadata dictionary (info_dict) and pikepdf's XMP metadata stream (xmp:).</w:t>
+        <w:t xml:space="preserve">One row per analyzed PDF. All metadata fields become column headers (dynamic pivot). Missing fields are blank. The Filename column is frozen (sticky) and remains visible when scrolling horizontally through many metadata columns. Metadata is collected from two sources: PyMuPDF's document.metadata dictionary (info_dict) and pikepdf's XMP metadata stream (xmp:). Two computed columns, CreationDate: Info = XMP and ModDate: Info = XMP, show TRUE when the Info dictionary and XMP values denote the same moment within 60 seconds after conversion to UTC, FALSE when they do not, and blank when either is missing or unparseable; the triage spreadsheet's pdf-metadata sheet carries the same two columns.</w:t>
       </w:r>
     </w:p>
     <w:p>
@@ -18161,7 +18161,7 @@
           <w:sz w:val="18"/>
           <w:szCs w:val="18"/>
         </w:rPr>
-        <w:t xml:space="preserve">          AND ft.code IN ('TEXT_OVERLAY', 'FONT_ANOMALY', 'REDACT_UNAPPLIED', 'SIGNED_THEN_MODIFIED', 'METADATA_DATE_ANOMALY', 'METADATA_MISMATCH', 'MIXED_CAMERA', 'VERSION_MISMATCH', 'VERSION_INVALID', 'VERSION_CONFLICT', 'XMP_ID_ANOMALY', 'STRUCTURAL_WARNING')</w:t>
+        <w:t xml:space="preserve">          AND ft.code IN ('TEXT_OVERLAY', 'FONT_ANOMALY', 'REDACT_UNAPPLIED', 'SIGNED_THEN_MODIFIED', 'METADATA_DATE_ANOMALY', 'METADATA_MISMATCH', 'MIXED_CAMERA', 'VERSION_MISMATCH', 'VERSION_INVALID', 'VERSION_CONFLICT', 'TIMELINE_INCONSISTENT', 'XMP_ID_ANOMALY', 'STRUCTURAL_WARNING')</w:t>
       </w:r>
     </w:p>
     <w:p>
@@ -18824,7 +18824,7 @@
                 <w:sz w:val="18"/>
                 <w:szCs w:val="18"/>
               </w:rPr>
-              <w:t xml:space="preserve">Distinct document-level finding_types.code values present in the document (TEXT_OVERLAY, FONT_ANOMALY, REDACT_UNAPPLIED, SIGNED_THEN_MODIFIED, METADATA_DATE_ANOMALY, METADATA_MISMATCH, MIXED_CAMERA, VERSION_MISMATCH, VERSION_INVALID, VERSION_CONFLICT, XMP_ID_ANOMALY, STRUCTURAL_WARNING). Empty when none.</w:t>
+              <w:t xml:space="preserve">Distinct document-level finding_types.code values present in the document (TEXT_OVERLAY, FONT_ANOMALY, REDACT_UNAPPLIED, SIGNED_THEN_MODIFIED, METADATA_DATE_ANOMALY, METADATA_MISMATCH, MIXED_CAMERA, VERSION_MISMATCH, VERSION_INVALID, VERSION_CONFLICT, TIMELINE_INCONSISTENT, XMP_ID_ANOMALY, STRUCTURAL_WARNING). Empty when none.</w:t>
             </w:r>
           </w:p>
         </w:tc>
@@ -25051,6 +25051,61 @@
           <w:szCs w:val="22"/>
         </w:rPr>
         <w:t xml:space="preserve">Confirm each group by hashing the files themselves (certutil -hashfile file.pdf MD5 on Windows, md5sum elsewhere).</w:t>
+      </w:r>
+    </w:p>
+    <w:p>
+      <w:pPr>
+        <w:pStyle w:val="Heading2"/>
+      </w:pPr>
+      <w:r>
+        <w:rPr>
+          <w:rFonts w:ascii="Arial" w:cs="Arial" w:eastAsia="Arial" w:hAnsi="Arial"/>
+        </w:rPr>
+        <w:t xml:space="preserve">2.21  Timeline Analysis</w:t>
+      </w:r>
+    </w:p>
+    <w:p>
+      <w:pPr>
+        <w:spacing w:after="80" w:before="80"/>
+      </w:pPr>
+      <w:r>
+        <w:rPr>
+          <w:rFonts w:ascii="Arial" w:cs="Arial" w:eastAsia="Arial" w:hAnsi="Arial"/>
+          <w:i/>
+          <w:iCs/>
+          <w:color w:val="5A5A5A"/>
+          <w:sz w:val="18"/>
+          <w:szCs w:val="18"/>
+        </w:rPr>
+        <w:t xml:space="preserve">Report ID: timeline</w:t>
+      </w:r>
+    </w:p>
+    <w:p>
+      <w:pPr>
+        <w:spacing w:after="80" w:before="80"/>
+      </w:pPr>
+      <w:r>
+        <w:rPr>
+          <w:rFonts w:ascii="Arial" w:cs="Arial" w:eastAsia="Arial" w:hAnsi="Arial"/>
+          <w:color w:val="000000"/>
+          <w:sz w:val="22"/>
+          <w:szCs w:val="22"/>
+        </w:rPr>
+        <w:t xml:space="preserve">One section per document: a SUMMARY row with the verdict (CONSISTENT, INCONSISTENT, INCLUDED IN PARENT for a prior version, or NOT AVAILABLE for a document analysed before version 1.1.0), followed by every timestamp in the document and its revisions in chronological order. Sources: Info dictionary and XMP dates, the XMP edit history, annotations, digital signatures, embedded files and photo EXIF capture dates. All times are normalised to UTC; the raw value and whether it carried a timezone (explicit, or none, assumed UTC) are shown beside each. Rows that break an expected order are marked FLAGGED, with the reason in the Issue column. The checks, tolerances and limitations are specified in the Technical Reference Guide, section 4.5. Columns: Filename (sticky), #, Status, UTC (normalised), Timezone in source, Raw value, Category, Source, Field, Revisions, Issue, Object (for validation), PDF MD5. The data comes from the timeline_events table (schema revision 10), built when each submitted document is analysed.</w:t>
+      </w:r>
+    </w:p>
+    <w:p>
+      <w:pPr>
+        <w:spacing w:after="80" w:before="80"/>
+      </w:pPr>
+      <w:r>
+        <w:rPr>
+          <w:rFonts w:ascii="Arial" w:cs="Arial" w:eastAsia="Arial" w:hAnsi="Arial"/>
+          <w:color w:val="000000"/>
+          <w:sz w:val="22"/>
+          <w:szCs w:val="22"/>
+        </w:rPr>
+        <w:t xml:space="preserve">Technical note: a value with no timezone is assumed to be UTC and is still flagged when out of order, so check the raw value before relying on such a flag: its true local offset can be up to 14 hours. A consistent timeline is not proof of authenticity, since timestamps can be edited consistently. Inconsistencies produce a TIMELINE_INCONSISTENT finding (HIGH, risk +20), shown in the Document Risk Summary.</w:t>
       </w:r>
     </w:p>
     <w:p>
@@ -26233,7 +26288,7 @@
         <w:sz w:val="16"/>
         <w:szCs w:val="16"/>
       </w:rPr>
-      <w:t xml:space="preserve">PDF Forensics Suite v1.0.3 — HTML Report Reference — Technical  </w:t>
+      <w:t xml:space="preserve">PDF Forensics Suite v1.1.0 — HTML Report Reference — Technical  </w:t>
     </w:r>
     <w:r>
       <w:rPr>
@@ -26321,7 +26376,7 @@
         <w:sz w:val="16"/>
         <w:szCs w:val="16"/>
       </w:rPr>
-      <w:t xml:space="preserve">PDF Forensics Suite v1.0.3 — HTML Report Reference — Technical</w:t>
+      <w:t xml:space="preserve">PDF Forensics Suite v1.1.0 — HTML Report Reference — Technical</w:t>
     </w:r>
   </w:p>
 </w:hdr>

--- a/Application/Documentation/02a_HTML_Reports_Technical.docx
+++ b/Application/Documentation/02a_HTML_Reports_Technical.docx
@@ -62,7 +62,7 @@
           <w:sz w:val="52"/>
           <w:szCs w:val="52"/>
         </w:rPr>
-        <w:t xml:space="preserve">PDF FORENSICS SUITE v1.1.0</w:t>
+        <w:t xml:space="preserve">PDF FORENSICS SUITE v1.1.1</w:t>
       </w:r>
     </w:p>
     <w:p>
@@ -111,7 +111,7 @@
           <w:sz w:val="22"/>
           <w:szCs w:val="22"/>
         </w:rPr>
-        <w:t xml:space="preserve">Document Date: October 22, 2026 · Applies to PDF Forensics Suite v1.1.0, build 2026-10-22c</w:t>
+        <w:t xml:space="preserve">Document Date: October 22, 2026 · Applies to PDF Forensics Suite v1.1.1, build 2026-10-22d</w:t>
       </w:r>
     </w:p>
     <w:p>
@@ -25091,7 +25091,7 @@
           <w:sz w:val="22"/>
           <w:szCs w:val="22"/>
         </w:rPr>
-        <w:t xml:space="preserve">One section per document: a SUMMARY row with the verdict (CONSISTENT, INCONSISTENT, INCLUDED IN PARENT for a prior version, or NOT AVAILABLE for a document analysed before version 1.1.0), followed by every timestamp in the document and its revisions in chronological order. Sources: Info dictionary and XMP dates, the XMP edit history, annotations, digital signatures, embedded files and photo EXIF capture dates. All times are normalised to UTC; the raw value and whether it carried a timezone (explicit, or none, assumed UTC) are shown beside each. Rows that break an expected order are marked FLAGGED, with the reason in the Issue column. The checks, tolerances and limitations are specified in the Technical Reference Guide, section 4.5. Columns: Filename (sticky), #, Status, UTC (normalised), Timezone in source, Raw value, Category, Source, Field, Revisions, Issue, Object (for validation), PDF MD5. The data comes from the timeline_events table (schema revision 10), built when each submitted document is analysed.</w:t>
+        <w:t xml:space="preserve">One section per document. A submitted document's section starts with a SUMMARY row giving the verdict (CONSISTENT or INCONSISTENT), the revisions examined (each prior version named by its extracted file) and any %%EOF marker that is not a revision, followed by every timestamp of every revision in chronological order, listed revision by revision even when a value is unchanged. Each prior version has its own section listing the timestamps of its revision, with its own verdict as checked within its parent's timeline. A document analysed before version 1.1.0 shows NOT AVAILABLE. Sources: Info dictionary and XMP dates, the XMP edit history, annotations, digital signatures, embedded files and photo EXIF capture dates. All times are normalised to UTC; the raw value and whether it carried a timezone (explicit, or none, assumed UTC) are shown beside each. Rows that break an expected order are marked FLAGGED, with the reason in the Issue column. The checks, tolerances and limitations are specified in the Technical Reference Guide, section 4.5. Columns: Filename (sticky), #, Status, UTC (normalised), Revision, Timezone in source, Raw value, Category, Source, Field, Issue, Object (for validation), PDF MD5. The data comes from the timeline_events table (schema revision 10), built when each submitted document is analysed; section 3.5 describes the same content as a spreadsheet.</w:t>
       </w:r>
     </w:p>
     <w:p>
@@ -25595,6 +25595,31 @@
           <w:szCs w:val="18"/>
         </w:rPr>
         <w:t xml:space="preserve">WHERE is_version = 0 GROUP BY outcome;</w:t>
+      </w:r>
+    </w:p>
+    <w:p>
+      <w:pPr>
+        <w:pStyle w:val="Heading2"/>
+      </w:pPr>
+      <w:r>
+        <w:rPr>
+          <w:rFonts w:ascii="Arial" w:cs="Arial" w:eastAsia="Arial" w:hAnsi="Arial"/>
+        </w:rPr>
+        <w:t xml:space="preserve">3.5  Timeline Analysis Spreadsheet</w:t>
+      </w:r>
+    </w:p>
+    <w:p>
+      <w:pPr>
+        <w:spacing w:after="80" w:before="80"/>
+      </w:pPr>
+      <w:r>
+        <w:rPr>
+          <w:rFonts w:ascii="Arial" w:cs="Arial" w:eastAsia="Arial" w:hAnsi="Arial"/>
+          <w:color w:val="000000"/>
+          <w:sz w:val="22"/>
+          <w:szCs w:val="22"/>
+        </w:rPr>
+        <w:t xml:space="preserve">The Timeline Analysis report as an Excel workbook ({case}_timeline-analysis_{timestamp}.xlsx in the reports folder), generated with the reports by the GUI and the report command, rebuilt with the reports after a password retry, and listed under Spreadsheets in the case index. Rows 1 to 3 of each sheet give the title, the provenance stamp (case, generation time, version and build, source database) and the note that all times are normalised to UTC. The timeline sheet has the report's columns, with flagged rows in light red and each SUMMARY row coloured by verdict; the summary sheet has one row per document: Filename, Kind (submitted document or prior version), Verdict, Timestamps, Flagged, Assumed UTC, Detail and PDF MD5. Both sheets have filters and a frozen header.</w:t>
       </w:r>
     </w:p>
     <w:p>
@@ -26288,7 +26313,7 @@
         <w:sz w:val="16"/>
         <w:szCs w:val="16"/>
       </w:rPr>
-      <w:t xml:space="preserve">PDF Forensics Suite v1.1.0 — HTML Report Reference — Technical  </w:t>
+      <w:t xml:space="preserve">PDF Forensics Suite v1.1.1 — HTML Report Reference — Technical  </w:t>
     </w:r>
     <w:r>
       <w:rPr>
@@ -26376,7 +26401,7 @@
         <w:sz w:val="16"/>
         <w:szCs w:val="16"/>
       </w:rPr>
-      <w:t xml:space="preserve">PDF Forensics Suite v1.1.0 — HTML Report Reference — Technical</w:t>
+      <w:t xml:space="preserve">PDF Forensics Suite v1.1.1 — HTML Report Reference — Technical</w:t>
     </w:r>
   </w:p>
 </w:hdr>

--- a/Application/Documentation/02a_HTML_Reports_Technical.docx
+++ b/Application/Documentation/02a_HTML_Reports_Technical.docx
@@ -62,7 +62,7 @@
           <w:sz w:val="52"/>
           <w:szCs w:val="52"/>
         </w:rPr>
-        <w:t xml:space="preserve">PDF FORENSICS SUITE v1.1.1</w:t>
+        <w:t xml:space="preserve">PDF FORENSICS SUITE v1.1.2</w:t>
       </w:r>
     </w:p>
     <w:p>
@@ -111,7 +111,7 @@
           <w:sz w:val="22"/>
           <w:szCs w:val="22"/>
         </w:rPr>
-        <w:t xml:space="preserve">Document Date: October 22, 2026 · Applies to PDF Forensics Suite v1.1.1, build 2026-10-22d</w:t>
+        <w:t xml:space="preserve">Document Date: October 22, 2026 · Applies to PDF Forensics Suite v1.1.2, build 2026-10-22e</w:t>
       </w:r>
     </w:p>
     <w:p>
@@ -5930,7 +5930,7 @@
           <w:sz w:val="22"/>
           <w:szCs w:val="22"/>
         </w:rPr>
-        <w:t xml:space="preserve">Documents with more than one %%EOF marker, indicating post-creation modification via incremental save. Each row represents one document with the count of revisions, the document’s detected linearisation state, the byte offsets of the first and last %%EOF markers, and the total file size. Linearized (web-optimized) files carry two markers by specification, so they appear here only with three or more; the Linearized column shows each file’s detected state (‘indeterminate’ when the file head could not be read).</w:t>
+        <w:t xml:space="preserve">Documents with more than one %%EOF marker, indicating post-creation modification via incremental save. Each row represents one document with the count of revisions, the document’s detected linearisation state, the byte offsets of the first and last %%EOF markers, and the total file size. Linearized (web-optimized) files carry two markers by specification, so they appear here only with three or more; the Linearized column shows each file’s detected state (‘indeterminate’ when the file head could not be read). The Editing Tool Identified column names a tool that marks its own updates; ExifTool ends each update with a %EndExifToolUpdate comment recording the original file length (EXIFTOOL_EDIT finding).</w:t>
       </w:r>
     </w:p>
     <w:p>
@@ -18161,7 +18161,7 @@
           <w:sz w:val="18"/>
           <w:szCs w:val="18"/>
         </w:rPr>
-        <w:t xml:space="preserve">          AND ft.code IN ('TEXT_OVERLAY', 'FONT_ANOMALY', 'REDACT_UNAPPLIED', 'SIGNED_THEN_MODIFIED', 'METADATA_DATE_ANOMALY', 'METADATA_MISMATCH', 'MIXED_CAMERA', 'VERSION_MISMATCH', 'VERSION_INVALID', 'VERSION_CONFLICT', 'TIMELINE_INCONSISTENT', 'XMP_ID_ANOMALY', 'STRUCTURAL_WARNING')</w:t>
+        <w:t xml:space="preserve">          AND ft.code IN ('TEXT_OVERLAY', 'FONT_ANOMALY', 'REDACT_UNAPPLIED', 'SIGNED_THEN_MODIFIED', 'METADATA_DATE_ANOMALY', 'METADATA_MISMATCH', 'MIXED_CAMERA', 'VERSION_MISMATCH', 'VERSION_INVALID', 'VERSION_CONFLICT', 'TIMELINE_INCONSISTENT', 'METADATA_REVISED', 'EXIFTOOL_EDIT', 'XMP_ID_ANOMALY', 'STRUCTURAL_WARNING')</w:t>
       </w:r>
     </w:p>
     <w:p>
@@ -18824,7 +18824,7 @@
                 <w:sz w:val="18"/>
                 <w:szCs w:val="18"/>
               </w:rPr>
-              <w:t xml:space="preserve">Distinct document-level finding_types.code values present in the document (TEXT_OVERLAY, FONT_ANOMALY, REDACT_UNAPPLIED, SIGNED_THEN_MODIFIED, METADATA_DATE_ANOMALY, METADATA_MISMATCH, MIXED_CAMERA, VERSION_MISMATCH, VERSION_INVALID, VERSION_CONFLICT, TIMELINE_INCONSISTENT, XMP_ID_ANOMALY, STRUCTURAL_WARNING). Empty when none.</w:t>
+              <w:t xml:space="preserve">Distinct document-level finding_types.code values present in the document (TEXT_OVERLAY, FONT_ANOMALY, REDACT_UNAPPLIED, SIGNED_THEN_MODIFIED, METADATA_DATE_ANOMALY, METADATA_MISMATCH, MIXED_CAMERA, VERSION_MISMATCH, VERSION_INVALID, VERSION_CONFLICT, TIMELINE_INCONSISTENT, METADATA_REVISED, EXIFTOOL_EDIT, XMP_ID_ANOMALY, STRUCTURAL_WARNING). Empty when none.</w:t>
             </w:r>
           </w:p>
         </w:tc>
@@ -26313,7 +26313,7 @@
         <w:sz w:val="16"/>
         <w:szCs w:val="16"/>
       </w:rPr>
-      <w:t xml:space="preserve">PDF Forensics Suite v1.1.1 — HTML Report Reference — Technical  </w:t>
+      <w:t xml:space="preserve">PDF Forensics Suite v1.1.2 — HTML Report Reference — Technical  </w:t>
     </w:r>
     <w:r>
       <w:rPr>
@@ -26401,7 +26401,7 @@
         <w:sz w:val="16"/>
         <w:szCs w:val="16"/>
       </w:rPr>
-      <w:t xml:space="preserve">PDF Forensics Suite v1.1.1 — HTML Report Reference — Technical</w:t>
+      <w:t xml:space="preserve">PDF Forensics Suite v1.1.2 — HTML Report Reference — Technical</w:t>
     </w:r>
   </w:p>
 </w:hdr>

--- a/Application/Documentation/02a_HTML_Reports_Technical.docx
+++ b/Application/Documentation/02a_HTML_Reports_Technical.docx
@@ -62,7 +62,7 @@
           <w:sz w:val="52"/>
           <w:szCs w:val="52"/>
         </w:rPr>
-        <w:t xml:space="preserve">PDF FORENSICS SUITE v1.1.2</w:t>
+        <w:t xml:space="preserve">PDF FORENSICS SUITE v1.1.3</w:t>
       </w:r>
     </w:p>
     <w:p>
@@ -111,7 +111,7 @@
           <w:sz w:val="22"/>
           <w:szCs w:val="22"/>
         </w:rPr>
-        <w:t xml:space="preserve">Document Date: October 22, 2026 · Applies to PDF Forensics Suite v1.1.2, build 2026-10-22e</w:t>
+        <w:t xml:space="preserve">Document Date: October 22, 2026 · Applies to PDF Forensics Suite v1.1.3, build 2026-10-22f</w:t>
       </w:r>
     </w:p>
     <w:p>
@@ -25091,7 +25091,7 @@
           <w:sz w:val="22"/>
           <w:szCs w:val="22"/>
         </w:rPr>
-        <w:t xml:space="preserve">One section per document. A submitted document's section starts with a SUMMARY row giving the verdict (CONSISTENT or INCONSISTENT), the revisions examined (each prior version named by its extracted file) and any %%EOF marker that is not a revision, followed by every timestamp of every revision in chronological order, listed revision by revision even when a value is unchanged. Each prior version has its own section listing the timestamps of its revision, with its own verdict as checked within its parent's timeline. A document analysed before version 1.1.0 shows NOT AVAILABLE. Sources: Info dictionary and XMP dates, the XMP edit history, annotations, digital signatures, embedded files and photo EXIF capture dates. All times are normalised to UTC; the raw value and whether it carried a timezone (explicit, or none, assumed UTC) are shown beside each. Rows that break an expected order are marked FLAGGED, with the reason in the Issue column. The checks, tolerances and limitations are specified in the Technical Reference Guide, section 4.5. Columns: Filename (sticky), #, Status, UTC (normalised), Revision, Timezone in source, Raw value, Category, Source, Field, Issue, Object (for validation), PDF MD5. The data comes from the timeline_events table (schema revision 10), built when each submitted document is analysed; section 3.5 describes the same content as a spreadsheet.</w:t>
+        <w:t xml:space="preserve">One section per document. A submitted document's section starts with a SUMMARY row giving the verdict (CONSISTENT or INCONSISTENT), the revisions examined (each prior version named by its extracted file) and any %%EOF marker that is not a revision, followed by every timestamp of every revision in chronological order, listed revision by revision even when a value is unchanged. Each prior version has its own section listing the timestamps of its revision, with its own verdict as checked within its parent's timeline. A document analysed before version 1.1.0 shows NOT AVAILABLE. Sources: Info dictionary and XMP dates, the XMP edit history, annotations, digital signatures, embedded files and photo EXIF capture dates. All times are normalised to UTC; the raw value and whether it carried a timezone (explicit, or none, assumed UTC) are shown beside each. Rows that break an expected order are marked FLAGGED, with the reason in the Issue column. The checks, tolerances and limitations are specified in the Technical Reference Guide, section 4.5. Columns: Filename (sticky), #, Status, UTC (normalised), Revision, Timezone in source, Raw value, Category, Source, Field, Issue, Object (for validation), PDF MD5. The data comes from the timeline_events table (schema revision 10), built when each submitted document is analysed; section 3.5 describes the same content as a spreadsheet. A revision attributed to ExifTool by its update marker (checked against the file's structure) is labelled [written by ExifTool per its update marker], and the summary row repeats the caveat that the marker is plain text, so the attribution corroborates rather than proves which tool made a change.</w:t>
       </w:r>
     </w:p>
     <w:p>
@@ -26313,7 +26313,7 @@
         <w:sz w:val="16"/>
         <w:szCs w:val="16"/>
       </w:rPr>
-      <w:t xml:space="preserve">PDF Forensics Suite v1.1.2 — HTML Report Reference — Technical  </w:t>
+      <w:t xml:space="preserve">PDF Forensics Suite v1.1.3 — HTML Report Reference — Technical  </w:t>
     </w:r>
     <w:r>
       <w:rPr>
@@ -26401,7 +26401,7 @@
         <w:sz w:val="16"/>
         <w:szCs w:val="16"/>
       </w:rPr>
-      <w:t xml:space="preserve">PDF Forensics Suite v1.1.2 — HTML Report Reference — Technical</w:t>
+      <w:t xml:space="preserve">PDF Forensics Suite v1.1.3 — HTML Report Reference — Technical</w:t>
     </w:r>
   </w:p>
 </w:hdr>

--- a/Application/Documentation/02a_HTML_Reports_Technical.docx
+++ b/Application/Documentation/02a_HTML_Reports_Technical.docx
@@ -62,7 +62,7 @@
           <w:sz w:val="52"/>
           <w:szCs w:val="52"/>
         </w:rPr>
-        <w:t xml:space="preserve">PDF FORENSICS SUITE v1.1.3</w:t>
+        <w:t xml:space="preserve">PDF FORENSICS SUITE v1.1.4</w:t>
       </w:r>
     </w:p>
     <w:p>
@@ -111,7 +111,7 @@
           <w:sz w:val="22"/>
           <w:szCs w:val="22"/>
         </w:rPr>
-        <w:t xml:space="preserve">Document Date: October 22, 2026 · Applies to PDF Forensics Suite v1.1.3, build 2026-10-22f</w:t>
+        <w:t xml:space="preserve">Document Date: October 22, 2026 · Applies to PDF Forensics Suite v1.1.4, build 2026-10-22g</w:t>
       </w:r>
     </w:p>
     <w:p>
@@ -26313,7 +26313,7 @@
         <w:sz w:val="16"/>
         <w:szCs w:val="16"/>
       </w:rPr>
-      <w:t xml:space="preserve">PDF Forensics Suite v1.1.3 — HTML Report Reference — Technical  </w:t>
+      <w:t xml:space="preserve">PDF Forensics Suite v1.1.4 — HTML Report Reference — Technical  </w:t>
     </w:r>
     <w:r>
       <w:rPr>
@@ -26401,7 +26401,7 @@
         <w:sz w:val="16"/>
         <w:szCs w:val="16"/>
       </w:rPr>
-      <w:t xml:space="preserve">PDF Forensics Suite v1.1.3 — HTML Report Reference — Technical</w:t>
+      <w:t xml:space="preserve">PDF Forensics Suite v1.1.4 — HTML Report Reference — Technical</w:t>
     </w:r>
   </w:p>
 </w:hdr>
